--- a/设计文档/系统设计文档.docx
+++ b/设计文档/系统设计文档.docx
@@ -375,7 +375,23 @@
           <w:rFonts w:ascii="宋体" w:eastAsia="宋体" w:hAnsi="宋体" w:hint="eastAsia"/>
           <w:sz w:val="24"/>
         </w:rPr>
-        <w:t>制作个性化对话AI或者游戏/动漫角色AI等（纯扩展）</w:t>
+        <w:t>制作个性化对话AI或者游戏/</w:t>
+      </w:r>
+      <w:proofErr w:type="gramStart"/>
+      <w:r>
+        <w:rPr>
+          <w:rFonts w:ascii="宋体" w:eastAsia="宋体" w:hAnsi="宋体" w:hint="eastAsia"/>
+          <w:sz w:val="24"/>
+        </w:rPr>
+        <w:t>动漫角色</w:t>
+      </w:r>
+      <w:proofErr w:type="gramEnd"/>
+      <w:r>
+        <w:rPr>
+          <w:rFonts w:ascii="宋体" w:eastAsia="宋体" w:hAnsi="宋体" w:hint="eastAsia"/>
+          <w:sz w:val="24"/>
+        </w:rPr>
+        <w:t>AI等（纯扩展）</w:t>
       </w:r>
     </w:p>
     <w:p>
@@ -791,13 +807,23 @@
           <w:szCs w:val="32"/>
         </w:rPr>
       </w:pPr>
+      <w:proofErr w:type="gramStart"/>
       <w:r>
         <w:rPr>
           <w:rFonts w:ascii="宋体" w:eastAsia="宋体" w:hAnsi="宋体" w:hint="eastAsia"/>
           <w:sz w:val="32"/>
           <w:szCs w:val="32"/>
         </w:rPr>
-        <w:t>第三方库和依赖的确定</w:t>
+        <w:t>第三方库和</w:t>
+      </w:r>
+      <w:proofErr w:type="gramEnd"/>
+      <w:r>
+        <w:rPr>
+          <w:rFonts w:ascii="宋体" w:eastAsia="宋体" w:hAnsi="宋体" w:hint="eastAsia"/>
+          <w:sz w:val="32"/>
+          <w:szCs w:val="32"/>
+        </w:rPr>
+        <w:t>依赖的确定</w:t>
       </w:r>
     </w:p>
     <w:p/>
@@ -816,9 +842,6 @@
           <w:ilvl w:val="0"/>
           <w:numId w:val="9"/>
         </w:numPr>
-        <w:rPr>
-          <w:rFonts w:hint="eastAsia"/>
-        </w:rPr>
       </w:pPr>
       <w:proofErr w:type="spellStart"/>
       <w:r>
@@ -842,9 +865,6 @@
           <w:ilvl w:val="0"/>
           <w:numId w:val="9"/>
         </w:numPr>
-        <w:rPr>
-          <w:rFonts w:hint="eastAsia"/>
-        </w:rPr>
       </w:pPr>
       <w:proofErr w:type="spellStart"/>
       <w:r>
@@ -905,32 +925,23 @@
           <w:ilvl w:val="0"/>
           <w:numId w:val="9"/>
         </w:numPr>
+      </w:pPr>
+      <w:proofErr w:type="spellStart"/>
+      <w:r>
         <w:rPr>
           <w:rFonts w:hint="eastAsia"/>
         </w:rPr>
-      </w:pPr>
-      <w:proofErr w:type="spellStart"/>
+        <w:t>json-cpp</w:t>
+      </w:r>
+      <w:proofErr w:type="spellEnd"/>
       <w:r>
         <w:rPr>
           <w:rFonts w:hint="eastAsia"/>
         </w:rPr>
-        <w:t>json-cpp</w:t>
-      </w:r>
-      <w:proofErr w:type="spellEnd"/>
-      <w:r>
-        <w:rPr>
-          <w:rFonts w:hint="eastAsia"/>
-        </w:rPr>
         <w:t>: JSON格式序列化反序列化库</w:t>
       </w:r>
     </w:p>
-    <w:p>
-      <w:pPr>
-        <w:rPr>
-          <w:rFonts w:hint="eastAsia"/>
-        </w:rPr>
-      </w:pPr>
-    </w:p>
+    <w:p/>
     <w:p>
       <w:pPr>
         <w:pStyle w:val="a9"/>
@@ -1138,7 +1149,23 @@
           <w:rFonts w:ascii="宋体" w:eastAsia="宋体" w:hAnsi="宋体" w:hint="eastAsia"/>
           <w:sz w:val="24"/>
         </w:rPr>
-        <w:t>curl：一块强大的命令行工具，支持HTTPS,HTTP,FTP等协议</w:t>
+        <w:t>curl：</w:t>
+      </w:r>
+      <w:proofErr w:type="gramStart"/>
+      <w:r>
+        <w:rPr>
+          <w:rFonts w:ascii="宋体" w:eastAsia="宋体" w:hAnsi="宋体" w:hint="eastAsia"/>
+          <w:sz w:val="24"/>
+        </w:rPr>
+        <w:t>一块强大</w:t>
+      </w:r>
+      <w:proofErr w:type="gramEnd"/>
+      <w:r>
+        <w:rPr>
+          <w:rFonts w:ascii="宋体" w:eastAsia="宋体" w:hAnsi="宋体" w:hint="eastAsia"/>
+          <w:sz w:val="24"/>
+        </w:rPr>
+        <w:t>的命令行工具，支持HTTPS,HTTP,FTP等协议</w:t>
       </w:r>
     </w:p>
     <w:p>
@@ -1308,7 +1335,7 @@
     <w:p>
       <w:pPr>
         <w:rPr>
-          <w:rFonts w:ascii="宋体" w:eastAsia="宋体" w:hAnsi="宋体" w:hint="eastAsia"/>
+          <w:rFonts w:ascii="宋体" w:eastAsia="宋体" w:hAnsi="宋体"/>
           <w:sz w:val="24"/>
         </w:rPr>
       </w:pPr>
@@ -1413,59 +1440,519 @@
     </w:p>
     <w:p>
       <w:pPr>
-        <w:rPr>
-          <w:rFonts w:ascii="宋体" w:eastAsia="宋体" w:hAnsi="宋体"/>
-          <w:sz w:val="24"/>
-        </w:rPr>
-      </w:pPr>
-    </w:p>
-    <w:p>
-      <w:pPr>
-        <w:rPr>
-          <w:rFonts w:ascii="宋体" w:eastAsia="宋体" w:hAnsi="宋体"/>
-          <w:sz w:val="24"/>
-        </w:rPr>
-      </w:pPr>
-    </w:p>
-    <w:p>
-      <w:pPr>
-        <w:rPr>
-          <w:rFonts w:ascii="宋体" w:eastAsia="宋体" w:hAnsi="宋体"/>
-          <w:sz w:val="24"/>
-        </w:rPr>
-      </w:pPr>
-    </w:p>
-    <w:p>
-      <w:pPr>
-        <w:rPr>
-          <w:rFonts w:ascii="宋体" w:eastAsia="宋体" w:hAnsi="宋体"/>
-          <w:sz w:val="24"/>
-        </w:rPr>
-      </w:pPr>
-    </w:p>
-    <w:p>
-      <w:pPr>
-        <w:rPr>
-          <w:rFonts w:ascii="宋体" w:eastAsia="宋体" w:hAnsi="宋体"/>
-          <w:sz w:val="24"/>
-        </w:rPr>
-      </w:pPr>
-    </w:p>
-    <w:p>
-      <w:pPr>
-        <w:rPr>
-          <w:rFonts w:ascii="宋体" w:eastAsia="宋体" w:hAnsi="宋体"/>
-          <w:sz w:val="24"/>
-        </w:rPr>
-      </w:pPr>
-    </w:p>
-    <w:p>
-      <w:pPr>
-        <w:rPr>
-          <w:rFonts w:ascii="宋体" w:eastAsia="宋体" w:hAnsi="宋体"/>
-          <w:sz w:val="24"/>
-        </w:rPr>
-      </w:pPr>
+        <w:pStyle w:val="1"/>
+        <w:rPr>
+          <w:rFonts w:ascii="宋体" w:eastAsia="宋体" w:hAnsi="宋体"/>
+          <w:sz w:val="32"/>
+          <w:szCs w:val="32"/>
+        </w:rPr>
+      </w:pPr>
+      <w:r>
+        <w:rPr>
+          <w:rFonts w:ascii="宋体" w:eastAsia="宋体" w:hAnsi="宋体" w:hint="eastAsia"/>
+          <w:sz w:val="32"/>
+          <w:szCs w:val="32"/>
+        </w:rPr>
+        <w:lastRenderedPageBreak/>
+        <w:t>项目结构设计</w:t>
+      </w:r>
+    </w:p>
+    <w:p>
+      <w:pPr>
+        <w:pStyle w:val="2"/>
+        <w:rPr>
+          <w:rFonts w:ascii="宋体" w:eastAsia="宋体" w:hAnsi="宋体"/>
+          <w:sz w:val="28"/>
+          <w:szCs w:val="28"/>
+        </w:rPr>
+      </w:pPr>
+      <w:r>
+        <w:rPr>
+          <w:rFonts w:ascii="宋体" w:eastAsia="宋体" w:hAnsi="宋体" w:hint="eastAsia"/>
+          <w:sz w:val="28"/>
+          <w:szCs w:val="28"/>
+        </w:rPr>
+        <w:t>数据结构设计</w:t>
+      </w:r>
+    </w:p>
+    <w:p>
+      <w:pPr>
+        <w:rPr>
+          <w:rFonts w:ascii="宋体" w:eastAsia="宋体" w:hAnsi="宋体"/>
+          <w:sz w:val="24"/>
+        </w:rPr>
+      </w:pPr>
+      <w:r>
+        <w:rPr>
+          <w:rFonts w:ascii="宋体" w:eastAsia="宋体" w:hAnsi="宋体" w:hint="eastAsia"/>
+          <w:sz w:val="24"/>
+        </w:rPr>
+        <w:t>通用头文件：</w:t>
+      </w:r>
+    </w:p>
+    <w:p>
+      <w:pPr>
+        <w:rPr>
+          <w:rFonts w:ascii="宋体" w:eastAsia="宋体" w:hAnsi="宋体"/>
+          <w:sz w:val="24"/>
+        </w:rPr>
+      </w:pPr>
+      <w:r>
+        <w:rPr>
+          <w:rFonts w:ascii="宋体" w:eastAsia="宋体" w:hAnsi="宋体" w:hint="eastAsia"/>
+          <w:sz w:val="24"/>
+        </w:rPr>
+        <w:t>消息结构类</w:t>
+      </w:r>
+      <w:r>
+        <w:rPr>
+          <w:rFonts w:ascii="宋体" w:eastAsia="宋体" w:hAnsi="宋体" w:hint="eastAsia"/>
+          <w:sz w:val="24"/>
+        </w:rPr>
+        <w:t>（Message）</w:t>
+      </w:r>
+      <w:r>
+        <w:rPr>
+          <w:rFonts w:ascii="宋体" w:eastAsia="宋体" w:hAnsi="宋体" w:hint="eastAsia"/>
+          <w:sz w:val="24"/>
+        </w:rPr>
+        <w:t>：维护用户向AI发送的消息的结构体。</w:t>
+      </w:r>
+    </w:p>
+    <w:p>
+      <w:pPr>
+        <w:rPr>
+          <w:rFonts w:ascii="宋体" w:eastAsia="宋体" w:hAnsi="宋体"/>
+          <w:sz w:val="24"/>
+        </w:rPr>
+      </w:pPr>
+      <w:r>
+        <w:rPr>
+          <w:rFonts w:ascii="宋体" w:eastAsia="宋体" w:hAnsi="宋体" w:hint="eastAsia"/>
+          <w:sz w:val="24"/>
+        </w:rPr>
+        <w:t>成员</w:t>
+      </w:r>
+      <w:r>
+        <w:rPr>
+          <w:rFonts w:ascii="宋体" w:eastAsia="宋体" w:hAnsi="宋体" w:hint="eastAsia"/>
+          <w:sz w:val="24"/>
+        </w:rPr>
+        <w:t>变量</w:t>
+      </w:r>
+      <w:r>
+        <w:rPr>
+          <w:rFonts w:ascii="宋体" w:eastAsia="宋体" w:hAnsi="宋体" w:hint="eastAsia"/>
+          <w:sz w:val="24"/>
+        </w:rPr>
+        <w:t>：消息ID，发送的角色，消息内容，发送的时间。</w:t>
+      </w:r>
+    </w:p>
+    <w:p>
+      <w:pPr>
+        <w:rPr>
+          <w:rFonts w:ascii="宋体" w:eastAsia="宋体" w:hAnsi="宋体"/>
+          <w:sz w:val="24"/>
+        </w:rPr>
+      </w:pPr>
+    </w:p>
+    <w:p>
+      <w:pPr>
+        <w:rPr>
+          <w:rFonts w:ascii="宋体" w:eastAsia="宋体" w:hAnsi="宋体"/>
+          <w:sz w:val="24"/>
+        </w:rPr>
+      </w:pPr>
+      <w:r>
+        <w:rPr>
+          <w:rFonts w:ascii="宋体" w:eastAsia="宋体" w:hAnsi="宋体" w:hint="eastAsia"/>
+          <w:sz w:val="24"/>
+        </w:rPr>
+        <w:t>模型基础配置类</w:t>
+      </w:r>
+      <w:r>
+        <w:rPr>
+          <w:rFonts w:ascii="宋体" w:eastAsia="宋体" w:hAnsi="宋体" w:hint="eastAsia"/>
+          <w:sz w:val="24"/>
+        </w:rPr>
+        <w:t>(Config)</w:t>
+      </w:r>
+      <w:r>
+        <w:rPr>
+          <w:rFonts w:ascii="宋体" w:eastAsia="宋体" w:hAnsi="宋体" w:hint="eastAsia"/>
+          <w:sz w:val="24"/>
+        </w:rPr>
+        <w:t>：</w:t>
+      </w:r>
+      <w:r>
+        <w:rPr>
+          <w:rFonts w:ascii="宋体" w:eastAsia="宋体" w:hAnsi="宋体" w:hint="eastAsia"/>
+          <w:sz w:val="24"/>
+        </w:rPr>
+        <w:t>管理模型</w:t>
+      </w:r>
+      <w:proofErr w:type="gramStart"/>
+      <w:r>
+        <w:rPr>
+          <w:rFonts w:ascii="宋体" w:eastAsia="宋体" w:hAnsi="宋体" w:hint="eastAsia"/>
+          <w:sz w:val="24"/>
+        </w:rPr>
+        <w:t>最</w:t>
+      </w:r>
+      <w:proofErr w:type="gramEnd"/>
+      <w:r>
+        <w:rPr>
+          <w:rFonts w:ascii="宋体" w:eastAsia="宋体" w:hAnsi="宋体" w:hint="eastAsia"/>
+          <w:sz w:val="24"/>
+        </w:rPr>
+        <w:t>基础的基类。</w:t>
+      </w:r>
+    </w:p>
+    <w:p>
+      <w:pPr>
+        <w:rPr>
+          <w:rFonts w:ascii="宋体" w:eastAsia="宋体" w:hAnsi="宋体" w:hint="eastAsia"/>
+          <w:sz w:val="24"/>
+        </w:rPr>
+      </w:pPr>
+      <w:r>
+        <w:rPr>
+          <w:rFonts w:ascii="宋体" w:eastAsia="宋体" w:hAnsi="宋体" w:hint="eastAsia"/>
+          <w:sz w:val="24"/>
+        </w:rPr>
+        <w:t>成员变量：模型名称，水温（0~2幻觉程度），最大token数（模型生成的最大/我们输入的token的最大限制）</w:t>
+      </w:r>
+    </w:p>
+    <w:p>
+      <w:pPr>
+        <w:rPr>
+          <w:rFonts w:ascii="宋体" w:eastAsia="宋体" w:hAnsi="宋体"/>
+          <w:sz w:val="24"/>
+        </w:rPr>
+      </w:pPr>
+    </w:p>
+    <w:p>
+      <w:pPr>
+        <w:rPr>
+          <w:rFonts w:ascii="宋体" w:eastAsia="宋体" w:hAnsi="宋体"/>
+          <w:sz w:val="24"/>
+        </w:rPr>
+      </w:pPr>
+      <w:r>
+        <w:rPr>
+          <w:rFonts w:ascii="宋体" w:eastAsia="宋体" w:hAnsi="宋体"/>
+          <w:sz w:val="24"/>
+        </w:rPr>
+        <w:t>A</w:t>
+      </w:r>
+      <w:r>
+        <w:rPr>
+          <w:rFonts w:ascii="宋体" w:eastAsia="宋体" w:hAnsi="宋体" w:hint="eastAsia"/>
+          <w:sz w:val="24"/>
+        </w:rPr>
+        <w:t>pi配置类</w:t>
+      </w:r>
+      <w:r>
+        <w:rPr>
+          <w:rFonts w:ascii="宋体" w:eastAsia="宋体" w:hAnsi="宋体" w:hint="eastAsia"/>
+          <w:sz w:val="24"/>
+        </w:rPr>
+        <w:t>(</w:t>
+      </w:r>
+      <w:proofErr w:type="spellStart"/>
+      <w:r>
+        <w:rPr>
+          <w:rFonts w:ascii="宋体" w:eastAsia="宋体" w:hAnsi="宋体" w:hint="eastAsia"/>
+          <w:sz w:val="24"/>
+        </w:rPr>
+        <w:t>API</w:t>
+      </w:r>
+      <w:r>
+        <w:rPr>
+          <w:rFonts w:ascii="宋体" w:eastAsia="宋体" w:hAnsi="宋体" w:hint="eastAsia"/>
+          <w:sz w:val="24"/>
+        </w:rPr>
+        <w:t>c</w:t>
+      </w:r>
+      <w:r>
+        <w:rPr>
+          <w:rFonts w:ascii="宋体" w:eastAsia="宋体" w:hAnsi="宋体" w:hint="eastAsia"/>
+          <w:sz w:val="24"/>
+        </w:rPr>
+        <w:t>onfig</w:t>
+      </w:r>
+      <w:proofErr w:type="spellEnd"/>
+      <w:r>
+        <w:rPr>
+          <w:rFonts w:ascii="宋体" w:eastAsia="宋体" w:hAnsi="宋体" w:hint="eastAsia"/>
+          <w:sz w:val="24"/>
+        </w:rPr>
+        <w:t>)</w:t>
+      </w:r>
+      <w:r>
+        <w:rPr>
+          <w:rFonts w:ascii="宋体" w:eastAsia="宋体" w:hAnsi="宋体" w:hint="eastAsia"/>
+          <w:sz w:val="24"/>
+        </w:rPr>
+        <w:t>：</w:t>
+      </w:r>
+    </w:p>
+    <w:p>
+      <w:pPr>
+        <w:rPr>
+          <w:rFonts w:ascii="宋体" w:eastAsia="宋体" w:hAnsi="宋体"/>
+          <w:sz w:val="24"/>
+        </w:rPr>
+      </w:pPr>
+      <w:r>
+        <w:rPr>
+          <w:rFonts w:ascii="宋体" w:eastAsia="宋体" w:hAnsi="宋体" w:hint="eastAsia"/>
+          <w:sz w:val="24"/>
+        </w:rPr>
+        <w:t>成员变量：</w:t>
+      </w:r>
+      <w:proofErr w:type="spellStart"/>
+      <w:r>
+        <w:rPr>
+          <w:rFonts w:ascii="宋体" w:eastAsia="宋体" w:hAnsi="宋体" w:hint="eastAsia"/>
+          <w:sz w:val="24"/>
+        </w:rPr>
+        <w:t>api</w:t>
+      </w:r>
+      <w:proofErr w:type="spellEnd"/>
+      <w:r>
+        <w:rPr>
+          <w:rFonts w:ascii="宋体" w:eastAsia="宋体" w:hAnsi="宋体" w:hint="eastAsia"/>
+          <w:sz w:val="24"/>
+        </w:rPr>
+        <w:t xml:space="preserve"> key</w:t>
+      </w:r>
+    </w:p>
+    <w:p>
+      <w:pPr>
+        <w:rPr>
+          <w:rFonts w:ascii="宋体" w:eastAsia="宋体" w:hAnsi="宋体"/>
+          <w:sz w:val="24"/>
+        </w:rPr>
+      </w:pPr>
+    </w:p>
+    <w:p>
+      <w:pPr>
+        <w:rPr>
+          <w:rFonts w:ascii="宋体" w:eastAsia="宋体" w:hAnsi="宋体"/>
+          <w:sz w:val="24"/>
+        </w:rPr>
+      </w:pPr>
+      <w:r>
+        <w:rPr>
+          <w:rFonts w:ascii="宋体" w:eastAsia="宋体" w:hAnsi="宋体"/>
+          <w:sz w:val="24"/>
+        </w:rPr>
+        <w:t>O</w:t>
+      </w:r>
+      <w:r>
+        <w:rPr>
+          <w:rFonts w:ascii="宋体" w:eastAsia="宋体" w:hAnsi="宋体" w:hint="eastAsia"/>
+          <w:sz w:val="24"/>
+        </w:rPr>
+        <w:t>llama配置类：</w:t>
+      </w:r>
+    </w:p>
+    <w:p>
+      <w:pPr>
+        <w:rPr>
+          <w:rFonts w:ascii="宋体" w:eastAsia="宋体" w:hAnsi="宋体" w:hint="eastAsia"/>
+          <w:sz w:val="24"/>
+        </w:rPr>
+      </w:pPr>
+      <w:r>
+        <w:rPr>
+          <w:rFonts w:ascii="宋体" w:eastAsia="宋体" w:hAnsi="宋体" w:hint="eastAsia"/>
+          <w:sz w:val="24"/>
+        </w:rPr>
+        <w:t>成员变量：</w:t>
+      </w:r>
+      <w:proofErr w:type="spellStart"/>
+      <w:r>
+        <w:rPr>
+          <w:rFonts w:ascii="宋体" w:eastAsia="宋体" w:hAnsi="宋体" w:hint="eastAsia"/>
+          <w:sz w:val="24"/>
+        </w:rPr>
+        <w:t>ollama</w:t>
+      </w:r>
+      <w:proofErr w:type="spellEnd"/>
+      <w:r>
+        <w:rPr>
+          <w:rFonts w:ascii="宋体" w:eastAsia="宋体" w:hAnsi="宋体" w:hint="eastAsia"/>
+          <w:sz w:val="24"/>
+        </w:rPr>
+        <w:t xml:space="preserve"> 的配置</w:t>
+      </w:r>
+    </w:p>
+    <w:p>
+      <w:pPr>
+        <w:rPr>
+          <w:rFonts w:ascii="宋体" w:eastAsia="宋体" w:hAnsi="宋体"/>
+          <w:sz w:val="24"/>
+        </w:rPr>
+      </w:pPr>
+    </w:p>
+    <w:p>
+      <w:pPr>
+        <w:rPr>
+          <w:rFonts w:ascii="宋体" w:eastAsia="宋体" w:hAnsi="宋体" w:hint="eastAsia"/>
+          <w:sz w:val="24"/>
+        </w:rPr>
+      </w:pPr>
+      <w:r>
+        <w:rPr>
+          <w:rFonts w:ascii="宋体" w:eastAsia="宋体" w:hAnsi="宋体" w:hint="eastAsia"/>
+          <w:sz w:val="24"/>
+        </w:rPr>
+        <w:t>模型信息说明类</w:t>
+      </w:r>
+      <w:r>
+        <w:rPr>
+          <w:rFonts w:ascii="宋体" w:eastAsia="宋体" w:hAnsi="宋体" w:hint="eastAsia"/>
+          <w:sz w:val="24"/>
+        </w:rPr>
+        <w:t>(</w:t>
+      </w:r>
+      <w:proofErr w:type="spellStart"/>
+      <w:r>
+        <w:rPr>
+          <w:rFonts w:ascii="宋体" w:eastAsia="宋体" w:hAnsi="宋体" w:hint="eastAsia"/>
+          <w:sz w:val="24"/>
+        </w:rPr>
+        <w:t>ModelInfo</w:t>
+      </w:r>
+      <w:proofErr w:type="spellEnd"/>
+      <w:r>
+        <w:rPr>
+          <w:rFonts w:ascii="宋体" w:eastAsia="宋体" w:hAnsi="宋体" w:hint="eastAsia"/>
+          <w:sz w:val="24"/>
+        </w:rPr>
+        <w:t>)</w:t>
+      </w:r>
+      <w:r>
+        <w:rPr>
+          <w:rFonts w:ascii="宋体" w:eastAsia="宋体" w:hAnsi="宋体" w:hint="eastAsia"/>
+          <w:sz w:val="24"/>
+        </w:rPr>
+        <w:t>：</w:t>
+      </w:r>
+      <w:r>
+        <w:rPr>
+          <w:rFonts w:ascii="宋体" w:eastAsia="宋体" w:hAnsi="宋体" w:hint="eastAsia"/>
+          <w:sz w:val="24"/>
+        </w:rPr>
+        <w:t>描述模型状态，身份，等用于模型信息的展示。</w:t>
+      </w:r>
+    </w:p>
+    <w:p>
+      <w:pPr>
+        <w:rPr>
+          <w:rFonts w:ascii="宋体" w:eastAsia="宋体" w:hAnsi="宋体"/>
+          <w:sz w:val="24"/>
+        </w:rPr>
+      </w:pPr>
+      <w:r>
+        <w:rPr>
+          <w:rFonts w:ascii="宋体" w:eastAsia="宋体" w:hAnsi="宋体" w:hint="eastAsia"/>
+          <w:sz w:val="24"/>
+        </w:rPr>
+        <w:t>成员变量： 模型名称？，模型说明/描述信息，提供者/厂商，</w:t>
+      </w:r>
+      <w:r>
+        <w:rPr>
+          <w:rFonts w:ascii="宋体" w:eastAsia="宋体" w:hAnsi="宋体" w:hint="eastAsia"/>
+          <w:sz w:val="24"/>
+        </w:rPr>
+        <w:t>http通信基础地址，模型是否在线/可用。</w:t>
+      </w:r>
+    </w:p>
+    <w:p>
+      <w:pPr>
+        <w:rPr>
+          <w:rFonts w:ascii="宋体" w:eastAsia="宋体" w:hAnsi="宋体"/>
+          <w:sz w:val="24"/>
+        </w:rPr>
+      </w:pPr>
+    </w:p>
+    <w:p>
+      <w:pPr>
+        <w:rPr>
+          <w:rFonts w:ascii="宋体" w:eastAsia="宋体" w:hAnsi="宋体"/>
+          <w:sz w:val="24"/>
+        </w:rPr>
+      </w:pPr>
+      <w:r>
+        <w:rPr>
+          <w:rFonts w:ascii="宋体" w:eastAsia="宋体" w:hAnsi="宋体" w:hint="eastAsia"/>
+          <w:sz w:val="24"/>
+        </w:rPr>
+        <w:t>会话类</w:t>
+      </w:r>
+      <w:r>
+        <w:rPr>
+          <w:rFonts w:ascii="宋体" w:eastAsia="宋体" w:hAnsi="宋体" w:hint="eastAsia"/>
+          <w:sz w:val="24"/>
+        </w:rPr>
+        <w:t>(Session)</w:t>
+      </w:r>
+      <w:r>
+        <w:rPr>
+          <w:rFonts w:ascii="宋体" w:eastAsia="宋体" w:hAnsi="宋体" w:hint="eastAsia"/>
+          <w:sz w:val="24"/>
+        </w:rPr>
+        <w:t>：管理模型的会话通过会话列表</w:t>
+      </w:r>
+    </w:p>
+    <w:p>
+      <w:pPr>
+        <w:rPr>
+          <w:rFonts w:ascii="宋体" w:eastAsia="宋体" w:hAnsi="宋体" w:hint="eastAsia"/>
+          <w:sz w:val="24"/>
+        </w:rPr>
+      </w:pPr>
+      <w:r>
+        <w:rPr>
+          <w:rFonts w:ascii="宋体" w:eastAsia="宋体" w:hAnsi="宋体" w:hint="eastAsia"/>
+          <w:sz w:val="24"/>
+        </w:rPr>
+        <w:t>成员变量：会话ID，会话模型，会话列表，会话创建的时间戳，会话最近更新的时间戳。</w:t>
+      </w:r>
+    </w:p>
+    <w:p>
+      <w:pPr>
+        <w:rPr>
+          <w:rFonts w:ascii="宋体" w:eastAsia="宋体" w:hAnsi="宋体" w:hint="eastAsia"/>
+          <w:sz w:val="24"/>
+        </w:rPr>
+      </w:pPr>
+      <w:r>
+        <w:rPr>
+          <w:rFonts w:ascii="宋体" w:eastAsia="宋体" w:hAnsi="宋体" w:hint="eastAsia"/>
+          <w:sz w:val="24"/>
+        </w:rPr>
+        <w:t xml:space="preserve"> </w:t>
+      </w:r>
+    </w:p>
+    <w:p>
+      <w:pPr>
+        <w:widowControl/>
+        <w:rPr>
+          <w:rFonts w:ascii="宋体" w:eastAsia="宋体" w:hAnsi="宋体"/>
+          <w:sz w:val="24"/>
+        </w:rPr>
+      </w:pPr>
+      <w:r>
+        <w:rPr>
+          <w:rFonts w:ascii="宋体" w:eastAsia="宋体" w:hAnsi="宋体"/>
+          <w:sz w:val="24"/>
+        </w:rPr>
+        <w:br w:type="page"/>
+      </w:r>
     </w:p>
     <w:p>
       <w:pPr>
@@ -1814,422 +2301,6 @@
           <w:sz w:val="24"/>
         </w:rPr>
         <w:t xml:space="preserve">  ┌───────────────┐  │</w:t>
-      </w:r>
-    </w:p>
-    <w:p>
-      <w:pPr>
-        <w:rPr>
-          <w:rFonts w:ascii="宋体" w:eastAsia="宋体" w:hAnsi="宋体"/>
-          <w:sz w:val="24"/>
-        </w:rPr>
-      </w:pPr>
-      <w:r>
-        <w:rPr>
-          <w:rFonts w:ascii="宋体" w:eastAsia="宋体" w:hAnsi="宋体" w:hint="eastAsia"/>
-          <w:sz w:val="24"/>
-        </w:rPr>
-        <w:t>│</w:t>
-      </w:r>
-      <w:r>
-        <w:rPr>
-          <w:rFonts w:ascii="宋体" w:eastAsia="宋体" w:hAnsi="宋体"/>
-          <w:sz w:val="24"/>
-        </w:rPr>
-        <w:t xml:space="preserve">  │ VS Code       │  │</w:t>
-      </w:r>
-    </w:p>
-    <w:p>
-      <w:pPr>
-        <w:rPr>
-          <w:rFonts w:ascii="宋体" w:eastAsia="宋体" w:hAnsi="宋体"/>
-          <w:sz w:val="24"/>
-        </w:rPr>
-      </w:pPr>
-      <w:r>
-        <w:rPr>
-          <w:rFonts w:ascii="宋体" w:eastAsia="宋体" w:hAnsi="宋体" w:hint="eastAsia"/>
-          <w:sz w:val="24"/>
-        </w:rPr>
-        <w:t>│</w:t>
-      </w:r>
-      <w:r>
-        <w:rPr>
-          <w:rFonts w:ascii="宋体" w:eastAsia="宋体" w:hAnsi="宋体"/>
-          <w:sz w:val="24"/>
-        </w:rPr>
-        <w:t xml:space="preserve">  │ Visual Studio │  │</w:t>
-      </w:r>
-    </w:p>
-    <w:p>
-      <w:pPr>
-        <w:rPr>
-          <w:rFonts w:ascii="宋体" w:eastAsia="宋体" w:hAnsi="宋体"/>
-          <w:sz w:val="24"/>
-        </w:rPr>
-      </w:pPr>
-      <w:r>
-        <w:rPr>
-          <w:rFonts w:ascii="宋体" w:eastAsia="宋体" w:hAnsi="宋体" w:hint="eastAsia"/>
-          <w:sz w:val="24"/>
-        </w:rPr>
-        <w:t>│</w:t>
-      </w:r>
-      <w:r>
-        <w:rPr>
-          <w:rFonts w:ascii="宋体" w:eastAsia="宋体" w:hAnsi="宋体"/>
-          <w:sz w:val="24"/>
-        </w:rPr>
-        <w:t xml:space="preserve">  │ Cursor        │  │</w:t>
-      </w:r>
-    </w:p>
-    <w:p>
-      <w:pPr>
-        <w:rPr>
-          <w:rFonts w:ascii="宋体" w:eastAsia="宋体" w:hAnsi="宋体"/>
-          <w:sz w:val="24"/>
-        </w:rPr>
-      </w:pPr>
-      <w:r>
-        <w:rPr>
-          <w:rFonts w:ascii="宋体" w:eastAsia="宋体" w:hAnsi="宋体" w:hint="eastAsia"/>
-          <w:sz w:val="24"/>
-        </w:rPr>
-        <w:t>│</w:t>
-      </w:r>
-      <w:r>
-        <w:rPr>
-          <w:rFonts w:ascii="宋体" w:eastAsia="宋体" w:hAnsi="宋体"/>
-          <w:sz w:val="24"/>
-        </w:rPr>
-        <w:t xml:space="preserve">  │ 命令行(</w:t>
-      </w:r>
-      <w:proofErr w:type="spellStart"/>
-      <w:r>
-        <w:rPr>
-          <w:rFonts w:ascii="宋体" w:eastAsia="宋体" w:hAnsi="宋体"/>
-          <w:sz w:val="24"/>
-        </w:rPr>
-        <w:t>Xshell</w:t>
-      </w:r>
-      <w:proofErr w:type="spellEnd"/>
-      <w:r>
-        <w:rPr>
-          <w:rFonts w:ascii="宋体" w:eastAsia="宋体" w:hAnsi="宋体"/>
-          <w:sz w:val="24"/>
-        </w:rPr>
-        <w:t>)│  │</w:t>
-      </w:r>
-    </w:p>
-    <w:p>
-      <w:pPr>
-        <w:rPr>
-          <w:rFonts w:ascii="宋体" w:eastAsia="宋体" w:hAnsi="宋体"/>
-          <w:sz w:val="24"/>
-        </w:rPr>
-      </w:pPr>
-      <w:r>
-        <w:rPr>
-          <w:rFonts w:ascii="宋体" w:eastAsia="宋体" w:hAnsi="宋体" w:hint="eastAsia"/>
-          <w:sz w:val="24"/>
-        </w:rPr>
-        <w:t>│</w:t>
-      </w:r>
-      <w:r>
-        <w:rPr>
-          <w:rFonts w:ascii="宋体" w:eastAsia="宋体" w:hAnsi="宋体"/>
-          <w:sz w:val="24"/>
-        </w:rPr>
-        <w:t xml:space="preserve">  └──────┬────────┘  │</w:t>
-      </w:r>
-    </w:p>
-    <w:p>
-      <w:pPr>
-        <w:rPr>
-          <w:rFonts w:ascii="宋体" w:eastAsia="宋体" w:hAnsi="宋体"/>
-          <w:sz w:val="24"/>
-        </w:rPr>
-      </w:pPr>
-      <w:r>
-        <w:rPr>
-          <w:rFonts w:ascii="宋体" w:eastAsia="宋体" w:hAnsi="宋体" w:hint="eastAsia"/>
-          <w:sz w:val="24"/>
-        </w:rPr>
-        <w:t>└─────────┼───────────┘</w:t>
-      </w:r>
-    </w:p>
-    <w:p>
-      <w:pPr>
-        <w:rPr>
-          <w:rFonts w:ascii="宋体" w:eastAsia="宋体" w:hAnsi="宋体"/>
-          <w:sz w:val="24"/>
-        </w:rPr>
-      </w:pPr>
-      <w:r>
-        <w:rPr>
-          <w:rFonts w:ascii="宋体" w:eastAsia="宋体" w:hAnsi="宋体"/>
-          <w:sz w:val="24"/>
-        </w:rPr>
-        <w:t xml:space="preserve">          │ 请求 (OpenAI 兼容格式)</w:t>
-      </w:r>
-    </w:p>
-    <w:p>
-      <w:pPr>
-        <w:rPr>
-          <w:rFonts w:ascii="宋体" w:eastAsia="宋体" w:hAnsi="宋体"/>
-          <w:sz w:val="24"/>
-        </w:rPr>
-      </w:pPr>
-      <w:r>
-        <w:rPr>
-          <w:rFonts w:ascii="宋体" w:eastAsia="宋体" w:hAnsi="宋体"/>
-          <w:sz w:val="24"/>
-        </w:rPr>
-        <w:t xml:space="preserve">          ▼</w:t>
-      </w:r>
-    </w:p>
-    <w:p>
-      <w:pPr>
-        <w:rPr>
-          <w:rFonts w:ascii="宋体" w:eastAsia="宋体" w:hAnsi="宋体"/>
-          <w:sz w:val="24"/>
-        </w:rPr>
-      </w:pPr>
-      <w:r>
-        <w:rPr>
-          <w:rFonts w:ascii="宋体" w:eastAsia="宋体" w:hAnsi="宋体" w:hint="eastAsia"/>
-          <w:sz w:val="24"/>
-        </w:rPr>
-        <w:t>┌─────────────────────┐</w:t>
-      </w:r>
-    </w:p>
-    <w:p>
-      <w:pPr>
-        <w:rPr>
-          <w:rFonts w:ascii="宋体" w:eastAsia="宋体" w:hAnsi="宋体"/>
-          <w:sz w:val="24"/>
-        </w:rPr>
-      </w:pPr>
-      <w:r>
-        <w:rPr>
-          <w:rFonts w:ascii="宋体" w:eastAsia="宋体" w:hAnsi="宋体" w:hint="eastAsia"/>
-          <w:sz w:val="24"/>
-        </w:rPr>
-        <w:t>│</w:t>
-      </w:r>
-      <w:r>
-        <w:rPr>
-          <w:rFonts w:ascii="宋体" w:eastAsia="宋体" w:hAnsi="宋体"/>
-          <w:sz w:val="24"/>
-        </w:rPr>
-        <w:t xml:space="preserve">  统一网关 (</w:t>
-      </w:r>
-      <w:proofErr w:type="spellStart"/>
-      <w:r>
-        <w:rPr>
-          <w:rFonts w:ascii="宋体" w:eastAsia="宋体" w:hAnsi="宋体"/>
-          <w:sz w:val="24"/>
-        </w:rPr>
-        <w:t>LiteLLM</w:t>
-      </w:r>
-      <w:proofErr w:type="spellEnd"/>
-      <w:r>
-        <w:rPr>
-          <w:rFonts w:ascii="宋体" w:eastAsia="宋体" w:hAnsi="宋体"/>
-          <w:sz w:val="24"/>
-        </w:rPr>
-        <w:t>)  │</w:t>
-      </w:r>
-    </w:p>
-    <w:p>
-      <w:pPr>
-        <w:rPr>
-          <w:rFonts w:ascii="宋体" w:eastAsia="宋体" w:hAnsi="宋体"/>
-          <w:sz w:val="24"/>
-        </w:rPr>
-      </w:pPr>
-      <w:r>
-        <w:rPr>
-          <w:rFonts w:ascii="宋体" w:eastAsia="宋体" w:hAnsi="宋体" w:hint="eastAsia"/>
-          <w:sz w:val="24"/>
-        </w:rPr>
-        <w:t>│</w:t>
-      </w:r>
-      <w:r>
-        <w:rPr>
-          <w:rFonts w:ascii="宋体" w:eastAsia="宋体" w:hAnsi="宋体"/>
-          <w:sz w:val="24"/>
-        </w:rPr>
-        <w:t xml:space="preserve">  - 模型路由         │</w:t>
-      </w:r>
-    </w:p>
-    <w:p>
-      <w:pPr>
-        <w:rPr>
-          <w:rFonts w:ascii="宋体" w:eastAsia="宋体" w:hAnsi="宋体"/>
-          <w:sz w:val="24"/>
-        </w:rPr>
-      </w:pPr>
-      <w:r>
-        <w:rPr>
-          <w:rFonts w:ascii="宋体" w:eastAsia="宋体" w:hAnsi="宋体" w:hint="eastAsia"/>
-          <w:sz w:val="24"/>
-        </w:rPr>
-        <w:t>│</w:t>
-      </w:r>
-      <w:r>
-        <w:rPr>
-          <w:rFonts w:ascii="宋体" w:eastAsia="宋体" w:hAnsi="宋体"/>
-          <w:sz w:val="24"/>
-        </w:rPr>
-        <w:t xml:space="preserve">  - Token 用量统计    │</w:t>
-      </w:r>
-    </w:p>
-    <w:p>
-      <w:pPr>
-        <w:rPr>
-          <w:rFonts w:ascii="宋体" w:eastAsia="宋体" w:hAnsi="宋体"/>
-          <w:sz w:val="24"/>
-        </w:rPr>
-      </w:pPr>
-      <w:r>
-        <w:rPr>
-          <w:rFonts w:ascii="宋体" w:eastAsia="宋体" w:hAnsi="宋体" w:hint="eastAsia"/>
-          <w:sz w:val="24"/>
-        </w:rPr>
-        <w:t>│</w:t>
-      </w:r>
-      <w:r>
-        <w:rPr>
-          <w:rFonts w:ascii="宋体" w:eastAsia="宋体" w:hAnsi="宋体"/>
-          <w:sz w:val="24"/>
-        </w:rPr>
-        <w:t xml:space="preserve">  - 自动 fallback    │</w:t>
-      </w:r>
-    </w:p>
-    <w:p>
-      <w:pPr>
-        <w:rPr>
-          <w:rFonts w:ascii="宋体" w:eastAsia="宋体" w:hAnsi="宋体"/>
-          <w:sz w:val="24"/>
-        </w:rPr>
-      </w:pPr>
-      <w:r>
-        <w:rPr>
-          <w:rFonts w:ascii="宋体" w:eastAsia="宋体" w:hAnsi="宋体" w:hint="eastAsia"/>
-          <w:sz w:val="24"/>
-        </w:rPr>
-        <w:t>│</w:t>
-      </w:r>
-      <w:r>
-        <w:rPr>
-          <w:rFonts w:ascii="宋体" w:eastAsia="宋体" w:hAnsi="宋体"/>
-          <w:sz w:val="24"/>
-        </w:rPr>
-        <w:t xml:space="preserve">  - 速率限制         │</w:t>
-      </w:r>
-    </w:p>
-    <w:p>
-      <w:pPr>
-        <w:rPr>
-          <w:rFonts w:ascii="宋体" w:eastAsia="宋体" w:hAnsi="宋体"/>
-          <w:sz w:val="24"/>
-        </w:rPr>
-      </w:pPr>
-      <w:r>
-        <w:rPr>
-          <w:rFonts w:ascii="宋体" w:eastAsia="宋体" w:hAnsi="宋体" w:hint="eastAsia"/>
-          <w:sz w:val="24"/>
-        </w:rPr>
-        <w:t>└─────────┬───────────┘</w:t>
-      </w:r>
-    </w:p>
-    <w:p>
-      <w:pPr>
-        <w:rPr>
-          <w:rFonts w:ascii="宋体" w:eastAsia="宋体" w:hAnsi="宋体"/>
-          <w:sz w:val="24"/>
-        </w:rPr>
-      </w:pPr>
-      <w:r>
-        <w:rPr>
-          <w:rFonts w:ascii="宋体" w:eastAsia="宋体" w:hAnsi="宋体"/>
-          <w:sz w:val="24"/>
-        </w:rPr>
-        <w:t xml:space="preserve">          │ 根据模型名路由</w:t>
-      </w:r>
-    </w:p>
-    <w:p>
-      <w:pPr>
-        <w:rPr>
-          <w:rFonts w:ascii="宋体" w:eastAsia="宋体" w:hAnsi="宋体"/>
-          <w:sz w:val="24"/>
-        </w:rPr>
-      </w:pPr>
-      <w:r>
-        <w:rPr>
-          <w:rFonts w:ascii="宋体" w:eastAsia="宋体" w:hAnsi="宋体"/>
-          <w:sz w:val="24"/>
-        </w:rPr>
-        <w:t xml:space="preserve">          ▼</w:t>
-      </w:r>
-    </w:p>
-    <w:p>
-      <w:pPr>
-        <w:rPr>
-          <w:rFonts w:ascii="宋体" w:eastAsia="宋体" w:hAnsi="宋体"/>
-          <w:sz w:val="24"/>
-        </w:rPr>
-      </w:pPr>
-      <w:r>
-        <w:rPr>
-          <w:rFonts w:ascii="宋体" w:eastAsia="宋体" w:hAnsi="宋体" w:hint="eastAsia"/>
-          <w:sz w:val="24"/>
-        </w:rPr>
-        <w:t>┌─────────────────────┐</w:t>
-      </w:r>
-    </w:p>
-    <w:p>
-      <w:pPr>
-        <w:rPr>
-          <w:rFonts w:ascii="宋体" w:eastAsia="宋体" w:hAnsi="宋体"/>
-          <w:sz w:val="24"/>
-        </w:rPr>
-      </w:pPr>
-      <w:r>
-        <w:rPr>
-          <w:rFonts w:ascii="宋体" w:eastAsia="宋体" w:hAnsi="宋体" w:hint="eastAsia"/>
-          <w:sz w:val="24"/>
-        </w:rPr>
-        <w:t>│</w:t>
-      </w:r>
-      <w:r>
-        <w:rPr>
-          <w:rFonts w:ascii="宋体" w:eastAsia="宋体" w:hAnsi="宋体"/>
-          <w:sz w:val="24"/>
-        </w:rPr>
-        <w:t xml:space="preserve">  模型后端层          │</w:t>
-      </w:r>
-    </w:p>
-    <w:p>
-      <w:pPr>
-        <w:rPr>
-          <w:rFonts w:ascii="宋体" w:eastAsia="宋体" w:hAnsi="宋体"/>
-          <w:sz w:val="24"/>
-        </w:rPr>
-      </w:pPr>
-      <w:r>
-        <w:rPr>
-          <w:rFonts w:ascii="宋体" w:eastAsia="宋体" w:hAnsi="宋体" w:hint="eastAsia"/>
-          <w:sz w:val="24"/>
-        </w:rPr>
-        <w:t>│</w:t>
-      </w:r>
-      <w:r>
-        <w:rPr>
-          <w:rFonts w:ascii="宋体" w:eastAsia="宋体" w:hAnsi="宋体"/>
-          <w:sz w:val="24"/>
-        </w:rPr>
-        <w:t xml:space="preserve">  ┌─────────────┐    │</w:t>
       </w:r>
     </w:p>
     <w:p>
@@ -2252,6 +2323,422 @@
           <w:rFonts w:ascii="宋体" w:eastAsia="宋体" w:hAnsi="宋体"/>
           <w:sz w:val="24"/>
         </w:rPr>
+        <w:t xml:space="preserve">  │ VS Code       │  │</w:t>
+      </w:r>
+    </w:p>
+    <w:p>
+      <w:pPr>
+        <w:rPr>
+          <w:rFonts w:ascii="宋体" w:eastAsia="宋体" w:hAnsi="宋体"/>
+          <w:sz w:val="24"/>
+        </w:rPr>
+      </w:pPr>
+      <w:r>
+        <w:rPr>
+          <w:rFonts w:ascii="宋体" w:eastAsia="宋体" w:hAnsi="宋体" w:hint="eastAsia"/>
+          <w:sz w:val="24"/>
+        </w:rPr>
+        <w:t>│</w:t>
+      </w:r>
+      <w:r>
+        <w:rPr>
+          <w:rFonts w:ascii="宋体" w:eastAsia="宋体" w:hAnsi="宋体"/>
+          <w:sz w:val="24"/>
+        </w:rPr>
+        <w:t xml:space="preserve">  │ Visual Studio │  │</w:t>
+      </w:r>
+    </w:p>
+    <w:p>
+      <w:pPr>
+        <w:rPr>
+          <w:rFonts w:ascii="宋体" w:eastAsia="宋体" w:hAnsi="宋体"/>
+          <w:sz w:val="24"/>
+        </w:rPr>
+      </w:pPr>
+      <w:r>
+        <w:rPr>
+          <w:rFonts w:ascii="宋体" w:eastAsia="宋体" w:hAnsi="宋体" w:hint="eastAsia"/>
+          <w:sz w:val="24"/>
+        </w:rPr>
+        <w:t>│</w:t>
+      </w:r>
+      <w:r>
+        <w:rPr>
+          <w:rFonts w:ascii="宋体" w:eastAsia="宋体" w:hAnsi="宋体"/>
+          <w:sz w:val="24"/>
+        </w:rPr>
+        <w:t xml:space="preserve">  │ Cursor        │  │</w:t>
+      </w:r>
+    </w:p>
+    <w:p>
+      <w:pPr>
+        <w:rPr>
+          <w:rFonts w:ascii="宋体" w:eastAsia="宋体" w:hAnsi="宋体"/>
+          <w:sz w:val="24"/>
+        </w:rPr>
+      </w:pPr>
+      <w:r>
+        <w:rPr>
+          <w:rFonts w:ascii="宋体" w:eastAsia="宋体" w:hAnsi="宋体" w:hint="eastAsia"/>
+          <w:sz w:val="24"/>
+        </w:rPr>
+        <w:t>│</w:t>
+      </w:r>
+      <w:r>
+        <w:rPr>
+          <w:rFonts w:ascii="宋体" w:eastAsia="宋体" w:hAnsi="宋体"/>
+          <w:sz w:val="24"/>
+        </w:rPr>
+        <w:t xml:space="preserve">  │ 命令行(</w:t>
+      </w:r>
+      <w:proofErr w:type="spellStart"/>
+      <w:r>
+        <w:rPr>
+          <w:rFonts w:ascii="宋体" w:eastAsia="宋体" w:hAnsi="宋体"/>
+          <w:sz w:val="24"/>
+        </w:rPr>
+        <w:t>Xshell</w:t>
+      </w:r>
+      <w:proofErr w:type="spellEnd"/>
+      <w:r>
+        <w:rPr>
+          <w:rFonts w:ascii="宋体" w:eastAsia="宋体" w:hAnsi="宋体"/>
+          <w:sz w:val="24"/>
+        </w:rPr>
+        <w:t>)│  │</w:t>
+      </w:r>
+    </w:p>
+    <w:p>
+      <w:pPr>
+        <w:rPr>
+          <w:rFonts w:ascii="宋体" w:eastAsia="宋体" w:hAnsi="宋体"/>
+          <w:sz w:val="24"/>
+        </w:rPr>
+      </w:pPr>
+      <w:r>
+        <w:rPr>
+          <w:rFonts w:ascii="宋体" w:eastAsia="宋体" w:hAnsi="宋体" w:hint="eastAsia"/>
+          <w:sz w:val="24"/>
+        </w:rPr>
+        <w:t>│</w:t>
+      </w:r>
+      <w:r>
+        <w:rPr>
+          <w:rFonts w:ascii="宋体" w:eastAsia="宋体" w:hAnsi="宋体"/>
+          <w:sz w:val="24"/>
+        </w:rPr>
+        <w:t xml:space="preserve">  └──────┬────────┘  │</w:t>
+      </w:r>
+    </w:p>
+    <w:p>
+      <w:pPr>
+        <w:rPr>
+          <w:rFonts w:ascii="宋体" w:eastAsia="宋体" w:hAnsi="宋体"/>
+          <w:sz w:val="24"/>
+        </w:rPr>
+      </w:pPr>
+      <w:r>
+        <w:rPr>
+          <w:rFonts w:ascii="宋体" w:eastAsia="宋体" w:hAnsi="宋体" w:hint="eastAsia"/>
+          <w:sz w:val="24"/>
+        </w:rPr>
+        <w:t>└─────────┼───────────┘</w:t>
+      </w:r>
+    </w:p>
+    <w:p>
+      <w:pPr>
+        <w:rPr>
+          <w:rFonts w:ascii="宋体" w:eastAsia="宋体" w:hAnsi="宋体"/>
+          <w:sz w:val="24"/>
+        </w:rPr>
+      </w:pPr>
+      <w:r>
+        <w:rPr>
+          <w:rFonts w:ascii="宋体" w:eastAsia="宋体" w:hAnsi="宋体"/>
+          <w:sz w:val="24"/>
+        </w:rPr>
+        <w:t xml:space="preserve">          │ 请求 (OpenAI 兼容格式)</w:t>
+      </w:r>
+    </w:p>
+    <w:p>
+      <w:pPr>
+        <w:rPr>
+          <w:rFonts w:ascii="宋体" w:eastAsia="宋体" w:hAnsi="宋体"/>
+          <w:sz w:val="24"/>
+        </w:rPr>
+      </w:pPr>
+      <w:r>
+        <w:rPr>
+          <w:rFonts w:ascii="宋体" w:eastAsia="宋体" w:hAnsi="宋体"/>
+          <w:sz w:val="24"/>
+        </w:rPr>
+        <w:t xml:space="preserve">          ▼</w:t>
+      </w:r>
+    </w:p>
+    <w:p>
+      <w:pPr>
+        <w:rPr>
+          <w:rFonts w:ascii="宋体" w:eastAsia="宋体" w:hAnsi="宋体"/>
+          <w:sz w:val="24"/>
+        </w:rPr>
+      </w:pPr>
+      <w:r>
+        <w:rPr>
+          <w:rFonts w:ascii="宋体" w:eastAsia="宋体" w:hAnsi="宋体" w:hint="eastAsia"/>
+          <w:sz w:val="24"/>
+        </w:rPr>
+        <w:t>┌─────────────────────┐</w:t>
+      </w:r>
+    </w:p>
+    <w:p>
+      <w:pPr>
+        <w:rPr>
+          <w:rFonts w:ascii="宋体" w:eastAsia="宋体" w:hAnsi="宋体"/>
+          <w:sz w:val="24"/>
+        </w:rPr>
+      </w:pPr>
+      <w:r>
+        <w:rPr>
+          <w:rFonts w:ascii="宋体" w:eastAsia="宋体" w:hAnsi="宋体" w:hint="eastAsia"/>
+          <w:sz w:val="24"/>
+        </w:rPr>
+        <w:t>│</w:t>
+      </w:r>
+      <w:r>
+        <w:rPr>
+          <w:rFonts w:ascii="宋体" w:eastAsia="宋体" w:hAnsi="宋体"/>
+          <w:sz w:val="24"/>
+        </w:rPr>
+        <w:t xml:space="preserve">  统一网关 (</w:t>
+      </w:r>
+      <w:proofErr w:type="spellStart"/>
+      <w:r>
+        <w:rPr>
+          <w:rFonts w:ascii="宋体" w:eastAsia="宋体" w:hAnsi="宋体"/>
+          <w:sz w:val="24"/>
+        </w:rPr>
+        <w:t>LiteLLM</w:t>
+      </w:r>
+      <w:proofErr w:type="spellEnd"/>
+      <w:r>
+        <w:rPr>
+          <w:rFonts w:ascii="宋体" w:eastAsia="宋体" w:hAnsi="宋体"/>
+          <w:sz w:val="24"/>
+        </w:rPr>
+        <w:t>)  │</w:t>
+      </w:r>
+    </w:p>
+    <w:p>
+      <w:pPr>
+        <w:rPr>
+          <w:rFonts w:ascii="宋体" w:eastAsia="宋体" w:hAnsi="宋体"/>
+          <w:sz w:val="24"/>
+        </w:rPr>
+      </w:pPr>
+      <w:r>
+        <w:rPr>
+          <w:rFonts w:ascii="宋体" w:eastAsia="宋体" w:hAnsi="宋体" w:hint="eastAsia"/>
+          <w:sz w:val="24"/>
+        </w:rPr>
+        <w:t>│</w:t>
+      </w:r>
+      <w:r>
+        <w:rPr>
+          <w:rFonts w:ascii="宋体" w:eastAsia="宋体" w:hAnsi="宋体"/>
+          <w:sz w:val="24"/>
+        </w:rPr>
+        <w:t xml:space="preserve">  - 模型路由         │</w:t>
+      </w:r>
+    </w:p>
+    <w:p>
+      <w:pPr>
+        <w:rPr>
+          <w:rFonts w:ascii="宋体" w:eastAsia="宋体" w:hAnsi="宋体"/>
+          <w:sz w:val="24"/>
+        </w:rPr>
+      </w:pPr>
+      <w:r>
+        <w:rPr>
+          <w:rFonts w:ascii="宋体" w:eastAsia="宋体" w:hAnsi="宋体" w:hint="eastAsia"/>
+          <w:sz w:val="24"/>
+        </w:rPr>
+        <w:t>│</w:t>
+      </w:r>
+      <w:r>
+        <w:rPr>
+          <w:rFonts w:ascii="宋体" w:eastAsia="宋体" w:hAnsi="宋体"/>
+          <w:sz w:val="24"/>
+        </w:rPr>
+        <w:t xml:space="preserve">  - Token 用量统计    │</w:t>
+      </w:r>
+    </w:p>
+    <w:p>
+      <w:pPr>
+        <w:rPr>
+          <w:rFonts w:ascii="宋体" w:eastAsia="宋体" w:hAnsi="宋体"/>
+          <w:sz w:val="24"/>
+        </w:rPr>
+      </w:pPr>
+      <w:r>
+        <w:rPr>
+          <w:rFonts w:ascii="宋体" w:eastAsia="宋体" w:hAnsi="宋体" w:hint="eastAsia"/>
+          <w:sz w:val="24"/>
+        </w:rPr>
+        <w:t>│</w:t>
+      </w:r>
+      <w:r>
+        <w:rPr>
+          <w:rFonts w:ascii="宋体" w:eastAsia="宋体" w:hAnsi="宋体"/>
+          <w:sz w:val="24"/>
+        </w:rPr>
+        <w:t xml:space="preserve">  - 自动 fallback    │</w:t>
+      </w:r>
+    </w:p>
+    <w:p>
+      <w:pPr>
+        <w:rPr>
+          <w:rFonts w:ascii="宋体" w:eastAsia="宋体" w:hAnsi="宋体"/>
+          <w:sz w:val="24"/>
+        </w:rPr>
+      </w:pPr>
+      <w:r>
+        <w:rPr>
+          <w:rFonts w:ascii="宋体" w:eastAsia="宋体" w:hAnsi="宋体" w:hint="eastAsia"/>
+          <w:sz w:val="24"/>
+        </w:rPr>
+        <w:t>│</w:t>
+      </w:r>
+      <w:r>
+        <w:rPr>
+          <w:rFonts w:ascii="宋体" w:eastAsia="宋体" w:hAnsi="宋体"/>
+          <w:sz w:val="24"/>
+        </w:rPr>
+        <w:t xml:space="preserve">  - 速率限制         │</w:t>
+      </w:r>
+    </w:p>
+    <w:p>
+      <w:pPr>
+        <w:rPr>
+          <w:rFonts w:ascii="宋体" w:eastAsia="宋体" w:hAnsi="宋体"/>
+          <w:sz w:val="24"/>
+        </w:rPr>
+      </w:pPr>
+      <w:r>
+        <w:rPr>
+          <w:rFonts w:ascii="宋体" w:eastAsia="宋体" w:hAnsi="宋体" w:hint="eastAsia"/>
+          <w:sz w:val="24"/>
+        </w:rPr>
+        <w:t>└─────────┬───────────┘</w:t>
+      </w:r>
+    </w:p>
+    <w:p>
+      <w:pPr>
+        <w:rPr>
+          <w:rFonts w:ascii="宋体" w:eastAsia="宋体" w:hAnsi="宋体"/>
+          <w:sz w:val="24"/>
+        </w:rPr>
+      </w:pPr>
+      <w:r>
+        <w:rPr>
+          <w:rFonts w:ascii="宋体" w:eastAsia="宋体" w:hAnsi="宋体"/>
+          <w:sz w:val="24"/>
+        </w:rPr>
+        <w:t xml:space="preserve">          │ 根据模型名路由</w:t>
+      </w:r>
+    </w:p>
+    <w:p>
+      <w:pPr>
+        <w:rPr>
+          <w:rFonts w:ascii="宋体" w:eastAsia="宋体" w:hAnsi="宋体"/>
+          <w:sz w:val="24"/>
+        </w:rPr>
+      </w:pPr>
+      <w:r>
+        <w:rPr>
+          <w:rFonts w:ascii="宋体" w:eastAsia="宋体" w:hAnsi="宋体"/>
+          <w:sz w:val="24"/>
+        </w:rPr>
+        <w:t xml:space="preserve">          ▼</w:t>
+      </w:r>
+    </w:p>
+    <w:p>
+      <w:pPr>
+        <w:rPr>
+          <w:rFonts w:ascii="宋体" w:eastAsia="宋体" w:hAnsi="宋体"/>
+          <w:sz w:val="24"/>
+        </w:rPr>
+      </w:pPr>
+      <w:r>
+        <w:rPr>
+          <w:rFonts w:ascii="宋体" w:eastAsia="宋体" w:hAnsi="宋体" w:hint="eastAsia"/>
+          <w:sz w:val="24"/>
+        </w:rPr>
+        <w:t>┌─────────────────────┐</w:t>
+      </w:r>
+    </w:p>
+    <w:p>
+      <w:pPr>
+        <w:rPr>
+          <w:rFonts w:ascii="宋体" w:eastAsia="宋体" w:hAnsi="宋体"/>
+          <w:sz w:val="24"/>
+        </w:rPr>
+      </w:pPr>
+      <w:r>
+        <w:rPr>
+          <w:rFonts w:ascii="宋体" w:eastAsia="宋体" w:hAnsi="宋体" w:hint="eastAsia"/>
+          <w:sz w:val="24"/>
+        </w:rPr>
+        <w:t>│</w:t>
+      </w:r>
+      <w:r>
+        <w:rPr>
+          <w:rFonts w:ascii="宋体" w:eastAsia="宋体" w:hAnsi="宋体"/>
+          <w:sz w:val="24"/>
+        </w:rPr>
+        <w:t xml:space="preserve">  模型后端层          │</w:t>
+      </w:r>
+    </w:p>
+    <w:p>
+      <w:pPr>
+        <w:rPr>
+          <w:rFonts w:ascii="宋体" w:eastAsia="宋体" w:hAnsi="宋体"/>
+          <w:sz w:val="24"/>
+        </w:rPr>
+      </w:pPr>
+      <w:r>
+        <w:rPr>
+          <w:rFonts w:ascii="宋体" w:eastAsia="宋体" w:hAnsi="宋体" w:hint="eastAsia"/>
+          <w:sz w:val="24"/>
+        </w:rPr>
+        <w:t>│</w:t>
+      </w:r>
+      <w:r>
+        <w:rPr>
+          <w:rFonts w:ascii="宋体" w:eastAsia="宋体" w:hAnsi="宋体"/>
+          <w:sz w:val="24"/>
+        </w:rPr>
+        <w:t xml:space="preserve">  ┌─────────────┐    │</w:t>
+      </w:r>
+    </w:p>
+    <w:p>
+      <w:pPr>
+        <w:rPr>
+          <w:rFonts w:ascii="宋体" w:eastAsia="宋体" w:hAnsi="宋体"/>
+          <w:sz w:val="24"/>
+        </w:rPr>
+      </w:pPr>
+      <w:r>
+        <w:rPr>
+          <w:rFonts w:ascii="宋体" w:eastAsia="宋体" w:hAnsi="宋体" w:hint="eastAsia"/>
+          <w:sz w:val="24"/>
+        </w:rPr>
+        <w:t>│</w:t>
+      </w:r>
+      <w:r>
+        <w:rPr>
+          <w:rFonts w:ascii="宋体" w:eastAsia="宋体" w:hAnsi="宋体"/>
+          <w:sz w:val="24"/>
+        </w:rPr>
         <w:t xml:space="preserve">  │ 商业 API     │    │</w:t>
       </w:r>
     </w:p>
@@ -2284,6 +2771,7 @@
           <w:sz w:val="24"/>
         </w:rPr>
       </w:pPr>
+      <w:proofErr w:type="gramStart"/>
       <w:r>
         <w:rPr>
           <w:rFonts w:ascii="宋体" w:eastAsia="宋体" w:hAnsi="宋体" w:hint="eastAsia"/>
@@ -2296,16 +2784,25 @@
           <w:rFonts w:ascii="宋体" w:eastAsia="宋体" w:hAnsi="宋体"/>
           <w:sz w:val="24"/>
         </w:rPr>
-        <w:t xml:space="preserve">  │  Claude,     │    │</w:t>
-      </w:r>
-    </w:p>
-    <w:p>
-      <w:pPr>
-        <w:rPr>
-          <w:rFonts w:ascii="宋体" w:eastAsia="宋体" w:hAnsi="宋体"/>
-          <w:sz w:val="24"/>
-        </w:rPr>
-      </w:pPr>
+        <w:t xml:space="preserve">  │  </w:t>
+      </w:r>
+      <w:proofErr w:type="gramEnd"/>
+      <w:r>
+        <w:rPr>
+          <w:rFonts w:ascii="宋体" w:eastAsia="宋体" w:hAnsi="宋体"/>
+          <w:sz w:val="24"/>
+        </w:rPr>
+        <w:t>Claude,     │    │</w:t>
+      </w:r>
+    </w:p>
+    <w:p>
+      <w:pPr>
+        <w:rPr>
+          <w:rFonts w:ascii="宋体" w:eastAsia="宋体" w:hAnsi="宋体"/>
+          <w:sz w:val="24"/>
+        </w:rPr>
+      </w:pPr>
+      <w:proofErr w:type="gramStart"/>
       <w:r>
         <w:rPr>
           <w:rFonts w:ascii="宋体" w:eastAsia="宋体" w:hAnsi="宋体" w:hint="eastAsia"/>
@@ -2318,7 +2815,15 @@
           <w:rFonts w:ascii="宋体" w:eastAsia="宋体" w:hAnsi="宋体"/>
           <w:sz w:val="24"/>
         </w:rPr>
-        <w:t xml:space="preserve">  │  DeepSeek)   │    │</w:t>
+        <w:t xml:space="preserve">  │  </w:t>
+      </w:r>
+      <w:proofErr w:type="gramEnd"/>
+      <w:r>
+        <w:rPr>
+          <w:rFonts w:ascii="宋体" w:eastAsia="宋体" w:hAnsi="宋体"/>
+          <w:sz w:val="24"/>
+        </w:rPr>
+        <w:t>DeepSeek)   │    │</w:t>
       </w:r>
     </w:p>
     <w:p>
@@ -2384,21 +2889,31 @@
           <w:rFonts w:ascii="宋体" w:eastAsia="宋体" w:hAnsi="宋体"/>
           <w:sz w:val="24"/>
         </w:rPr>
-        <w:t xml:space="preserve">  │ (Ollama)    │    │</w:t>
-      </w:r>
-    </w:p>
-    <w:p>
-      <w:pPr>
-        <w:rPr>
-          <w:rFonts w:ascii="宋体" w:eastAsia="宋体" w:hAnsi="宋体"/>
-          <w:sz w:val="24"/>
-        </w:rPr>
-      </w:pPr>
-      <w:r>
-        <w:rPr>
-          <w:rFonts w:ascii="宋体" w:eastAsia="宋体" w:hAnsi="宋体" w:hint="eastAsia"/>
-          <w:sz w:val="24"/>
-        </w:rPr>
+        <w:t xml:space="preserve">  │ (Ollama)</w:t>
+      </w:r>
+      <w:proofErr w:type="gramStart"/>
+      <w:r>
+        <w:rPr>
+          <w:rFonts w:ascii="宋体" w:eastAsia="宋体" w:hAnsi="宋体"/>
+          <w:sz w:val="24"/>
+        </w:rPr>
+        <w:t xml:space="preserve">    │    │</w:t>
+      </w:r>
+      <w:proofErr w:type="gramEnd"/>
+    </w:p>
+    <w:p>
+      <w:pPr>
+        <w:rPr>
+          <w:rFonts w:ascii="宋体" w:eastAsia="宋体" w:hAnsi="宋体"/>
+          <w:sz w:val="24"/>
+        </w:rPr>
+      </w:pPr>
+      <w:r>
+        <w:rPr>
+          <w:rFonts w:ascii="宋体" w:eastAsia="宋体" w:hAnsi="宋体" w:hint="eastAsia"/>
+          <w:sz w:val="24"/>
+        </w:rPr>
+        <w:lastRenderedPageBreak/>
         <w:t>│</w:t>
       </w:r>
       <w:r>
@@ -2682,69 +3197,188 @@
           <w:rFonts w:ascii="宋体" w:eastAsia="宋体" w:hAnsi="宋体"/>
           <w:sz w:val="24"/>
         </w:rPr>
+        <w:t>docker run -d \</w:t>
+      </w:r>
+    </w:p>
+    <w:p>
+      <w:pPr>
+        <w:rPr>
+          <w:rFonts w:ascii="宋体" w:eastAsia="宋体" w:hAnsi="宋体"/>
+          <w:sz w:val="24"/>
+        </w:rPr>
+      </w:pPr>
+      <w:r>
+        <w:rPr>
+          <w:rFonts w:ascii="宋体" w:eastAsia="宋体" w:hAnsi="宋体"/>
+          <w:sz w:val="24"/>
+        </w:rPr>
+        <w:t xml:space="preserve">  --name </w:t>
+      </w:r>
+      <w:proofErr w:type="spellStart"/>
+      <w:r>
+        <w:rPr>
+          <w:rFonts w:ascii="宋体" w:eastAsia="宋体" w:hAnsi="宋体"/>
+          <w:sz w:val="24"/>
+        </w:rPr>
+        <w:t>litellm</w:t>
+      </w:r>
+      <w:proofErr w:type="spellEnd"/>
+      <w:r>
+        <w:rPr>
+          <w:rFonts w:ascii="宋体" w:eastAsia="宋体" w:hAnsi="宋体"/>
+          <w:sz w:val="24"/>
+        </w:rPr>
+        <w:t xml:space="preserve"> \</w:t>
+      </w:r>
+    </w:p>
+    <w:p>
+      <w:pPr>
+        <w:rPr>
+          <w:rFonts w:ascii="宋体" w:eastAsia="宋体" w:hAnsi="宋体"/>
+          <w:sz w:val="24"/>
+        </w:rPr>
+      </w:pPr>
+      <w:r>
+        <w:rPr>
+          <w:rFonts w:ascii="宋体" w:eastAsia="宋体" w:hAnsi="宋体"/>
+          <w:sz w:val="24"/>
+        </w:rPr>
+        <w:t xml:space="preserve">  -p 4000:4000 \</w:t>
+      </w:r>
+    </w:p>
+    <w:p>
+      <w:pPr>
+        <w:rPr>
+          <w:rFonts w:ascii="宋体" w:eastAsia="宋体" w:hAnsi="宋体"/>
+          <w:sz w:val="24"/>
+        </w:rPr>
+      </w:pPr>
+      <w:r>
+        <w:rPr>
+          <w:rFonts w:ascii="宋体" w:eastAsia="宋体" w:hAnsi="宋体"/>
+          <w:sz w:val="24"/>
+        </w:rPr>
+        <w:t xml:space="preserve">  -v ./</w:t>
+      </w:r>
+      <w:proofErr w:type="spellStart"/>
+      <w:r>
+        <w:rPr>
+          <w:rFonts w:ascii="宋体" w:eastAsia="宋体" w:hAnsi="宋体"/>
+          <w:sz w:val="24"/>
+        </w:rPr>
+        <w:t>litellm_config.yaml</w:t>
+      </w:r>
+      <w:proofErr w:type="spellEnd"/>
+      <w:r>
+        <w:rPr>
+          <w:rFonts w:ascii="宋体" w:eastAsia="宋体" w:hAnsi="宋体"/>
+          <w:sz w:val="24"/>
+        </w:rPr>
+        <w:t>:/app/</w:t>
+      </w:r>
+      <w:proofErr w:type="spellStart"/>
+      <w:r>
+        <w:rPr>
+          <w:rFonts w:ascii="宋体" w:eastAsia="宋体" w:hAnsi="宋体"/>
+          <w:sz w:val="24"/>
+        </w:rPr>
+        <w:t>config.yaml</w:t>
+      </w:r>
+      <w:proofErr w:type="spellEnd"/>
+      <w:r>
+        <w:rPr>
+          <w:rFonts w:ascii="宋体" w:eastAsia="宋体" w:hAnsi="宋体"/>
+          <w:sz w:val="24"/>
+        </w:rPr>
+        <w:t xml:space="preserve"> \</w:t>
+      </w:r>
+    </w:p>
+    <w:p>
+      <w:pPr>
+        <w:rPr>
+          <w:rFonts w:ascii="宋体" w:eastAsia="宋体" w:hAnsi="宋体"/>
+          <w:sz w:val="24"/>
+        </w:rPr>
+      </w:pPr>
+      <w:r>
+        <w:rPr>
+          <w:rFonts w:ascii="宋体" w:eastAsia="宋体" w:hAnsi="宋体"/>
+          <w:sz w:val="24"/>
+        </w:rPr>
+        <w:t xml:space="preserve">  ghcr.io/</w:t>
+      </w:r>
+      <w:proofErr w:type="spellStart"/>
+      <w:r>
+        <w:rPr>
+          <w:rFonts w:ascii="宋体" w:eastAsia="宋体" w:hAnsi="宋体"/>
+          <w:sz w:val="24"/>
+        </w:rPr>
+        <w:t>berriai</w:t>
+      </w:r>
+      <w:proofErr w:type="spellEnd"/>
+      <w:r>
+        <w:rPr>
+          <w:rFonts w:ascii="宋体" w:eastAsia="宋体" w:hAnsi="宋体"/>
+          <w:sz w:val="24"/>
+        </w:rPr>
+        <w:t>/</w:t>
+      </w:r>
+      <w:proofErr w:type="spellStart"/>
+      <w:proofErr w:type="gramStart"/>
+      <w:r>
+        <w:rPr>
+          <w:rFonts w:ascii="宋体" w:eastAsia="宋体" w:hAnsi="宋体"/>
+          <w:sz w:val="24"/>
+        </w:rPr>
+        <w:t>litellm:main</w:t>
+      </w:r>
+      <w:proofErr w:type="gramEnd"/>
+      <w:r>
+        <w:rPr>
+          <w:rFonts w:ascii="宋体" w:eastAsia="宋体" w:hAnsi="宋体"/>
+          <w:sz w:val="24"/>
+        </w:rPr>
+        <w:t>-latest</w:t>
+      </w:r>
+      <w:proofErr w:type="spellEnd"/>
+    </w:p>
+    <w:p>
+      <w:pPr>
+        <w:rPr>
+          <w:rFonts w:ascii="宋体" w:eastAsia="宋体" w:hAnsi="宋体"/>
+          <w:sz w:val="24"/>
+        </w:rPr>
+      </w:pPr>
+      <w:r>
+        <w:rPr>
+          <w:rFonts w:ascii="宋体" w:eastAsia="宋体" w:hAnsi="宋体"/>
+          <w:sz w:val="24"/>
+        </w:rPr>
+        <w:t>```</w:t>
+      </w:r>
+    </w:p>
+    <w:p>
+      <w:pPr>
+        <w:rPr>
+          <w:rFonts w:ascii="宋体" w:eastAsia="宋体" w:hAnsi="宋体"/>
+          <w:sz w:val="24"/>
+        </w:rPr>
+      </w:pPr>
+    </w:p>
+    <w:p>
+      <w:pPr>
+        <w:rPr>
+          <w:rFonts w:ascii="宋体" w:eastAsia="宋体" w:hAnsi="宋体"/>
+          <w:sz w:val="24"/>
+        </w:rPr>
+      </w:pPr>
+      <w:r>
+        <w:rPr>
+          <w:rFonts w:ascii="宋体" w:eastAsia="宋体" w:hAnsi="宋体"/>
+          <w:sz w:val="24"/>
+        </w:rPr>
         <w:lastRenderedPageBreak/>
-        <w:t>docker run -d \</w:t>
-      </w:r>
-    </w:p>
-    <w:p>
-      <w:pPr>
-        <w:rPr>
-          <w:rFonts w:ascii="宋体" w:eastAsia="宋体" w:hAnsi="宋体"/>
-          <w:sz w:val="24"/>
-        </w:rPr>
-      </w:pPr>
-      <w:r>
-        <w:rPr>
-          <w:rFonts w:ascii="宋体" w:eastAsia="宋体" w:hAnsi="宋体"/>
-          <w:sz w:val="24"/>
-        </w:rPr>
-        <w:t xml:space="preserve">  --name </w:t>
-      </w:r>
-      <w:proofErr w:type="spellStart"/>
-      <w:r>
-        <w:rPr>
-          <w:rFonts w:ascii="宋体" w:eastAsia="宋体" w:hAnsi="宋体"/>
-          <w:sz w:val="24"/>
-        </w:rPr>
-        <w:t>litellm</w:t>
-      </w:r>
-      <w:proofErr w:type="spellEnd"/>
-      <w:r>
-        <w:rPr>
-          <w:rFonts w:ascii="宋体" w:eastAsia="宋体" w:hAnsi="宋体"/>
-          <w:sz w:val="24"/>
-        </w:rPr>
-        <w:t xml:space="preserve"> \</w:t>
-      </w:r>
-    </w:p>
-    <w:p>
-      <w:pPr>
-        <w:rPr>
-          <w:rFonts w:ascii="宋体" w:eastAsia="宋体" w:hAnsi="宋体"/>
-          <w:sz w:val="24"/>
-        </w:rPr>
-      </w:pPr>
-      <w:r>
-        <w:rPr>
-          <w:rFonts w:ascii="宋体" w:eastAsia="宋体" w:hAnsi="宋体"/>
-          <w:sz w:val="24"/>
-        </w:rPr>
-        <w:t xml:space="preserve">  -p 4000:4000 \</w:t>
-      </w:r>
-    </w:p>
-    <w:p>
-      <w:pPr>
-        <w:rPr>
-          <w:rFonts w:ascii="宋体" w:eastAsia="宋体" w:hAnsi="宋体"/>
-          <w:sz w:val="24"/>
-        </w:rPr>
-      </w:pPr>
-      <w:r>
-        <w:rPr>
-          <w:rFonts w:ascii="宋体" w:eastAsia="宋体" w:hAnsi="宋体"/>
-          <w:sz w:val="24"/>
-        </w:rPr>
-        <w:t xml:space="preserve">  -v ./</w:t>
+        <w:t>**基础配置文件 `</w:t>
       </w:r>
       <w:proofErr w:type="spellStart"/>
       <w:r>
@@ -2760,46 +3394,632 @@
           <w:rFonts w:ascii="宋体" w:eastAsia="宋体" w:hAnsi="宋体"/>
           <w:sz w:val="24"/>
         </w:rPr>
-        <w:t>:/app/</w:t>
-      </w:r>
-      <w:proofErr w:type="spellStart"/>
-      <w:r>
-        <w:rPr>
-          <w:rFonts w:ascii="宋体" w:eastAsia="宋体" w:hAnsi="宋体"/>
-          <w:sz w:val="24"/>
-        </w:rPr>
-        <w:t>config.yaml</w:t>
-      </w:r>
-      <w:proofErr w:type="spellEnd"/>
-      <w:r>
-        <w:rPr>
-          <w:rFonts w:ascii="宋体" w:eastAsia="宋体" w:hAnsi="宋体"/>
-          <w:sz w:val="24"/>
-        </w:rPr>
-        <w:t xml:space="preserve"> \</w:t>
-      </w:r>
-    </w:p>
-    <w:p>
-      <w:pPr>
-        <w:rPr>
-          <w:rFonts w:ascii="宋体" w:eastAsia="宋体" w:hAnsi="宋体"/>
-          <w:sz w:val="24"/>
-        </w:rPr>
-      </w:pPr>
-      <w:r>
-        <w:rPr>
-          <w:rFonts w:ascii="宋体" w:eastAsia="宋体" w:hAnsi="宋体"/>
-          <w:sz w:val="24"/>
-        </w:rPr>
-        <w:t xml:space="preserve">  ghcr.io/</w:t>
-      </w:r>
-      <w:proofErr w:type="spellStart"/>
-      <w:r>
-        <w:rPr>
-          <w:rFonts w:ascii="宋体" w:eastAsia="宋体" w:hAnsi="宋体"/>
-          <w:sz w:val="24"/>
-        </w:rPr>
-        <w:t>berriai</w:t>
+        <w:t>`**：</w:t>
+      </w:r>
+    </w:p>
+    <w:p>
+      <w:pPr>
+        <w:rPr>
+          <w:rFonts w:ascii="宋体" w:eastAsia="宋体" w:hAnsi="宋体"/>
+          <w:sz w:val="24"/>
+        </w:rPr>
+      </w:pPr>
+    </w:p>
+    <w:p>
+      <w:pPr>
+        <w:rPr>
+          <w:rFonts w:ascii="宋体" w:eastAsia="宋体" w:hAnsi="宋体"/>
+          <w:sz w:val="24"/>
+        </w:rPr>
+      </w:pPr>
+      <w:r>
+        <w:rPr>
+          <w:rFonts w:ascii="宋体" w:eastAsia="宋体" w:hAnsi="宋体"/>
+          <w:sz w:val="24"/>
+        </w:rPr>
+        <w:t>```</w:t>
+      </w:r>
+      <w:proofErr w:type="spellStart"/>
+      <w:r>
+        <w:rPr>
+          <w:rFonts w:ascii="宋体" w:eastAsia="宋体" w:hAnsi="宋体"/>
+          <w:sz w:val="24"/>
+        </w:rPr>
+        <w:t>yaml</w:t>
+      </w:r>
+      <w:proofErr w:type="spellEnd"/>
+    </w:p>
+    <w:p>
+      <w:pPr>
+        <w:rPr>
+          <w:rFonts w:ascii="宋体" w:eastAsia="宋体" w:hAnsi="宋体"/>
+          <w:sz w:val="24"/>
+        </w:rPr>
+      </w:pPr>
+      <w:proofErr w:type="spellStart"/>
+      <w:r>
+        <w:rPr>
+          <w:rFonts w:ascii="宋体" w:eastAsia="宋体" w:hAnsi="宋体"/>
+          <w:sz w:val="24"/>
+        </w:rPr>
+        <w:t>general_settings</w:t>
+      </w:r>
+      <w:proofErr w:type="spellEnd"/>
+      <w:r>
+        <w:rPr>
+          <w:rFonts w:ascii="宋体" w:eastAsia="宋体" w:hAnsi="宋体"/>
+          <w:sz w:val="24"/>
+        </w:rPr>
+        <w:t>:</w:t>
+      </w:r>
+    </w:p>
+    <w:p>
+      <w:pPr>
+        <w:rPr>
+          <w:rFonts w:ascii="宋体" w:eastAsia="宋体" w:hAnsi="宋体"/>
+          <w:sz w:val="24"/>
+        </w:rPr>
+      </w:pPr>
+      <w:r>
+        <w:rPr>
+          <w:rFonts w:ascii="宋体" w:eastAsia="宋体" w:hAnsi="宋体"/>
+          <w:sz w:val="24"/>
+        </w:rPr>
+        <w:t xml:space="preserve">  </w:t>
+      </w:r>
+      <w:proofErr w:type="spellStart"/>
+      <w:r>
+        <w:rPr>
+          <w:rFonts w:ascii="宋体" w:eastAsia="宋体" w:hAnsi="宋体"/>
+          <w:sz w:val="24"/>
+        </w:rPr>
+        <w:t>master_key</w:t>
+      </w:r>
+      <w:proofErr w:type="spellEnd"/>
+      <w:r>
+        <w:rPr>
+          <w:rFonts w:ascii="宋体" w:eastAsia="宋体" w:hAnsi="宋体"/>
+          <w:sz w:val="24"/>
+        </w:rPr>
+        <w:t xml:space="preserve">: </w:t>
+      </w:r>
+      <w:proofErr w:type="spellStart"/>
+      <w:r>
+        <w:rPr>
+          <w:rFonts w:ascii="宋体" w:eastAsia="宋体" w:hAnsi="宋体"/>
+          <w:sz w:val="24"/>
+        </w:rPr>
+        <w:t>sk</w:t>
+      </w:r>
+      <w:proofErr w:type="spellEnd"/>
+      <w:r>
+        <w:rPr>
+          <w:rFonts w:ascii="宋体" w:eastAsia="宋体" w:hAnsi="宋体"/>
+          <w:sz w:val="24"/>
+        </w:rPr>
+        <w:t>-your-master-key   # 网关主密钥</w:t>
+      </w:r>
+    </w:p>
+    <w:p>
+      <w:pPr>
+        <w:rPr>
+          <w:rFonts w:ascii="宋体" w:eastAsia="宋体" w:hAnsi="宋体"/>
+          <w:sz w:val="24"/>
+        </w:rPr>
+      </w:pPr>
+    </w:p>
+    <w:p>
+      <w:pPr>
+        <w:rPr>
+          <w:rFonts w:ascii="宋体" w:eastAsia="宋体" w:hAnsi="宋体"/>
+          <w:sz w:val="24"/>
+        </w:rPr>
+      </w:pPr>
+      <w:proofErr w:type="spellStart"/>
+      <w:r>
+        <w:rPr>
+          <w:rFonts w:ascii="宋体" w:eastAsia="宋体" w:hAnsi="宋体"/>
+          <w:sz w:val="24"/>
+        </w:rPr>
+        <w:t>model_list</w:t>
+      </w:r>
+      <w:proofErr w:type="spellEnd"/>
+      <w:r>
+        <w:rPr>
+          <w:rFonts w:ascii="宋体" w:eastAsia="宋体" w:hAnsi="宋体"/>
+          <w:sz w:val="24"/>
+        </w:rPr>
+        <w:t>:</w:t>
+      </w:r>
+    </w:p>
+    <w:p>
+      <w:pPr>
+        <w:rPr>
+          <w:rFonts w:ascii="宋体" w:eastAsia="宋体" w:hAnsi="宋体"/>
+          <w:sz w:val="24"/>
+        </w:rPr>
+      </w:pPr>
+      <w:r>
+        <w:rPr>
+          <w:rFonts w:ascii="宋体" w:eastAsia="宋体" w:hAnsi="宋体"/>
+          <w:sz w:val="24"/>
+        </w:rPr>
+        <w:t xml:space="preserve">  # OpenAI 官方模型</w:t>
+      </w:r>
+    </w:p>
+    <w:p>
+      <w:pPr>
+        <w:rPr>
+          <w:rFonts w:ascii="宋体" w:eastAsia="宋体" w:hAnsi="宋体"/>
+          <w:sz w:val="24"/>
+        </w:rPr>
+      </w:pPr>
+      <w:r>
+        <w:rPr>
+          <w:rFonts w:ascii="宋体" w:eastAsia="宋体" w:hAnsi="宋体"/>
+          <w:sz w:val="24"/>
+        </w:rPr>
+        <w:t xml:space="preserve">  - </w:t>
+      </w:r>
+      <w:proofErr w:type="spellStart"/>
+      <w:r>
+        <w:rPr>
+          <w:rFonts w:ascii="宋体" w:eastAsia="宋体" w:hAnsi="宋体"/>
+          <w:sz w:val="24"/>
+        </w:rPr>
+        <w:t>model_name</w:t>
+      </w:r>
+      <w:proofErr w:type="spellEnd"/>
+      <w:r>
+        <w:rPr>
+          <w:rFonts w:ascii="宋体" w:eastAsia="宋体" w:hAnsi="宋体"/>
+          <w:sz w:val="24"/>
+        </w:rPr>
+        <w:t>: gpt-4o</w:t>
+      </w:r>
+    </w:p>
+    <w:p>
+      <w:pPr>
+        <w:rPr>
+          <w:rFonts w:ascii="宋体" w:eastAsia="宋体" w:hAnsi="宋体"/>
+          <w:sz w:val="24"/>
+        </w:rPr>
+      </w:pPr>
+      <w:r>
+        <w:rPr>
+          <w:rFonts w:ascii="宋体" w:eastAsia="宋体" w:hAnsi="宋体"/>
+          <w:sz w:val="24"/>
+        </w:rPr>
+        <w:t xml:space="preserve">    </w:t>
+      </w:r>
+      <w:proofErr w:type="spellStart"/>
+      <w:r>
+        <w:rPr>
+          <w:rFonts w:ascii="宋体" w:eastAsia="宋体" w:hAnsi="宋体"/>
+          <w:sz w:val="24"/>
+        </w:rPr>
+        <w:t>litellm_params</w:t>
+      </w:r>
+      <w:proofErr w:type="spellEnd"/>
+      <w:r>
+        <w:rPr>
+          <w:rFonts w:ascii="宋体" w:eastAsia="宋体" w:hAnsi="宋体"/>
+          <w:sz w:val="24"/>
+        </w:rPr>
+        <w:t>:</w:t>
+      </w:r>
+    </w:p>
+    <w:p>
+      <w:pPr>
+        <w:rPr>
+          <w:rFonts w:ascii="宋体" w:eastAsia="宋体" w:hAnsi="宋体"/>
+          <w:sz w:val="24"/>
+        </w:rPr>
+      </w:pPr>
+      <w:r>
+        <w:rPr>
+          <w:rFonts w:ascii="宋体" w:eastAsia="宋体" w:hAnsi="宋体"/>
+          <w:sz w:val="24"/>
+        </w:rPr>
+        <w:t xml:space="preserve">      model: </w:t>
+      </w:r>
+      <w:proofErr w:type="spellStart"/>
+      <w:r>
+        <w:rPr>
+          <w:rFonts w:ascii="宋体" w:eastAsia="宋体" w:hAnsi="宋体"/>
+          <w:sz w:val="24"/>
+        </w:rPr>
+        <w:t>openai</w:t>
+      </w:r>
+      <w:proofErr w:type="spellEnd"/>
+      <w:r>
+        <w:rPr>
+          <w:rFonts w:ascii="宋体" w:eastAsia="宋体" w:hAnsi="宋体"/>
+          <w:sz w:val="24"/>
+        </w:rPr>
+        <w:t>/gpt-4o</w:t>
+      </w:r>
+    </w:p>
+    <w:p>
+      <w:pPr>
+        <w:rPr>
+          <w:rFonts w:ascii="宋体" w:eastAsia="宋体" w:hAnsi="宋体"/>
+          <w:sz w:val="24"/>
+        </w:rPr>
+      </w:pPr>
+      <w:r>
+        <w:rPr>
+          <w:rFonts w:ascii="宋体" w:eastAsia="宋体" w:hAnsi="宋体"/>
+          <w:sz w:val="24"/>
+        </w:rPr>
+        <w:t xml:space="preserve">      </w:t>
+      </w:r>
+      <w:proofErr w:type="spellStart"/>
+      <w:r>
+        <w:rPr>
+          <w:rFonts w:ascii="宋体" w:eastAsia="宋体" w:hAnsi="宋体"/>
+          <w:sz w:val="24"/>
+        </w:rPr>
+        <w:t>api_key</w:t>
+      </w:r>
+      <w:proofErr w:type="spellEnd"/>
+      <w:r>
+        <w:rPr>
+          <w:rFonts w:ascii="宋体" w:eastAsia="宋体" w:hAnsi="宋体"/>
+          <w:sz w:val="24"/>
+        </w:rPr>
+        <w:t xml:space="preserve">: </w:t>
+      </w:r>
+      <w:proofErr w:type="spellStart"/>
+      <w:r>
+        <w:rPr>
+          <w:rFonts w:ascii="宋体" w:eastAsia="宋体" w:hAnsi="宋体"/>
+          <w:sz w:val="24"/>
+        </w:rPr>
+        <w:t>sk</w:t>
+      </w:r>
+      <w:proofErr w:type="spellEnd"/>
+      <w:r>
+        <w:rPr>
+          <w:rFonts w:ascii="宋体" w:eastAsia="宋体" w:hAnsi="宋体"/>
+          <w:sz w:val="24"/>
+        </w:rPr>
+        <w:t>-your-</w:t>
+      </w:r>
+      <w:proofErr w:type="spellStart"/>
+      <w:r>
+        <w:rPr>
+          <w:rFonts w:ascii="宋体" w:eastAsia="宋体" w:hAnsi="宋体"/>
+          <w:sz w:val="24"/>
+        </w:rPr>
+        <w:t>openai</w:t>
+      </w:r>
+      <w:proofErr w:type="spellEnd"/>
+      <w:r>
+        <w:rPr>
+          <w:rFonts w:ascii="宋体" w:eastAsia="宋体" w:hAnsi="宋体"/>
+          <w:sz w:val="24"/>
+        </w:rPr>
+        <w:t>-</w:t>
+      </w:r>
+      <w:proofErr w:type="spellStart"/>
+      <w:r>
+        <w:rPr>
+          <w:rFonts w:ascii="宋体" w:eastAsia="宋体" w:hAnsi="宋体"/>
+          <w:sz w:val="24"/>
+        </w:rPr>
+        <w:t>api</w:t>
+      </w:r>
+      <w:proofErr w:type="spellEnd"/>
+      <w:r>
+        <w:rPr>
+          <w:rFonts w:ascii="宋体" w:eastAsia="宋体" w:hAnsi="宋体"/>
+          <w:sz w:val="24"/>
+        </w:rPr>
+        <w:t>-key</w:t>
+      </w:r>
+    </w:p>
+    <w:p>
+      <w:pPr>
+        <w:rPr>
+          <w:rFonts w:ascii="宋体" w:eastAsia="宋体" w:hAnsi="宋体"/>
+          <w:sz w:val="24"/>
+        </w:rPr>
+      </w:pPr>
+    </w:p>
+    <w:p>
+      <w:pPr>
+        <w:rPr>
+          <w:rFonts w:ascii="宋体" w:eastAsia="宋体" w:hAnsi="宋体"/>
+          <w:sz w:val="24"/>
+        </w:rPr>
+      </w:pPr>
+      <w:r>
+        <w:rPr>
+          <w:rFonts w:ascii="宋体" w:eastAsia="宋体" w:hAnsi="宋体"/>
+          <w:sz w:val="24"/>
+        </w:rPr>
+        <w:t xml:space="preserve">  # Anthropic Claude</w:t>
+      </w:r>
+    </w:p>
+    <w:p>
+      <w:pPr>
+        <w:rPr>
+          <w:rFonts w:ascii="宋体" w:eastAsia="宋体" w:hAnsi="宋体"/>
+          <w:sz w:val="24"/>
+        </w:rPr>
+      </w:pPr>
+      <w:r>
+        <w:rPr>
+          <w:rFonts w:ascii="宋体" w:eastAsia="宋体" w:hAnsi="宋体"/>
+          <w:sz w:val="24"/>
+        </w:rPr>
+        <w:t xml:space="preserve">  - </w:t>
+      </w:r>
+      <w:proofErr w:type="spellStart"/>
+      <w:r>
+        <w:rPr>
+          <w:rFonts w:ascii="宋体" w:eastAsia="宋体" w:hAnsi="宋体"/>
+          <w:sz w:val="24"/>
+        </w:rPr>
+        <w:t>model_name</w:t>
+      </w:r>
+      <w:proofErr w:type="spellEnd"/>
+      <w:r>
+        <w:rPr>
+          <w:rFonts w:ascii="宋体" w:eastAsia="宋体" w:hAnsi="宋体"/>
+          <w:sz w:val="24"/>
+        </w:rPr>
+        <w:t xml:space="preserve">: </w:t>
+      </w:r>
+      <w:proofErr w:type="spellStart"/>
+      <w:r>
+        <w:rPr>
+          <w:rFonts w:ascii="宋体" w:eastAsia="宋体" w:hAnsi="宋体"/>
+          <w:sz w:val="24"/>
+        </w:rPr>
+        <w:t>claude</w:t>
+      </w:r>
+      <w:proofErr w:type="spellEnd"/>
+      <w:r>
+        <w:rPr>
+          <w:rFonts w:ascii="宋体" w:eastAsia="宋体" w:hAnsi="宋体"/>
+          <w:sz w:val="24"/>
+        </w:rPr>
+        <w:t>-sonnet</w:t>
+      </w:r>
+    </w:p>
+    <w:p>
+      <w:pPr>
+        <w:rPr>
+          <w:rFonts w:ascii="宋体" w:eastAsia="宋体" w:hAnsi="宋体"/>
+          <w:sz w:val="24"/>
+        </w:rPr>
+      </w:pPr>
+      <w:r>
+        <w:rPr>
+          <w:rFonts w:ascii="宋体" w:eastAsia="宋体" w:hAnsi="宋体"/>
+          <w:sz w:val="24"/>
+        </w:rPr>
+        <w:t xml:space="preserve">    </w:t>
+      </w:r>
+      <w:proofErr w:type="spellStart"/>
+      <w:r>
+        <w:rPr>
+          <w:rFonts w:ascii="宋体" w:eastAsia="宋体" w:hAnsi="宋体"/>
+          <w:sz w:val="24"/>
+        </w:rPr>
+        <w:t>litellm_params</w:t>
+      </w:r>
+      <w:proofErr w:type="spellEnd"/>
+      <w:r>
+        <w:rPr>
+          <w:rFonts w:ascii="宋体" w:eastAsia="宋体" w:hAnsi="宋体"/>
+          <w:sz w:val="24"/>
+        </w:rPr>
+        <w:t>:</w:t>
+      </w:r>
+    </w:p>
+    <w:p>
+      <w:pPr>
+        <w:rPr>
+          <w:rFonts w:ascii="宋体" w:eastAsia="宋体" w:hAnsi="宋体"/>
+          <w:sz w:val="24"/>
+        </w:rPr>
+      </w:pPr>
+      <w:r>
+        <w:rPr>
+          <w:rFonts w:ascii="宋体" w:eastAsia="宋体" w:hAnsi="宋体"/>
+          <w:sz w:val="24"/>
+        </w:rPr>
+        <w:t xml:space="preserve">      model: anthropic/claude-3-5-sonnet-20241022</w:t>
+      </w:r>
+    </w:p>
+    <w:p>
+      <w:pPr>
+        <w:rPr>
+          <w:rFonts w:ascii="宋体" w:eastAsia="宋体" w:hAnsi="宋体"/>
+          <w:sz w:val="24"/>
+        </w:rPr>
+      </w:pPr>
+      <w:r>
+        <w:rPr>
+          <w:rFonts w:ascii="宋体" w:eastAsia="宋体" w:hAnsi="宋体"/>
+          <w:sz w:val="24"/>
+        </w:rPr>
+        <w:t xml:space="preserve">      </w:t>
+      </w:r>
+      <w:proofErr w:type="spellStart"/>
+      <w:r>
+        <w:rPr>
+          <w:rFonts w:ascii="宋体" w:eastAsia="宋体" w:hAnsi="宋体"/>
+          <w:sz w:val="24"/>
+        </w:rPr>
+        <w:t>api_key</w:t>
+      </w:r>
+      <w:proofErr w:type="spellEnd"/>
+      <w:r>
+        <w:rPr>
+          <w:rFonts w:ascii="宋体" w:eastAsia="宋体" w:hAnsi="宋体"/>
+          <w:sz w:val="24"/>
+        </w:rPr>
+        <w:t xml:space="preserve">: </w:t>
+      </w:r>
+      <w:proofErr w:type="spellStart"/>
+      <w:r>
+        <w:rPr>
+          <w:rFonts w:ascii="宋体" w:eastAsia="宋体" w:hAnsi="宋体"/>
+          <w:sz w:val="24"/>
+        </w:rPr>
+        <w:t>sk</w:t>
+      </w:r>
+      <w:proofErr w:type="spellEnd"/>
+      <w:r>
+        <w:rPr>
+          <w:rFonts w:ascii="宋体" w:eastAsia="宋体" w:hAnsi="宋体"/>
+          <w:sz w:val="24"/>
+        </w:rPr>
+        <w:t>-your-anthropic-</w:t>
+      </w:r>
+      <w:proofErr w:type="spellStart"/>
+      <w:r>
+        <w:rPr>
+          <w:rFonts w:ascii="宋体" w:eastAsia="宋体" w:hAnsi="宋体"/>
+          <w:sz w:val="24"/>
+        </w:rPr>
+        <w:t>api</w:t>
+      </w:r>
+      <w:proofErr w:type="spellEnd"/>
+      <w:r>
+        <w:rPr>
+          <w:rFonts w:ascii="宋体" w:eastAsia="宋体" w:hAnsi="宋体"/>
+          <w:sz w:val="24"/>
+        </w:rPr>
+        <w:t>-key</w:t>
+      </w:r>
+    </w:p>
+    <w:p>
+      <w:pPr>
+        <w:rPr>
+          <w:rFonts w:ascii="宋体" w:eastAsia="宋体" w:hAnsi="宋体"/>
+          <w:sz w:val="24"/>
+        </w:rPr>
+      </w:pPr>
+    </w:p>
+    <w:p>
+      <w:pPr>
+        <w:rPr>
+          <w:rFonts w:ascii="宋体" w:eastAsia="宋体" w:hAnsi="宋体"/>
+          <w:sz w:val="24"/>
+        </w:rPr>
+      </w:pPr>
+      <w:r>
+        <w:rPr>
+          <w:rFonts w:ascii="宋体" w:eastAsia="宋体" w:hAnsi="宋体"/>
+          <w:sz w:val="24"/>
+        </w:rPr>
+        <w:t xml:space="preserve">  # DeepSeek</w:t>
+      </w:r>
+    </w:p>
+    <w:p>
+      <w:pPr>
+        <w:rPr>
+          <w:rFonts w:ascii="宋体" w:eastAsia="宋体" w:hAnsi="宋体"/>
+          <w:sz w:val="24"/>
+        </w:rPr>
+      </w:pPr>
+      <w:r>
+        <w:rPr>
+          <w:rFonts w:ascii="宋体" w:eastAsia="宋体" w:hAnsi="宋体"/>
+          <w:sz w:val="24"/>
+        </w:rPr>
+        <w:t xml:space="preserve">  - </w:t>
+      </w:r>
+      <w:proofErr w:type="spellStart"/>
+      <w:r>
+        <w:rPr>
+          <w:rFonts w:ascii="宋体" w:eastAsia="宋体" w:hAnsi="宋体"/>
+          <w:sz w:val="24"/>
+        </w:rPr>
+        <w:t>model_name</w:t>
+      </w:r>
+      <w:proofErr w:type="spellEnd"/>
+      <w:r>
+        <w:rPr>
+          <w:rFonts w:ascii="宋体" w:eastAsia="宋体" w:hAnsi="宋体"/>
+          <w:sz w:val="24"/>
+        </w:rPr>
+        <w:t xml:space="preserve">: </w:t>
+      </w:r>
+      <w:proofErr w:type="spellStart"/>
+      <w:r>
+        <w:rPr>
+          <w:rFonts w:ascii="宋体" w:eastAsia="宋体" w:hAnsi="宋体"/>
+          <w:sz w:val="24"/>
+        </w:rPr>
+        <w:t>deepseek</w:t>
+      </w:r>
+      <w:proofErr w:type="spellEnd"/>
+      <w:r>
+        <w:rPr>
+          <w:rFonts w:ascii="宋体" w:eastAsia="宋体" w:hAnsi="宋体"/>
+          <w:sz w:val="24"/>
+        </w:rPr>
+        <w:t>-chat</w:t>
+      </w:r>
+    </w:p>
+    <w:p>
+      <w:pPr>
+        <w:rPr>
+          <w:rFonts w:ascii="宋体" w:eastAsia="宋体" w:hAnsi="宋体"/>
+          <w:sz w:val="24"/>
+        </w:rPr>
+      </w:pPr>
+      <w:r>
+        <w:rPr>
+          <w:rFonts w:ascii="宋体" w:eastAsia="宋体" w:hAnsi="宋体"/>
+          <w:sz w:val="24"/>
+        </w:rPr>
+        <w:t xml:space="preserve">    </w:t>
+      </w:r>
+      <w:proofErr w:type="spellStart"/>
+      <w:r>
+        <w:rPr>
+          <w:rFonts w:ascii="宋体" w:eastAsia="宋体" w:hAnsi="宋体"/>
+          <w:sz w:val="24"/>
+        </w:rPr>
+        <w:t>litellm_params</w:t>
+      </w:r>
+      <w:proofErr w:type="spellEnd"/>
+      <w:r>
+        <w:rPr>
+          <w:rFonts w:ascii="宋体" w:eastAsia="宋体" w:hAnsi="宋体"/>
+          <w:sz w:val="24"/>
+        </w:rPr>
+        <w:t>:</w:t>
+      </w:r>
+    </w:p>
+    <w:p>
+      <w:pPr>
+        <w:rPr>
+          <w:rFonts w:ascii="宋体" w:eastAsia="宋体" w:hAnsi="宋体"/>
+          <w:sz w:val="24"/>
+        </w:rPr>
+      </w:pPr>
+      <w:r>
+        <w:rPr>
+          <w:rFonts w:ascii="宋体" w:eastAsia="宋体" w:hAnsi="宋体"/>
+          <w:sz w:val="24"/>
+        </w:rPr>
+        <w:t xml:space="preserve">      model: </w:t>
+      </w:r>
+      <w:proofErr w:type="spellStart"/>
+      <w:r>
+        <w:rPr>
+          <w:rFonts w:ascii="宋体" w:eastAsia="宋体" w:hAnsi="宋体"/>
+          <w:sz w:val="24"/>
+        </w:rPr>
+        <w:t>deepseek</w:t>
       </w:r>
       <w:proofErr w:type="spellEnd"/>
       <w:r>
@@ -2815,141 +4035,69 @@
           <w:rFonts w:ascii="宋体" w:eastAsia="宋体" w:hAnsi="宋体"/>
           <w:sz w:val="24"/>
         </w:rPr>
-        <w:t>litellm:main-latest</w:t>
-      </w:r>
-      <w:proofErr w:type="spellEnd"/>
-    </w:p>
-    <w:p>
-      <w:pPr>
-        <w:rPr>
-          <w:rFonts w:ascii="宋体" w:eastAsia="宋体" w:hAnsi="宋体"/>
-          <w:sz w:val="24"/>
-        </w:rPr>
-      </w:pPr>
-      <w:r>
-        <w:rPr>
-          <w:rFonts w:ascii="宋体" w:eastAsia="宋体" w:hAnsi="宋体"/>
-          <w:sz w:val="24"/>
-        </w:rPr>
-        <w:t>```</w:t>
-      </w:r>
-    </w:p>
-    <w:p>
-      <w:pPr>
-        <w:rPr>
-          <w:rFonts w:ascii="宋体" w:eastAsia="宋体" w:hAnsi="宋体"/>
-          <w:sz w:val="24"/>
-        </w:rPr>
-      </w:pPr>
-    </w:p>
-    <w:p>
-      <w:pPr>
-        <w:rPr>
-          <w:rFonts w:ascii="宋体" w:eastAsia="宋体" w:hAnsi="宋体"/>
-          <w:sz w:val="24"/>
-        </w:rPr>
-      </w:pPr>
-      <w:r>
-        <w:rPr>
-          <w:rFonts w:ascii="宋体" w:eastAsia="宋体" w:hAnsi="宋体"/>
-          <w:sz w:val="24"/>
-        </w:rPr>
-        <w:t>**基础配置文件 `</w:t>
-      </w:r>
-      <w:proofErr w:type="spellStart"/>
-      <w:r>
-        <w:rPr>
-          <w:rFonts w:ascii="宋体" w:eastAsia="宋体" w:hAnsi="宋体"/>
-          <w:sz w:val="24"/>
-        </w:rPr>
-        <w:t>litellm_config.yaml</w:t>
-      </w:r>
-      <w:proofErr w:type="spellEnd"/>
-      <w:r>
-        <w:rPr>
-          <w:rFonts w:ascii="宋体" w:eastAsia="宋体" w:hAnsi="宋体"/>
-          <w:sz w:val="24"/>
-        </w:rPr>
-        <w:t>`**：</w:t>
-      </w:r>
-    </w:p>
-    <w:p>
-      <w:pPr>
-        <w:rPr>
-          <w:rFonts w:ascii="宋体" w:eastAsia="宋体" w:hAnsi="宋体"/>
-          <w:sz w:val="24"/>
-        </w:rPr>
-      </w:pPr>
-    </w:p>
-    <w:p>
-      <w:pPr>
-        <w:rPr>
-          <w:rFonts w:ascii="宋体" w:eastAsia="宋体" w:hAnsi="宋体"/>
-          <w:sz w:val="24"/>
-        </w:rPr>
-      </w:pPr>
-      <w:r>
-        <w:rPr>
-          <w:rFonts w:ascii="宋体" w:eastAsia="宋体" w:hAnsi="宋体"/>
-          <w:sz w:val="24"/>
-        </w:rPr>
-        <w:t>```</w:t>
-      </w:r>
-      <w:proofErr w:type="spellStart"/>
-      <w:r>
-        <w:rPr>
-          <w:rFonts w:ascii="宋体" w:eastAsia="宋体" w:hAnsi="宋体"/>
-          <w:sz w:val="24"/>
-        </w:rPr>
-        <w:t>yaml</w:t>
-      </w:r>
-      <w:proofErr w:type="spellEnd"/>
-    </w:p>
-    <w:p>
-      <w:pPr>
-        <w:rPr>
-          <w:rFonts w:ascii="宋体" w:eastAsia="宋体" w:hAnsi="宋体"/>
-          <w:sz w:val="24"/>
-        </w:rPr>
-      </w:pPr>
-      <w:proofErr w:type="spellStart"/>
-      <w:r>
-        <w:rPr>
-          <w:rFonts w:ascii="宋体" w:eastAsia="宋体" w:hAnsi="宋体"/>
-          <w:sz w:val="24"/>
-        </w:rPr>
-        <w:t>general_settings</w:t>
-      </w:r>
-      <w:proofErr w:type="spellEnd"/>
-      <w:r>
-        <w:rPr>
-          <w:rFonts w:ascii="宋体" w:eastAsia="宋体" w:hAnsi="宋体"/>
-          <w:sz w:val="24"/>
-        </w:rPr>
-        <w:t>:</w:t>
-      </w:r>
-    </w:p>
-    <w:p>
-      <w:pPr>
-        <w:rPr>
-          <w:rFonts w:ascii="宋体" w:eastAsia="宋体" w:hAnsi="宋体"/>
-          <w:sz w:val="24"/>
-        </w:rPr>
-      </w:pPr>
-      <w:r>
-        <w:rPr>
-          <w:rFonts w:ascii="宋体" w:eastAsia="宋体" w:hAnsi="宋体"/>
-          <w:sz w:val="24"/>
-        </w:rPr>
-        <w:t xml:space="preserve">  </w:t>
-      </w:r>
-      <w:proofErr w:type="spellStart"/>
-      <w:r>
-        <w:rPr>
-          <w:rFonts w:ascii="宋体" w:eastAsia="宋体" w:hAnsi="宋体"/>
-          <w:sz w:val="24"/>
-        </w:rPr>
-        <w:t>master_key</w:t>
+        <w:t>deepseek</w:t>
+      </w:r>
+      <w:proofErr w:type="spellEnd"/>
+      <w:r>
+        <w:rPr>
+          <w:rFonts w:ascii="宋体" w:eastAsia="宋体" w:hAnsi="宋体"/>
+          <w:sz w:val="24"/>
+        </w:rPr>
+        <w:t>-chat</w:t>
+      </w:r>
+    </w:p>
+    <w:p>
+      <w:pPr>
+        <w:rPr>
+          <w:rFonts w:ascii="宋体" w:eastAsia="宋体" w:hAnsi="宋体"/>
+          <w:sz w:val="24"/>
+        </w:rPr>
+      </w:pPr>
+      <w:r>
+        <w:rPr>
+          <w:rFonts w:ascii="宋体" w:eastAsia="宋体" w:hAnsi="宋体"/>
+          <w:sz w:val="24"/>
+        </w:rPr>
+        <w:t xml:space="preserve">      </w:t>
+      </w:r>
+      <w:proofErr w:type="spellStart"/>
+      <w:r>
+        <w:rPr>
+          <w:rFonts w:ascii="宋体" w:eastAsia="宋体" w:hAnsi="宋体"/>
+          <w:sz w:val="24"/>
+        </w:rPr>
+        <w:t>api_base</w:t>
+      </w:r>
+      <w:proofErr w:type="spellEnd"/>
+      <w:r>
+        <w:rPr>
+          <w:rFonts w:ascii="宋体" w:eastAsia="宋体" w:hAnsi="宋体"/>
+          <w:sz w:val="24"/>
+        </w:rPr>
+        <w:t>: https://api.deepseek.com/v1</w:t>
+      </w:r>
+    </w:p>
+    <w:p>
+      <w:pPr>
+        <w:rPr>
+          <w:rFonts w:ascii="宋体" w:eastAsia="宋体" w:hAnsi="宋体"/>
+          <w:sz w:val="24"/>
+        </w:rPr>
+      </w:pPr>
+      <w:r>
+        <w:rPr>
+          <w:rFonts w:ascii="宋体" w:eastAsia="宋体" w:hAnsi="宋体"/>
+          <w:sz w:val="24"/>
+        </w:rPr>
+        <w:t xml:space="preserve">      </w:t>
+      </w:r>
+      <w:proofErr w:type="spellStart"/>
+      <w:r>
+        <w:rPr>
+          <w:rFonts w:ascii="宋体" w:eastAsia="宋体" w:hAnsi="宋体"/>
+          <w:sz w:val="24"/>
+        </w:rPr>
+        <w:t>api_key</w:t>
       </w:r>
       <w:proofErr w:type="spellEnd"/>
       <w:r>
@@ -2973,193 +4121,6 @@
           <w:rFonts w:ascii="宋体" w:eastAsia="宋体" w:hAnsi="宋体"/>
           <w:sz w:val="24"/>
         </w:rPr>
-        <w:t>-your-master-key   # 网关主密钥</w:t>
-      </w:r>
-    </w:p>
-    <w:p>
-      <w:pPr>
-        <w:rPr>
-          <w:rFonts w:ascii="宋体" w:eastAsia="宋体" w:hAnsi="宋体"/>
-          <w:sz w:val="24"/>
-        </w:rPr>
-      </w:pPr>
-    </w:p>
-    <w:p>
-      <w:pPr>
-        <w:rPr>
-          <w:rFonts w:ascii="宋体" w:eastAsia="宋体" w:hAnsi="宋体"/>
-          <w:sz w:val="24"/>
-        </w:rPr>
-      </w:pPr>
-      <w:proofErr w:type="spellStart"/>
-      <w:r>
-        <w:rPr>
-          <w:rFonts w:ascii="宋体" w:eastAsia="宋体" w:hAnsi="宋体"/>
-          <w:sz w:val="24"/>
-        </w:rPr>
-        <w:t>model_list</w:t>
-      </w:r>
-      <w:proofErr w:type="spellEnd"/>
-      <w:r>
-        <w:rPr>
-          <w:rFonts w:ascii="宋体" w:eastAsia="宋体" w:hAnsi="宋体"/>
-          <w:sz w:val="24"/>
-        </w:rPr>
-        <w:t>:</w:t>
-      </w:r>
-    </w:p>
-    <w:p>
-      <w:pPr>
-        <w:rPr>
-          <w:rFonts w:ascii="宋体" w:eastAsia="宋体" w:hAnsi="宋体"/>
-          <w:sz w:val="24"/>
-        </w:rPr>
-      </w:pPr>
-      <w:r>
-        <w:rPr>
-          <w:rFonts w:ascii="宋体" w:eastAsia="宋体" w:hAnsi="宋体"/>
-          <w:sz w:val="24"/>
-        </w:rPr>
-        <w:t xml:space="preserve">  # OpenAI 官方模型</w:t>
-      </w:r>
-    </w:p>
-    <w:p>
-      <w:pPr>
-        <w:rPr>
-          <w:rFonts w:ascii="宋体" w:eastAsia="宋体" w:hAnsi="宋体"/>
-          <w:sz w:val="24"/>
-        </w:rPr>
-      </w:pPr>
-      <w:r>
-        <w:rPr>
-          <w:rFonts w:ascii="宋体" w:eastAsia="宋体" w:hAnsi="宋体"/>
-          <w:sz w:val="24"/>
-        </w:rPr>
-        <w:t xml:space="preserve">  - </w:t>
-      </w:r>
-      <w:proofErr w:type="spellStart"/>
-      <w:r>
-        <w:rPr>
-          <w:rFonts w:ascii="宋体" w:eastAsia="宋体" w:hAnsi="宋体"/>
-          <w:sz w:val="24"/>
-        </w:rPr>
-        <w:t>model_name</w:t>
-      </w:r>
-      <w:proofErr w:type="spellEnd"/>
-      <w:r>
-        <w:rPr>
-          <w:rFonts w:ascii="宋体" w:eastAsia="宋体" w:hAnsi="宋体"/>
-          <w:sz w:val="24"/>
-        </w:rPr>
-        <w:t>: gpt-4o</w:t>
-      </w:r>
-    </w:p>
-    <w:p>
-      <w:pPr>
-        <w:rPr>
-          <w:rFonts w:ascii="宋体" w:eastAsia="宋体" w:hAnsi="宋体"/>
-          <w:sz w:val="24"/>
-        </w:rPr>
-      </w:pPr>
-      <w:r>
-        <w:rPr>
-          <w:rFonts w:ascii="宋体" w:eastAsia="宋体" w:hAnsi="宋体"/>
-          <w:sz w:val="24"/>
-        </w:rPr>
-        <w:t xml:space="preserve">    </w:t>
-      </w:r>
-      <w:proofErr w:type="spellStart"/>
-      <w:r>
-        <w:rPr>
-          <w:rFonts w:ascii="宋体" w:eastAsia="宋体" w:hAnsi="宋体"/>
-          <w:sz w:val="24"/>
-        </w:rPr>
-        <w:t>litellm_params</w:t>
-      </w:r>
-      <w:proofErr w:type="spellEnd"/>
-      <w:r>
-        <w:rPr>
-          <w:rFonts w:ascii="宋体" w:eastAsia="宋体" w:hAnsi="宋体"/>
-          <w:sz w:val="24"/>
-        </w:rPr>
-        <w:t>:</w:t>
-      </w:r>
-    </w:p>
-    <w:p>
-      <w:pPr>
-        <w:rPr>
-          <w:rFonts w:ascii="宋体" w:eastAsia="宋体" w:hAnsi="宋体"/>
-          <w:sz w:val="24"/>
-        </w:rPr>
-      </w:pPr>
-      <w:r>
-        <w:rPr>
-          <w:rFonts w:ascii="宋体" w:eastAsia="宋体" w:hAnsi="宋体"/>
-          <w:sz w:val="24"/>
-        </w:rPr>
-        <w:t xml:space="preserve">      model: </w:t>
-      </w:r>
-      <w:proofErr w:type="spellStart"/>
-      <w:r>
-        <w:rPr>
-          <w:rFonts w:ascii="宋体" w:eastAsia="宋体" w:hAnsi="宋体"/>
-          <w:sz w:val="24"/>
-        </w:rPr>
-        <w:t>openai</w:t>
-      </w:r>
-      <w:proofErr w:type="spellEnd"/>
-      <w:r>
-        <w:rPr>
-          <w:rFonts w:ascii="宋体" w:eastAsia="宋体" w:hAnsi="宋体"/>
-          <w:sz w:val="24"/>
-        </w:rPr>
-        <w:t>/gpt-4o</w:t>
-      </w:r>
-    </w:p>
-    <w:p>
-      <w:pPr>
-        <w:rPr>
-          <w:rFonts w:ascii="宋体" w:eastAsia="宋体" w:hAnsi="宋体"/>
-          <w:sz w:val="24"/>
-        </w:rPr>
-      </w:pPr>
-      <w:r>
-        <w:rPr>
-          <w:rFonts w:ascii="宋体" w:eastAsia="宋体" w:hAnsi="宋体"/>
-          <w:sz w:val="24"/>
-        </w:rPr>
-        <w:t xml:space="preserve">      </w:t>
-      </w:r>
-      <w:proofErr w:type="spellStart"/>
-      <w:r>
-        <w:rPr>
-          <w:rFonts w:ascii="宋体" w:eastAsia="宋体" w:hAnsi="宋体"/>
-          <w:sz w:val="24"/>
-        </w:rPr>
-        <w:t>api_key</w:t>
-      </w:r>
-      <w:proofErr w:type="spellEnd"/>
-      <w:r>
-        <w:rPr>
-          <w:rFonts w:ascii="宋体" w:eastAsia="宋体" w:hAnsi="宋体"/>
-          <w:sz w:val="24"/>
-        </w:rPr>
-        <w:t xml:space="preserve">: </w:t>
-      </w:r>
-      <w:proofErr w:type="spellStart"/>
-      <w:r>
-        <w:rPr>
-          <w:rFonts w:ascii="宋体" w:eastAsia="宋体" w:hAnsi="宋体"/>
-          <w:sz w:val="24"/>
-        </w:rPr>
-        <w:t>sk</w:t>
-      </w:r>
-      <w:proofErr w:type="spellEnd"/>
-      <w:r>
-        <w:rPr>
-          <w:rFonts w:ascii="宋体" w:eastAsia="宋体" w:hAnsi="宋体"/>
-          <w:sz w:val="24"/>
-        </w:rPr>
         <w:t>-your-</w:t>
       </w:r>
       <w:proofErr w:type="spellStart"/>
@@ -3168,7 +4129,7 @@
           <w:rFonts w:ascii="宋体" w:eastAsia="宋体" w:hAnsi="宋体"/>
           <w:sz w:val="24"/>
         </w:rPr>
-        <w:t>openai</w:t>
+        <w:t>deepseek</w:t>
       </w:r>
       <w:proofErr w:type="spellEnd"/>
       <w:r>
@@ -3215,186 +4176,7 @@
           <w:rFonts w:ascii="宋体" w:eastAsia="宋体" w:hAnsi="宋体"/>
           <w:sz w:val="24"/>
         </w:rPr>
-        <w:t xml:space="preserve">  # Anthropic Claude</w:t>
-      </w:r>
-    </w:p>
-    <w:p>
-      <w:pPr>
-        <w:rPr>
-          <w:rFonts w:ascii="宋体" w:eastAsia="宋体" w:hAnsi="宋体"/>
-          <w:sz w:val="24"/>
-        </w:rPr>
-      </w:pPr>
-      <w:r>
-        <w:rPr>
-          <w:rFonts w:ascii="宋体" w:eastAsia="宋体" w:hAnsi="宋体"/>
-          <w:sz w:val="24"/>
-        </w:rPr>
-        <w:t xml:space="preserve">  - </w:t>
-      </w:r>
-      <w:proofErr w:type="spellStart"/>
-      <w:r>
-        <w:rPr>
-          <w:rFonts w:ascii="宋体" w:eastAsia="宋体" w:hAnsi="宋体"/>
-          <w:sz w:val="24"/>
-        </w:rPr>
-        <w:t>model_name</w:t>
-      </w:r>
-      <w:proofErr w:type="spellEnd"/>
-      <w:r>
-        <w:rPr>
-          <w:rFonts w:ascii="宋体" w:eastAsia="宋体" w:hAnsi="宋体"/>
-          <w:sz w:val="24"/>
-        </w:rPr>
-        <w:t xml:space="preserve">: </w:t>
-      </w:r>
-      <w:proofErr w:type="spellStart"/>
-      <w:r>
-        <w:rPr>
-          <w:rFonts w:ascii="宋体" w:eastAsia="宋体" w:hAnsi="宋体"/>
-          <w:sz w:val="24"/>
-        </w:rPr>
-        <w:t>claude</w:t>
-      </w:r>
-      <w:proofErr w:type="spellEnd"/>
-      <w:r>
-        <w:rPr>
-          <w:rFonts w:ascii="宋体" w:eastAsia="宋体" w:hAnsi="宋体"/>
-          <w:sz w:val="24"/>
-        </w:rPr>
-        <w:t>-sonnet</w:t>
-      </w:r>
-    </w:p>
-    <w:p>
-      <w:pPr>
-        <w:rPr>
-          <w:rFonts w:ascii="宋体" w:eastAsia="宋体" w:hAnsi="宋体"/>
-          <w:sz w:val="24"/>
-        </w:rPr>
-      </w:pPr>
-      <w:r>
-        <w:rPr>
-          <w:rFonts w:ascii="宋体" w:eastAsia="宋体" w:hAnsi="宋体"/>
-          <w:sz w:val="24"/>
-        </w:rPr>
-        <w:t xml:space="preserve">    </w:t>
-      </w:r>
-      <w:proofErr w:type="spellStart"/>
-      <w:r>
-        <w:rPr>
-          <w:rFonts w:ascii="宋体" w:eastAsia="宋体" w:hAnsi="宋体"/>
-          <w:sz w:val="24"/>
-        </w:rPr>
-        <w:t>litellm_params</w:t>
-      </w:r>
-      <w:proofErr w:type="spellEnd"/>
-      <w:r>
-        <w:rPr>
-          <w:rFonts w:ascii="宋体" w:eastAsia="宋体" w:hAnsi="宋体"/>
-          <w:sz w:val="24"/>
-        </w:rPr>
-        <w:t>:</w:t>
-      </w:r>
-    </w:p>
-    <w:p>
-      <w:pPr>
-        <w:rPr>
-          <w:rFonts w:ascii="宋体" w:eastAsia="宋体" w:hAnsi="宋体"/>
-          <w:sz w:val="24"/>
-        </w:rPr>
-      </w:pPr>
-      <w:r>
-        <w:rPr>
-          <w:rFonts w:ascii="宋体" w:eastAsia="宋体" w:hAnsi="宋体"/>
-          <w:sz w:val="24"/>
-        </w:rPr>
-        <w:t xml:space="preserve">      model: anthropic/claude-3-5-sonnet-20241022</w:t>
-      </w:r>
-    </w:p>
-    <w:p>
-      <w:pPr>
-        <w:rPr>
-          <w:rFonts w:ascii="宋体" w:eastAsia="宋体" w:hAnsi="宋体"/>
-          <w:sz w:val="24"/>
-        </w:rPr>
-      </w:pPr>
-      <w:r>
-        <w:rPr>
-          <w:rFonts w:ascii="宋体" w:eastAsia="宋体" w:hAnsi="宋体"/>
-          <w:sz w:val="24"/>
-        </w:rPr>
-        <w:t xml:space="preserve">      </w:t>
-      </w:r>
-      <w:proofErr w:type="spellStart"/>
-      <w:r>
-        <w:rPr>
-          <w:rFonts w:ascii="宋体" w:eastAsia="宋体" w:hAnsi="宋体"/>
-          <w:sz w:val="24"/>
-        </w:rPr>
-        <w:t>api_key</w:t>
-      </w:r>
-      <w:proofErr w:type="spellEnd"/>
-      <w:r>
-        <w:rPr>
-          <w:rFonts w:ascii="宋体" w:eastAsia="宋体" w:hAnsi="宋体"/>
-          <w:sz w:val="24"/>
-        </w:rPr>
-        <w:t xml:space="preserve">: </w:t>
-      </w:r>
-      <w:proofErr w:type="spellStart"/>
-      <w:r>
-        <w:rPr>
-          <w:rFonts w:ascii="宋体" w:eastAsia="宋体" w:hAnsi="宋体"/>
-          <w:sz w:val="24"/>
-        </w:rPr>
-        <w:t>sk</w:t>
-      </w:r>
-      <w:proofErr w:type="spellEnd"/>
-      <w:r>
-        <w:rPr>
-          <w:rFonts w:ascii="宋体" w:eastAsia="宋体" w:hAnsi="宋体"/>
-          <w:sz w:val="24"/>
-        </w:rPr>
-        <w:t>-your-anthropic-</w:t>
-      </w:r>
-      <w:proofErr w:type="spellStart"/>
-      <w:r>
-        <w:rPr>
-          <w:rFonts w:ascii="宋体" w:eastAsia="宋体" w:hAnsi="宋体"/>
-          <w:sz w:val="24"/>
-        </w:rPr>
-        <w:t>api</w:t>
-      </w:r>
-      <w:proofErr w:type="spellEnd"/>
-      <w:r>
-        <w:rPr>
-          <w:rFonts w:ascii="宋体" w:eastAsia="宋体" w:hAnsi="宋体"/>
-          <w:sz w:val="24"/>
-        </w:rPr>
-        <w:t>-key</w:t>
-      </w:r>
-    </w:p>
-    <w:p>
-      <w:pPr>
-        <w:rPr>
-          <w:rFonts w:ascii="宋体" w:eastAsia="宋体" w:hAnsi="宋体"/>
-          <w:sz w:val="24"/>
-        </w:rPr>
-      </w:pPr>
-    </w:p>
-    <w:p>
-      <w:pPr>
-        <w:rPr>
-          <w:rFonts w:ascii="宋体" w:eastAsia="宋体" w:hAnsi="宋体"/>
-          <w:sz w:val="24"/>
-        </w:rPr>
-      </w:pPr>
-      <w:r>
-        <w:rPr>
-          <w:rFonts w:ascii="宋体" w:eastAsia="宋体" w:hAnsi="宋体"/>
-          <w:sz w:val="24"/>
-        </w:rPr>
-        <w:t xml:space="preserve">  # DeepSeek</w:t>
+        <w:t xml:space="preserve">  # 本地 Ollama 模型</w:t>
       </w:r>
     </w:p>
     <w:p>
@@ -3426,7 +4208,1853 @@
           <w:rFonts w:ascii="宋体" w:eastAsia="宋体" w:hAnsi="宋体"/>
           <w:sz w:val="24"/>
         </w:rPr>
-        <w:t xml:space="preserve">: </w:t>
+        <w:t>: local-</w:t>
+      </w:r>
+      <w:proofErr w:type="spellStart"/>
+      <w:r>
+        <w:rPr>
+          <w:rFonts w:ascii="宋体" w:eastAsia="宋体" w:hAnsi="宋体"/>
+          <w:sz w:val="24"/>
+        </w:rPr>
+        <w:t>codellama</w:t>
+      </w:r>
+      <w:proofErr w:type="spellEnd"/>
+    </w:p>
+    <w:p>
+      <w:pPr>
+        <w:rPr>
+          <w:rFonts w:ascii="宋体" w:eastAsia="宋体" w:hAnsi="宋体"/>
+          <w:sz w:val="24"/>
+        </w:rPr>
+      </w:pPr>
+      <w:r>
+        <w:rPr>
+          <w:rFonts w:ascii="宋体" w:eastAsia="宋体" w:hAnsi="宋体"/>
+          <w:sz w:val="24"/>
+        </w:rPr>
+        <w:t xml:space="preserve">    </w:t>
+      </w:r>
+      <w:proofErr w:type="spellStart"/>
+      <w:r>
+        <w:rPr>
+          <w:rFonts w:ascii="宋体" w:eastAsia="宋体" w:hAnsi="宋体"/>
+          <w:sz w:val="24"/>
+        </w:rPr>
+        <w:t>litellm_params</w:t>
+      </w:r>
+      <w:proofErr w:type="spellEnd"/>
+      <w:r>
+        <w:rPr>
+          <w:rFonts w:ascii="宋体" w:eastAsia="宋体" w:hAnsi="宋体"/>
+          <w:sz w:val="24"/>
+        </w:rPr>
+        <w:t>:</w:t>
+      </w:r>
+    </w:p>
+    <w:p>
+      <w:pPr>
+        <w:rPr>
+          <w:rFonts w:ascii="宋体" w:eastAsia="宋体" w:hAnsi="宋体"/>
+          <w:sz w:val="24"/>
+        </w:rPr>
+      </w:pPr>
+      <w:r>
+        <w:rPr>
+          <w:rFonts w:ascii="宋体" w:eastAsia="宋体" w:hAnsi="宋体"/>
+          <w:sz w:val="24"/>
+        </w:rPr>
+        <w:t xml:space="preserve">      model: </w:t>
+      </w:r>
+      <w:proofErr w:type="spellStart"/>
+      <w:r>
+        <w:rPr>
+          <w:rFonts w:ascii="宋体" w:eastAsia="宋体" w:hAnsi="宋体"/>
+          <w:sz w:val="24"/>
+        </w:rPr>
+        <w:t>ollama</w:t>
+      </w:r>
+      <w:proofErr w:type="spellEnd"/>
+      <w:r>
+        <w:rPr>
+          <w:rFonts w:ascii="宋体" w:eastAsia="宋体" w:hAnsi="宋体"/>
+          <w:sz w:val="24"/>
+        </w:rPr>
+        <w:t>/codellama:7b</w:t>
+      </w:r>
+    </w:p>
+    <w:p>
+      <w:pPr>
+        <w:rPr>
+          <w:rFonts w:ascii="宋体" w:eastAsia="宋体" w:hAnsi="宋体"/>
+          <w:sz w:val="24"/>
+        </w:rPr>
+      </w:pPr>
+      <w:r>
+        <w:rPr>
+          <w:rFonts w:ascii="宋体" w:eastAsia="宋体" w:hAnsi="宋体"/>
+          <w:sz w:val="24"/>
+        </w:rPr>
+        <w:t xml:space="preserve">      </w:t>
+      </w:r>
+      <w:proofErr w:type="spellStart"/>
+      <w:r>
+        <w:rPr>
+          <w:rFonts w:ascii="宋体" w:eastAsia="宋体" w:hAnsi="宋体"/>
+          <w:sz w:val="24"/>
+        </w:rPr>
+        <w:t>api_base</w:t>
+      </w:r>
+      <w:proofErr w:type="spellEnd"/>
+      <w:r>
+        <w:rPr>
+          <w:rFonts w:ascii="宋体" w:eastAsia="宋体" w:hAnsi="宋体"/>
+          <w:sz w:val="24"/>
+        </w:rPr>
+        <w:t>: http://localhost:11434</w:t>
+      </w:r>
+    </w:p>
+    <w:p>
+      <w:pPr>
+        <w:rPr>
+          <w:rFonts w:ascii="宋体" w:eastAsia="宋体" w:hAnsi="宋体"/>
+          <w:sz w:val="24"/>
+        </w:rPr>
+      </w:pPr>
+      <w:r>
+        <w:rPr>
+          <w:rFonts w:ascii="宋体" w:eastAsia="宋体" w:hAnsi="宋体"/>
+          <w:sz w:val="24"/>
+        </w:rPr>
+        <w:t>```</w:t>
+      </w:r>
+    </w:p>
+    <w:p>
+      <w:pPr>
+        <w:rPr>
+          <w:rFonts w:ascii="宋体" w:eastAsia="宋体" w:hAnsi="宋体"/>
+          <w:sz w:val="24"/>
+        </w:rPr>
+      </w:pPr>
+    </w:p>
+    <w:p>
+      <w:pPr>
+        <w:rPr>
+          <w:rFonts w:ascii="宋体" w:eastAsia="宋体" w:hAnsi="宋体"/>
+          <w:sz w:val="24"/>
+        </w:rPr>
+      </w:pPr>
+      <w:r>
+        <w:rPr>
+          <w:rFonts w:ascii="宋体" w:eastAsia="宋体" w:hAnsi="宋体" w:hint="eastAsia"/>
+          <w:sz w:val="24"/>
+        </w:rPr>
+        <w:t>网关启动后，所有工具都通过</w:t>
+      </w:r>
+      <w:r>
+        <w:rPr>
+          <w:rFonts w:ascii="宋体" w:eastAsia="宋体" w:hAnsi="宋体"/>
+          <w:sz w:val="24"/>
+        </w:rPr>
+        <w:t xml:space="preserve"> `http://localhost:4000` 访问模型。</w:t>
+      </w:r>
+    </w:p>
+    <w:p>
+      <w:pPr>
+        <w:rPr>
+          <w:rFonts w:ascii="宋体" w:eastAsia="宋体" w:hAnsi="宋体"/>
+          <w:sz w:val="24"/>
+        </w:rPr>
+      </w:pPr>
+    </w:p>
+    <w:p>
+      <w:pPr>
+        <w:rPr>
+          <w:rFonts w:ascii="宋体" w:eastAsia="宋体" w:hAnsi="宋体"/>
+          <w:sz w:val="24"/>
+        </w:rPr>
+      </w:pPr>
+      <w:r>
+        <w:rPr>
+          <w:rFonts w:ascii="宋体" w:eastAsia="宋体" w:hAnsi="宋体"/>
+          <w:sz w:val="24"/>
+        </w:rPr>
+        <w:t>---</w:t>
+      </w:r>
+    </w:p>
+    <w:p>
+      <w:pPr>
+        <w:rPr>
+          <w:rFonts w:ascii="宋体" w:eastAsia="宋体" w:hAnsi="宋体"/>
+          <w:sz w:val="24"/>
+        </w:rPr>
+      </w:pPr>
+    </w:p>
+    <w:p>
+      <w:pPr>
+        <w:rPr>
+          <w:rFonts w:ascii="宋体" w:eastAsia="宋体" w:hAnsi="宋体"/>
+          <w:sz w:val="24"/>
+        </w:rPr>
+      </w:pPr>
+      <w:r>
+        <w:rPr>
+          <w:rFonts w:ascii="宋体" w:eastAsia="宋体" w:hAnsi="宋体"/>
+          <w:sz w:val="24"/>
+        </w:rPr>
+        <w:t>### 3.2 开发工具插件配置</w:t>
+      </w:r>
+    </w:p>
+    <w:p>
+      <w:pPr>
+        <w:rPr>
+          <w:rFonts w:ascii="宋体" w:eastAsia="宋体" w:hAnsi="宋体"/>
+          <w:sz w:val="24"/>
+        </w:rPr>
+      </w:pPr>
+    </w:p>
+    <w:p>
+      <w:pPr>
+        <w:rPr>
+          <w:rFonts w:ascii="宋体" w:eastAsia="宋体" w:hAnsi="宋体"/>
+          <w:sz w:val="24"/>
+        </w:rPr>
+      </w:pPr>
+      <w:r>
+        <w:rPr>
+          <w:rFonts w:ascii="宋体" w:eastAsia="宋体" w:hAnsi="宋体"/>
+          <w:sz w:val="24"/>
+        </w:rPr>
+        <w:t>#### 3.2.1 VS Code</w:t>
+      </w:r>
+    </w:p>
+    <w:p>
+      <w:pPr>
+        <w:rPr>
+          <w:rFonts w:ascii="宋体" w:eastAsia="宋体" w:hAnsi="宋体"/>
+          <w:sz w:val="24"/>
+        </w:rPr>
+      </w:pPr>
+    </w:p>
+    <w:p>
+      <w:pPr>
+        <w:rPr>
+          <w:rFonts w:ascii="宋体" w:eastAsia="宋体" w:hAnsi="宋体"/>
+          <w:sz w:val="24"/>
+        </w:rPr>
+      </w:pPr>
+      <w:r>
+        <w:rPr>
+          <w:rFonts w:ascii="宋体" w:eastAsia="宋体" w:hAnsi="宋体"/>
+          <w:sz w:val="24"/>
+        </w:rPr>
+        <w:t>**推荐插件**：**Continue** 或 **Cline**</w:t>
+      </w:r>
+    </w:p>
+    <w:p>
+      <w:pPr>
+        <w:rPr>
+          <w:rFonts w:ascii="宋体" w:eastAsia="宋体" w:hAnsi="宋体"/>
+          <w:sz w:val="24"/>
+        </w:rPr>
+      </w:pPr>
+    </w:p>
+    <w:p>
+      <w:pPr>
+        <w:rPr>
+          <w:rFonts w:ascii="宋体" w:eastAsia="宋体" w:hAnsi="宋体"/>
+          <w:sz w:val="24"/>
+        </w:rPr>
+      </w:pPr>
+      <w:r>
+        <w:rPr>
+          <w:rFonts w:ascii="宋体" w:eastAsia="宋体" w:hAnsi="宋体"/>
+          <w:sz w:val="24"/>
+        </w:rPr>
+        <w:t>- **Continue**：兼顾自动补全和对话，支持索引整个代码库，学习成本低。</w:t>
+      </w:r>
+    </w:p>
+    <w:p>
+      <w:pPr>
+        <w:rPr>
+          <w:rFonts w:ascii="宋体" w:eastAsia="宋体" w:hAnsi="宋体"/>
+          <w:sz w:val="24"/>
+        </w:rPr>
+      </w:pPr>
+      <w:r>
+        <w:rPr>
+          <w:rFonts w:ascii="宋体" w:eastAsia="宋体" w:hAnsi="宋体"/>
+          <w:sz w:val="24"/>
+        </w:rPr>
+        <w:t>- **Cline**：自主代理型，可读写文件、执行终端命令，适合复杂任务。</w:t>
+      </w:r>
+    </w:p>
+    <w:p>
+      <w:pPr>
+        <w:rPr>
+          <w:rFonts w:ascii="宋体" w:eastAsia="宋体" w:hAnsi="宋体"/>
+          <w:sz w:val="24"/>
+        </w:rPr>
+      </w:pPr>
+    </w:p>
+    <w:p>
+      <w:pPr>
+        <w:rPr>
+          <w:rFonts w:ascii="宋体" w:eastAsia="宋体" w:hAnsi="宋体"/>
+          <w:sz w:val="24"/>
+        </w:rPr>
+      </w:pPr>
+      <w:r>
+        <w:rPr>
+          <w:rFonts w:ascii="宋体" w:eastAsia="宋体" w:hAnsi="宋体"/>
+          <w:sz w:val="24"/>
+        </w:rPr>
+        <w:t>**配置方式**（以 Continue 为例）：</w:t>
+      </w:r>
+    </w:p>
+    <w:p>
+      <w:pPr>
+        <w:rPr>
+          <w:rFonts w:ascii="宋体" w:eastAsia="宋体" w:hAnsi="宋体"/>
+          <w:sz w:val="24"/>
+        </w:rPr>
+      </w:pPr>
+    </w:p>
+    <w:p>
+      <w:pPr>
+        <w:rPr>
+          <w:rFonts w:ascii="宋体" w:eastAsia="宋体" w:hAnsi="宋体"/>
+          <w:sz w:val="24"/>
+        </w:rPr>
+      </w:pPr>
+      <w:r>
+        <w:rPr>
+          <w:rFonts w:ascii="宋体" w:eastAsia="宋体" w:hAnsi="宋体" w:hint="eastAsia"/>
+          <w:sz w:val="24"/>
+        </w:rPr>
+        <w:t>打开</w:t>
+      </w:r>
+      <w:r>
+        <w:rPr>
+          <w:rFonts w:ascii="宋体" w:eastAsia="宋体" w:hAnsi="宋体"/>
+          <w:sz w:val="24"/>
+        </w:rPr>
+        <w:t xml:space="preserve"> Continue 设置 (</w:t>
+      </w:r>
+      <w:proofErr w:type="spellStart"/>
+      <w:r>
+        <w:rPr>
+          <w:rFonts w:ascii="宋体" w:eastAsia="宋体" w:hAnsi="宋体"/>
+          <w:sz w:val="24"/>
+        </w:rPr>
+        <w:t>config.json</w:t>
+      </w:r>
+      <w:proofErr w:type="spellEnd"/>
+      <w:r>
+        <w:rPr>
+          <w:rFonts w:ascii="宋体" w:eastAsia="宋体" w:hAnsi="宋体"/>
+          <w:sz w:val="24"/>
+        </w:rPr>
+        <w:t>)，填入：</w:t>
+      </w:r>
+    </w:p>
+    <w:p>
+      <w:pPr>
+        <w:rPr>
+          <w:rFonts w:ascii="宋体" w:eastAsia="宋体" w:hAnsi="宋体"/>
+          <w:sz w:val="24"/>
+        </w:rPr>
+      </w:pPr>
+    </w:p>
+    <w:p>
+      <w:pPr>
+        <w:rPr>
+          <w:rFonts w:ascii="宋体" w:eastAsia="宋体" w:hAnsi="宋体"/>
+          <w:sz w:val="24"/>
+        </w:rPr>
+      </w:pPr>
+      <w:r>
+        <w:rPr>
+          <w:rFonts w:ascii="宋体" w:eastAsia="宋体" w:hAnsi="宋体"/>
+          <w:sz w:val="24"/>
+        </w:rPr>
+        <w:t>```</w:t>
+      </w:r>
+      <w:proofErr w:type="spellStart"/>
+      <w:r>
+        <w:rPr>
+          <w:rFonts w:ascii="宋体" w:eastAsia="宋体" w:hAnsi="宋体"/>
+          <w:sz w:val="24"/>
+        </w:rPr>
+        <w:t>json</w:t>
+      </w:r>
+      <w:proofErr w:type="spellEnd"/>
+    </w:p>
+    <w:p>
+      <w:pPr>
+        <w:rPr>
+          <w:rFonts w:ascii="宋体" w:eastAsia="宋体" w:hAnsi="宋体"/>
+          <w:sz w:val="24"/>
+        </w:rPr>
+      </w:pPr>
+      <w:r>
+        <w:rPr>
+          <w:rFonts w:ascii="宋体" w:eastAsia="宋体" w:hAnsi="宋体"/>
+          <w:sz w:val="24"/>
+        </w:rPr>
+        <w:t>{</w:t>
+      </w:r>
+    </w:p>
+    <w:p>
+      <w:pPr>
+        <w:rPr>
+          <w:rFonts w:ascii="宋体" w:eastAsia="宋体" w:hAnsi="宋体"/>
+          <w:sz w:val="24"/>
+        </w:rPr>
+      </w:pPr>
+      <w:r>
+        <w:rPr>
+          <w:rFonts w:ascii="宋体" w:eastAsia="宋体" w:hAnsi="宋体"/>
+          <w:sz w:val="24"/>
+        </w:rPr>
+        <w:t xml:space="preserve">  "models": [</w:t>
+      </w:r>
+    </w:p>
+    <w:p>
+      <w:pPr>
+        <w:rPr>
+          <w:rFonts w:ascii="宋体" w:eastAsia="宋体" w:hAnsi="宋体"/>
+          <w:sz w:val="24"/>
+        </w:rPr>
+      </w:pPr>
+      <w:r>
+        <w:rPr>
+          <w:rFonts w:ascii="宋体" w:eastAsia="宋体" w:hAnsi="宋体"/>
+          <w:sz w:val="24"/>
+        </w:rPr>
+        <w:t xml:space="preserve">    {</w:t>
+      </w:r>
+    </w:p>
+    <w:p>
+      <w:pPr>
+        <w:rPr>
+          <w:rFonts w:ascii="宋体" w:eastAsia="宋体" w:hAnsi="宋体"/>
+          <w:sz w:val="24"/>
+        </w:rPr>
+      </w:pPr>
+      <w:r>
+        <w:rPr>
+          <w:rFonts w:ascii="宋体" w:eastAsia="宋体" w:hAnsi="宋体"/>
+          <w:sz w:val="24"/>
+        </w:rPr>
+        <w:lastRenderedPageBreak/>
+        <w:t xml:space="preserve">      "title": "My Gateway - GPT-4o",</w:t>
+      </w:r>
+    </w:p>
+    <w:p>
+      <w:pPr>
+        <w:rPr>
+          <w:rFonts w:ascii="宋体" w:eastAsia="宋体" w:hAnsi="宋体"/>
+          <w:sz w:val="24"/>
+        </w:rPr>
+      </w:pPr>
+      <w:r>
+        <w:rPr>
+          <w:rFonts w:ascii="宋体" w:eastAsia="宋体" w:hAnsi="宋体"/>
+          <w:sz w:val="24"/>
+        </w:rPr>
+        <w:t xml:space="preserve">      "provider": "</w:t>
+      </w:r>
+      <w:proofErr w:type="spellStart"/>
+      <w:r>
+        <w:rPr>
+          <w:rFonts w:ascii="宋体" w:eastAsia="宋体" w:hAnsi="宋体"/>
+          <w:sz w:val="24"/>
+        </w:rPr>
+        <w:t>openai</w:t>
+      </w:r>
+      <w:proofErr w:type="spellEnd"/>
+      <w:r>
+        <w:rPr>
+          <w:rFonts w:ascii="宋体" w:eastAsia="宋体" w:hAnsi="宋体"/>
+          <w:sz w:val="24"/>
+        </w:rPr>
+        <w:t>",</w:t>
+      </w:r>
+    </w:p>
+    <w:p>
+      <w:pPr>
+        <w:rPr>
+          <w:rFonts w:ascii="宋体" w:eastAsia="宋体" w:hAnsi="宋体"/>
+          <w:sz w:val="24"/>
+        </w:rPr>
+      </w:pPr>
+      <w:r>
+        <w:rPr>
+          <w:rFonts w:ascii="宋体" w:eastAsia="宋体" w:hAnsi="宋体"/>
+          <w:sz w:val="24"/>
+        </w:rPr>
+        <w:t xml:space="preserve">      "model": "gpt-4o",</w:t>
+      </w:r>
+    </w:p>
+    <w:p>
+      <w:pPr>
+        <w:rPr>
+          <w:rFonts w:ascii="宋体" w:eastAsia="宋体" w:hAnsi="宋体"/>
+          <w:sz w:val="24"/>
+        </w:rPr>
+      </w:pPr>
+      <w:r>
+        <w:rPr>
+          <w:rFonts w:ascii="宋体" w:eastAsia="宋体" w:hAnsi="宋体"/>
+          <w:sz w:val="24"/>
+        </w:rPr>
+        <w:t xml:space="preserve">      "</w:t>
+      </w:r>
+      <w:proofErr w:type="spellStart"/>
+      <w:r>
+        <w:rPr>
+          <w:rFonts w:ascii="宋体" w:eastAsia="宋体" w:hAnsi="宋体"/>
+          <w:sz w:val="24"/>
+        </w:rPr>
+        <w:t>apiBase</w:t>
+      </w:r>
+      <w:proofErr w:type="spellEnd"/>
+      <w:r>
+        <w:rPr>
+          <w:rFonts w:ascii="宋体" w:eastAsia="宋体" w:hAnsi="宋体"/>
+          <w:sz w:val="24"/>
+        </w:rPr>
+        <w:t>": "http://localhost:4000",</w:t>
+      </w:r>
+    </w:p>
+    <w:p>
+      <w:pPr>
+        <w:rPr>
+          <w:rFonts w:ascii="宋体" w:eastAsia="宋体" w:hAnsi="宋体"/>
+          <w:sz w:val="24"/>
+        </w:rPr>
+      </w:pPr>
+      <w:r>
+        <w:rPr>
+          <w:rFonts w:ascii="宋体" w:eastAsia="宋体" w:hAnsi="宋体"/>
+          <w:sz w:val="24"/>
+        </w:rPr>
+        <w:t xml:space="preserve">      "</w:t>
+      </w:r>
+      <w:proofErr w:type="spellStart"/>
+      <w:r>
+        <w:rPr>
+          <w:rFonts w:ascii="宋体" w:eastAsia="宋体" w:hAnsi="宋体"/>
+          <w:sz w:val="24"/>
+        </w:rPr>
+        <w:t>apiKey</w:t>
+      </w:r>
+      <w:proofErr w:type="spellEnd"/>
+      <w:r>
+        <w:rPr>
+          <w:rFonts w:ascii="宋体" w:eastAsia="宋体" w:hAnsi="宋体"/>
+          <w:sz w:val="24"/>
+        </w:rPr>
+        <w:t>": "</w:t>
+      </w:r>
+      <w:proofErr w:type="spellStart"/>
+      <w:r>
+        <w:rPr>
+          <w:rFonts w:ascii="宋体" w:eastAsia="宋体" w:hAnsi="宋体"/>
+          <w:sz w:val="24"/>
+        </w:rPr>
+        <w:t>sk</w:t>
+      </w:r>
+      <w:proofErr w:type="spellEnd"/>
+      <w:r>
+        <w:rPr>
+          <w:rFonts w:ascii="宋体" w:eastAsia="宋体" w:hAnsi="宋体"/>
+          <w:sz w:val="24"/>
+        </w:rPr>
+        <w:t>-your-gateway-</w:t>
+      </w:r>
+      <w:proofErr w:type="spellStart"/>
+      <w:r>
+        <w:rPr>
+          <w:rFonts w:ascii="宋体" w:eastAsia="宋体" w:hAnsi="宋体"/>
+          <w:sz w:val="24"/>
+        </w:rPr>
+        <w:t>api</w:t>
+      </w:r>
+      <w:proofErr w:type="spellEnd"/>
+      <w:r>
+        <w:rPr>
+          <w:rFonts w:ascii="宋体" w:eastAsia="宋体" w:hAnsi="宋体"/>
+          <w:sz w:val="24"/>
+        </w:rPr>
+        <w:t>-key"</w:t>
+      </w:r>
+    </w:p>
+    <w:p>
+      <w:pPr>
+        <w:rPr>
+          <w:rFonts w:ascii="宋体" w:eastAsia="宋体" w:hAnsi="宋体"/>
+          <w:sz w:val="24"/>
+        </w:rPr>
+      </w:pPr>
+      <w:r>
+        <w:rPr>
+          <w:rFonts w:ascii="宋体" w:eastAsia="宋体" w:hAnsi="宋体"/>
+          <w:sz w:val="24"/>
+        </w:rPr>
+        <w:t xml:space="preserve">    }</w:t>
+      </w:r>
+    </w:p>
+    <w:p>
+      <w:pPr>
+        <w:rPr>
+          <w:rFonts w:ascii="宋体" w:eastAsia="宋体" w:hAnsi="宋体"/>
+          <w:sz w:val="24"/>
+        </w:rPr>
+      </w:pPr>
+      <w:r>
+        <w:rPr>
+          <w:rFonts w:ascii="宋体" w:eastAsia="宋体" w:hAnsi="宋体"/>
+          <w:sz w:val="24"/>
+        </w:rPr>
+        <w:t xml:space="preserve">  ]</w:t>
+      </w:r>
+    </w:p>
+    <w:p>
+      <w:pPr>
+        <w:rPr>
+          <w:rFonts w:ascii="宋体" w:eastAsia="宋体" w:hAnsi="宋体"/>
+          <w:sz w:val="24"/>
+        </w:rPr>
+      </w:pPr>
+      <w:r>
+        <w:rPr>
+          <w:rFonts w:ascii="宋体" w:eastAsia="宋体" w:hAnsi="宋体"/>
+          <w:sz w:val="24"/>
+        </w:rPr>
+        <w:t>}</w:t>
+      </w:r>
+    </w:p>
+    <w:p>
+      <w:pPr>
+        <w:rPr>
+          <w:rFonts w:ascii="宋体" w:eastAsia="宋体" w:hAnsi="宋体"/>
+          <w:sz w:val="24"/>
+        </w:rPr>
+      </w:pPr>
+      <w:r>
+        <w:rPr>
+          <w:rFonts w:ascii="宋体" w:eastAsia="宋体" w:hAnsi="宋体"/>
+          <w:sz w:val="24"/>
+        </w:rPr>
+        <w:t>```</w:t>
+      </w:r>
+    </w:p>
+    <w:p>
+      <w:pPr>
+        <w:rPr>
+          <w:rFonts w:ascii="宋体" w:eastAsia="宋体" w:hAnsi="宋体"/>
+          <w:sz w:val="24"/>
+        </w:rPr>
+      </w:pPr>
+    </w:p>
+    <w:p>
+      <w:pPr>
+        <w:rPr>
+          <w:rFonts w:ascii="宋体" w:eastAsia="宋体" w:hAnsi="宋体"/>
+          <w:sz w:val="24"/>
+        </w:rPr>
+      </w:pPr>
+      <w:r>
+        <w:rPr>
+          <w:rFonts w:ascii="宋体" w:eastAsia="宋体" w:hAnsi="宋体"/>
+          <w:sz w:val="24"/>
+        </w:rPr>
+        <w:t>Continue 会自动通过 `GET /v1/models` 拉取网关里配置的所有模型，你在 IDE 下拉菜单里直接切换即可。</w:t>
+      </w:r>
+    </w:p>
+    <w:p>
+      <w:pPr>
+        <w:rPr>
+          <w:rFonts w:ascii="宋体" w:eastAsia="宋体" w:hAnsi="宋体"/>
+          <w:sz w:val="24"/>
+        </w:rPr>
+      </w:pPr>
+    </w:p>
+    <w:p>
+      <w:pPr>
+        <w:rPr>
+          <w:rFonts w:ascii="宋体" w:eastAsia="宋体" w:hAnsi="宋体"/>
+          <w:sz w:val="24"/>
+        </w:rPr>
+      </w:pPr>
+      <w:r>
+        <w:rPr>
+          <w:rFonts w:ascii="宋体" w:eastAsia="宋体" w:hAnsi="宋体"/>
+          <w:sz w:val="24"/>
+        </w:rPr>
+        <w:t>#### 3.2.2 Cursor</w:t>
+      </w:r>
+    </w:p>
+    <w:p>
+      <w:pPr>
+        <w:rPr>
+          <w:rFonts w:ascii="宋体" w:eastAsia="宋体" w:hAnsi="宋体"/>
+          <w:sz w:val="24"/>
+        </w:rPr>
+      </w:pPr>
+    </w:p>
+    <w:p>
+      <w:pPr>
+        <w:rPr>
+          <w:rFonts w:ascii="宋体" w:eastAsia="宋体" w:hAnsi="宋体"/>
+          <w:sz w:val="24"/>
+        </w:rPr>
+      </w:pPr>
+      <w:r>
+        <w:rPr>
+          <w:rFonts w:ascii="宋体" w:eastAsia="宋体" w:hAnsi="宋体"/>
+          <w:sz w:val="24"/>
+        </w:rPr>
+        <w:t>Cursor 本身支持自定义 OpenAI-compatible API。</w:t>
+      </w:r>
+    </w:p>
+    <w:p>
+      <w:pPr>
+        <w:rPr>
+          <w:rFonts w:ascii="宋体" w:eastAsia="宋体" w:hAnsi="宋体"/>
+          <w:sz w:val="24"/>
+        </w:rPr>
+      </w:pPr>
+    </w:p>
+    <w:p>
+      <w:pPr>
+        <w:rPr>
+          <w:rFonts w:ascii="宋体" w:eastAsia="宋体" w:hAnsi="宋体"/>
+          <w:sz w:val="24"/>
+        </w:rPr>
+      </w:pPr>
+      <w:r>
+        <w:rPr>
+          <w:rFonts w:ascii="宋体" w:eastAsia="宋体" w:hAnsi="宋体"/>
+          <w:sz w:val="24"/>
+        </w:rPr>
+        <w:t>- 进入 `Cursor Settings` → `Models` → 添加 `OpenAI-compatible API`。</w:t>
+      </w:r>
+    </w:p>
+    <w:p>
+      <w:pPr>
+        <w:rPr>
+          <w:rFonts w:ascii="宋体" w:eastAsia="宋体" w:hAnsi="宋体"/>
+          <w:sz w:val="24"/>
+        </w:rPr>
+      </w:pPr>
+      <w:r>
+        <w:rPr>
+          <w:rFonts w:ascii="宋体" w:eastAsia="宋体" w:hAnsi="宋体"/>
+          <w:sz w:val="24"/>
+        </w:rPr>
+        <w:t>- Base URL 填 `http://localhost:4000/v1`，API Key 填网关密钥。</w:t>
+      </w:r>
+    </w:p>
+    <w:p>
+      <w:pPr>
+        <w:rPr>
+          <w:rFonts w:ascii="宋体" w:eastAsia="宋体" w:hAnsi="宋体"/>
+          <w:sz w:val="24"/>
+        </w:rPr>
+      </w:pPr>
+      <w:r>
+        <w:rPr>
+          <w:rFonts w:ascii="宋体" w:eastAsia="宋体" w:hAnsi="宋体"/>
+          <w:sz w:val="24"/>
+        </w:rPr>
+        <w:t>- 模型名可手动输入，或在网关设置好别名后选择。</w:t>
+      </w:r>
+    </w:p>
+    <w:p>
+      <w:pPr>
+        <w:rPr>
+          <w:rFonts w:ascii="宋体" w:eastAsia="宋体" w:hAnsi="宋体"/>
+          <w:sz w:val="24"/>
+        </w:rPr>
+      </w:pPr>
+    </w:p>
+    <w:p>
+      <w:pPr>
+        <w:rPr>
+          <w:rFonts w:ascii="宋体" w:eastAsia="宋体" w:hAnsi="宋体"/>
+          <w:sz w:val="24"/>
+        </w:rPr>
+      </w:pPr>
+      <w:r>
+        <w:rPr>
+          <w:rFonts w:ascii="宋体" w:eastAsia="宋体" w:hAnsi="宋体"/>
+          <w:sz w:val="24"/>
+        </w:rPr>
+        <w:t>#### 3.2.3 Visual Studio</w:t>
+      </w:r>
+    </w:p>
+    <w:p>
+      <w:pPr>
+        <w:rPr>
+          <w:rFonts w:ascii="宋体" w:eastAsia="宋体" w:hAnsi="宋体"/>
+          <w:sz w:val="24"/>
+        </w:rPr>
+      </w:pPr>
+    </w:p>
+    <w:p>
+      <w:pPr>
+        <w:rPr>
+          <w:rFonts w:ascii="宋体" w:eastAsia="宋体" w:hAnsi="宋体"/>
+          <w:sz w:val="24"/>
+        </w:rPr>
+      </w:pPr>
+      <w:r>
+        <w:rPr>
+          <w:rFonts w:ascii="宋体" w:eastAsia="宋体" w:hAnsi="宋体" w:hint="eastAsia"/>
+          <w:sz w:val="24"/>
+        </w:rPr>
+        <w:t>开启方法同</w:t>
+      </w:r>
+      <w:r>
+        <w:rPr>
+          <w:rFonts w:ascii="宋体" w:eastAsia="宋体" w:hAnsi="宋体"/>
+          <w:sz w:val="24"/>
+        </w:rPr>
+        <w:t xml:space="preserve"> VS Code，使用 **Continue** 或 **Cline** 的 VS 版本，按同样方式填入网关地址即可。</w:t>
+      </w:r>
+    </w:p>
+    <w:p>
+      <w:pPr>
+        <w:rPr>
+          <w:rFonts w:ascii="宋体" w:eastAsia="宋体" w:hAnsi="宋体"/>
+          <w:sz w:val="24"/>
+        </w:rPr>
+      </w:pPr>
+    </w:p>
+    <w:p>
+      <w:pPr>
+        <w:rPr>
+          <w:rFonts w:ascii="宋体" w:eastAsia="宋体" w:hAnsi="宋体"/>
+          <w:sz w:val="24"/>
+        </w:rPr>
+      </w:pPr>
+      <w:r>
+        <w:rPr>
+          <w:rFonts w:ascii="宋体" w:eastAsia="宋体" w:hAnsi="宋体"/>
+          <w:sz w:val="24"/>
+        </w:rPr>
+        <w:t xml:space="preserve">#### 3.2.4 </w:t>
+      </w:r>
+      <w:proofErr w:type="spellStart"/>
+      <w:r>
+        <w:rPr>
+          <w:rFonts w:ascii="宋体" w:eastAsia="宋体" w:hAnsi="宋体"/>
+          <w:sz w:val="24"/>
+        </w:rPr>
+        <w:t>Xshell</w:t>
+      </w:r>
+      <w:proofErr w:type="spellEnd"/>
+      <w:r>
+        <w:rPr>
+          <w:rFonts w:ascii="宋体" w:eastAsia="宋体" w:hAnsi="宋体"/>
+          <w:sz w:val="24"/>
+        </w:rPr>
+        <w:t xml:space="preserve"> / 命令行</w:t>
+      </w:r>
+    </w:p>
+    <w:p>
+      <w:pPr>
+        <w:rPr>
+          <w:rFonts w:ascii="宋体" w:eastAsia="宋体" w:hAnsi="宋体"/>
+          <w:sz w:val="24"/>
+        </w:rPr>
+      </w:pPr>
+    </w:p>
+    <w:p>
+      <w:pPr>
+        <w:rPr>
+          <w:rFonts w:ascii="宋体" w:eastAsia="宋体" w:hAnsi="宋体"/>
+          <w:sz w:val="24"/>
+        </w:rPr>
+      </w:pPr>
+      <w:r>
+        <w:rPr>
+          <w:rFonts w:ascii="宋体" w:eastAsia="宋体" w:hAnsi="宋体" w:hint="eastAsia"/>
+          <w:sz w:val="24"/>
+        </w:rPr>
+        <w:t>使用</w:t>
+      </w:r>
+      <w:r>
+        <w:rPr>
+          <w:rFonts w:ascii="宋体" w:eastAsia="宋体" w:hAnsi="宋体"/>
+          <w:sz w:val="24"/>
+        </w:rPr>
+        <w:t xml:space="preserve"> **Claude Code**，通过环境变量配置：</w:t>
+      </w:r>
+    </w:p>
+    <w:p>
+      <w:pPr>
+        <w:rPr>
+          <w:rFonts w:ascii="宋体" w:eastAsia="宋体" w:hAnsi="宋体"/>
+          <w:sz w:val="24"/>
+        </w:rPr>
+      </w:pPr>
+    </w:p>
+    <w:p>
+      <w:pPr>
+        <w:rPr>
+          <w:rFonts w:ascii="宋体" w:eastAsia="宋体" w:hAnsi="宋体"/>
+          <w:sz w:val="24"/>
+        </w:rPr>
+      </w:pPr>
+      <w:r>
+        <w:rPr>
+          <w:rFonts w:ascii="宋体" w:eastAsia="宋体" w:hAnsi="宋体"/>
+          <w:sz w:val="24"/>
+        </w:rPr>
+        <w:t>```bash</w:t>
+      </w:r>
+    </w:p>
+    <w:p>
+      <w:pPr>
+        <w:rPr>
+          <w:rFonts w:ascii="宋体" w:eastAsia="宋体" w:hAnsi="宋体"/>
+          <w:sz w:val="24"/>
+        </w:rPr>
+      </w:pPr>
+      <w:r>
+        <w:rPr>
+          <w:rFonts w:ascii="宋体" w:eastAsia="宋体" w:hAnsi="宋体"/>
+          <w:sz w:val="24"/>
+        </w:rPr>
+        <w:t>export ANTHROPIC_BASE_URL=http://localhost:4000</w:t>
+      </w:r>
+    </w:p>
+    <w:p>
+      <w:pPr>
+        <w:rPr>
+          <w:rFonts w:ascii="宋体" w:eastAsia="宋体" w:hAnsi="宋体"/>
+          <w:sz w:val="24"/>
+        </w:rPr>
+      </w:pPr>
+      <w:r>
+        <w:rPr>
+          <w:rFonts w:ascii="宋体" w:eastAsia="宋体" w:hAnsi="宋体"/>
+          <w:sz w:val="24"/>
+        </w:rPr>
+        <w:t>export ANTHROPIC_API_KEY=</w:t>
+      </w:r>
+      <w:proofErr w:type="spellStart"/>
+      <w:r>
+        <w:rPr>
+          <w:rFonts w:ascii="宋体" w:eastAsia="宋体" w:hAnsi="宋体"/>
+          <w:sz w:val="24"/>
+        </w:rPr>
+        <w:t>sk</w:t>
+      </w:r>
+      <w:proofErr w:type="spellEnd"/>
+      <w:r>
+        <w:rPr>
+          <w:rFonts w:ascii="宋体" w:eastAsia="宋体" w:hAnsi="宋体"/>
+          <w:sz w:val="24"/>
+        </w:rPr>
+        <w:t>-your-gateway-</w:t>
+      </w:r>
+      <w:proofErr w:type="spellStart"/>
+      <w:r>
+        <w:rPr>
+          <w:rFonts w:ascii="宋体" w:eastAsia="宋体" w:hAnsi="宋体"/>
+          <w:sz w:val="24"/>
+        </w:rPr>
+        <w:t>api</w:t>
+      </w:r>
+      <w:proofErr w:type="spellEnd"/>
+      <w:r>
+        <w:rPr>
+          <w:rFonts w:ascii="宋体" w:eastAsia="宋体" w:hAnsi="宋体"/>
+          <w:sz w:val="24"/>
+        </w:rPr>
+        <w:t>-key</w:t>
+      </w:r>
+    </w:p>
+    <w:p>
+      <w:pPr>
+        <w:rPr>
+          <w:rFonts w:ascii="宋体" w:eastAsia="宋体" w:hAnsi="宋体"/>
+          <w:sz w:val="24"/>
+        </w:rPr>
+      </w:pPr>
+      <w:r>
+        <w:rPr>
+          <w:rFonts w:ascii="宋体" w:eastAsia="宋体" w:hAnsi="宋体"/>
+          <w:sz w:val="24"/>
+        </w:rPr>
+        <w:t>```</w:t>
+      </w:r>
+    </w:p>
+    <w:p>
+      <w:pPr>
+        <w:rPr>
+          <w:rFonts w:ascii="宋体" w:eastAsia="宋体" w:hAnsi="宋体"/>
+          <w:sz w:val="24"/>
+        </w:rPr>
+      </w:pPr>
+    </w:p>
+    <w:p>
+      <w:pPr>
+        <w:rPr>
+          <w:rFonts w:ascii="宋体" w:eastAsia="宋体" w:hAnsi="宋体"/>
+          <w:sz w:val="24"/>
+        </w:rPr>
+      </w:pPr>
+      <w:r>
+        <w:rPr>
+          <w:rFonts w:ascii="宋体" w:eastAsia="宋体" w:hAnsi="宋体"/>
+          <w:sz w:val="24"/>
+        </w:rPr>
+        <w:t>Claude Code 会直接向网关发送请求，由网关路由到对应的真实模型。</w:t>
+      </w:r>
+    </w:p>
+    <w:p>
+      <w:pPr>
+        <w:rPr>
+          <w:rFonts w:ascii="宋体" w:eastAsia="宋体" w:hAnsi="宋体"/>
+          <w:sz w:val="24"/>
+        </w:rPr>
+      </w:pPr>
+    </w:p>
+    <w:p>
+      <w:pPr>
+        <w:rPr>
+          <w:rFonts w:ascii="宋体" w:eastAsia="宋体" w:hAnsi="宋体"/>
+          <w:sz w:val="24"/>
+        </w:rPr>
+      </w:pPr>
+      <w:r>
+        <w:rPr>
+          <w:rFonts w:ascii="宋体" w:eastAsia="宋体" w:hAnsi="宋体"/>
+          <w:sz w:val="24"/>
+        </w:rPr>
+        <w:t>---</w:t>
+      </w:r>
+    </w:p>
+    <w:p>
+      <w:pPr>
+        <w:rPr>
+          <w:rFonts w:ascii="宋体" w:eastAsia="宋体" w:hAnsi="宋体"/>
+          <w:sz w:val="24"/>
+        </w:rPr>
+      </w:pPr>
+    </w:p>
+    <w:p>
+      <w:pPr>
+        <w:rPr>
+          <w:rFonts w:ascii="宋体" w:eastAsia="宋体" w:hAnsi="宋体"/>
+          <w:sz w:val="24"/>
+        </w:rPr>
+      </w:pPr>
+      <w:r>
+        <w:rPr>
+          <w:rFonts w:ascii="宋体" w:eastAsia="宋体" w:hAnsi="宋体"/>
+          <w:sz w:val="24"/>
+        </w:rPr>
+        <w:t>### 3.3 模型后端</w:t>
+      </w:r>
+    </w:p>
+    <w:p>
+      <w:pPr>
+        <w:rPr>
+          <w:rFonts w:ascii="宋体" w:eastAsia="宋体" w:hAnsi="宋体"/>
+          <w:sz w:val="24"/>
+        </w:rPr>
+      </w:pPr>
+    </w:p>
+    <w:p>
+      <w:pPr>
+        <w:rPr>
+          <w:rFonts w:ascii="宋体" w:eastAsia="宋体" w:hAnsi="宋体"/>
+          <w:sz w:val="24"/>
+        </w:rPr>
+      </w:pPr>
+      <w:r>
+        <w:rPr>
+          <w:rFonts w:ascii="宋体" w:eastAsia="宋体" w:hAnsi="宋体" w:hint="eastAsia"/>
+          <w:sz w:val="24"/>
+        </w:rPr>
+        <w:t>你可以根据需要随时在网关中添加或移除模型：</w:t>
+      </w:r>
+    </w:p>
+    <w:p>
+      <w:pPr>
+        <w:rPr>
+          <w:rFonts w:ascii="宋体" w:eastAsia="宋体" w:hAnsi="宋体"/>
+          <w:sz w:val="24"/>
+        </w:rPr>
+      </w:pPr>
+    </w:p>
+    <w:p>
+      <w:pPr>
+        <w:rPr>
+          <w:rFonts w:ascii="宋体" w:eastAsia="宋体" w:hAnsi="宋体"/>
+          <w:sz w:val="24"/>
+        </w:rPr>
+      </w:pPr>
+      <w:r>
+        <w:rPr>
+          <w:rFonts w:ascii="宋体" w:eastAsia="宋体" w:hAnsi="宋体"/>
+          <w:sz w:val="24"/>
+        </w:rPr>
+        <w:t>| 类型 | 示例 | 用途 |</w:t>
+      </w:r>
+    </w:p>
+    <w:p>
+      <w:pPr>
+        <w:rPr>
+          <w:rFonts w:ascii="宋体" w:eastAsia="宋体" w:hAnsi="宋体"/>
+          <w:sz w:val="24"/>
+        </w:rPr>
+      </w:pPr>
+      <w:r>
+        <w:rPr>
+          <w:rFonts w:ascii="宋体" w:eastAsia="宋体" w:hAnsi="宋体"/>
+          <w:sz w:val="24"/>
+        </w:rPr>
+        <w:t>|------|------|------|</w:t>
+      </w:r>
+    </w:p>
+    <w:p>
+      <w:pPr>
+        <w:rPr>
+          <w:rFonts w:ascii="宋体" w:eastAsia="宋体" w:hAnsi="宋体"/>
+          <w:sz w:val="24"/>
+        </w:rPr>
+      </w:pPr>
+      <w:r>
+        <w:rPr>
+          <w:rFonts w:ascii="宋体" w:eastAsia="宋体" w:hAnsi="宋体"/>
+          <w:sz w:val="24"/>
+        </w:rPr>
+        <w:t>| 国外商业 API | GPT-4o, Claude Sonnet | 复杂代码生成、架构设计 |</w:t>
+      </w:r>
+    </w:p>
+    <w:p>
+      <w:pPr>
+        <w:rPr>
+          <w:rFonts w:ascii="宋体" w:eastAsia="宋体" w:hAnsi="宋体"/>
+          <w:sz w:val="24"/>
+        </w:rPr>
+      </w:pPr>
+      <w:r>
+        <w:rPr>
+          <w:rFonts w:ascii="宋体" w:eastAsia="宋体" w:hAnsi="宋体"/>
+          <w:sz w:val="24"/>
+        </w:rPr>
+        <w:t xml:space="preserve">| 国内商业 API | DeepSeek, </w:t>
+      </w:r>
+      <w:proofErr w:type="gramStart"/>
+      <w:r>
+        <w:rPr>
+          <w:rFonts w:ascii="宋体" w:eastAsia="宋体" w:hAnsi="宋体"/>
+          <w:sz w:val="24"/>
+        </w:rPr>
+        <w:t>智谱</w:t>
+      </w:r>
+      <w:proofErr w:type="gramEnd"/>
+      <w:r>
+        <w:rPr>
+          <w:rFonts w:ascii="宋体" w:eastAsia="宋体" w:hAnsi="宋体"/>
+          <w:sz w:val="24"/>
+        </w:rPr>
+        <w:t xml:space="preserve"> GLM | 性价比高，中文友好 |</w:t>
+      </w:r>
+    </w:p>
+    <w:p>
+      <w:pPr>
+        <w:rPr>
+          <w:rFonts w:ascii="宋体" w:eastAsia="宋体" w:hAnsi="宋体"/>
+          <w:sz w:val="24"/>
+        </w:rPr>
+      </w:pPr>
+      <w:r>
+        <w:rPr>
+          <w:rFonts w:ascii="宋体" w:eastAsia="宋体" w:hAnsi="宋体"/>
+          <w:sz w:val="24"/>
+        </w:rPr>
+        <w:t xml:space="preserve">| 本地模型 | Ollama (Llama 3, </w:t>
+      </w:r>
+      <w:proofErr w:type="spellStart"/>
+      <w:r>
+        <w:rPr>
+          <w:rFonts w:ascii="宋体" w:eastAsia="宋体" w:hAnsi="宋体"/>
+          <w:sz w:val="24"/>
+        </w:rPr>
+        <w:t>CodeLlama</w:t>
+      </w:r>
+      <w:proofErr w:type="spellEnd"/>
+      <w:r>
+        <w:rPr>
+          <w:rFonts w:ascii="宋体" w:eastAsia="宋体" w:hAnsi="宋体"/>
+          <w:sz w:val="24"/>
+        </w:rPr>
+        <w:t>) | 免费、离线、隐私敏感任务 |</w:t>
+      </w:r>
+    </w:p>
+    <w:p>
+      <w:pPr>
+        <w:rPr>
+          <w:rFonts w:ascii="宋体" w:eastAsia="宋体" w:hAnsi="宋体"/>
+          <w:sz w:val="24"/>
+        </w:rPr>
+      </w:pPr>
+    </w:p>
+    <w:p>
+      <w:pPr>
+        <w:rPr>
+          <w:rFonts w:ascii="宋体" w:eastAsia="宋体" w:hAnsi="宋体"/>
+          <w:sz w:val="24"/>
+        </w:rPr>
+      </w:pPr>
+      <w:r>
+        <w:rPr>
+          <w:rFonts w:ascii="宋体" w:eastAsia="宋体" w:hAnsi="宋体"/>
+          <w:sz w:val="24"/>
+        </w:rPr>
+        <w:t>---</w:t>
+      </w:r>
+    </w:p>
+    <w:p>
+      <w:pPr>
+        <w:rPr>
+          <w:rFonts w:ascii="宋体" w:eastAsia="宋体" w:hAnsi="宋体"/>
+          <w:sz w:val="24"/>
+        </w:rPr>
+      </w:pPr>
+    </w:p>
+    <w:p>
+      <w:pPr>
+        <w:rPr>
+          <w:rFonts w:ascii="宋体" w:eastAsia="宋体" w:hAnsi="宋体"/>
+          <w:sz w:val="24"/>
+        </w:rPr>
+      </w:pPr>
+      <w:r>
+        <w:rPr>
+          <w:rFonts w:ascii="宋体" w:eastAsia="宋体" w:hAnsi="宋体"/>
+          <w:sz w:val="24"/>
+        </w:rPr>
+        <w:t>## 4. 为什么不直接使用 Copilot / 通义灵码</w:t>
+      </w:r>
+    </w:p>
+    <w:p>
+      <w:pPr>
+        <w:rPr>
+          <w:rFonts w:ascii="宋体" w:eastAsia="宋体" w:hAnsi="宋体"/>
+          <w:sz w:val="24"/>
+        </w:rPr>
+      </w:pPr>
+    </w:p>
+    <w:p>
+      <w:pPr>
+        <w:rPr>
+          <w:rFonts w:ascii="宋体" w:eastAsia="宋体" w:hAnsi="宋体"/>
+          <w:sz w:val="24"/>
+        </w:rPr>
+      </w:pPr>
+      <w:r>
+        <w:rPr>
+          <w:rFonts w:ascii="宋体" w:eastAsia="宋体" w:hAnsi="宋体"/>
+          <w:sz w:val="24"/>
+        </w:rPr>
+        <w:t>| 插件 | 能否接入网关 | 原因 |</w:t>
+      </w:r>
+    </w:p>
+    <w:p>
+      <w:pPr>
+        <w:rPr>
+          <w:rFonts w:ascii="宋体" w:eastAsia="宋体" w:hAnsi="宋体"/>
+          <w:sz w:val="24"/>
+        </w:rPr>
+      </w:pPr>
+      <w:r>
+        <w:rPr>
+          <w:rFonts w:ascii="宋体" w:eastAsia="宋体" w:hAnsi="宋体"/>
+          <w:sz w:val="24"/>
+        </w:rPr>
+        <w:lastRenderedPageBreak/>
+        <w:t>|------|------------|------|</w:t>
+      </w:r>
+    </w:p>
+    <w:p>
+      <w:pPr>
+        <w:rPr>
+          <w:rFonts w:ascii="宋体" w:eastAsia="宋体" w:hAnsi="宋体"/>
+          <w:sz w:val="24"/>
+        </w:rPr>
+      </w:pPr>
+      <w:r>
+        <w:rPr>
+          <w:rFonts w:ascii="宋体" w:eastAsia="宋体" w:hAnsi="宋体"/>
+          <w:sz w:val="24"/>
+        </w:rPr>
+        <w:t xml:space="preserve">| GitHub Copilot | </w:t>
+      </w:r>
+      <w:r>
+        <w:rPr>
+          <w:rFonts w:ascii="Segoe UI Emoji" w:eastAsia="宋体" w:hAnsi="Segoe UI Emoji" w:cs="Segoe UI Emoji"/>
+          <w:sz w:val="24"/>
+        </w:rPr>
+        <w:t>❌</w:t>
+      </w:r>
+      <w:r>
+        <w:rPr>
+          <w:rFonts w:ascii="宋体" w:eastAsia="宋体" w:hAnsi="宋体"/>
+          <w:sz w:val="24"/>
+        </w:rPr>
+        <w:t xml:space="preserve"> 不可直连 | 个人版不开放自定义 API 端点，封闭生态。 |</w:t>
+      </w:r>
+    </w:p>
+    <w:p>
+      <w:pPr>
+        <w:rPr>
+          <w:rFonts w:ascii="宋体" w:eastAsia="宋体" w:hAnsi="宋体"/>
+          <w:sz w:val="24"/>
+        </w:rPr>
+      </w:pPr>
+      <w:r>
+        <w:rPr>
+          <w:rFonts w:ascii="宋体" w:eastAsia="宋体" w:hAnsi="宋体"/>
+          <w:sz w:val="24"/>
+        </w:rPr>
+        <w:t xml:space="preserve">| </w:t>
+      </w:r>
+      <w:proofErr w:type="gramStart"/>
+      <w:r>
+        <w:rPr>
+          <w:rFonts w:ascii="宋体" w:eastAsia="宋体" w:hAnsi="宋体"/>
+          <w:sz w:val="24"/>
+        </w:rPr>
+        <w:t>通义灵码</w:t>
+      </w:r>
+      <w:proofErr w:type="gramEnd"/>
+      <w:r>
+        <w:rPr>
+          <w:rFonts w:ascii="宋体" w:eastAsia="宋体" w:hAnsi="宋体"/>
+          <w:sz w:val="24"/>
+        </w:rPr>
+        <w:t xml:space="preserve"> | </w:t>
+      </w:r>
+      <w:r>
+        <w:rPr>
+          <w:rFonts w:ascii="Segoe UI Emoji" w:eastAsia="宋体" w:hAnsi="Segoe UI Emoji" w:cs="Segoe UI Emoji"/>
+          <w:sz w:val="24"/>
+        </w:rPr>
+        <w:t>❌</w:t>
+      </w:r>
+      <w:r>
+        <w:rPr>
+          <w:rFonts w:ascii="宋体" w:eastAsia="宋体" w:hAnsi="宋体"/>
+          <w:sz w:val="24"/>
+        </w:rPr>
+        <w:t xml:space="preserve"> 不可直连 | 不提供自定义 API 地址选项。 |</w:t>
+      </w:r>
+    </w:p>
+    <w:p>
+      <w:pPr>
+        <w:rPr>
+          <w:rFonts w:ascii="宋体" w:eastAsia="宋体" w:hAnsi="宋体"/>
+          <w:sz w:val="24"/>
+        </w:rPr>
+      </w:pPr>
+    </w:p>
+    <w:p>
+      <w:pPr>
+        <w:rPr>
+          <w:rFonts w:ascii="宋体" w:eastAsia="宋体" w:hAnsi="宋体"/>
+          <w:sz w:val="24"/>
+        </w:rPr>
+      </w:pPr>
+      <w:r>
+        <w:rPr>
+          <w:rFonts w:ascii="宋体" w:eastAsia="宋体" w:hAnsi="宋体" w:hint="eastAsia"/>
+          <w:sz w:val="24"/>
+        </w:rPr>
+        <w:t>如果强行使用代理工具“劫持”流量，可能违反服务条款，稳定性差且存在封号风险。</w:t>
+      </w:r>
+    </w:p>
+    <w:p>
+      <w:pPr>
+        <w:rPr>
+          <w:rFonts w:ascii="宋体" w:eastAsia="宋体" w:hAnsi="宋体"/>
+          <w:sz w:val="24"/>
+        </w:rPr>
+      </w:pPr>
+    </w:p>
+    <w:p>
+      <w:pPr>
+        <w:rPr>
+          <w:rFonts w:ascii="宋体" w:eastAsia="宋体" w:hAnsi="宋体"/>
+          <w:sz w:val="24"/>
+        </w:rPr>
+      </w:pPr>
+      <w:r>
+        <w:rPr>
+          <w:rFonts w:ascii="宋体" w:eastAsia="宋体" w:hAnsi="宋体"/>
+          <w:sz w:val="24"/>
+        </w:rPr>
+        <w:t>**替代方案**：选用 Continue / Cline 等支持自定义 API 的开源插件，既能享受同等甚至更强的代码辅助能力，又能完全融入你的网关架构。</w:t>
+      </w:r>
+    </w:p>
+    <w:p>
+      <w:pPr>
+        <w:rPr>
+          <w:rFonts w:ascii="宋体" w:eastAsia="宋体" w:hAnsi="宋体"/>
+          <w:sz w:val="24"/>
+        </w:rPr>
+      </w:pPr>
+    </w:p>
+    <w:p>
+      <w:pPr>
+        <w:rPr>
+          <w:rFonts w:ascii="宋体" w:eastAsia="宋体" w:hAnsi="宋体"/>
+          <w:sz w:val="24"/>
+        </w:rPr>
+      </w:pPr>
+      <w:r>
+        <w:rPr>
+          <w:rFonts w:ascii="宋体" w:eastAsia="宋体" w:hAnsi="宋体"/>
+          <w:sz w:val="24"/>
+        </w:rPr>
+        <w:t>---</w:t>
+      </w:r>
+    </w:p>
+    <w:p>
+      <w:pPr>
+        <w:rPr>
+          <w:rFonts w:ascii="宋体" w:eastAsia="宋体" w:hAnsi="宋体"/>
+          <w:sz w:val="24"/>
+        </w:rPr>
+      </w:pPr>
+    </w:p>
+    <w:p>
+      <w:pPr>
+        <w:rPr>
+          <w:rFonts w:ascii="宋体" w:eastAsia="宋体" w:hAnsi="宋体"/>
+          <w:sz w:val="24"/>
+        </w:rPr>
+      </w:pPr>
+      <w:r>
+        <w:rPr>
+          <w:rFonts w:ascii="宋体" w:eastAsia="宋体" w:hAnsi="宋体"/>
+          <w:sz w:val="24"/>
+        </w:rPr>
+        <w:t>## 5. 关键能力对比</w:t>
+      </w:r>
+    </w:p>
+    <w:p>
+      <w:pPr>
+        <w:rPr>
+          <w:rFonts w:ascii="宋体" w:eastAsia="宋体" w:hAnsi="宋体"/>
+          <w:sz w:val="24"/>
+        </w:rPr>
+      </w:pPr>
+    </w:p>
+    <w:p>
+      <w:pPr>
+        <w:rPr>
+          <w:rFonts w:ascii="宋体" w:eastAsia="宋体" w:hAnsi="宋体"/>
+          <w:sz w:val="24"/>
+        </w:rPr>
+      </w:pPr>
+      <w:r>
+        <w:rPr>
+          <w:rFonts w:ascii="宋体" w:eastAsia="宋体" w:hAnsi="宋体"/>
+          <w:sz w:val="24"/>
+        </w:rPr>
+        <w:t xml:space="preserve">| 能力 | Copilot / </w:t>
+      </w:r>
+      <w:proofErr w:type="gramStart"/>
+      <w:r>
+        <w:rPr>
+          <w:rFonts w:ascii="宋体" w:eastAsia="宋体" w:hAnsi="宋体"/>
+          <w:sz w:val="24"/>
+        </w:rPr>
+        <w:t>灵码</w:t>
+      </w:r>
+      <w:proofErr w:type="gramEnd"/>
+      <w:r>
+        <w:rPr>
+          <w:rFonts w:ascii="宋体" w:eastAsia="宋体" w:hAnsi="宋体"/>
+          <w:sz w:val="24"/>
+        </w:rPr>
+        <w:t xml:space="preserve"> | 你的自定义网关方案 |</w:t>
+      </w:r>
+    </w:p>
+    <w:p>
+      <w:pPr>
+        <w:rPr>
+          <w:rFonts w:ascii="宋体" w:eastAsia="宋体" w:hAnsi="宋体"/>
+          <w:sz w:val="24"/>
+        </w:rPr>
+      </w:pPr>
+      <w:r>
+        <w:rPr>
+          <w:rFonts w:ascii="宋体" w:eastAsia="宋体" w:hAnsi="宋体"/>
+          <w:sz w:val="24"/>
+        </w:rPr>
+        <w:t>|------|---------------|-------------------|</w:t>
+      </w:r>
+    </w:p>
+    <w:p>
+      <w:pPr>
+        <w:rPr>
+          <w:rFonts w:ascii="宋体" w:eastAsia="宋体" w:hAnsi="宋体"/>
+          <w:sz w:val="24"/>
+        </w:rPr>
+      </w:pPr>
+      <w:r>
+        <w:rPr>
+          <w:rFonts w:ascii="宋体" w:eastAsia="宋体" w:hAnsi="宋体"/>
+          <w:sz w:val="24"/>
+        </w:rPr>
+        <w:t>| 响应延迟 | 极低 (内联补全 ~130ms) | 取决于所选 API，通常略高，但可通过缓存优化 |</w:t>
+      </w:r>
+    </w:p>
+    <w:p>
+      <w:pPr>
+        <w:rPr>
+          <w:rFonts w:ascii="宋体" w:eastAsia="宋体" w:hAnsi="宋体"/>
+          <w:sz w:val="24"/>
+        </w:rPr>
+      </w:pPr>
+      <w:r>
+        <w:rPr>
+          <w:rFonts w:ascii="宋体" w:eastAsia="宋体" w:hAnsi="宋体"/>
+          <w:sz w:val="24"/>
+        </w:rPr>
+        <w:t>| 模型能力 | 固定、官方优化 | 随时升级，可使用最新、最强模型 |</w:t>
+      </w:r>
+    </w:p>
+    <w:p>
+      <w:pPr>
+        <w:rPr>
+          <w:rFonts w:ascii="宋体" w:eastAsia="宋体" w:hAnsi="宋体"/>
+          <w:sz w:val="24"/>
+        </w:rPr>
+      </w:pPr>
+      <w:r>
+        <w:rPr>
+          <w:rFonts w:ascii="宋体" w:eastAsia="宋体" w:hAnsi="宋体"/>
+          <w:sz w:val="24"/>
+        </w:rPr>
+        <w:t>| 上下文窗口 | 较小 (通常 8k-16k token) | 超长 (128k+ token)，可理解全项目 |</w:t>
+      </w:r>
+    </w:p>
+    <w:p>
+      <w:pPr>
+        <w:rPr>
+          <w:rFonts w:ascii="宋体" w:eastAsia="宋体" w:hAnsi="宋体"/>
+          <w:sz w:val="24"/>
+        </w:rPr>
+      </w:pPr>
+      <w:r>
+        <w:rPr>
+          <w:rFonts w:ascii="宋体" w:eastAsia="宋体" w:hAnsi="宋体"/>
+          <w:sz w:val="24"/>
+        </w:rPr>
+        <w:t>| 文件编辑/创建 | 内联建议，手动复制 | **原生支持**，可自主创建文件、执行终端命令 |</w:t>
+      </w:r>
+    </w:p>
+    <w:p>
+      <w:pPr>
+        <w:rPr>
+          <w:rFonts w:ascii="宋体" w:eastAsia="宋体" w:hAnsi="宋体"/>
+          <w:sz w:val="24"/>
+        </w:rPr>
+      </w:pPr>
+      <w:r>
+        <w:rPr>
+          <w:rFonts w:ascii="宋体" w:eastAsia="宋体" w:hAnsi="宋体"/>
+          <w:sz w:val="24"/>
+        </w:rPr>
+        <w:t>| 成本控制 | 定额订阅 | **按量付费**，可混用免费模型，成本灵活 |</w:t>
+      </w:r>
+    </w:p>
+    <w:p>
+      <w:pPr>
+        <w:rPr>
+          <w:rFonts w:ascii="宋体" w:eastAsia="宋体" w:hAnsi="宋体"/>
+          <w:sz w:val="24"/>
+        </w:rPr>
+      </w:pPr>
+      <w:r>
+        <w:rPr>
+          <w:rFonts w:ascii="宋体" w:eastAsia="宋体" w:hAnsi="宋体"/>
+          <w:sz w:val="24"/>
+        </w:rPr>
+        <w:t>| 模型统一管理 | 各自独立 | **所有工具共用同一网关**，一键切换 |</w:t>
+      </w:r>
+    </w:p>
+    <w:p>
+      <w:pPr>
+        <w:rPr>
+          <w:rFonts w:ascii="宋体" w:eastAsia="宋体" w:hAnsi="宋体"/>
+          <w:sz w:val="24"/>
+        </w:rPr>
+      </w:pPr>
+    </w:p>
+    <w:p>
+      <w:pPr>
+        <w:rPr>
+          <w:rFonts w:ascii="宋体" w:eastAsia="宋体" w:hAnsi="宋体"/>
+          <w:sz w:val="24"/>
+        </w:rPr>
+      </w:pPr>
+      <w:r>
+        <w:rPr>
+          <w:rFonts w:ascii="宋体" w:eastAsia="宋体" w:hAnsi="宋体"/>
+          <w:sz w:val="24"/>
+        </w:rPr>
+        <w:lastRenderedPageBreak/>
+        <w:t>---</w:t>
+      </w:r>
+    </w:p>
+    <w:p>
+      <w:pPr>
+        <w:rPr>
+          <w:rFonts w:ascii="宋体" w:eastAsia="宋体" w:hAnsi="宋体"/>
+          <w:sz w:val="24"/>
+        </w:rPr>
+      </w:pPr>
+    </w:p>
+    <w:p>
+      <w:pPr>
+        <w:rPr>
+          <w:rFonts w:ascii="宋体" w:eastAsia="宋体" w:hAnsi="宋体"/>
+          <w:sz w:val="24"/>
+        </w:rPr>
+      </w:pPr>
+      <w:r>
+        <w:rPr>
+          <w:rFonts w:ascii="宋体" w:eastAsia="宋体" w:hAnsi="宋体"/>
+          <w:sz w:val="24"/>
+        </w:rPr>
+        <w:t>## 6. 实施步骤建议</w:t>
+      </w:r>
+    </w:p>
+    <w:p>
+      <w:pPr>
+        <w:rPr>
+          <w:rFonts w:ascii="宋体" w:eastAsia="宋体" w:hAnsi="宋体"/>
+          <w:sz w:val="24"/>
+        </w:rPr>
+      </w:pPr>
+    </w:p>
+    <w:p>
+      <w:pPr>
+        <w:rPr>
+          <w:rFonts w:ascii="宋体" w:eastAsia="宋体" w:hAnsi="宋体"/>
+          <w:sz w:val="24"/>
+        </w:rPr>
+      </w:pPr>
+      <w:r>
+        <w:rPr>
+          <w:rFonts w:ascii="宋体" w:eastAsia="宋体" w:hAnsi="宋体"/>
+          <w:sz w:val="24"/>
+        </w:rPr>
+        <w:t xml:space="preserve">1. **部署网关**：在本地或服务器上通过 Docker 启动 </w:t>
+      </w:r>
+      <w:proofErr w:type="spellStart"/>
+      <w:r>
+        <w:rPr>
+          <w:rFonts w:ascii="宋体" w:eastAsia="宋体" w:hAnsi="宋体"/>
+          <w:sz w:val="24"/>
+        </w:rPr>
+        <w:t>LiteLLM</w:t>
+      </w:r>
+      <w:proofErr w:type="spellEnd"/>
+      <w:r>
+        <w:rPr>
+          <w:rFonts w:ascii="宋体" w:eastAsia="宋体" w:hAnsi="宋体"/>
+          <w:sz w:val="24"/>
+        </w:rPr>
+        <w:t>，配置好至少一个商业 API（如 DeepSeek）和一个本地 Ollama 模型。</w:t>
+      </w:r>
+    </w:p>
+    <w:p>
+      <w:pPr>
+        <w:rPr>
+          <w:rFonts w:ascii="宋体" w:eastAsia="宋体" w:hAnsi="宋体"/>
+          <w:sz w:val="24"/>
+        </w:rPr>
+      </w:pPr>
+      <w:r>
+        <w:rPr>
+          <w:rFonts w:ascii="宋体" w:eastAsia="宋体" w:hAnsi="宋体"/>
+          <w:sz w:val="24"/>
+        </w:rPr>
+        <w:t>2. **测试连通性**：用 `curl` 或 Postman 测试 `http://localhost:4000/v1/models`。</w:t>
+      </w:r>
+    </w:p>
+    <w:p>
+      <w:pPr>
+        <w:rPr>
+          <w:rFonts w:ascii="宋体" w:eastAsia="宋体" w:hAnsi="宋体"/>
+          <w:sz w:val="24"/>
+        </w:rPr>
+      </w:pPr>
+      <w:r>
+        <w:rPr>
+          <w:rFonts w:ascii="宋体" w:eastAsia="宋体" w:hAnsi="宋体"/>
+          <w:sz w:val="24"/>
+        </w:rPr>
+        <w:t>3. **配置第一个客户端**：先在 VS Code 的 Continue 中连接网关，验证代码补全和对话正常。</w:t>
+      </w:r>
+    </w:p>
+    <w:p>
+      <w:pPr>
+        <w:rPr>
+          <w:rFonts w:ascii="宋体" w:eastAsia="宋体" w:hAnsi="宋体"/>
+          <w:sz w:val="24"/>
+        </w:rPr>
+      </w:pPr>
+      <w:r>
+        <w:rPr>
+          <w:rFonts w:ascii="宋体" w:eastAsia="宋体" w:hAnsi="宋体"/>
+          <w:sz w:val="24"/>
+        </w:rPr>
+        <w:t>4. **逐步接入其他工具**：Cursor、终端 Claude Code、Visual Studio 等。</w:t>
+      </w:r>
+    </w:p>
+    <w:p>
+      <w:pPr>
+        <w:rPr>
+          <w:rFonts w:ascii="宋体" w:eastAsia="宋体" w:hAnsi="宋体"/>
+          <w:sz w:val="24"/>
+        </w:rPr>
+      </w:pPr>
+      <w:r>
+        <w:rPr>
+          <w:rFonts w:ascii="宋体" w:eastAsia="宋体" w:hAnsi="宋体"/>
+          <w:sz w:val="24"/>
+        </w:rPr>
+        <w:t xml:space="preserve">5. **配置路由策略**：在网关中设置价格最低的路由优先级，或配置 fallback（如 DeepSeek </w:t>
+      </w:r>
+      <w:proofErr w:type="gramStart"/>
+      <w:r>
+        <w:rPr>
+          <w:rFonts w:ascii="宋体" w:eastAsia="宋体" w:hAnsi="宋体"/>
+          <w:sz w:val="24"/>
+        </w:rPr>
+        <w:t>不</w:t>
+      </w:r>
+      <w:proofErr w:type="gramEnd"/>
+      <w:r>
+        <w:rPr>
+          <w:rFonts w:ascii="宋体" w:eastAsia="宋体" w:hAnsi="宋体"/>
+          <w:sz w:val="24"/>
+        </w:rPr>
+        <w:t>可用时自动切到本地模型）。</w:t>
+      </w:r>
+    </w:p>
+    <w:p>
+      <w:pPr>
+        <w:rPr>
+          <w:rFonts w:ascii="宋体" w:eastAsia="宋体" w:hAnsi="宋体"/>
+          <w:sz w:val="24"/>
+        </w:rPr>
+      </w:pPr>
+      <w:r>
+        <w:rPr>
+          <w:rFonts w:ascii="宋体" w:eastAsia="宋体" w:hAnsi="宋体"/>
+          <w:sz w:val="24"/>
+        </w:rPr>
+        <w:t>6. **日常使用**：所有开发工具统一切换模型，只需在网关看板里查看用量和成本。</w:t>
+      </w:r>
+    </w:p>
+    <w:p>
+      <w:pPr>
+        <w:rPr>
+          <w:rFonts w:ascii="宋体" w:eastAsia="宋体" w:hAnsi="宋体"/>
+          <w:sz w:val="24"/>
+        </w:rPr>
+      </w:pPr>
+    </w:p>
+    <w:p>
+      <w:pPr>
+        <w:rPr>
+          <w:rFonts w:ascii="宋体" w:eastAsia="宋体" w:hAnsi="宋体"/>
+          <w:sz w:val="24"/>
+        </w:rPr>
+      </w:pPr>
+      <w:r>
+        <w:rPr>
+          <w:rFonts w:ascii="宋体" w:eastAsia="宋体" w:hAnsi="宋体"/>
+          <w:sz w:val="24"/>
+        </w:rPr>
+        <w:t>---</w:t>
+      </w:r>
+    </w:p>
+    <w:p>
+      <w:pPr>
+        <w:rPr>
+          <w:rFonts w:ascii="宋体" w:eastAsia="宋体" w:hAnsi="宋体"/>
+          <w:sz w:val="24"/>
+        </w:rPr>
+      </w:pPr>
+    </w:p>
+    <w:p>
+      <w:pPr>
+        <w:rPr>
+          <w:rFonts w:ascii="宋体" w:eastAsia="宋体" w:hAnsi="宋体"/>
+          <w:sz w:val="24"/>
+        </w:rPr>
+      </w:pPr>
+      <w:r>
+        <w:rPr>
+          <w:rFonts w:ascii="宋体" w:eastAsia="宋体" w:hAnsi="宋体"/>
+          <w:sz w:val="24"/>
+        </w:rPr>
+        <w:t>## 7. 常见疑问</w:t>
+      </w:r>
+    </w:p>
+    <w:p>
+      <w:pPr>
+        <w:rPr>
+          <w:rFonts w:ascii="宋体" w:eastAsia="宋体" w:hAnsi="宋体"/>
+          <w:sz w:val="24"/>
+        </w:rPr>
+      </w:pPr>
+    </w:p>
+    <w:p>
+      <w:pPr>
+        <w:rPr>
+          <w:rFonts w:ascii="宋体" w:eastAsia="宋体" w:hAnsi="宋体"/>
+          <w:sz w:val="24"/>
+        </w:rPr>
+      </w:pPr>
+      <w:r>
+        <w:rPr>
+          <w:rFonts w:ascii="宋体" w:eastAsia="宋体" w:hAnsi="宋体"/>
+          <w:sz w:val="24"/>
+        </w:rPr>
+        <w:t xml:space="preserve">**Q：插件里的模型切换是什么？**  </w:t>
+      </w:r>
+    </w:p>
+    <w:p>
+      <w:pPr>
+        <w:rPr>
+          <w:rFonts w:ascii="宋体" w:eastAsia="宋体" w:hAnsi="宋体"/>
+          <w:sz w:val="24"/>
+        </w:rPr>
+      </w:pPr>
+      <w:r>
+        <w:rPr>
+          <w:rFonts w:ascii="宋体" w:eastAsia="宋体" w:hAnsi="宋体"/>
+          <w:sz w:val="24"/>
+        </w:rPr>
+        <w:t>A：切换的是发给网关的“模型名”（如 `</w:t>
       </w:r>
       <w:proofErr w:type="spellStart"/>
       <w:r>
@@ -3442,396 +6070,100 @@
           <w:rFonts w:ascii="宋体" w:eastAsia="宋体" w:hAnsi="宋体"/>
           <w:sz w:val="24"/>
         </w:rPr>
-        <w:t>-chat</w:t>
-      </w:r>
-    </w:p>
-    <w:p>
-      <w:pPr>
-        <w:rPr>
-          <w:rFonts w:ascii="宋体" w:eastAsia="宋体" w:hAnsi="宋体"/>
-          <w:sz w:val="24"/>
-        </w:rPr>
-      </w:pPr>
-      <w:r>
-        <w:rPr>
-          <w:rFonts w:ascii="宋体" w:eastAsia="宋体" w:hAnsi="宋体"/>
-          <w:sz w:val="24"/>
-        </w:rPr>
-        <w:t xml:space="preserve">    </w:t>
-      </w:r>
-      <w:proofErr w:type="spellStart"/>
-      <w:r>
-        <w:rPr>
-          <w:rFonts w:ascii="宋体" w:eastAsia="宋体" w:hAnsi="宋体"/>
-          <w:sz w:val="24"/>
-        </w:rPr>
-        <w:t>litellm_params</w:t>
-      </w:r>
-      <w:proofErr w:type="spellEnd"/>
-      <w:r>
-        <w:rPr>
-          <w:rFonts w:ascii="宋体" w:eastAsia="宋体" w:hAnsi="宋体"/>
-          <w:sz w:val="24"/>
-        </w:rPr>
-        <w:t>:</w:t>
-      </w:r>
-    </w:p>
-    <w:p>
-      <w:pPr>
-        <w:rPr>
-          <w:rFonts w:ascii="宋体" w:eastAsia="宋体" w:hAnsi="宋体"/>
-          <w:sz w:val="24"/>
-        </w:rPr>
-      </w:pPr>
-      <w:r>
-        <w:rPr>
-          <w:rFonts w:ascii="宋体" w:eastAsia="宋体" w:hAnsi="宋体"/>
-          <w:sz w:val="24"/>
-        </w:rPr>
-        <w:t xml:space="preserve">      model: </w:t>
-      </w:r>
-      <w:proofErr w:type="spellStart"/>
-      <w:r>
-        <w:rPr>
-          <w:rFonts w:ascii="宋体" w:eastAsia="宋体" w:hAnsi="宋体"/>
-          <w:sz w:val="24"/>
-        </w:rPr>
-        <w:t>deepseek</w:t>
-      </w:r>
-      <w:proofErr w:type="spellEnd"/>
-      <w:r>
-        <w:rPr>
-          <w:rFonts w:ascii="宋体" w:eastAsia="宋体" w:hAnsi="宋体"/>
-          <w:sz w:val="24"/>
-        </w:rPr>
-        <w:t>/</w:t>
-      </w:r>
-      <w:proofErr w:type="spellStart"/>
-      <w:r>
-        <w:rPr>
-          <w:rFonts w:ascii="宋体" w:eastAsia="宋体" w:hAnsi="宋体"/>
-          <w:sz w:val="24"/>
-        </w:rPr>
-        <w:t>deepseek</w:t>
-      </w:r>
-      <w:proofErr w:type="spellEnd"/>
-      <w:r>
-        <w:rPr>
-          <w:rFonts w:ascii="宋体" w:eastAsia="宋体" w:hAnsi="宋体"/>
-          <w:sz w:val="24"/>
-        </w:rPr>
-        <w:t>-chat</w:t>
-      </w:r>
-    </w:p>
-    <w:p>
-      <w:pPr>
-        <w:rPr>
-          <w:rFonts w:ascii="宋体" w:eastAsia="宋体" w:hAnsi="宋体"/>
-          <w:sz w:val="24"/>
-        </w:rPr>
-      </w:pPr>
-      <w:r>
-        <w:rPr>
-          <w:rFonts w:ascii="宋体" w:eastAsia="宋体" w:hAnsi="宋体"/>
-          <w:sz w:val="24"/>
-        </w:rPr>
-        <w:t xml:space="preserve">      </w:t>
-      </w:r>
-      <w:proofErr w:type="spellStart"/>
-      <w:r>
-        <w:rPr>
-          <w:rFonts w:ascii="宋体" w:eastAsia="宋体" w:hAnsi="宋体"/>
-          <w:sz w:val="24"/>
-        </w:rPr>
-        <w:t>api_base</w:t>
-      </w:r>
-      <w:proofErr w:type="spellEnd"/>
-      <w:r>
-        <w:rPr>
-          <w:rFonts w:ascii="宋体" w:eastAsia="宋体" w:hAnsi="宋体"/>
-          <w:sz w:val="24"/>
-        </w:rPr>
-        <w:t>: https://api.deepseek.com/v1</w:t>
-      </w:r>
-    </w:p>
-    <w:p>
-      <w:pPr>
-        <w:rPr>
-          <w:rFonts w:ascii="宋体" w:eastAsia="宋体" w:hAnsi="宋体"/>
-          <w:sz w:val="24"/>
-        </w:rPr>
-      </w:pPr>
-      <w:r>
-        <w:rPr>
-          <w:rFonts w:ascii="宋体" w:eastAsia="宋体" w:hAnsi="宋体"/>
-          <w:sz w:val="24"/>
-        </w:rPr>
-        <w:t xml:space="preserve">      </w:t>
-      </w:r>
-      <w:proofErr w:type="spellStart"/>
-      <w:r>
-        <w:rPr>
-          <w:rFonts w:ascii="宋体" w:eastAsia="宋体" w:hAnsi="宋体"/>
-          <w:sz w:val="24"/>
-        </w:rPr>
-        <w:t>api_key</w:t>
-      </w:r>
-      <w:proofErr w:type="spellEnd"/>
-      <w:r>
-        <w:rPr>
-          <w:rFonts w:ascii="宋体" w:eastAsia="宋体" w:hAnsi="宋体"/>
-          <w:sz w:val="24"/>
-        </w:rPr>
-        <w:t xml:space="preserve">: </w:t>
-      </w:r>
-      <w:proofErr w:type="spellStart"/>
-      <w:r>
-        <w:rPr>
-          <w:rFonts w:ascii="宋体" w:eastAsia="宋体" w:hAnsi="宋体"/>
-          <w:sz w:val="24"/>
-        </w:rPr>
-        <w:t>sk</w:t>
-      </w:r>
-      <w:proofErr w:type="spellEnd"/>
-      <w:r>
-        <w:rPr>
-          <w:rFonts w:ascii="宋体" w:eastAsia="宋体" w:hAnsi="宋体"/>
-          <w:sz w:val="24"/>
-        </w:rPr>
-        <w:t>-your-</w:t>
-      </w:r>
-      <w:proofErr w:type="spellStart"/>
-      <w:r>
-        <w:rPr>
-          <w:rFonts w:ascii="宋体" w:eastAsia="宋体" w:hAnsi="宋体"/>
-          <w:sz w:val="24"/>
-        </w:rPr>
-        <w:t>deepseek</w:t>
-      </w:r>
-      <w:proofErr w:type="spellEnd"/>
-      <w:r>
-        <w:rPr>
-          <w:rFonts w:ascii="宋体" w:eastAsia="宋体" w:hAnsi="宋体"/>
-          <w:sz w:val="24"/>
-        </w:rPr>
-        <w:t>-</w:t>
-      </w:r>
-      <w:proofErr w:type="spellStart"/>
-      <w:r>
-        <w:rPr>
-          <w:rFonts w:ascii="宋体" w:eastAsia="宋体" w:hAnsi="宋体"/>
-          <w:sz w:val="24"/>
-        </w:rPr>
-        <w:t>api</w:t>
-      </w:r>
-      <w:proofErr w:type="spellEnd"/>
-      <w:r>
-        <w:rPr>
-          <w:rFonts w:ascii="宋体" w:eastAsia="宋体" w:hAnsi="宋体"/>
-          <w:sz w:val="24"/>
-        </w:rPr>
-        <w:t>-key</w:t>
-      </w:r>
-    </w:p>
-    <w:p>
-      <w:pPr>
-        <w:rPr>
-          <w:rFonts w:ascii="宋体" w:eastAsia="宋体" w:hAnsi="宋体"/>
-          <w:sz w:val="24"/>
-        </w:rPr>
-      </w:pPr>
-    </w:p>
-    <w:p>
-      <w:pPr>
-        <w:rPr>
-          <w:rFonts w:ascii="宋体" w:eastAsia="宋体" w:hAnsi="宋体"/>
-          <w:sz w:val="24"/>
-        </w:rPr>
-      </w:pPr>
-      <w:r>
-        <w:rPr>
-          <w:rFonts w:ascii="宋体" w:eastAsia="宋体" w:hAnsi="宋体"/>
-          <w:sz w:val="24"/>
-        </w:rPr>
-        <w:t xml:space="preserve">  # 本地 Ollama 模型</w:t>
-      </w:r>
-    </w:p>
-    <w:p>
-      <w:pPr>
-        <w:rPr>
-          <w:rFonts w:ascii="宋体" w:eastAsia="宋体" w:hAnsi="宋体"/>
-          <w:sz w:val="24"/>
-        </w:rPr>
-      </w:pPr>
-      <w:r>
-        <w:rPr>
-          <w:rFonts w:ascii="宋体" w:eastAsia="宋体" w:hAnsi="宋体"/>
-          <w:sz w:val="24"/>
-        </w:rPr>
-        <w:t xml:space="preserve">  - </w:t>
-      </w:r>
-      <w:proofErr w:type="spellStart"/>
-      <w:r>
-        <w:rPr>
-          <w:rFonts w:ascii="宋体" w:eastAsia="宋体" w:hAnsi="宋体"/>
-          <w:sz w:val="24"/>
-        </w:rPr>
-        <w:t>model_name</w:t>
-      </w:r>
-      <w:proofErr w:type="spellEnd"/>
-      <w:r>
-        <w:rPr>
-          <w:rFonts w:ascii="宋体" w:eastAsia="宋体" w:hAnsi="宋体"/>
-          <w:sz w:val="24"/>
-        </w:rPr>
-        <w:t>: local-</w:t>
-      </w:r>
-      <w:proofErr w:type="spellStart"/>
-      <w:r>
-        <w:rPr>
-          <w:rFonts w:ascii="宋体" w:eastAsia="宋体" w:hAnsi="宋体"/>
-          <w:sz w:val="24"/>
-        </w:rPr>
-        <w:t>codellama</w:t>
-      </w:r>
-      <w:proofErr w:type="spellEnd"/>
-    </w:p>
-    <w:p>
-      <w:pPr>
-        <w:rPr>
-          <w:rFonts w:ascii="宋体" w:eastAsia="宋体" w:hAnsi="宋体"/>
-          <w:sz w:val="24"/>
-        </w:rPr>
-      </w:pPr>
-      <w:r>
-        <w:rPr>
-          <w:rFonts w:ascii="宋体" w:eastAsia="宋体" w:hAnsi="宋体"/>
-          <w:sz w:val="24"/>
-        </w:rPr>
-        <w:t xml:space="preserve">    </w:t>
-      </w:r>
-      <w:proofErr w:type="spellStart"/>
-      <w:r>
-        <w:rPr>
-          <w:rFonts w:ascii="宋体" w:eastAsia="宋体" w:hAnsi="宋体"/>
-          <w:sz w:val="24"/>
-        </w:rPr>
-        <w:t>litellm_params</w:t>
-      </w:r>
-      <w:proofErr w:type="spellEnd"/>
-      <w:r>
-        <w:rPr>
-          <w:rFonts w:ascii="宋体" w:eastAsia="宋体" w:hAnsi="宋体"/>
-          <w:sz w:val="24"/>
-        </w:rPr>
-        <w:t>:</w:t>
-      </w:r>
-    </w:p>
-    <w:p>
-      <w:pPr>
-        <w:rPr>
-          <w:rFonts w:ascii="宋体" w:eastAsia="宋体" w:hAnsi="宋体"/>
-          <w:sz w:val="24"/>
-        </w:rPr>
-      </w:pPr>
-      <w:r>
-        <w:rPr>
-          <w:rFonts w:ascii="宋体" w:eastAsia="宋体" w:hAnsi="宋体"/>
-          <w:sz w:val="24"/>
-        </w:rPr>
-        <w:t xml:space="preserve">      model: </w:t>
-      </w:r>
-      <w:proofErr w:type="spellStart"/>
-      <w:r>
-        <w:rPr>
-          <w:rFonts w:ascii="宋体" w:eastAsia="宋体" w:hAnsi="宋体"/>
-          <w:sz w:val="24"/>
-        </w:rPr>
-        <w:t>ollama</w:t>
-      </w:r>
-      <w:proofErr w:type="spellEnd"/>
-      <w:r>
-        <w:rPr>
-          <w:rFonts w:ascii="宋体" w:eastAsia="宋体" w:hAnsi="宋体"/>
-          <w:sz w:val="24"/>
-        </w:rPr>
-        <w:t>/codellama:7b</w:t>
-      </w:r>
-    </w:p>
-    <w:p>
-      <w:pPr>
-        <w:rPr>
-          <w:rFonts w:ascii="宋体" w:eastAsia="宋体" w:hAnsi="宋体"/>
-          <w:sz w:val="24"/>
-        </w:rPr>
-      </w:pPr>
-      <w:r>
-        <w:rPr>
-          <w:rFonts w:ascii="宋体" w:eastAsia="宋体" w:hAnsi="宋体"/>
-          <w:sz w:val="24"/>
-        </w:rPr>
-        <w:t xml:space="preserve">      </w:t>
-      </w:r>
-      <w:proofErr w:type="spellStart"/>
-      <w:r>
-        <w:rPr>
-          <w:rFonts w:ascii="宋体" w:eastAsia="宋体" w:hAnsi="宋体"/>
-          <w:sz w:val="24"/>
-        </w:rPr>
-        <w:t>api_base</w:t>
-      </w:r>
-      <w:proofErr w:type="spellEnd"/>
-      <w:r>
-        <w:rPr>
-          <w:rFonts w:ascii="宋体" w:eastAsia="宋体" w:hAnsi="宋体"/>
-          <w:sz w:val="24"/>
-        </w:rPr>
-        <w:t>: http://localhost:11434</w:t>
-      </w:r>
-    </w:p>
-    <w:p>
-      <w:pPr>
-        <w:rPr>
-          <w:rFonts w:ascii="宋体" w:eastAsia="宋体" w:hAnsi="宋体"/>
-          <w:sz w:val="24"/>
-        </w:rPr>
-      </w:pPr>
-      <w:r>
-        <w:rPr>
-          <w:rFonts w:ascii="宋体" w:eastAsia="宋体" w:hAnsi="宋体"/>
-          <w:sz w:val="24"/>
-        </w:rPr>
-        <w:t>```</w:t>
-      </w:r>
-    </w:p>
-    <w:p>
-      <w:pPr>
-        <w:rPr>
-          <w:rFonts w:ascii="宋体" w:eastAsia="宋体" w:hAnsi="宋体"/>
-          <w:sz w:val="24"/>
-        </w:rPr>
-      </w:pPr>
-    </w:p>
-    <w:p>
-      <w:pPr>
-        <w:rPr>
-          <w:rFonts w:ascii="宋体" w:eastAsia="宋体" w:hAnsi="宋体"/>
-          <w:sz w:val="24"/>
-        </w:rPr>
-      </w:pPr>
-      <w:r>
-        <w:rPr>
-          <w:rFonts w:ascii="宋体" w:eastAsia="宋体" w:hAnsi="宋体" w:hint="eastAsia"/>
-          <w:sz w:val="24"/>
-        </w:rPr>
-        <w:t>网关启动后，所有工具都通过</w:t>
-      </w:r>
-      <w:r>
-        <w:rPr>
-          <w:rFonts w:ascii="宋体" w:eastAsia="宋体" w:hAnsi="宋体"/>
-          <w:sz w:val="24"/>
-        </w:rPr>
-        <w:t xml:space="preserve"> `http://localhost:4000` 访问模型。</w:t>
+        <w:t>-chat`），网关根据这个名字路由到真实模型后端。</w:t>
+      </w:r>
+    </w:p>
+    <w:p>
+      <w:pPr>
+        <w:rPr>
+          <w:rFonts w:ascii="宋体" w:eastAsia="宋体" w:hAnsi="宋体"/>
+          <w:sz w:val="24"/>
+        </w:rPr>
+      </w:pPr>
+    </w:p>
+    <w:p>
+      <w:pPr>
+        <w:rPr>
+          <w:rFonts w:ascii="宋体" w:eastAsia="宋体" w:hAnsi="宋体"/>
+          <w:sz w:val="24"/>
+        </w:rPr>
+      </w:pPr>
+      <w:r>
+        <w:rPr>
+          <w:rFonts w:ascii="宋体" w:eastAsia="宋体" w:hAnsi="宋体"/>
+          <w:sz w:val="24"/>
+        </w:rPr>
+        <w:t xml:space="preserve">**Q：网关会不会成为性能瓶颈？**  </w:t>
+      </w:r>
+    </w:p>
+    <w:p>
+      <w:pPr>
+        <w:rPr>
+          <w:rFonts w:ascii="宋体" w:eastAsia="宋体" w:hAnsi="宋体"/>
+          <w:sz w:val="24"/>
+        </w:rPr>
+      </w:pPr>
+      <w:r>
+        <w:rPr>
+          <w:rFonts w:ascii="宋体" w:eastAsia="宋体" w:hAnsi="宋体"/>
+          <w:sz w:val="24"/>
+        </w:rPr>
+        <w:t>A：</w:t>
+      </w:r>
+      <w:proofErr w:type="spellStart"/>
+      <w:r>
+        <w:rPr>
+          <w:rFonts w:ascii="宋体" w:eastAsia="宋体" w:hAnsi="宋体"/>
+          <w:sz w:val="24"/>
+        </w:rPr>
+        <w:t>LiteLLM</w:t>
+      </w:r>
+      <w:proofErr w:type="spellEnd"/>
+      <w:r>
+        <w:rPr>
+          <w:rFonts w:ascii="宋体" w:eastAsia="宋体" w:hAnsi="宋体"/>
+          <w:sz w:val="24"/>
+        </w:rPr>
+        <w:t xml:space="preserve"> 在普通机器上可处理 1000 QPS，自身延迟亚毫秒级，基本无感知。开启语义缓存后还能大幅加速重复请求。</w:t>
+      </w:r>
+    </w:p>
+    <w:p>
+      <w:pPr>
+        <w:rPr>
+          <w:rFonts w:ascii="宋体" w:eastAsia="宋体" w:hAnsi="宋体"/>
+          <w:sz w:val="24"/>
+        </w:rPr>
+      </w:pPr>
+    </w:p>
+    <w:p>
+      <w:pPr>
+        <w:rPr>
+          <w:rFonts w:ascii="宋体" w:eastAsia="宋体" w:hAnsi="宋体"/>
+          <w:sz w:val="24"/>
+        </w:rPr>
+      </w:pPr>
+      <w:r>
+        <w:rPr>
+          <w:rFonts w:ascii="宋体" w:eastAsia="宋体" w:hAnsi="宋体"/>
+          <w:sz w:val="24"/>
+        </w:rPr>
+        <w:t xml:space="preserve">**Q：我还能继续使用 Copilot 吗？**  </w:t>
+      </w:r>
+    </w:p>
+    <w:p>
+      <w:pPr>
+        <w:rPr>
+          <w:rFonts w:ascii="宋体" w:eastAsia="宋体" w:hAnsi="宋体"/>
+          <w:sz w:val="24"/>
+        </w:rPr>
+      </w:pPr>
+      <w:r>
+        <w:rPr>
+          <w:rFonts w:ascii="宋体" w:eastAsia="宋体" w:hAnsi="宋体"/>
+          <w:sz w:val="24"/>
+        </w:rPr>
+        <w:lastRenderedPageBreak/>
+        <w:t>A：可以保留，作为“快速补全”的补充，但主力开发请使用你的网关方案，以实现统一管理和成本可控。</w:t>
       </w:r>
     </w:p>
     <w:p>
@@ -3874,823 +6206,369 @@
       </w:pPr>
       <w:r>
         <w:rPr>
-          <w:rFonts w:ascii="宋体" w:eastAsia="宋体" w:hAnsi="宋体"/>
-          <w:sz w:val="24"/>
-        </w:rPr>
-        <w:t>### 3.2 开发工具插件配置</w:t>
-      </w:r>
-    </w:p>
-    <w:p>
-      <w:pPr>
-        <w:rPr>
-          <w:rFonts w:ascii="宋体" w:eastAsia="宋体" w:hAnsi="宋体"/>
-          <w:sz w:val="24"/>
-        </w:rPr>
-      </w:pPr>
-    </w:p>
-    <w:p>
-      <w:pPr>
-        <w:rPr>
-          <w:rFonts w:ascii="宋体" w:eastAsia="宋体" w:hAnsi="宋体"/>
-          <w:sz w:val="24"/>
-        </w:rPr>
-      </w:pPr>
-      <w:r>
-        <w:rPr>
-          <w:rFonts w:ascii="宋体" w:eastAsia="宋体" w:hAnsi="宋体"/>
-          <w:sz w:val="24"/>
-        </w:rPr>
-        <w:t>#### 3.2.1 VS Code</w:t>
-      </w:r>
-    </w:p>
-    <w:p>
-      <w:pPr>
-        <w:rPr>
-          <w:rFonts w:ascii="宋体" w:eastAsia="宋体" w:hAnsi="宋体"/>
-          <w:sz w:val="24"/>
-        </w:rPr>
-      </w:pPr>
-    </w:p>
-    <w:p>
-      <w:pPr>
-        <w:rPr>
-          <w:rFonts w:ascii="宋体" w:eastAsia="宋体" w:hAnsi="宋体"/>
-          <w:sz w:val="24"/>
-        </w:rPr>
-      </w:pPr>
-      <w:r>
-        <w:rPr>
-          <w:rFonts w:ascii="宋体" w:eastAsia="宋体" w:hAnsi="宋体"/>
-          <w:sz w:val="24"/>
-        </w:rPr>
-        <w:t>**推荐插件**：**Continue** 或 **Cline**</w:t>
-      </w:r>
-    </w:p>
-    <w:p>
-      <w:pPr>
-        <w:rPr>
-          <w:rFonts w:ascii="宋体" w:eastAsia="宋体" w:hAnsi="宋体"/>
-          <w:sz w:val="24"/>
-        </w:rPr>
-      </w:pPr>
-    </w:p>
-    <w:p>
-      <w:pPr>
-        <w:rPr>
-          <w:rFonts w:ascii="宋体" w:eastAsia="宋体" w:hAnsi="宋体"/>
-          <w:sz w:val="24"/>
-        </w:rPr>
-      </w:pPr>
-      <w:r>
-        <w:rPr>
-          <w:rFonts w:ascii="宋体" w:eastAsia="宋体" w:hAnsi="宋体"/>
-          <w:sz w:val="24"/>
-        </w:rPr>
-        <w:t>- **Continue**：兼顾自动补全和对话，支持索引整个代码库，学习成本低。</w:t>
-      </w:r>
-    </w:p>
-    <w:p>
-      <w:pPr>
-        <w:rPr>
-          <w:rFonts w:ascii="宋体" w:eastAsia="宋体" w:hAnsi="宋体"/>
-          <w:sz w:val="24"/>
-        </w:rPr>
-      </w:pPr>
-      <w:r>
-        <w:rPr>
-          <w:rFonts w:ascii="宋体" w:eastAsia="宋体" w:hAnsi="宋体"/>
-          <w:sz w:val="24"/>
-        </w:rPr>
-        <w:t>- **Cline**：自主代理型，可读写文件、执行终端命令，适合复杂任务。</w:t>
-      </w:r>
-    </w:p>
-    <w:p>
-      <w:pPr>
-        <w:rPr>
-          <w:rFonts w:ascii="宋体" w:eastAsia="宋体" w:hAnsi="宋体"/>
-          <w:sz w:val="24"/>
-        </w:rPr>
-      </w:pPr>
-    </w:p>
-    <w:p>
-      <w:pPr>
-        <w:rPr>
-          <w:rFonts w:ascii="宋体" w:eastAsia="宋体" w:hAnsi="宋体"/>
-          <w:sz w:val="24"/>
-        </w:rPr>
-      </w:pPr>
-      <w:r>
-        <w:rPr>
-          <w:rFonts w:ascii="宋体" w:eastAsia="宋体" w:hAnsi="宋体"/>
-          <w:sz w:val="24"/>
-        </w:rPr>
-        <w:t>**配置方式**（以 Continue 为例）：</w:t>
-      </w:r>
-    </w:p>
-    <w:p>
-      <w:pPr>
-        <w:rPr>
-          <w:rFonts w:ascii="宋体" w:eastAsia="宋体" w:hAnsi="宋体"/>
-          <w:sz w:val="24"/>
-        </w:rPr>
-      </w:pPr>
-    </w:p>
-    <w:p>
-      <w:pPr>
-        <w:rPr>
-          <w:rFonts w:ascii="宋体" w:eastAsia="宋体" w:hAnsi="宋体"/>
-          <w:sz w:val="24"/>
-        </w:rPr>
-      </w:pPr>
-      <w:r>
-        <w:rPr>
-          <w:rFonts w:ascii="宋体" w:eastAsia="宋体" w:hAnsi="宋体" w:hint="eastAsia"/>
-          <w:sz w:val="24"/>
-        </w:rPr>
-        <w:t>打开</w:t>
-      </w:r>
-      <w:r>
-        <w:rPr>
-          <w:rFonts w:ascii="宋体" w:eastAsia="宋体" w:hAnsi="宋体"/>
-          <w:sz w:val="24"/>
-        </w:rPr>
-        <w:t xml:space="preserve"> Continue 设置 (</w:t>
-      </w:r>
-      <w:proofErr w:type="spellStart"/>
-      <w:r>
-        <w:rPr>
-          <w:rFonts w:ascii="宋体" w:eastAsia="宋体" w:hAnsi="宋体"/>
-          <w:sz w:val="24"/>
-        </w:rPr>
-        <w:t>config.json</w:t>
-      </w:r>
-      <w:proofErr w:type="spellEnd"/>
-      <w:r>
-        <w:rPr>
-          <w:rFonts w:ascii="宋体" w:eastAsia="宋体" w:hAnsi="宋体"/>
-          <w:sz w:val="24"/>
-        </w:rPr>
-        <w:t>)，填入：</w:t>
-      </w:r>
-    </w:p>
-    <w:p>
-      <w:pPr>
-        <w:rPr>
-          <w:rFonts w:ascii="宋体" w:eastAsia="宋体" w:hAnsi="宋体"/>
-          <w:sz w:val="24"/>
-        </w:rPr>
-      </w:pPr>
-    </w:p>
-    <w:p>
-      <w:pPr>
-        <w:rPr>
-          <w:rFonts w:ascii="宋体" w:eastAsia="宋体" w:hAnsi="宋体"/>
-          <w:sz w:val="24"/>
-        </w:rPr>
-      </w:pPr>
-      <w:r>
-        <w:rPr>
-          <w:rFonts w:ascii="宋体" w:eastAsia="宋体" w:hAnsi="宋体"/>
-          <w:sz w:val="24"/>
-        </w:rPr>
-        <w:t>```</w:t>
-      </w:r>
-      <w:proofErr w:type="spellStart"/>
-      <w:r>
-        <w:rPr>
-          <w:rFonts w:ascii="宋体" w:eastAsia="宋体" w:hAnsi="宋体"/>
-          <w:sz w:val="24"/>
-        </w:rPr>
-        <w:t>json</w:t>
-      </w:r>
-      <w:proofErr w:type="spellEnd"/>
-    </w:p>
-    <w:p>
-      <w:pPr>
-        <w:rPr>
-          <w:rFonts w:ascii="宋体" w:eastAsia="宋体" w:hAnsi="宋体"/>
-          <w:sz w:val="24"/>
-        </w:rPr>
-      </w:pPr>
-      <w:r>
-        <w:rPr>
-          <w:rFonts w:ascii="宋体" w:eastAsia="宋体" w:hAnsi="宋体"/>
-          <w:sz w:val="24"/>
-        </w:rPr>
-        <w:t>{</w:t>
-      </w:r>
-    </w:p>
-    <w:p>
-      <w:pPr>
-        <w:rPr>
-          <w:rFonts w:ascii="宋体" w:eastAsia="宋体" w:hAnsi="宋体"/>
-          <w:sz w:val="24"/>
-        </w:rPr>
-      </w:pPr>
-      <w:r>
-        <w:rPr>
-          <w:rFonts w:ascii="宋体" w:eastAsia="宋体" w:hAnsi="宋体"/>
-          <w:sz w:val="24"/>
-        </w:rPr>
-        <w:t xml:space="preserve">  "models": [</w:t>
-      </w:r>
-    </w:p>
-    <w:p>
-      <w:pPr>
-        <w:rPr>
-          <w:rFonts w:ascii="宋体" w:eastAsia="宋体" w:hAnsi="宋体"/>
-          <w:sz w:val="24"/>
-        </w:rPr>
-      </w:pPr>
-      <w:r>
-        <w:rPr>
-          <w:rFonts w:ascii="宋体" w:eastAsia="宋体" w:hAnsi="宋体"/>
-          <w:sz w:val="24"/>
-        </w:rPr>
-        <w:t xml:space="preserve">    {</w:t>
-      </w:r>
-    </w:p>
-    <w:p>
-      <w:pPr>
-        <w:rPr>
-          <w:rFonts w:ascii="宋体" w:eastAsia="宋体" w:hAnsi="宋体"/>
-          <w:sz w:val="24"/>
-        </w:rPr>
-      </w:pPr>
-      <w:r>
-        <w:rPr>
-          <w:rFonts w:ascii="宋体" w:eastAsia="宋体" w:hAnsi="宋体"/>
-          <w:sz w:val="24"/>
-        </w:rPr>
-        <w:t xml:space="preserve">      "title": "My Gateway - GPT-4o",</w:t>
-      </w:r>
-    </w:p>
-    <w:p>
-      <w:pPr>
-        <w:rPr>
-          <w:rFonts w:ascii="宋体" w:eastAsia="宋体" w:hAnsi="宋体"/>
-          <w:sz w:val="24"/>
-        </w:rPr>
-      </w:pPr>
-      <w:r>
-        <w:rPr>
-          <w:rFonts w:ascii="宋体" w:eastAsia="宋体" w:hAnsi="宋体"/>
-          <w:sz w:val="24"/>
-        </w:rPr>
-        <w:t xml:space="preserve">      "provider": "</w:t>
-      </w:r>
-      <w:proofErr w:type="spellStart"/>
-      <w:r>
-        <w:rPr>
-          <w:rFonts w:ascii="宋体" w:eastAsia="宋体" w:hAnsi="宋体"/>
-          <w:sz w:val="24"/>
-        </w:rPr>
-        <w:t>openai</w:t>
-      </w:r>
-      <w:proofErr w:type="spellEnd"/>
-      <w:r>
-        <w:rPr>
-          <w:rFonts w:ascii="宋体" w:eastAsia="宋体" w:hAnsi="宋体"/>
-          <w:sz w:val="24"/>
-        </w:rPr>
-        <w:t>",</w:t>
-      </w:r>
-    </w:p>
-    <w:p>
-      <w:pPr>
-        <w:rPr>
-          <w:rFonts w:ascii="宋体" w:eastAsia="宋体" w:hAnsi="宋体"/>
-          <w:sz w:val="24"/>
-        </w:rPr>
-      </w:pPr>
-      <w:r>
-        <w:rPr>
-          <w:rFonts w:ascii="宋体" w:eastAsia="宋体" w:hAnsi="宋体"/>
-          <w:sz w:val="24"/>
-        </w:rPr>
-        <w:t xml:space="preserve">      "model": "gpt-4o",</w:t>
-      </w:r>
-    </w:p>
-    <w:p>
-      <w:pPr>
-        <w:rPr>
-          <w:rFonts w:ascii="宋体" w:eastAsia="宋体" w:hAnsi="宋体"/>
-          <w:sz w:val="24"/>
-        </w:rPr>
-      </w:pPr>
-      <w:r>
-        <w:rPr>
-          <w:rFonts w:ascii="宋体" w:eastAsia="宋体" w:hAnsi="宋体"/>
-          <w:sz w:val="24"/>
-        </w:rPr>
-        <w:t xml:space="preserve">      "</w:t>
-      </w:r>
-      <w:proofErr w:type="spellStart"/>
-      <w:r>
-        <w:rPr>
-          <w:rFonts w:ascii="宋体" w:eastAsia="宋体" w:hAnsi="宋体"/>
-          <w:sz w:val="24"/>
-        </w:rPr>
-        <w:t>apiBase</w:t>
-      </w:r>
-      <w:proofErr w:type="spellEnd"/>
-      <w:r>
-        <w:rPr>
-          <w:rFonts w:ascii="宋体" w:eastAsia="宋体" w:hAnsi="宋体"/>
-          <w:sz w:val="24"/>
-        </w:rPr>
-        <w:t>": "http://localhost:4000",</w:t>
-      </w:r>
-    </w:p>
-    <w:p>
-      <w:pPr>
-        <w:rPr>
-          <w:rFonts w:ascii="宋体" w:eastAsia="宋体" w:hAnsi="宋体"/>
-          <w:sz w:val="24"/>
-        </w:rPr>
-      </w:pPr>
-      <w:r>
-        <w:rPr>
-          <w:rFonts w:ascii="宋体" w:eastAsia="宋体" w:hAnsi="宋体"/>
-          <w:sz w:val="24"/>
-        </w:rPr>
-        <w:t xml:space="preserve">      "</w:t>
-      </w:r>
-      <w:proofErr w:type="spellStart"/>
-      <w:r>
-        <w:rPr>
-          <w:rFonts w:ascii="宋体" w:eastAsia="宋体" w:hAnsi="宋体"/>
-          <w:sz w:val="24"/>
-        </w:rPr>
-        <w:t>apiKey</w:t>
-      </w:r>
-      <w:proofErr w:type="spellEnd"/>
-      <w:r>
-        <w:rPr>
-          <w:rFonts w:ascii="宋体" w:eastAsia="宋体" w:hAnsi="宋体"/>
-          <w:sz w:val="24"/>
-        </w:rPr>
-        <w:t>": "</w:t>
-      </w:r>
-      <w:proofErr w:type="spellStart"/>
-      <w:r>
-        <w:rPr>
-          <w:rFonts w:ascii="宋体" w:eastAsia="宋体" w:hAnsi="宋体"/>
-          <w:sz w:val="24"/>
-        </w:rPr>
-        <w:t>sk</w:t>
-      </w:r>
-      <w:proofErr w:type="spellEnd"/>
-      <w:r>
-        <w:rPr>
-          <w:rFonts w:ascii="宋体" w:eastAsia="宋体" w:hAnsi="宋体"/>
-          <w:sz w:val="24"/>
-        </w:rPr>
-        <w:t>-your-gateway-</w:t>
-      </w:r>
-      <w:proofErr w:type="spellStart"/>
-      <w:r>
-        <w:rPr>
-          <w:rFonts w:ascii="宋体" w:eastAsia="宋体" w:hAnsi="宋体"/>
-          <w:sz w:val="24"/>
-        </w:rPr>
-        <w:t>api</w:t>
-      </w:r>
-      <w:proofErr w:type="spellEnd"/>
-      <w:r>
-        <w:rPr>
-          <w:rFonts w:ascii="宋体" w:eastAsia="宋体" w:hAnsi="宋体"/>
-          <w:sz w:val="24"/>
-        </w:rPr>
-        <w:t>-key"</w:t>
-      </w:r>
-    </w:p>
-    <w:p>
-      <w:pPr>
-        <w:rPr>
-          <w:rFonts w:ascii="宋体" w:eastAsia="宋体" w:hAnsi="宋体"/>
-          <w:sz w:val="24"/>
-        </w:rPr>
-      </w:pPr>
-      <w:r>
-        <w:rPr>
-          <w:rFonts w:ascii="宋体" w:eastAsia="宋体" w:hAnsi="宋体"/>
-          <w:sz w:val="24"/>
-        </w:rPr>
-        <w:t xml:space="preserve">    }</w:t>
-      </w:r>
-    </w:p>
-    <w:p>
-      <w:pPr>
-        <w:rPr>
-          <w:rFonts w:ascii="宋体" w:eastAsia="宋体" w:hAnsi="宋体"/>
-          <w:sz w:val="24"/>
-        </w:rPr>
-      </w:pPr>
-      <w:r>
-        <w:rPr>
-          <w:rFonts w:ascii="宋体" w:eastAsia="宋体" w:hAnsi="宋体"/>
-          <w:sz w:val="24"/>
-        </w:rPr>
-        <w:t xml:space="preserve">  ]</w:t>
-      </w:r>
-    </w:p>
-    <w:p>
-      <w:pPr>
-        <w:rPr>
-          <w:rFonts w:ascii="宋体" w:eastAsia="宋体" w:hAnsi="宋体"/>
-          <w:sz w:val="24"/>
-        </w:rPr>
-      </w:pPr>
-      <w:r>
-        <w:rPr>
-          <w:rFonts w:ascii="宋体" w:eastAsia="宋体" w:hAnsi="宋体"/>
-          <w:sz w:val="24"/>
-        </w:rPr>
-        <w:t>}</w:t>
-      </w:r>
-    </w:p>
-    <w:p>
-      <w:pPr>
-        <w:rPr>
-          <w:rFonts w:ascii="宋体" w:eastAsia="宋体" w:hAnsi="宋体"/>
-          <w:sz w:val="24"/>
-        </w:rPr>
-      </w:pPr>
-      <w:r>
-        <w:rPr>
-          <w:rFonts w:ascii="宋体" w:eastAsia="宋体" w:hAnsi="宋体"/>
-          <w:sz w:val="24"/>
-        </w:rPr>
-        <w:t>```</w:t>
-      </w:r>
-    </w:p>
-    <w:p>
-      <w:pPr>
-        <w:rPr>
-          <w:rFonts w:ascii="宋体" w:eastAsia="宋体" w:hAnsi="宋体"/>
-          <w:sz w:val="24"/>
-        </w:rPr>
-      </w:pPr>
-    </w:p>
-    <w:p>
-      <w:pPr>
-        <w:rPr>
-          <w:rFonts w:ascii="宋体" w:eastAsia="宋体" w:hAnsi="宋体"/>
-          <w:sz w:val="24"/>
-        </w:rPr>
-      </w:pPr>
-      <w:r>
-        <w:rPr>
-          <w:rFonts w:ascii="宋体" w:eastAsia="宋体" w:hAnsi="宋体"/>
-          <w:sz w:val="24"/>
-        </w:rPr>
-        <w:t>Continue 会自动通过 `GET /v1/models` 拉取网关里配置的所有模型，你在 IDE 下拉菜单里直接切换即可。</w:t>
-      </w:r>
-    </w:p>
-    <w:p>
-      <w:pPr>
-        <w:rPr>
-          <w:rFonts w:ascii="宋体" w:eastAsia="宋体" w:hAnsi="宋体"/>
-          <w:sz w:val="24"/>
-        </w:rPr>
-      </w:pPr>
-    </w:p>
-    <w:p>
-      <w:pPr>
-        <w:rPr>
-          <w:rFonts w:ascii="宋体" w:eastAsia="宋体" w:hAnsi="宋体"/>
-          <w:sz w:val="24"/>
-        </w:rPr>
-      </w:pPr>
-      <w:r>
-        <w:rPr>
-          <w:rFonts w:ascii="宋体" w:eastAsia="宋体" w:hAnsi="宋体"/>
-          <w:sz w:val="24"/>
-        </w:rPr>
-        <w:t>#### 3.2.2 Cursor</w:t>
-      </w:r>
-    </w:p>
-    <w:p>
-      <w:pPr>
-        <w:rPr>
-          <w:rFonts w:ascii="宋体" w:eastAsia="宋体" w:hAnsi="宋体"/>
-          <w:sz w:val="24"/>
-        </w:rPr>
-      </w:pPr>
-    </w:p>
-    <w:p>
-      <w:pPr>
-        <w:rPr>
-          <w:rFonts w:ascii="宋体" w:eastAsia="宋体" w:hAnsi="宋体"/>
-          <w:sz w:val="24"/>
-        </w:rPr>
-      </w:pPr>
-      <w:r>
-        <w:rPr>
-          <w:rFonts w:ascii="宋体" w:eastAsia="宋体" w:hAnsi="宋体"/>
-          <w:sz w:val="24"/>
-        </w:rPr>
-        <w:t>Cursor 本身支持自定义 OpenAI-compatible API。</w:t>
-      </w:r>
-    </w:p>
-    <w:p>
-      <w:pPr>
-        <w:rPr>
-          <w:rFonts w:ascii="宋体" w:eastAsia="宋体" w:hAnsi="宋体"/>
-          <w:sz w:val="24"/>
-        </w:rPr>
-      </w:pPr>
-    </w:p>
-    <w:p>
-      <w:pPr>
-        <w:rPr>
-          <w:rFonts w:ascii="宋体" w:eastAsia="宋体" w:hAnsi="宋体"/>
-          <w:sz w:val="24"/>
-        </w:rPr>
-      </w:pPr>
-      <w:r>
-        <w:rPr>
-          <w:rFonts w:ascii="宋体" w:eastAsia="宋体" w:hAnsi="宋体"/>
-          <w:sz w:val="24"/>
-        </w:rPr>
-        <w:t>- 进入 `Cursor Settings` → `Models` → 添加 `OpenAI-compatible API`。</w:t>
-      </w:r>
-    </w:p>
-    <w:p>
-      <w:pPr>
-        <w:rPr>
-          <w:rFonts w:ascii="宋体" w:eastAsia="宋体" w:hAnsi="宋体"/>
-          <w:sz w:val="24"/>
-        </w:rPr>
-      </w:pPr>
-      <w:r>
-        <w:rPr>
-          <w:rFonts w:ascii="宋体" w:eastAsia="宋体" w:hAnsi="宋体"/>
-          <w:sz w:val="24"/>
-        </w:rPr>
-        <w:t>- Base URL 填 `http://localhost:4000/v1`，API Key 填网关密钥。</w:t>
-      </w:r>
-    </w:p>
-    <w:p>
-      <w:pPr>
-        <w:rPr>
-          <w:rFonts w:ascii="宋体" w:eastAsia="宋体" w:hAnsi="宋体"/>
-          <w:sz w:val="24"/>
-        </w:rPr>
-      </w:pPr>
+          <w:rFonts w:ascii="宋体" w:eastAsia="宋体" w:hAnsi="宋体" w:hint="eastAsia"/>
+          <w:sz w:val="24"/>
+        </w:rPr>
+        <w:t>这份文档就是你搭建「个人</w:t>
+      </w:r>
+      <w:r>
+        <w:rPr>
+          <w:rFonts w:ascii="宋体" w:eastAsia="宋体" w:hAnsi="宋体"/>
+          <w:sz w:val="24"/>
+        </w:rPr>
+        <w:t xml:space="preserve"> AI 辅助开发团队」的完整蓝图。按步骤推进，你很快就会拥有一个灵活、强大且完全由自己掌控的 AI 开发环境。</w:t>
+      </w:r>
+    </w:p>
+    <w:p>
+      <w:pPr>
+        <w:rPr>
+          <w:rFonts w:ascii="宋体" w:eastAsia="宋体" w:hAnsi="宋体"/>
+          <w:sz w:val="24"/>
+        </w:rPr>
+      </w:pPr>
+    </w:p>
+    <w:p>
+      <w:pPr>
+        <w:rPr>
+          <w:rFonts w:ascii="宋体" w:eastAsia="宋体" w:hAnsi="宋体"/>
+          <w:sz w:val="24"/>
+        </w:rPr>
+      </w:pPr>
+      <w:proofErr w:type="spellStart"/>
+      <w:r>
+        <w:rPr>
+          <w:rFonts w:ascii="宋体" w:eastAsia="宋体" w:hAnsi="宋体"/>
+          <w:sz w:val="24"/>
+        </w:rPr>
+        <w:t>LiteLLM</w:t>
+      </w:r>
+      <w:proofErr w:type="spellEnd"/>
+      <w:r>
+        <w:rPr>
+          <w:rFonts w:ascii="宋体" w:eastAsia="宋体" w:hAnsi="宋体"/>
+          <w:sz w:val="24"/>
+        </w:rPr>
+        <w:t>的核心是一个强大的后端网关服务，并没有官方的桌面悬浮窗组件。</w:t>
+      </w:r>
+    </w:p>
+    <w:p>
+      <w:pPr>
+        <w:rPr>
+          <w:rFonts w:ascii="宋体" w:eastAsia="宋体" w:hAnsi="宋体"/>
+          <w:sz w:val="24"/>
+        </w:rPr>
+      </w:pPr>
+    </w:p>
+    <w:p>
+      <w:pPr>
+        <w:rPr>
+          <w:rFonts w:ascii="宋体" w:eastAsia="宋体" w:hAnsi="宋体"/>
+          <w:sz w:val="24"/>
+        </w:rPr>
+      </w:pPr>
+      <w:r>
+        <w:rPr>
+          <w:rFonts w:ascii="宋体" w:eastAsia="宋体" w:hAnsi="宋体" w:hint="eastAsia"/>
+          <w:sz w:val="24"/>
+        </w:rPr>
+        <w:t>不过，完全可以通过其他方式实现你想要的“悬浮窗”效果。这里有三条路径，从零代码到高定制，你可以根据偏好选择。</w:t>
+      </w:r>
+    </w:p>
+    <w:p>
+      <w:pPr>
+        <w:rPr>
+          <w:rFonts w:ascii="宋体" w:eastAsia="宋体" w:hAnsi="宋体"/>
+          <w:sz w:val="24"/>
+        </w:rPr>
+      </w:pPr>
+    </w:p>
+    <w:p>
+      <w:pPr>
+        <w:rPr>
+          <w:rFonts w:ascii="宋体" w:eastAsia="宋体" w:hAnsi="宋体"/>
+          <w:sz w:val="24"/>
+        </w:rPr>
+      </w:pPr>
+      <w:r>
+        <w:rPr>
+          <w:rFonts w:ascii="宋体" w:eastAsia="宋体" w:hAnsi="宋体"/>
+          <w:sz w:val="24"/>
+        </w:rPr>
+        <w:t xml:space="preserve">### </w:t>
+      </w:r>
+      <w:r>
+        <w:rPr>
+          <w:rFonts w:ascii="Segoe UI Emoji" w:eastAsia="宋体" w:hAnsi="Segoe UI Emoji" w:cs="Segoe UI Emoji"/>
+          <w:sz w:val="24"/>
+        </w:rPr>
+        <w:t>⚙️</w:t>
+      </w:r>
+      <w:r>
+        <w:rPr>
+          <w:rFonts w:ascii="宋体" w:eastAsia="宋体" w:hAnsi="宋体"/>
+          <w:sz w:val="24"/>
+        </w:rPr>
+        <w:t xml:space="preserve"> 方案选择指南</w:t>
+      </w:r>
+    </w:p>
+    <w:p>
+      <w:pPr>
+        <w:rPr>
+          <w:rFonts w:ascii="宋体" w:eastAsia="宋体" w:hAnsi="宋体"/>
+          <w:sz w:val="24"/>
+        </w:rPr>
+      </w:pPr>
+    </w:p>
+    <w:p>
+      <w:pPr>
+        <w:rPr>
+          <w:rFonts w:ascii="宋体" w:eastAsia="宋体" w:hAnsi="宋体"/>
+          <w:sz w:val="24"/>
+        </w:rPr>
+      </w:pPr>
+      <w:r>
+        <w:rPr>
+          <w:rFonts w:ascii="宋体" w:eastAsia="宋体" w:hAnsi="宋体"/>
+          <w:sz w:val="24"/>
+        </w:rPr>
+        <w:t xml:space="preserve">| 维度 | </w:t>
+      </w:r>
+      <w:r>
+        <w:rPr>
+          <w:rFonts w:ascii="Segoe UI Emoji" w:eastAsia="宋体" w:hAnsi="Segoe UI Emoji" w:cs="Segoe UI Emoji"/>
+          <w:sz w:val="24"/>
+        </w:rPr>
+        <w:t>🥇</w:t>
+      </w:r>
+      <w:r>
+        <w:rPr>
+          <w:rFonts w:ascii="宋体" w:eastAsia="宋体" w:hAnsi="宋体"/>
+          <w:sz w:val="24"/>
+        </w:rPr>
+        <w:t xml:space="preserve"> 方案</w:t>
+      </w:r>
+      <w:proofErr w:type="gramStart"/>
+      <w:r>
+        <w:rPr>
+          <w:rFonts w:ascii="宋体" w:eastAsia="宋体" w:hAnsi="宋体"/>
+          <w:sz w:val="24"/>
+        </w:rPr>
+        <w:t>一</w:t>
+      </w:r>
+      <w:proofErr w:type="gramEnd"/>
+      <w:r>
+        <w:rPr>
+          <w:rFonts w:ascii="宋体" w:eastAsia="宋体" w:hAnsi="宋体"/>
+          <w:sz w:val="24"/>
+        </w:rPr>
+        <w:t xml:space="preserve">：使用现成桌面AI助手 | </w:t>
+      </w:r>
+      <w:r>
+        <w:rPr>
+          <w:rFonts w:ascii="Segoe UI Emoji" w:eastAsia="宋体" w:hAnsi="Segoe UI Emoji" w:cs="Segoe UI Emoji"/>
+          <w:sz w:val="24"/>
+        </w:rPr>
+        <w:t>🥈</w:t>
+      </w:r>
+      <w:r>
+        <w:rPr>
+          <w:rFonts w:ascii="宋体" w:eastAsia="宋体" w:hAnsi="宋体"/>
+          <w:sz w:val="24"/>
+        </w:rPr>
+        <w:t xml:space="preserve"> 方案二：</w:t>
+      </w:r>
+      <w:proofErr w:type="spellStart"/>
+      <w:r>
+        <w:rPr>
+          <w:rFonts w:ascii="宋体" w:eastAsia="宋体" w:hAnsi="宋体"/>
+          <w:sz w:val="24"/>
+        </w:rPr>
+        <w:t>LiteLLM</w:t>
+      </w:r>
+      <w:proofErr w:type="spellEnd"/>
+      <w:r>
+        <w:rPr>
+          <w:rFonts w:ascii="宋体" w:eastAsia="宋体" w:hAnsi="宋体"/>
+          <w:sz w:val="24"/>
+        </w:rPr>
+        <w:t xml:space="preserve">自带的Web仪表盘 | </w:t>
+      </w:r>
+      <w:r>
+        <w:rPr>
+          <w:rFonts w:ascii="Segoe UI Emoji" w:eastAsia="宋体" w:hAnsi="Segoe UI Emoji" w:cs="Segoe UI Emoji"/>
+          <w:sz w:val="24"/>
+        </w:rPr>
+        <w:t>🥉</w:t>
+      </w:r>
+      <w:r>
+        <w:rPr>
+          <w:rFonts w:ascii="宋体" w:eastAsia="宋体" w:hAnsi="宋体"/>
+          <w:sz w:val="24"/>
+        </w:rPr>
+        <w:t xml:space="preserve"> 方案三：自己动手开发GUI |</w:t>
+      </w:r>
+    </w:p>
+    <w:p>
+      <w:pPr>
+        <w:rPr>
+          <w:rFonts w:ascii="宋体" w:eastAsia="宋体" w:hAnsi="宋体"/>
+          <w:sz w:val="24"/>
+        </w:rPr>
+      </w:pPr>
+      <w:r>
+        <w:rPr>
+          <w:rFonts w:ascii="宋体" w:eastAsia="宋体" w:hAnsi="宋体"/>
+          <w:sz w:val="24"/>
+        </w:rPr>
+        <w:t>| :--- | :--- | :--- | :--- |</w:t>
+      </w:r>
+    </w:p>
+    <w:p>
+      <w:pPr>
+        <w:rPr>
+          <w:rFonts w:ascii="宋体" w:eastAsia="宋体" w:hAnsi="宋体"/>
+          <w:sz w:val="24"/>
+        </w:rPr>
+      </w:pPr>
+      <w:r>
+        <w:rPr>
+          <w:rFonts w:ascii="宋体" w:eastAsia="宋体" w:hAnsi="宋体"/>
+          <w:sz w:val="24"/>
+        </w:rPr>
+        <w:t>| **核心思路** | 找一款支持链接</w:t>
+      </w:r>
+      <w:proofErr w:type="spellStart"/>
+      <w:r>
+        <w:rPr>
+          <w:rFonts w:ascii="宋体" w:eastAsia="宋体" w:hAnsi="宋体"/>
+          <w:sz w:val="24"/>
+        </w:rPr>
+        <w:t>LiteLLM</w:t>
+      </w:r>
+      <w:proofErr w:type="spellEnd"/>
+      <w:r>
+        <w:rPr>
+          <w:rFonts w:ascii="宋体" w:eastAsia="宋体" w:hAnsi="宋体"/>
+          <w:sz w:val="24"/>
+        </w:rPr>
+        <w:t>、自带悬浮窗的成品软件。 | 用好</w:t>
+      </w:r>
+      <w:proofErr w:type="spellStart"/>
+      <w:r>
+        <w:rPr>
+          <w:rFonts w:ascii="宋体" w:eastAsia="宋体" w:hAnsi="宋体"/>
+          <w:sz w:val="24"/>
+        </w:rPr>
+        <w:t>LiteLLM</w:t>
+      </w:r>
+      <w:proofErr w:type="spellEnd"/>
+      <w:r>
+        <w:rPr>
+          <w:rFonts w:ascii="宋体" w:eastAsia="宋体" w:hAnsi="宋体"/>
+          <w:sz w:val="24"/>
+        </w:rPr>
+        <w:t>内置的管理界面，将其“伪装”成桌面应用。 | 基于</w:t>
+      </w:r>
+      <w:proofErr w:type="spellStart"/>
+      <w:r>
+        <w:rPr>
+          <w:rFonts w:ascii="宋体" w:eastAsia="宋体" w:hAnsi="宋体"/>
+          <w:sz w:val="24"/>
+        </w:rPr>
+        <w:t>Streamlit</w:t>
+      </w:r>
+      <w:proofErr w:type="spellEnd"/>
+      <w:r>
+        <w:rPr>
+          <w:rFonts w:ascii="宋体" w:eastAsia="宋体" w:hAnsi="宋体"/>
+          <w:sz w:val="24"/>
+        </w:rPr>
+        <w:t>等框架，为你的</w:t>
+      </w:r>
+      <w:proofErr w:type="spellStart"/>
+      <w:r>
+        <w:rPr>
+          <w:rFonts w:ascii="宋体" w:eastAsia="宋体" w:hAnsi="宋体"/>
+          <w:sz w:val="24"/>
+        </w:rPr>
+        <w:t>LiteLLM</w:t>
+      </w:r>
+      <w:proofErr w:type="spellEnd"/>
+      <w:r>
+        <w:rPr>
+          <w:rFonts w:ascii="宋体" w:eastAsia="宋体" w:hAnsi="宋体"/>
+          <w:sz w:val="24"/>
+        </w:rPr>
+        <w:t>量身打造轻量级桌面面板。 |</w:t>
+      </w:r>
+    </w:p>
+    <w:p>
+      <w:pPr>
+        <w:rPr>
+          <w:rFonts w:ascii="宋体" w:eastAsia="宋体" w:hAnsi="宋体"/>
+          <w:sz w:val="24"/>
+        </w:rPr>
+      </w:pPr>
+      <w:r>
+        <w:rPr>
+          <w:rFonts w:ascii="宋体" w:eastAsia="宋体" w:hAnsi="宋体"/>
+          <w:sz w:val="24"/>
+        </w:rPr>
+        <w:t>| **主要优点** | **功能全面**，开箱即用，体验流畅，省时省力。 | **部署成本最低**，无需额外开发，功能最为强大、稳定。 | **绝对可控**，可完全按自己心意设计，**最轻量**。 |</w:t>
+      </w:r>
+    </w:p>
+    <w:p>
+      <w:pPr>
+        <w:rPr>
+          <w:rFonts w:ascii="宋体" w:eastAsia="宋体" w:hAnsi="宋体"/>
+          <w:sz w:val="24"/>
+        </w:rPr>
+      </w:pPr>
+      <w:r>
+        <w:rPr>
+          <w:rFonts w:ascii="宋体" w:eastAsia="宋体" w:hAnsi="宋体"/>
+          <w:sz w:val="24"/>
+        </w:rPr>
+        <w:t>| **主要缺点** | 选择可能有限，需要甄别；可能附带额外开销。 | 本质上仍是Web页面，可能没有系统级悬浮</w:t>
+      </w:r>
+      <w:proofErr w:type="gramStart"/>
+      <w:r>
+        <w:rPr>
+          <w:rFonts w:ascii="宋体" w:eastAsia="宋体" w:hAnsi="宋体"/>
+          <w:sz w:val="24"/>
+        </w:rPr>
+        <w:t>窗那么</w:t>
+      </w:r>
+      <w:proofErr w:type="gramEnd"/>
+      <w:r>
+        <w:rPr>
+          <w:rFonts w:ascii="宋体" w:eastAsia="宋体" w:hAnsi="宋体"/>
+          <w:sz w:val="24"/>
+        </w:rPr>
+        <w:t>“原生”。 | 需要投入额外的时间和精力进行开发。 |</w:t>
+      </w:r>
+    </w:p>
+    <w:p>
+      <w:pPr>
+        <w:rPr>
+          <w:rFonts w:ascii="宋体" w:eastAsia="宋体" w:hAnsi="宋体"/>
+          <w:sz w:val="24"/>
+        </w:rPr>
+      </w:pPr>
+      <w:r>
+        <w:rPr>
+          <w:rFonts w:ascii="宋体" w:eastAsia="宋体" w:hAnsi="宋体"/>
+          <w:sz w:val="24"/>
+        </w:rPr>
+        <w:t>| **适用人群** | 希望“即装即用”、追求完整桌面体验的用户。 | 希望以</w:t>
+      </w:r>
       <w:r>
         <w:rPr>
           <w:rFonts w:ascii="宋体" w:eastAsia="宋体" w:hAnsi="宋体"/>
           <w:sz w:val="24"/>
         </w:rPr>
         <w:lastRenderedPageBreak/>
-        <w:t>- 模型名可手动输入，或在网关设置好别名后选择。</w:t>
-      </w:r>
-    </w:p>
-    <w:p>
-      <w:pPr>
-        <w:rPr>
-          <w:rFonts w:ascii="宋体" w:eastAsia="宋体" w:hAnsi="宋体"/>
-          <w:sz w:val="24"/>
-        </w:rPr>
-      </w:pPr>
-    </w:p>
-    <w:p>
-      <w:pPr>
-        <w:rPr>
-          <w:rFonts w:ascii="宋体" w:eastAsia="宋体" w:hAnsi="宋体"/>
-          <w:sz w:val="24"/>
-        </w:rPr>
-      </w:pPr>
-      <w:r>
-        <w:rPr>
-          <w:rFonts w:ascii="宋体" w:eastAsia="宋体" w:hAnsi="宋体"/>
-          <w:sz w:val="24"/>
-        </w:rPr>
-        <w:t>#### 3.2.3 Visual Studio</w:t>
-      </w:r>
-    </w:p>
-    <w:p>
-      <w:pPr>
-        <w:rPr>
-          <w:rFonts w:ascii="宋体" w:eastAsia="宋体" w:hAnsi="宋体"/>
-          <w:sz w:val="24"/>
-        </w:rPr>
-      </w:pPr>
-    </w:p>
-    <w:p>
-      <w:pPr>
-        <w:rPr>
-          <w:rFonts w:ascii="宋体" w:eastAsia="宋体" w:hAnsi="宋体"/>
-          <w:sz w:val="24"/>
-        </w:rPr>
-      </w:pPr>
-      <w:r>
-        <w:rPr>
-          <w:rFonts w:ascii="宋体" w:eastAsia="宋体" w:hAnsi="宋体" w:hint="eastAsia"/>
-          <w:sz w:val="24"/>
-        </w:rPr>
-        <w:t>开启方法同</w:t>
-      </w:r>
-      <w:r>
-        <w:rPr>
-          <w:rFonts w:ascii="宋体" w:eastAsia="宋体" w:hAnsi="宋体"/>
-          <w:sz w:val="24"/>
-        </w:rPr>
-        <w:t xml:space="preserve"> VS Code，使用 **Continue** 或 **Cline** 的 VS 版本，按同样方式填入网关地址即可。</w:t>
-      </w:r>
-    </w:p>
-    <w:p>
-      <w:pPr>
-        <w:rPr>
-          <w:rFonts w:ascii="宋体" w:eastAsia="宋体" w:hAnsi="宋体"/>
-          <w:sz w:val="24"/>
-        </w:rPr>
-      </w:pPr>
-    </w:p>
-    <w:p>
-      <w:pPr>
-        <w:rPr>
-          <w:rFonts w:ascii="宋体" w:eastAsia="宋体" w:hAnsi="宋体"/>
-          <w:sz w:val="24"/>
-        </w:rPr>
-      </w:pPr>
-      <w:r>
-        <w:rPr>
-          <w:rFonts w:ascii="宋体" w:eastAsia="宋体" w:hAnsi="宋体"/>
-          <w:sz w:val="24"/>
-        </w:rPr>
-        <w:t xml:space="preserve">#### 3.2.4 </w:t>
-      </w:r>
-      <w:proofErr w:type="spellStart"/>
-      <w:r>
-        <w:rPr>
-          <w:rFonts w:ascii="宋体" w:eastAsia="宋体" w:hAnsi="宋体"/>
-          <w:sz w:val="24"/>
-        </w:rPr>
-        <w:t>Xshell</w:t>
-      </w:r>
-      <w:proofErr w:type="spellEnd"/>
-      <w:r>
-        <w:rPr>
-          <w:rFonts w:ascii="宋体" w:eastAsia="宋体" w:hAnsi="宋体"/>
-          <w:sz w:val="24"/>
-        </w:rPr>
-        <w:t xml:space="preserve"> / 命令行</w:t>
-      </w:r>
-    </w:p>
-    <w:p>
-      <w:pPr>
-        <w:rPr>
-          <w:rFonts w:ascii="宋体" w:eastAsia="宋体" w:hAnsi="宋体"/>
-          <w:sz w:val="24"/>
-        </w:rPr>
-      </w:pPr>
-    </w:p>
-    <w:p>
-      <w:pPr>
-        <w:rPr>
-          <w:rFonts w:ascii="宋体" w:eastAsia="宋体" w:hAnsi="宋体"/>
-          <w:sz w:val="24"/>
-        </w:rPr>
-      </w:pPr>
-      <w:r>
-        <w:rPr>
-          <w:rFonts w:ascii="宋体" w:eastAsia="宋体" w:hAnsi="宋体" w:hint="eastAsia"/>
-          <w:sz w:val="24"/>
-        </w:rPr>
-        <w:t>使用</w:t>
-      </w:r>
-      <w:r>
-        <w:rPr>
-          <w:rFonts w:ascii="宋体" w:eastAsia="宋体" w:hAnsi="宋体"/>
-          <w:sz w:val="24"/>
-        </w:rPr>
-        <w:t xml:space="preserve"> **Claude Code**，通过环境变量配置：</w:t>
-      </w:r>
-    </w:p>
-    <w:p>
-      <w:pPr>
-        <w:rPr>
-          <w:rFonts w:ascii="宋体" w:eastAsia="宋体" w:hAnsi="宋体"/>
-          <w:sz w:val="24"/>
-        </w:rPr>
-      </w:pPr>
-    </w:p>
-    <w:p>
-      <w:pPr>
-        <w:rPr>
-          <w:rFonts w:ascii="宋体" w:eastAsia="宋体" w:hAnsi="宋体"/>
-          <w:sz w:val="24"/>
-        </w:rPr>
-      </w:pPr>
-      <w:r>
-        <w:rPr>
-          <w:rFonts w:ascii="宋体" w:eastAsia="宋体" w:hAnsi="宋体"/>
-          <w:sz w:val="24"/>
-        </w:rPr>
-        <w:t>```bash</w:t>
-      </w:r>
-    </w:p>
-    <w:p>
-      <w:pPr>
-        <w:rPr>
-          <w:rFonts w:ascii="宋体" w:eastAsia="宋体" w:hAnsi="宋体"/>
-          <w:sz w:val="24"/>
-        </w:rPr>
-      </w:pPr>
-      <w:r>
-        <w:rPr>
-          <w:rFonts w:ascii="宋体" w:eastAsia="宋体" w:hAnsi="宋体"/>
-          <w:sz w:val="24"/>
-        </w:rPr>
-        <w:t>export ANTHROPIC_BASE_URL=http://localhost:4000</w:t>
-      </w:r>
-    </w:p>
-    <w:p>
-      <w:pPr>
-        <w:rPr>
-          <w:rFonts w:ascii="宋体" w:eastAsia="宋体" w:hAnsi="宋体"/>
-          <w:sz w:val="24"/>
-        </w:rPr>
-      </w:pPr>
-      <w:r>
-        <w:rPr>
-          <w:rFonts w:ascii="宋体" w:eastAsia="宋体" w:hAnsi="宋体"/>
-          <w:sz w:val="24"/>
-        </w:rPr>
-        <w:t>export ANTHROPIC_API_KEY=</w:t>
-      </w:r>
-      <w:proofErr w:type="spellStart"/>
-      <w:r>
-        <w:rPr>
-          <w:rFonts w:ascii="宋体" w:eastAsia="宋体" w:hAnsi="宋体"/>
-          <w:sz w:val="24"/>
-        </w:rPr>
-        <w:t>sk</w:t>
-      </w:r>
-      <w:proofErr w:type="spellEnd"/>
-      <w:r>
-        <w:rPr>
-          <w:rFonts w:ascii="宋体" w:eastAsia="宋体" w:hAnsi="宋体"/>
-          <w:sz w:val="24"/>
-        </w:rPr>
-        <w:t>-your-gateway-</w:t>
-      </w:r>
-      <w:proofErr w:type="spellStart"/>
-      <w:r>
-        <w:rPr>
-          <w:rFonts w:ascii="宋体" w:eastAsia="宋体" w:hAnsi="宋体"/>
-          <w:sz w:val="24"/>
-        </w:rPr>
-        <w:t>api</w:t>
-      </w:r>
-      <w:proofErr w:type="spellEnd"/>
-      <w:r>
-        <w:rPr>
-          <w:rFonts w:ascii="宋体" w:eastAsia="宋体" w:hAnsi="宋体"/>
-          <w:sz w:val="24"/>
-        </w:rPr>
-        <w:t>-key</w:t>
-      </w:r>
-    </w:p>
-    <w:p>
-      <w:pPr>
-        <w:rPr>
-          <w:rFonts w:ascii="宋体" w:eastAsia="宋体" w:hAnsi="宋体"/>
-          <w:sz w:val="24"/>
-        </w:rPr>
-      </w:pPr>
-      <w:r>
-        <w:rPr>
-          <w:rFonts w:ascii="宋体" w:eastAsia="宋体" w:hAnsi="宋体"/>
-          <w:sz w:val="24"/>
-        </w:rPr>
-        <w:t>```</w:t>
-      </w:r>
-    </w:p>
-    <w:p>
-      <w:pPr>
-        <w:rPr>
-          <w:rFonts w:ascii="宋体" w:eastAsia="宋体" w:hAnsi="宋体"/>
-          <w:sz w:val="24"/>
-        </w:rPr>
-      </w:pPr>
-    </w:p>
-    <w:p>
-      <w:pPr>
-        <w:rPr>
-          <w:rFonts w:ascii="宋体" w:eastAsia="宋体" w:hAnsi="宋体"/>
-          <w:sz w:val="24"/>
-        </w:rPr>
-      </w:pPr>
-      <w:r>
-        <w:rPr>
-          <w:rFonts w:ascii="宋体" w:eastAsia="宋体" w:hAnsi="宋体"/>
-          <w:sz w:val="24"/>
-        </w:rPr>
-        <w:t>Claude Code 会直接向网关发送请求，由网关路由到对应的真实模型。</w:t>
+        <w:t>最快、最简单方式实现管理功能的用户。 | 享受DIY过程，对界面有独特要求的用户。 |</w:t>
       </w:r>
     </w:p>
     <w:p>
@@ -4736,130 +6614,460 @@
           <w:rFonts w:ascii="宋体" w:eastAsia="宋体" w:hAnsi="宋体"/>
           <w:sz w:val="24"/>
         </w:rPr>
-        <w:t>### 3.3 模型后端</w:t>
-      </w:r>
-    </w:p>
-    <w:p>
-      <w:pPr>
-        <w:rPr>
-          <w:rFonts w:ascii="宋体" w:eastAsia="宋体" w:hAnsi="宋体"/>
-          <w:sz w:val="24"/>
-        </w:rPr>
-      </w:pPr>
-    </w:p>
-    <w:p>
-      <w:pPr>
-        <w:rPr>
-          <w:rFonts w:ascii="宋体" w:eastAsia="宋体" w:hAnsi="宋体"/>
-          <w:sz w:val="24"/>
-        </w:rPr>
-      </w:pPr>
-      <w:r>
-        <w:rPr>
-          <w:rFonts w:ascii="宋体" w:eastAsia="宋体" w:hAnsi="宋体" w:hint="eastAsia"/>
-          <w:sz w:val="24"/>
-        </w:rPr>
-        <w:t>你可以根据需要随时在网关中添加或移除模型：</w:t>
-      </w:r>
-    </w:p>
-    <w:p>
-      <w:pPr>
-        <w:rPr>
-          <w:rFonts w:ascii="宋体" w:eastAsia="宋体" w:hAnsi="宋体"/>
-          <w:sz w:val="24"/>
-        </w:rPr>
-      </w:pPr>
-    </w:p>
-    <w:p>
-      <w:pPr>
-        <w:rPr>
-          <w:rFonts w:ascii="宋体" w:eastAsia="宋体" w:hAnsi="宋体"/>
-          <w:sz w:val="24"/>
-        </w:rPr>
-      </w:pPr>
-      <w:r>
-        <w:rPr>
-          <w:rFonts w:ascii="宋体" w:eastAsia="宋体" w:hAnsi="宋体"/>
-          <w:sz w:val="24"/>
-        </w:rPr>
-        <w:t>| 类型 | 示例 | 用途 |</w:t>
-      </w:r>
-    </w:p>
-    <w:p>
-      <w:pPr>
-        <w:rPr>
-          <w:rFonts w:ascii="宋体" w:eastAsia="宋体" w:hAnsi="宋体"/>
-          <w:sz w:val="24"/>
-        </w:rPr>
-      </w:pPr>
-      <w:r>
-        <w:rPr>
-          <w:rFonts w:ascii="宋体" w:eastAsia="宋体" w:hAnsi="宋体"/>
-          <w:sz w:val="24"/>
-        </w:rPr>
-        <w:t>|------|------|------|</w:t>
-      </w:r>
-    </w:p>
-    <w:p>
-      <w:pPr>
-        <w:rPr>
-          <w:rFonts w:ascii="宋体" w:eastAsia="宋体" w:hAnsi="宋体"/>
-          <w:sz w:val="24"/>
-        </w:rPr>
-      </w:pPr>
-      <w:r>
-        <w:rPr>
-          <w:rFonts w:ascii="宋体" w:eastAsia="宋体" w:hAnsi="宋体"/>
-          <w:sz w:val="24"/>
-        </w:rPr>
-        <w:t>| 国外商业 API | GPT-4o, Claude Sonnet | 复杂代码生成、架构设计 |</w:t>
-      </w:r>
-    </w:p>
-    <w:p>
-      <w:pPr>
-        <w:rPr>
-          <w:rFonts w:ascii="宋体" w:eastAsia="宋体" w:hAnsi="宋体"/>
-          <w:sz w:val="24"/>
-        </w:rPr>
-      </w:pPr>
-      <w:r>
-        <w:rPr>
-          <w:rFonts w:ascii="宋体" w:eastAsia="宋体" w:hAnsi="宋体"/>
-          <w:sz w:val="24"/>
-        </w:rPr>
-        <w:lastRenderedPageBreak/>
-        <w:t>| 国内商业 API | DeepSeek, 智谱 GLM | 性价比高，中文友好 |</w:t>
-      </w:r>
-    </w:p>
-    <w:p>
-      <w:pPr>
-        <w:rPr>
-          <w:rFonts w:ascii="宋体" w:eastAsia="宋体" w:hAnsi="宋体"/>
-          <w:sz w:val="24"/>
-        </w:rPr>
-      </w:pPr>
-      <w:r>
-        <w:rPr>
-          <w:rFonts w:ascii="宋体" w:eastAsia="宋体" w:hAnsi="宋体"/>
-          <w:sz w:val="24"/>
-        </w:rPr>
-        <w:t xml:space="preserve">| 本地模型 | Ollama (Llama 3, </w:t>
-      </w:r>
-      <w:proofErr w:type="spellStart"/>
-      <w:r>
-        <w:rPr>
-          <w:rFonts w:ascii="宋体" w:eastAsia="宋体" w:hAnsi="宋体"/>
-          <w:sz w:val="24"/>
-        </w:rPr>
-        <w:t>CodeLlama</w:t>
-      </w:r>
-      <w:proofErr w:type="spellEnd"/>
-      <w:r>
-        <w:rPr>
-          <w:rFonts w:ascii="宋体" w:eastAsia="宋体" w:hAnsi="宋体"/>
-          <w:sz w:val="24"/>
-        </w:rPr>
-        <w:t>) | 免费、离线、隐私敏感任务 |</w:t>
+        <w:t xml:space="preserve">### </w:t>
+      </w:r>
+      <w:r>
+        <w:rPr>
+          <w:rFonts w:ascii="Segoe UI Emoji" w:eastAsia="宋体" w:hAnsi="Segoe UI Emoji" w:cs="Segoe UI Emoji"/>
+          <w:sz w:val="24"/>
+        </w:rPr>
+        <w:t>🥇</w:t>
+      </w:r>
+      <w:r>
+        <w:rPr>
+          <w:rFonts w:ascii="宋体" w:eastAsia="宋体" w:hAnsi="宋体"/>
+          <w:sz w:val="24"/>
+        </w:rPr>
+        <w:t xml:space="preserve"> 方案</w:t>
+      </w:r>
+      <w:proofErr w:type="gramStart"/>
+      <w:r>
+        <w:rPr>
+          <w:rFonts w:ascii="宋体" w:eastAsia="宋体" w:hAnsi="宋体"/>
+          <w:sz w:val="24"/>
+        </w:rPr>
+        <w:t>一</w:t>
+      </w:r>
+      <w:proofErr w:type="gramEnd"/>
+      <w:r>
+        <w:rPr>
+          <w:rFonts w:ascii="宋体" w:eastAsia="宋体" w:hAnsi="宋体"/>
+          <w:sz w:val="24"/>
+        </w:rPr>
+        <w:t>：使用现成的桌面AI助手 (零代码，体验最佳)</w:t>
+      </w:r>
+    </w:p>
+    <w:p>
+      <w:pPr>
+        <w:rPr>
+          <w:rFonts w:ascii="宋体" w:eastAsia="宋体" w:hAnsi="宋体"/>
+          <w:sz w:val="24"/>
+        </w:rPr>
+      </w:pPr>
+    </w:p>
+    <w:p>
+      <w:pPr>
+        <w:rPr>
+          <w:rFonts w:ascii="宋体" w:eastAsia="宋体" w:hAnsi="宋体"/>
+          <w:sz w:val="24"/>
+        </w:rPr>
+      </w:pPr>
+      <w:r>
+        <w:rPr>
+          <w:rFonts w:ascii="宋体" w:eastAsia="宋体" w:hAnsi="宋体" w:hint="eastAsia"/>
+          <w:sz w:val="24"/>
+        </w:rPr>
+        <w:t>如果你想要一个开箱即用的“悬浮球”应用，最直接的方法是寻找现成的桌面</w:t>
+      </w:r>
+      <w:r>
+        <w:rPr>
+          <w:rFonts w:ascii="宋体" w:eastAsia="宋体" w:hAnsi="宋体"/>
+          <w:sz w:val="24"/>
+        </w:rPr>
+        <w:t>AI助手，例如你提到的 **`Desktop-Claw`**。这类工具本身自带悬浮窗，你只需要在它的模型配置里，将API地址指向本地</w:t>
+      </w:r>
+      <w:proofErr w:type="spellStart"/>
+      <w:r>
+        <w:rPr>
+          <w:rFonts w:ascii="宋体" w:eastAsia="宋体" w:hAnsi="宋体"/>
+          <w:sz w:val="24"/>
+        </w:rPr>
+        <w:t>LiteLLM</w:t>
+      </w:r>
+      <w:proofErr w:type="spellEnd"/>
+      <w:r>
+        <w:rPr>
+          <w:rFonts w:ascii="宋体" w:eastAsia="宋体" w:hAnsi="宋体"/>
+          <w:sz w:val="24"/>
+        </w:rPr>
+        <w:t>网关（例如 `http://localhost:4000`），它就成了</w:t>
+      </w:r>
+      <w:proofErr w:type="spellStart"/>
+      <w:r>
+        <w:rPr>
+          <w:rFonts w:ascii="宋体" w:eastAsia="宋体" w:hAnsi="宋体"/>
+          <w:sz w:val="24"/>
+        </w:rPr>
+        <w:t>LiteLLM</w:t>
+      </w:r>
+      <w:proofErr w:type="spellEnd"/>
+      <w:r>
+        <w:rPr>
+          <w:rFonts w:ascii="宋体" w:eastAsia="宋体" w:hAnsi="宋体"/>
+          <w:sz w:val="24"/>
+        </w:rPr>
+        <w:t>的专属桌面客户端。</w:t>
+      </w:r>
+    </w:p>
+    <w:p>
+      <w:pPr>
+        <w:rPr>
+          <w:rFonts w:ascii="宋体" w:eastAsia="宋体" w:hAnsi="宋体"/>
+          <w:sz w:val="24"/>
+        </w:rPr>
+      </w:pPr>
+    </w:p>
+    <w:p>
+      <w:pPr>
+        <w:rPr>
+          <w:rFonts w:ascii="宋体" w:eastAsia="宋体" w:hAnsi="宋体"/>
+          <w:sz w:val="24"/>
+        </w:rPr>
+      </w:pPr>
+      <w:r>
+        <w:rPr>
+          <w:rFonts w:ascii="宋体" w:eastAsia="宋体" w:hAnsi="宋体" w:hint="eastAsia"/>
+          <w:sz w:val="24"/>
+        </w:rPr>
+        <w:t>类似的客户端你可以在</w:t>
+      </w:r>
+      <w:r>
+        <w:rPr>
+          <w:rFonts w:ascii="宋体" w:eastAsia="宋体" w:hAnsi="宋体"/>
+          <w:sz w:val="24"/>
+        </w:rPr>
+        <w:t xml:space="preserve"> **`</w:t>
+      </w:r>
+      <w:proofErr w:type="spellStart"/>
+      <w:r>
+        <w:rPr>
+          <w:rFonts w:ascii="宋体" w:eastAsia="宋体" w:hAnsi="宋体"/>
+          <w:sz w:val="24"/>
+        </w:rPr>
+        <w:t>AgentPilot</w:t>
+      </w:r>
+      <w:proofErr w:type="spellEnd"/>
+      <w:r>
+        <w:rPr>
+          <w:rFonts w:ascii="宋体" w:eastAsia="宋体" w:hAnsi="宋体"/>
+          <w:sz w:val="24"/>
+        </w:rPr>
+        <w:t>`**、**`Agent Zero`**、**`</w:t>
+      </w:r>
+      <w:proofErr w:type="spellStart"/>
+      <w:r>
+        <w:rPr>
+          <w:rFonts w:ascii="宋体" w:eastAsia="宋体" w:hAnsi="宋体"/>
+          <w:sz w:val="24"/>
+        </w:rPr>
+        <w:t>OpenClaw</w:t>
+      </w:r>
+      <w:proofErr w:type="spellEnd"/>
+      <w:r>
+        <w:rPr>
+          <w:rFonts w:ascii="宋体" w:eastAsia="宋体" w:hAnsi="宋体"/>
+          <w:sz w:val="24"/>
+        </w:rPr>
+        <w:t>`**等相关开源项目中找到更多选择。它们通常都支持接入自定义API，能轻松与</w:t>
+      </w:r>
+      <w:proofErr w:type="spellStart"/>
+      <w:r>
+        <w:rPr>
+          <w:rFonts w:ascii="宋体" w:eastAsia="宋体" w:hAnsi="宋体"/>
+          <w:sz w:val="24"/>
+        </w:rPr>
+        <w:t>LiteLLM</w:t>
+      </w:r>
+      <w:proofErr w:type="spellEnd"/>
+      <w:r>
+        <w:rPr>
+          <w:rFonts w:ascii="宋体" w:eastAsia="宋体" w:hAnsi="宋体"/>
+          <w:sz w:val="24"/>
+        </w:rPr>
+        <w:t>集成。</w:t>
+      </w:r>
+    </w:p>
+    <w:p>
+      <w:pPr>
+        <w:rPr>
+          <w:rFonts w:ascii="宋体" w:eastAsia="宋体" w:hAnsi="宋体"/>
+          <w:sz w:val="24"/>
+        </w:rPr>
+      </w:pPr>
+    </w:p>
+    <w:p>
+      <w:pPr>
+        <w:rPr>
+          <w:rFonts w:ascii="宋体" w:eastAsia="宋体" w:hAnsi="宋体"/>
+          <w:sz w:val="24"/>
+        </w:rPr>
+      </w:pPr>
+      <w:r>
+        <w:rPr>
+          <w:rFonts w:ascii="宋体" w:eastAsia="宋体" w:hAnsi="宋体"/>
+          <w:sz w:val="24"/>
+        </w:rPr>
+        <w:t xml:space="preserve">### </w:t>
+      </w:r>
+      <w:r>
+        <w:rPr>
+          <w:rFonts w:ascii="Segoe UI Emoji" w:eastAsia="宋体" w:hAnsi="Segoe UI Emoji" w:cs="Segoe UI Emoji"/>
+          <w:sz w:val="24"/>
+        </w:rPr>
+        <w:t>🥈</w:t>
+      </w:r>
+      <w:r>
+        <w:rPr>
+          <w:rFonts w:ascii="宋体" w:eastAsia="宋体" w:hAnsi="宋体"/>
+          <w:sz w:val="24"/>
+        </w:rPr>
+        <w:t xml:space="preserve"> 方案二：使用</w:t>
+      </w:r>
+      <w:proofErr w:type="spellStart"/>
+      <w:r>
+        <w:rPr>
+          <w:rFonts w:ascii="宋体" w:eastAsia="宋体" w:hAnsi="宋体"/>
+          <w:sz w:val="24"/>
+        </w:rPr>
+        <w:t>LiteLLM</w:t>
+      </w:r>
+      <w:proofErr w:type="spellEnd"/>
+      <w:r>
+        <w:rPr>
+          <w:rFonts w:ascii="宋体" w:eastAsia="宋体" w:hAnsi="宋体"/>
+          <w:sz w:val="24"/>
+        </w:rPr>
+        <w:t>自带的Web UI (最简单，功能最强)</w:t>
+      </w:r>
+    </w:p>
+    <w:p>
+      <w:pPr>
+        <w:rPr>
+          <w:rFonts w:ascii="宋体" w:eastAsia="宋体" w:hAnsi="宋体"/>
+          <w:sz w:val="24"/>
+        </w:rPr>
+      </w:pPr>
+    </w:p>
+    <w:p>
+      <w:pPr>
+        <w:rPr>
+          <w:rFonts w:ascii="宋体" w:eastAsia="宋体" w:hAnsi="宋体"/>
+          <w:sz w:val="24"/>
+        </w:rPr>
+      </w:pPr>
+      <w:r>
+        <w:rPr>
+          <w:rFonts w:ascii="宋体" w:eastAsia="宋体" w:hAnsi="宋体" w:hint="eastAsia"/>
+          <w:sz w:val="24"/>
+        </w:rPr>
+        <w:t>如果不追求必须是“悬浮球”，</w:t>
+      </w:r>
+      <w:proofErr w:type="spellStart"/>
+      <w:r>
+        <w:rPr>
+          <w:rFonts w:ascii="宋体" w:eastAsia="宋体" w:hAnsi="宋体"/>
+          <w:sz w:val="24"/>
+        </w:rPr>
+        <w:t>LiteLLM</w:t>
+      </w:r>
+      <w:proofErr w:type="spellEnd"/>
+      <w:r>
+        <w:rPr>
+          <w:rFonts w:ascii="宋体" w:eastAsia="宋体" w:hAnsi="宋体"/>
+          <w:sz w:val="24"/>
+        </w:rPr>
+        <w:t xml:space="preserve"> Proxy自带一个功能强大的Web管理后台，启动服务后访问 `http://localhost:4000/ui` 即可使用。它能提供实时的请求日志、Token用量和花费分析，支持多模型管理。虽然它的默认界面功能相对基础，但可以通过集成更专业的数据可视化工具（如</w:t>
+      </w:r>
+      <w:proofErr w:type="spellStart"/>
+      <w:r>
+        <w:rPr>
+          <w:rFonts w:ascii="宋体" w:eastAsia="宋体" w:hAnsi="宋体"/>
+          <w:sz w:val="24"/>
+        </w:rPr>
+        <w:t>SigNoz</w:t>
+      </w:r>
+      <w:proofErr w:type="spellEnd"/>
+      <w:r>
+        <w:rPr>
+          <w:rFonts w:ascii="宋体" w:eastAsia="宋体" w:hAnsi="宋体"/>
+          <w:sz w:val="24"/>
+        </w:rPr>
+        <w:t>）或日志分析平台（如</w:t>
+      </w:r>
+      <w:proofErr w:type="spellStart"/>
+      <w:r>
+        <w:rPr>
+          <w:rFonts w:ascii="宋体" w:eastAsia="宋体" w:hAnsi="宋体"/>
+          <w:sz w:val="24"/>
+        </w:rPr>
+        <w:t>Langfuse</w:t>
+      </w:r>
+      <w:proofErr w:type="spellEnd"/>
+      <w:r>
+        <w:rPr>
+          <w:rFonts w:ascii="宋体" w:eastAsia="宋体" w:hAnsi="宋体"/>
+          <w:sz w:val="24"/>
+        </w:rPr>
+        <w:t>）来扩展监控能力。</w:t>
+      </w:r>
+    </w:p>
+    <w:p>
+      <w:pPr>
+        <w:rPr>
+          <w:rFonts w:ascii="宋体" w:eastAsia="宋体" w:hAnsi="宋体"/>
+          <w:sz w:val="24"/>
+        </w:rPr>
+      </w:pPr>
+    </w:p>
+    <w:p>
+      <w:pPr>
+        <w:rPr>
+          <w:rFonts w:ascii="宋体" w:eastAsia="宋体" w:hAnsi="宋体"/>
+          <w:sz w:val="24"/>
+        </w:rPr>
+      </w:pPr>
+      <w:r>
+        <w:rPr>
+          <w:rFonts w:ascii="宋体" w:eastAsia="宋体" w:hAnsi="宋体" w:hint="eastAsia"/>
+          <w:sz w:val="24"/>
+        </w:rPr>
+        <w:t>如果你想让这个</w:t>
+      </w:r>
+      <w:r>
+        <w:rPr>
+          <w:rFonts w:ascii="宋体" w:eastAsia="宋体" w:hAnsi="宋体"/>
+          <w:sz w:val="24"/>
+        </w:rPr>
+        <w:t>Web界面更像一个“桌面应用”，可以：</w:t>
+      </w:r>
+    </w:p>
+    <w:p>
+      <w:pPr>
+        <w:rPr>
+          <w:rFonts w:ascii="宋体" w:eastAsia="宋体" w:hAnsi="宋体"/>
+          <w:sz w:val="24"/>
+        </w:rPr>
+      </w:pPr>
+      <w:r>
+        <w:rPr>
+          <w:rFonts w:ascii="宋体" w:eastAsia="宋体" w:hAnsi="宋体"/>
+          <w:sz w:val="24"/>
+        </w:rPr>
+        <w:t>*   **钉在任务栏**：在浏览器中打开管理页面后，创建快捷方式或固定标签页，方便随时点开。</w:t>
+      </w:r>
+    </w:p>
+    <w:p>
+      <w:pPr>
+        <w:rPr>
+          <w:rFonts w:ascii="宋体" w:eastAsia="宋体" w:hAnsi="宋体"/>
+          <w:sz w:val="24"/>
+        </w:rPr>
+      </w:pPr>
+      <w:r>
+        <w:rPr>
+          <w:rFonts w:ascii="宋体" w:eastAsia="宋体" w:hAnsi="宋体"/>
+          <w:sz w:val="24"/>
+        </w:rPr>
+        <w:t>*   **创建独立窗口**：通过Chrome的`设置 -&gt; 更多工具 -&gt; 创建快捷方式`，或在Edge的`应用 -&gt; 将此站点作为应用安装`，把它变成一个没有地址栏的独立窗口应用。</w:t>
+      </w:r>
+    </w:p>
+    <w:p>
+      <w:pPr>
+        <w:rPr>
+          <w:rFonts w:ascii="宋体" w:eastAsia="宋体" w:hAnsi="宋体"/>
+          <w:sz w:val="24"/>
+        </w:rPr>
+      </w:pPr>
+    </w:p>
+    <w:p>
+      <w:pPr>
+        <w:rPr>
+          <w:rFonts w:ascii="宋体" w:eastAsia="宋体" w:hAnsi="宋体"/>
+          <w:sz w:val="24"/>
+        </w:rPr>
+      </w:pPr>
+      <w:r>
+        <w:rPr>
+          <w:rFonts w:ascii="宋体" w:eastAsia="宋体" w:hAnsi="宋体"/>
+          <w:sz w:val="24"/>
+        </w:rPr>
+        <w:t xml:space="preserve">### </w:t>
+      </w:r>
+      <w:r>
+        <w:rPr>
+          <w:rFonts w:ascii="Segoe UI Emoji" w:eastAsia="宋体" w:hAnsi="Segoe UI Emoji" w:cs="Segoe UI Emoji"/>
+          <w:sz w:val="24"/>
+        </w:rPr>
+        <w:t>🥉</w:t>
+      </w:r>
+      <w:r>
+        <w:rPr>
+          <w:rFonts w:ascii="宋体" w:eastAsia="宋体" w:hAnsi="宋体"/>
+          <w:sz w:val="24"/>
+        </w:rPr>
+        <w:t xml:space="preserve"> 方案三：自己动手开发 (最高定制，最轻量)</w:t>
+      </w:r>
+    </w:p>
+    <w:p>
+      <w:pPr>
+        <w:rPr>
+          <w:rFonts w:ascii="宋体" w:eastAsia="宋体" w:hAnsi="宋体"/>
+          <w:sz w:val="24"/>
+        </w:rPr>
+      </w:pPr>
+    </w:p>
+    <w:p>
+      <w:pPr>
+        <w:rPr>
+          <w:rFonts w:ascii="宋体" w:eastAsia="宋体" w:hAnsi="宋体"/>
+          <w:sz w:val="24"/>
+        </w:rPr>
+      </w:pPr>
+      <w:r>
+        <w:rPr>
+          <w:rFonts w:ascii="宋体" w:eastAsia="宋体" w:hAnsi="宋体" w:hint="eastAsia"/>
+          <w:sz w:val="24"/>
+        </w:rPr>
+        <w:t>如果以上方案都不满意，你可以使用</w:t>
+      </w:r>
+      <w:r>
+        <w:rPr>
+          <w:rFonts w:ascii="宋体" w:eastAsia="宋体" w:hAnsi="宋体"/>
+          <w:sz w:val="24"/>
+        </w:rPr>
+        <w:t xml:space="preserve"> `</w:t>
+      </w:r>
+      <w:proofErr w:type="spellStart"/>
+      <w:r>
+        <w:rPr>
+          <w:rFonts w:ascii="宋体" w:eastAsia="宋体" w:hAnsi="宋体"/>
+          <w:sz w:val="24"/>
+        </w:rPr>
+        <w:t>Streamlit</w:t>
+      </w:r>
+      <w:proofErr w:type="spellEnd"/>
+      <w:r>
+        <w:rPr>
+          <w:rFonts w:ascii="宋体" w:eastAsia="宋体" w:hAnsi="宋体"/>
+          <w:sz w:val="24"/>
+        </w:rPr>
+        <w:t>` 等框架，为你的</w:t>
+      </w:r>
+      <w:proofErr w:type="spellStart"/>
+      <w:r>
+        <w:rPr>
+          <w:rFonts w:ascii="宋体" w:eastAsia="宋体" w:hAnsi="宋体"/>
+          <w:sz w:val="24"/>
+        </w:rPr>
+        <w:t>LiteLLM</w:t>
+      </w:r>
+      <w:proofErr w:type="spellEnd"/>
+      <w:r>
+        <w:rPr>
+          <w:rFonts w:ascii="宋体" w:eastAsia="宋体" w:hAnsi="宋体"/>
+          <w:sz w:val="24"/>
+        </w:rPr>
+        <w:t>量身定做一个超轻量的桌面面板。这个面板可以只显示你关心的核心数据，比如当前使用的模型和本月Token消耗。你可以轻松地将它设置成系统级的“**置顶窗口**”，模拟悬浮窗的体验。</w:t>
       </w:r>
     </w:p>
     <w:p>
@@ -4905,393 +7113,21 @@
           <w:rFonts w:ascii="宋体" w:eastAsia="宋体" w:hAnsi="宋体"/>
           <w:sz w:val="24"/>
         </w:rPr>
-        <w:t>## 4. 为什么不直接使用 Copilot / 通义灵码</w:t>
-      </w:r>
-    </w:p>
-    <w:p>
-      <w:pPr>
-        <w:rPr>
-          <w:rFonts w:ascii="宋体" w:eastAsia="宋体" w:hAnsi="宋体"/>
-          <w:sz w:val="24"/>
-        </w:rPr>
-      </w:pPr>
-    </w:p>
-    <w:p>
-      <w:pPr>
-        <w:rPr>
-          <w:rFonts w:ascii="宋体" w:eastAsia="宋体" w:hAnsi="宋体"/>
-          <w:sz w:val="24"/>
-        </w:rPr>
-      </w:pPr>
-      <w:r>
-        <w:rPr>
-          <w:rFonts w:ascii="宋体" w:eastAsia="宋体" w:hAnsi="宋体"/>
-          <w:sz w:val="24"/>
-        </w:rPr>
-        <w:t>| 插件 | 能否接入网关 | 原因 |</w:t>
-      </w:r>
-    </w:p>
-    <w:p>
-      <w:pPr>
-        <w:rPr>
-          <w:rFonts w:ascii="宋体" w:eastAsia="宋体" w:hAnsi="宋体"/>
-          <w:sz w:val="24"/>
-        </w:rPr>
-      </w:pPr>
-      <w:r>
-        <w:rPr>
-          <w:rFonts w:ascii="宋体" w:eastAsia="宋体" w:hAnsi="宋体"/>
-          <w:sz w:val="24"/>
-        </w:rPr>
-        <w:t>|------|------------|------|</w:t>
-      </w:r>
-    </w:p>
-    <w:p>
-      <w:pPr>
-        <w:rPr>
-          <w:rFonts w:ascii="宋体" w:eastAsia="宋体" w:hAnsi="宋体"/>
-          <w:sz w:val="24"/>
-        </w:rPr>
-      </w:pPr>
-      <w:r>
-        <w:rPr>
-          <w:rFonts w:ascii="宋体" w:eastAsia="宋体" w:hAnsi="宋体"/>
-          <w:sz w:val="24"/>
-        </w:rPr>
-        <w:t xml:space="preserve">| GitHub Copilot | </w:t>
+        <w:t xml:space="preserve">### </w:t>
       </w:r>
       <w:r>
         <w:rPr>
           <w:rFonts w:ascii="Segoe UI Emoji" w:eastAsia="宋体" w:hAnsi="Segoe UI Emoji" w:cs="Segoe UI Emoji"/>
           <w:sz w:val="24"/>
         </w:rPr>
-        <w:t>❌</w:t>
-      </w:r>
-      <w:r>
-        <w:rPr>
-          <w:rFonts w:ascii="宋体" w:eastAsia="宋体" w:hAnsi="宋体"/>
-          <w:sz w:val="24"/>
-        </w:rPr>
-        <w:t xml:space="preserve"> 不可直连 | 个人版不开放自定义 API 端点，封闭生态。 |</w:t>
-      </w:r>
-    </w:p>
-    <w:p>
-      <w:pPr>
-        <w:rPr>
-          <w:rFonts w:ascii="宋体" w:eastAsia="宋体" w:hAnsi="宋体"/>
-          <w:sz w:val="24"/>
-        </w:rPr>
-      </w:pPr>
-      <w:r>
-        <w:rPr>
-          <w:rFonts w:ascii="宋体" w:eastAsia="宋体" w:hAnsi="宋体"/>
-          <w:sz w:val="24"/>
-        </w:rPr>
-        <w:t xml:space="preserve">| 通义灵码 | </w:t>
-      </w:r>
-      <w:r>
-        <w:rPr>
-          <w:rFonts w:ascii="Segoe UI Emoji" w:eastAsia="宋体" w:hAnsi="Segoe UI Emoji" w:cs="Segoe UI Emoji"/>
-          <w:sz w:val="24"/>
-        </w:rPr>
-        <w:t>❌</w:t>
-      </w:r>
-      <w:r>
-        <w:rPr>
-          <w:rFonts w:ascii="宋体" w:eastAsia="宋体" w:hAnsi="宋体"/>
-          <w:sz w:val="24"/>
-        </w:rPr>
-        <w:t xml:space="preserve"> 不可直连 | 不提供自定义 API 地址选项。 |</w:t>
-      </w:r>
-    </w:p>
-    <w:p>
-      <w:pPr>
-        <w:rPr>
-          <w:rFonts w:ascii="宋体" w:eastAsia="宋体" w:hAnsi="宋体"/>
-          <w:sz w:val="24"/>
-        </w:rPr>
-      </w:pPr>
-    </w:p>
-    <w:p>
-      <w:pPr>
-        <w:rPr>
-          <w:rFonts w:ascii="宋体" w:eastAsia="宋体" w:hAnsi="宋体"/>
-          <w:sz w:val="24"/>
-        </w:rPr>
-      </w:pPr>
-      <w:r>
-        <w:rPr>
-          <w:rFonts w:ascii="宋体" w:eastAsia="宋体" w:hAnsi="宋体" w:hint="eastAsia"/>
-          <w:sz w:val="24"/>
-        </w:rPr>
-        <w:t>如果强行使用代理工具“劫持”流量，可能违反服务条款，稳定性差且存在封号风险。</w:t>
-      </w:r>
-    </w:p>
-    <w:p>
-      <w:pPr>
-        <w:rPr>
-          <w:rFonts w:ascii="宋体" w:eastAsia="宋体" w:hAnsi="宋体"/>
-          <w:sz w:val="24"/>
-        </w:rPr>
-      </w:pPr>
-    </w:p>
-    <w:p>
-      <w:pPr>
-        <w:rPr>
-          <w:rFonts w:ascii="宋体" w:eastAsia="宋体" w:hAnsi="宋体"/>
-          <w:sz w:val="24"/>
-        </w:rPr>
-      </w:pPr>
-      <w:r>
-        <w:rPr>
-          <w:rFonts w:ascii="宋体" w:eastAsia="宋体" w:hAnsi="宋体"/>
-          <w:sz w:val="24"/>
-        </w:rPr>
-        <w:t>**替代方案**：选用 Continue / Cline 等支持自定义 API 的开源插件，既能享受同等甚至更强的代码辅助能力，又能完全融入你的网关架构。</w:t>
-      </w:r>
-    </w:p>
-    <w:p>
-      <w:pPr>
-        <w:rPr>
-          <w:rFonts w:ascii="宋体" w:eastAsia="宋体" w:hAnsi="宋体"/>
-          <w:sz w:val="24"/>
-        </w:rPr>
-      </w:pPr>
-    </w:p>
-    <w:p>
-      <w:pPr>
-        <w:rPr>
-          <w:rFonts w:ascii="宋体" w:eastAsia="宋体" w:hAnsi="宋体"/>
-          <w:sz w:val="24"/>
-        </w:rPr>
-      </w:pPr>
-      <w:r>
-        <w:rPr>
-          <w:rFonts w:ascii="宋体" w:eastAsia="宋体" w:hAnsi="宋体"/>
-          <w:sz w:val="24"/>
-        </w:rPr>
-        <w:t>---</w:t>
-      </w:r>
-    </w:p>
-    <w:p>
-      <w:pPr>
-        <w:rPr>
-          <w:rFonts w:ascii="宋体" w:eastAsia="宋体" w:hAnsi="宋体"/>
-          <w:sz w:val="24"/>
-        </w:rPr>
-      </w:pPr>
-    </w:p>
-    <w:p>
-      <w:pPr>
-        <w:rPr>
-          <w:rFonts w:ascii="宋体" w:eastAsia="宋体" w:hAnsi="宋体"/>
-          <w:sz w:val="24"/>
-        </w:rPr>
-      </w:pPr>
-      <w:r>
-        <w:rPr>
-          <w:rFonts w:ascii="宋体" w:eastAsia="宋体" w:hAnsi="宋体"/>
-          <w:sz w:val="24"/>
-        </w:rPr>
-        <w:t>## 5. 关键能力对比</w:t>
-      </w:r>
-    </w:p>
-    <w:p>
-      <w:pPr>
-        <w:rPr>
-          <w:rFonts w:ascii="宋体" w:eastAsia="宋体" w:hAnsi="宋体"/>
-          <w:sz w:val="24"/>
-        </w:rPr>
-      </w:pPr>
-    </w:p>
-    <w:p>
-      <w:pPr>
-        <w:rPr>
-          <w:rFonts w:ascii="宋体" w:eastAsia="宋体" w:hAnsi="宋体"/>
-          <w:sz w:val="24"/>
-        </w:rPr>
-      </w:pPr>
-      <w:r>
-        <w:rPr>
-          <w:rFonts w:ascii="宋体" w:eastAsia="宋体" w:hAnsi="宋体"/>
-          <w:sz w:val="24"/>
-        </w:rPr>
-        <w:t>| 能力 | Copilot / 灵码 | 你的自定义网关方案 |</w:t>
-      </w:r>
-    </w:p>
-    <w:p>
-      <w:pPr>
-        <w:rPr>
-          <w:rFonts w:ascii="宋体" w:eastAsia="宋体" w:hAnsi="宋体"/>
-          <w:sz w:val="24"/>
-        </w:rPr>
-      </w:pPr>
-      <w:r>
-        <w:rPr>
-          <w:rFonts w:ascii="宋体" w:eastAsia="宋体" w:hAnsi="宋体"/>
-          <w:sz w:val="24"/>
-        </w:rPr>
-        <w:t>|------|---------------|-------------------|</w:t>
-      </w:r>
-    </w:p>
-    <w:p>
-      <w:pPr>
-        <w:rPr>
-          <w:rFonts w:ascii="宋体" w:eastAsia="宋体" w:hAnsi="宋体"/>
-          <w:sz w:val="24"/>
-        </w:rPr>
-      </w:pPr>
-      <w:r>
-        <w:rPr>
-          <w:rFonts w:ascii="宋体" w:eastAsia="宋体" w:hAnsi="宋体"/>
-          <w:sz w:val="24"/>
-        </w:rPr>
-        <w:t>| 响应延迟 | 极低 (内联补全 ~130ms) | 取决于所选 API，通常略高，但可通过缓存优化 |</w:t>
-      </w:r>
-    </w:p>
-    <w:p>
-      <w:pPr>
-        <w:rPr>
-          <w:rFonts w:ascii="宋体" w:eastAsia="宋体" w:hAnsi="宋体"/>
-          <w:sz w:val="24"/>
-        </w:rPr>
-      </w:pPr>
-      <w:r>
-        <w:rPr>
-          <w:rFonts w:ascii="宋体" w:eastAsia="宋体" w:hAnsi="宋体"/>
-          <w:sz w:val="24"/>
-        </w:rPr>
-        <w:lastRenderedPageBreak/>
-        <w:t>| 模型能力 | 固定、官方优化 | 随时升级，可使用最新、最强模型 |</w:t>
-      </w:r>
-    </w:p>
-    <w:p>
-      <w:pPr>
-        <w:rPr>
-          <w:rFonts w:ascii="宋体" w:eastAsia="宋体" w:hAnsi="宋体"/>
-          <w:sz w:val="24"/>
-        </w:rPr>
-      </w:pPr>
-      <w:r>
-        <w:rPr>
-          <w:rFonts w:ascii="宋体" w:eastAsia="宋体" w:hAnsi="宋体"/>
-          <w:sz w:val="24"/>
-        </w:rPr>
-        <w:t>| 上下文窗口 | 较小 (通常 8k-16k token) | 超长 (128k+ token)，可理解全项目 |</w:t>
-      </w:r>
-    </w:p>
-    <w:p>
-      <w:pPr>
-        <w:rPr>
-          <w:rFonts w:ascii="宋体" w:eastAsia="宋体" w:hAnsi="宋体"/>
-          <w:sz w:val="24"/>
-        </w:rPr>
-      </w:pPr>
-      <w:r>
-        <w:rPr>
-          <w:rFonts w:ascii="宋体" w:eastAsia="宋体" w:hAnsi="宋体"/>
-          <w:sz w:val="24"/>
-        </w:rPr>
-        <w:t>| 文件编辑/创建 | 内联建议，手动复制 | **原生支持**，可自主创建文件、执行终端命令 |</w:t>
-      </w:r>
-    </w:p>
-    <w:p>
-      <w:pPr>
-        <w:rPr>
-          <w:rFonts w:ascii="宋体" w:eastAsia="宋体" w:hAnsi="宋体"/>
-          <w:sz w:val="24"/>
-        </w:rPr>
-      </w:pPr>
-      <w:r>
-        <w:rPr>
-          <w:rFonts w:ascii="宋体" w:eastAsia="宋体" w:hAnsi="宋体"/>
-          <w:sz w:val="24"/>
-        </w:rPr>
-        <w:t>| 成本控制 | 定额订阅 | **按量付费**，可混用免费模型，成本灵活 |</w:t>
-      </w:r>
-    </w:p>
-    <w:p>
-      <w:pPr>
-        <w:rPr>
-          <w:rFonts w:ascii="宋体" w:eastAsia="宋体" w:hAnsi="宋体"/>
-          <w:sz w:val="24"/>
-        </w:rPr>
-      </w:pPr>
-      <w:r>
-        <w:rPr>
-          <w:rFonts w:ascii="宋体" w:eastAsia="宋体" w:hAnsi="宋体"/>
-          <w:sz w:val="24"/>
-        </w:rPr>
-        <w:t>| 模型统一管理 | 各自独立 | **所有工具共用同一网关**，一键切换 |</w:t>
-      </w:r>
-    </w:p>
-    <w:p>
-      <w:pPr>
-        <w:rPr>
-          <w:rFonts w:ascii="宋体" w:eastAsia="宋体" w:hAnsi="宋体"/>
-          <w:sz w:val="24"/>
-        </w:rPr>
-      </w:pPr>
-    </w:p>
-    <w:p>
-      <w:pPr>
-        <w:rPr>
-          <w:rFonts w:ascii="宋体" w:eastAsia="宋体" w:hAnsi="宋体"/>
-          <w:sz w:val="24"/>
-        </w:rPr>
-      </w:pPr>
-      <w:r>
-        <w:rPr>
-          <w:rFonts w:ascii="宋体" w:eastAsia="宋体" w:hAnsi="宋体"/>
-          <w:sz w:val="24"/>
-        </w:rPr>
-        <w:t>---</w:t>
-      </w:r>
-    </w:p>
-    <w:p>
-      <w:pPr>
-        <w:rPr>
-          <w:rFonts w:ascii="宋体" w:eastAsia="宋体" w:hAnsi="宋体"/>
-          <w:sz w:val="24"/>
-        </w:rPr>
-      </w:pPr>
-    </w:p>
-    <w:p>
-      <w:pPr>
-        <w:rPr>
-          <w:rFonts w:ascii="宋体" w:eastAsia="宋体" w:hAnsi="宋体"/>
-          <w:sz w:val="24"/>
-        </w:rPr>
-      </w:pPr>
-      <w:r>
-        <w:rPr>
-          <w:rFonts w:ascii="宋体" w:eastAsia="宋体" w:hAnsi="宋体"/>
-          <w:sz w:val="24"/>
-        </w:rPr>
-        <w:t>## 6. 实施步骤建议</w:t>
-      </w:r>
-    </w:p>
-    <w:p>
-      <w:pPr>
-        <w:rPr>
-          <w:rFonts w:ascii="宋体" w:eastAsia="宋体" w:hAnsi="宋体"/>
-          <w:sz w:val="24"/>
-        </w:rPr>
-      </w:pPr>
-    </w:p>
-    <w:p>
-      <w:pPr>
-        <w:rPr>
-          <w:rFonts w:ascii="宋体" w:eastAsia="宋体" w:hAnsi="宋体"/>
-          <w:sz w:val="24"/>
-        </w:rPr>
-      </w:pPr>
-      <w:r>
-        <w:rPr>
-          <w:rFonts w:ascii="宋体" w:eastAsia="宋体" w:hAnsi="宋体"/>
-          <w:sz w:val="24"/>
-        </w:rPr>
-        <w:t xml:space="preserve">1. **部署网关**：在本地或服务器上通过 Docker 启动 </w:t>
+        <w:t>📌</w:t>
+      </w:r>
+      <w:r>
+        <w:rPr>
+          <w:rFonts w:ascii="宋体" w:eastAsia="宋体" w:hAnsi="宋体"/>
+          <w:sz w:val="24"/>
+        </w:rPr>
+        <w:t xml:space="preserve"> 你可能还想了解：</w:t>
       </w:r>
       <w:proofErr w:type="spellStart"/>
       <w:r>
@@ -5307,221 +7143,52 @@
           <w:rFonts w:ascii="宋体" w:eastAsia="宋体" w:hAnsi="宋体"/>
           <w:sz w:val="24"/>
         </w:rPr>
-        <w:t>，配置好至少一个商业 API（如 DeepSeek）和一个本地 Ollama 模型。</w:t>
-      </w:r>
-    </w:p>
-    <w:p>
-      <w:pPr>
-        <w:rPr>
-          <w:rFonts w:ascii="宋体" w:eastAsia="宋体" w:hAnsi="宋体"/>
-          <w:sz w:val="24"/>
-        </w:rPr>
-      </w:pPr>
-      <w:r>
-        <w:rPr>
-          <w:rFonts w:ascii="宋体" w:eastAsia="宋体" w:hAnsi="宋体"/>
-          <w:sz w:val="24"/>
-        </w:rPr>
-        <w:t>2. **测试连通性**：用 `curl` 或 Postman 测试 `http://localhost:4000/v1/models`。</w:t>
-      </w:r>
-    </w:p>
-    <w:p>
-      <w:pPr>
-        <w:rPr>
-          <w:rFonts w:ascii="宋体" w:eastAsia="宋体" w:hAnsi="宋体"/>
-          <w:sz w:val="24"/>
-        </w:rPr>
-      </w:pPr>
-      <w:r>
-        <w:rPr>
-          <w:rFonts w:ascii="宋体" w:eastAsia="宋体" w:hAnsi="宋体"/>
-          <w:sz w:val="24"/>
-        </w:rPr>
-        <w:t>3. **配置第一个客户端**：先在 VS Code 的 Continue 中连接网关，验证代码补全和对话正常。</w:t>
-      </w:r>
-    </w:p>
-    <w:p>
-      <w:pPr>
-        <w:rPr>
-          <w:rFonts w:ascii="宋体" w:eastAsia="宋体" w:hAnsi="宋体"/>
-          <w:sz w:val="24"/>
-        </w:rPr>
-      </w:pPr>
-      <w:r>
-        <w:rPr>
-          <w:rFonts w:ascii="宋体" w:eastAsia="宋体" w:hAnsi="宋体"/>
-          <w:sz w:val="24"/>
-        </w:rPr>
-        <w:t>4. **逐步接入其他工具**：Cursor、终端 Claude Code、Visual Studio 等。</w:t>
-      </w:r>
-    </w:p>
-    <w:p>
-      <w:pPr>
-        <w:rPr>
-          <w:rFonts w:ascii="宋体" w:eastAsia="宋体" w:hAnsi="宋体"/>
-          <w:sz w:val="24"/>
-        </w:rPr>
-      </w:pPr>
-      <w:r>
-        <w:rPr>
-          <w:rFonts w:ascii="宋体" w:eastAsia="宋体" w:hAnsi="宋体"/>
-          <w:sz w:val="24"/>
-        </w:rPr>
-        <w:t>5. **配置路由策略**：在网关中设置价格最低的路由优先级，或配置 fallback（如 DeepSeek 不可用时自动切到本地模型）。</w:t>
-      </w:r>
-    </w:p>
-    <w:p>
-      <w:pPr>
-        <w:rPr>
-          <w:rFonts w:ascii="宋体" w:eastAsia="宋体" w:hAnsi="宋体"/>
-          <w:sz w:val="24"/>
-        </w:rPr>
-      </w:pPr>
-      <w:r>
-        <w:rPr>
-          <w:rFonts w:ascii="宋体" w:eastAsia="宋体" w:hAnsi="宋体"/>
-          <w:sz w:val="24"/>
-        </w:rPr>
-        <w:t>6. **日常使用**：所有开发工具统一切换模型，只需在网关看板里查看用量和成本。</w:t>
-      </w:r>
-    </w:p>
-    <w:p>
-      <w:pPr>
-        <w:rPr>
-          <w:rFonts w:ascii="宋体" w:eastAsia="宋体" w:hAnsi="宋体"/>
-          <w:sz w:val="24"/>
-        </w:rPr>
-      </w:pPr>
-    </w:p>
-    <w:p>
-      <w:pPr>
-        <w:rPr>
-          <w:rFonts w:ascii="宋体" w:eastAsia="宋体" w:hAnsi="宋体"/>
-          <w:sz w:val="24"/>
-        </w:rPr>
-      </w:pPr>
-      <w:r>
-        <w:rPr>
-          <w:rFonts w:ascii="宋体" w:eastAsia="宋体" w:hAnsi="宋体"/>
-          <w:sz w:val="24"/>
-        </w:rPr>
-        <w:t>---</w:t>
-      </w:r>
-    </w:p>
-    <w:p>
-      <w:pPr>
-        <w:rPr>
-          <w:rFonts w:ascii="宋体" w:eastAsia="宋体" w:hAnsi="宋体"/>
-          <w:sz w:val="24"/>
-        </w:rPr>
-      </w:pPr>
-    </w:p>
-    <w:p>
-      <w:pPr>
-        <w:rPr>
-          <w:rFonts w:ascii="宋体" w:eastAsia="宋体" w:hAnsi="宋体"/>
-          <w:sz w:val="24"/>
-        </w:rPr>
-      </w:pPr>
-      <w:r>
-        <w:rPr>
-          <w:rFonts w:ascii="宋体" w:eastAsia="宋体" w:hAnsi="宋体"/>
-          <w:sz w:val="24"/>
-        </w:rPr>
-        <w:t>## 7. 常见疑问</w:t>
-      </w:r>
-    </w:p>
-    <w:p>
-      <w:pPr>
-        <w:rPr>
-          <w:rFonts w:ascii="宋体" w:eastAsia="宋体" w:hAnsi="宋体"/>
-          <w:sz w:val="24"/>
-        </w:rPr>
-      </w:pPr>
-    </w:p>
-    <w:p>
-      <w:pPr>
-        <w:rPr>
-          <w:rFonts w:ascii="宋体" w:eastAsia="宋体" w:hAnsi="宋体"/>
-          <w:sz w:val="24"/>
-        </w:rPr>
-      </w:pPr>
-      <w:r>
-        <w:rPr>
-          <w:rFonts w:ascii="宋体" w:eastAsia="宋体" w:hAnsi="宋体"/>
-          <w:sz w:val="24"/>
-        </w:rPr>
-        <w:t xml:space="preserve">**Q：插件里的模型切换是什么？**  </w:t>
-      </w:r>
-    </w:p>
-    <w:p>
-      <w:pPr>
-        <w:rPr>
-          <w:rFonts w:ascii="宋体" w:eastAsia="宋体" w:hAnsi="宋体"/>
-          <w:sz w:val="24"/>
-        </w:rPr>
-      </w:pPr>
-      <w:r>
-        <w:rPr>
-          <w:rFonts w:ascii="宋体" w:eastAsia="宋体" w:hAnsi="宋体"/>
-          <w:sz w:val="24"/>
-        </w:rPr>
-        <w:lastRenderedPageBreak/>
-        <w:t>A：切换的是发给网关的“模型名”（如 `</w:t>
-      </w:r>
-      <w:proofErr w:type="spellStart"/>
-      <w:r>
-        <w:rPr>
-          <w:rFonts w:ascii="宋体" w:eastAsia="宋体" w:hAnsi="宋体"/>
-          <w:sz w:val="24"/>
-        </w:rPr>
-        <w:t>deepseek</w:t>
-      </w:r>
-      <w:proofErr w:type="spellEnd"/>
-      <w:r>
-        <w:rPr>
-          <w:rFonts w:ascii="宋体" w:eastAsia="宋体" w:hAnsi="宋体"/>
-          <w:sz w:val="24"/>
-        </w:rPr>
-        <w:t>-chat`），网关根据这个名字路由到真实模型后端。</w:t>
-      </w:r>
-    </w:p>
-    <w:p>
-      <w:pPr>
-        <w:rPr>
-          <w:rFonts w:ascii="宋体" w:eastAsia="宋体" w:hAnsi="宋体"/>
-          <w:sz w:val="24"/>
-        </w:rPr>
-      </w:pPr>
-    </w:p>
-    <w:p>
-      <w:pPr>
-        <w:rPr>
-          <w:rFonts w:ascii="宋体" w:eastAsia="宋体" w:hAnsi="宋体"/>
-          <w:sz w:val="24"/>
-        </w:rPr>
-      </w:pPr>
-      <w:r>
-        <w:rPr>
-          <w:rFonts w:ascii="宋体" w:eastAsia="宋体" w:hAnsi="宋体"/>
-          <w:sz w:val="24"/>
-        </w:rPr>
-        <w:t xml:space="preserve">**Q：网关会不会成为性能瓶颈？**  </w:t>
-      </w:r>
-    </w:p>
-    <w:p>
-      <w:pPr>
-        <w:rPr>
-          <w:rFonts w:ascii="宋体" w:eastAsia="宋体" w:hAnsi="宋体"/>
-          <w:sz w:val="24"/>
-        </w:rPr>
-      </w:pPr>
-      <w:r>
-        <w:rPr>
-          <w:rFonts w:ascii="宋体" w:eastAsia="宋体" w:hAnsi="宋体"/>
-          <w:sz w:val="24"/>
-        </w:rPr>
-        <w:t>A：</w:t>
+        <w:t>在监控方面的用法</w:t>
+      </w:r>
+    </w:p>
+    <w:p>
+      <w:pPr>
+        <w:rPr>
+          <w:rFonts w:ascii="宋体" w:eastAsia="宋体" w:hAnsi="宋体"/>
+          <w:sz w:val="24"/>
+        </w:rPr>
+      </w:pPr>
+    </w:p>
+    <w:p>
+      <w:pPr>
+        <w:rPr>
+          <w:rFonts w:ascii="宋体" w:eastAsia="宋体" w:hAnsi="宋体"/>
+          <w:sz w:val="24"/>
+        </w:rPr>
+      </w:pPr>
+      <w:r>
+        <w:rPr>
+          <w:rFonts w:ascii="宋体" w:eastAsia="宋体" w:hAnsi="宋体" w:hint="eastAsia"/>
+          <w:sz w:val="24"/>
+        </w:rPr>
+        <w:t>它实际上已经内置了非常完善的监控功能，用于满足开发者对</w:t>
+      </w:r>
+      <w:r>
+        <w:rPr>
+          <w:rFonts w:ascii="宋体" w:eastAsia="宋体" w:hAnsi="宋体"/>
+          <w:sz w:val="24"/>
+        </w:rPr>
+        <w:t>API使用情况进行追踪的需求，这与你的需求很契合：</w:t>
+      </w:r>
+    </w:p>
+    <w:p>
+      <w:pPr>
+        <w:rPr>
+          <w:rFonts w:ascii="宋体" w:eastAsia="宋体" w:hAnsi="宋体"/>
+          <w:sz w:val="24"/>
+        </w:rPr>
+      </w:pPr>
+      <w:r>
+        <w:rPr>
+          <w:rFonts w:ascii="宋体" w:eastAsia="宋体" w:hAnsi="宋体"/>
+          <w:sz w:val="24"/>
+        </w:rPr>
+        <w:t>*   **实时UI仪表盘**：</w:t>
       </w:r>
       <w:proofErr w:type="spellStart"/>
       <w:r>
@@ -5537,1045 +7204,6 @@
           <w:rFonts w:ascii="宋体" w:eastAsia="宋体" w:hAnsi="宋体"/>
           <w:sz w:val="24"/>
         </w:rPr>
-        <w:t xml:space="preserve"> 在普通机器上可处理 1000 QPS，自身延迟亚毫秒级，基本无感知。开启语义缓存后还能大幅加速重复请求。</w:t>
-      </w:r>
-    </w:p>
-    <w:p>
-      <w:pPr>
-        <w:rPr>
-          <w:rFonts w:ascii="宋体" w:eastAsia="宋体" w:hAnsi="宋体"/>
-          <w:sz w:val="24"/>
-        </w:rPr>
-      </w:pPr>
-    </w:p>
-    <w:p>
-      <w:pPr>
-        <w:rPr>
-          <w:rFonts w:ascii="宋体" w:eastAsia="宋体" w:hAnsi="宋体"/>
-          <w:sz w:val="24"/>
-        </w:rPr>
-      </w:pPr>
-      <w:r>
-        <w:rPr>
-          <w:rFonts w:ascii="宋体" w:eastAsia="宋体" w:hAnsi="宋体"/>
-          <w:sz w:val="24"/>
-        </w:rPr>
-        <w:t xml:space="preserve">**Q：我还能继续使用 Copilot 吗？**  </w:t>
-      </w:r>
-    </w:p>
-    <w:p>
-      <w:pPr>
-        <w:rPr>
-          <w:rFonts w:ascii="宋体" w:eastAsia="宋体" w:hAnsi="宋体"/>
-          <w:sz w:val="24"/>
-        </w:rPr>
-      </w:pPr>
-      <w:r>
-        <w:rPr>
-          <w:rFonts w:ascii="宋体" w:eastAsia="宋体" w:hAnsi="宋体"/>
-          <w:sz w:val="24"/>
-        </w:rPr>
-        <w:t>A：可以保留，作为“快速补全”的补充，但主力开发请使用你的网关方案，以实现统一管理和成本可控。</w:t>
-      </w:r>
-    </w:p>
-    <w:p>
-      <w:pPr>
-        <w:rPr>
-          <w:rFonts w:ascii="宋体" w:eastAsia="宋体" w:hAnsi="宋体"/>
-          <w:sz w:val="24"/>
-        </w:rPr>
-      </w:pPr>
-    </w:p>
-    <w:p>
-      <w:pPr>
-        <w:rPr>
-          <w:rFonts w:ascii="宋体" w:eastAsia="宋体" w:hAnsi="宋体"/>
-          <w:sz w:val="24"/>
-        </w:rPr>
-      </w:pPr>
-      <w:r>
-        <w:rPr>
-          <w:rFonts w:ascii="宋体" w:eastAsia="宋体" w:hAnsi="宋体"/>
-          <w:sz w:val="24"/>
-        </w:rPr>
-        <w:t>---</w:t>
-      </w:r>
-    </w:p>
-    <w:p>
-      <w:pPr>
-        <w:rPr>
-          <w:rFonts w:ascii="宋体" w:eastAsia="宋体" w:hAnsi="宋体"/>
-          <w:sz w:val="24"/>
-        </w:rPr>
-      </w:pPr>
-    </w:p>
-    <w:p>
-      <w:pPr>
-        <w:rPr>
-          <w:rFonts w:ascii="宋体" w:eastAsia="宋体" w:hAnsi="宋体"/>
-          <w:sz w:val="24"/>
-        </w:rPr>
-      </w:pPr>
-      <w:r>
-        <w:rPr>
-          <w:rFonts w:ascii="宋体" w:eastAsia="宋体" w:hAnsi="宋体" w:hint="eastAsia"/>
-          <w:sz w:val="24"/>
-        </w:rPr>
-        <w:t>这份文档就是你搭建「个人</w:t>
-      </w:r>
-      <w:r>
-        <w:rPr>
-          <w:rFonts w:ascii="宋体" w:eastAsia="宋体" w:hAnsi="宋体"/>
-          <w:sz w:val="24"/>
-        </w:rPr>
-        <w:t xml:space="preserve"> AI 辅助开发团队」的完整蓝图。按步骤推进，你很快就会拥有一个灵活、强大且完全由自己掌控的 AI 开发环境。</w:t>
-      </w:r>
-    </w:p>
-    <w:p>
-      <w:pPr>
-        <w:rPr>
-          <w:rFonts w:ascii="宋体" w:eastAsia="宋体" w:hAnsi="宋体"/>
-          <w:sz w:val="24"/>
-        </w:rPr>
-      </w:pPr>
-    </w:p>
-    <w:p>
-      <w:pPr>
-        <w:rPr>
-          <w:rFonts w:ascii="宋体" w:eastAsia="宋体" w:hAnsi="宋体"/>
-          <w:sz w:val="24"/>
-        </w:rPr>
-      </w:pPr>
-      <w:proofErr w:type="spellStart"/>
-      <w:r>
-        <w:rPr>
-          <w:rFonts w:ascii="宋体" w:eastAsia="宋体" w:hAnsi="宋体"/>
-          <w:sz w:val="24"/>
-        </w:rPr>
-        <w:t>LiteLLM</w:t>
-      </w:r>
-      <w:proofErr w:type="spellEnd"/>
-      <w:r>
-        <w:rPr>
-          <w:rFonts w:ascii="宋体" w:eastAsia="宋体" w:hAnsi="宋体"/>
-          <w:sz w:val="24"/>
-        </w:rPr>
-        <w:t>的核心是一个强大的后端网关服务，并没有官方的桌面悬浮窗组件。</w:t>
-      </w:r>
-    </w:p>
-    <w:p>
-      <w:pPr>
-        <w:rPr>
-          <w:rFonts w:ascii="宋体" w:eastAsia="宋体" w:hAnsi="宋体"/>
-          <w:sz w:val="24"/>
-        </w:rPr>
-      </w:pPr>
-    </w:p>
-    <w:p>
-      <w:pPr>
-        <w:rPr>
-          <w:rFonts w:ascii="宋体" w:eastAsia="宋体" w:hAnsi="宋体"/>
-          <w:sz w:val="24"/>
-        </w:rPr>
-      </w:pPr>
-      <w:r>
-        <w:rPr>
-          <w:rFonts w:ascii="宋体" w:eastAsia="宋体" w:hAnsi="宋体" w:hint="eastAsia"/>
-          <w:sz w:val="24"/>
-        </w:rPr>
-        <w:t>不过，完全可以通过其他方式实现你想要的“悬浮窗”效果。这里有三条路径，从零代码到高定制，你可以根据偏好选择。</w:t>
-      </w:r>
-    </w:p>
-    <w:p>
-      <w:pPr>
-        <w:rPr>
-          <w:rFonts w:ascii="宋体" w:eastAsia="宋体" w:hAnsi="宋体"/>
-          <w:sz w:val="24"/>
-        </w:rPr>
-      </w:pPr>
-    </w:p>
-    <w:p>
-      <w:pPr>
-        <w:rPr>
-          <w:rFonts w:ascii="宋体" w:eastAsia="宋体" w:hAnsi="宋体"/>
-          <w:sz w:val="24"/>
-        </w:rPr>
-      </w:pPr>
-      <w:r>
-        <w:rPr>
-          <w:rFonts w:ascii="宋体" w:eastAsia="宋体" w:hAnsi="宋体"/>
-          <w:sz w:val="24"/>
-        </w:rPr>
-        <w:t xml:space="preserve">### </w:t>
-      </w:r>
-      <w:r>
-        <w:rPr>
-          <w:rFonts w:ascii="Segoe UI Emoji" w:eastAsia="宋体" w:hAnsi="Segoe UI Emoji" w:cs="Segoe UI Emoji"/>
-          <w:sz w:val="24"/>
-        </w:rPr>
-        <w:t>⚙️</w:t>
-      </w:r>
-      <w:r>
-        <w:rPr>
-          <w:rFonts w:ascii="宋体" w:eastAsia="宋体" w:hAnsi="宋体"/>
-          <w:sz w:val="24"/>
-        </w:rPr>
-        <w:t xml:space="preserve"> 方案选择指南</w:t>
-      </w:r>
-    </w:p>
-    <w:p>
-      <w:pPr>
-        <w:rPr>
-          <w:rFonts w:ascii="宋体" w:eastAsia="宋体" w:hAnsi="宋体"/>
-          <w:sz w:val="24"/>
-        </w:rPr>
-      </w:pPr>
-    </w:p>
-    <w:p>
-      <w:pPr>
-        <w:rPr>
-          <w:rFonts w:ascii="宋体" w:eastAsia="宋体" w:hAnsi="宋体"/>
-          <w:sz w:val="24"/>
-        </w:rPr>
-      </w:pPr>
-      <w:r>
-        <w:rPr>
-          <w:rFonts w:ascii="宋体" w:eastAsia="宋体" w:hAnsi="宋体"/>
-          <w:sz w:val="24"/>
-        </w:rPr>
-        <w:t xml:space="preserve">| 维度 | </w:t>
-      </w:r>
-      <w:r>
-        <w:rPr>
-          <w:rFonts w:ascii="Segoe UI Emoji" w:eastAsia="宋体" w:hAnsi="Segoe UI Emoji" w:cs="Segoe UI Emoji"/>
-          <w:sz w:val="24"/>
-        </w:rPr>
-        <w:t>🥇</w:t>
-      </w:r>
-      <w:r>
-        <w:rPr>
-          <w:rFonts w:ascii="宋体" w:eastAsia="宋体" w:hAnsi="宋体"/>
-          <w:sz w:val="24"/>
-        </w:rPr>
-        <w:t xml:space="preserve"> 方案一：使用现成桌面AI助手 | </w:t>
-      </w:r>
-      <w:r>
-        <w:rPr>
-          <w:rFonts w:ascii="Segoe UI Emoji" w:eastAsia="宋体" w:hAnsi="Segoe UI Emoji" w:cs="Segoe UI Emoji"/>
-          <w:sz w:val="24"/>
-        </w:rPr>
-        <w:t>🥈</w:t>
-      </w:r>
-      <w:r>
-        <w:rPr>
-          <w:rFonts w:ascii="宋体" w:eastAsia="宋体" w:hAnsi="宋体"/>
-          <w:sz w:val="24"/>
-        </w:rPr>
-        <w:t xml:space="preserve"> 方案二：</w:t>
-      </w:r>
-      <w:proofErr w:type="spellStart"/>
-      <w:r>
-        <w:rPr>
-          <w:rFonts w:ascii="宋体" w:eastAsia="宋体" w:hAnsi="宋体"/>
-          <w:sz w:val="24"/>
-        </w:rPr>
-        <w:t>LiteLLM</w:t>
-      </w:r>
-      <w:proofErr w:type="spellEnd"/>
-      <w:r>
-        <w:rPr>
-          <w:rFonts w:ascii="宋体" w:eastAsia="宋体" w:hAnsi="宋体"/>
-          <w:sz w:val="24"/>
-        </w:rPr>
-        <w:t xml:space="preserve">自带的Web仪表盘 | </w:t>
-      </w:r>
-      <w:r>
-        <w:rPr>
-          <w:rFonts w:ascii="Segoe UI Emoji" w:eastAsia="宋体" w:hAnsi="Segoe UI Emoji" w:cs="Segoe UI Emoji"/>
-          <w:sz w:val="24"/>
-        </w:rPr>
-        <w:t>🥉</w:t>
-      </w:r>
-      <w:r>
-        <w:rPr>
-          <w:rFonts w:ascii="宋体" w:eastAsia="宋体" w:hAnsi="宋体"/>
-          <w:sz w:val="24"/>
-        </w:rPr>
-        <w:t xml:space="preserve"> 方案三：自己动手开发GUI |</w:t>
-      </w:r>
-    </w:p>
-    <w:p>
-      <w:pPr>
-        <w:rPr>
-          <w:rFonts w:ascii="宋体" w:eastAsia="宋体" w:hAnsi="宋体"/>
-          <w:sz w:val="24"/>
-        </w:rPr>
-      </w:pPr>
-      <w:r>
-        <w:rPr>
-          <w:rFonts w:ascii="宋体" w:eastAsia="宋体" w:hAnsi="宋体"/>
-          <w:sz w:val="24"/>
-        </w:rPr>
-        <w:t>| :--- | :--- | :--- | :--- |</w:t>
-      </w:r>
-    </w:p>
-    <w:p>
-      <w:pPr>
-        <w:rPr>
-          <w:rFonts w:ascii="宋体" w:eastAsia="宋体" w:hAnsi="宋体"/>
-          <w:sz w:val="24"/>
-        </w:rPr>
-      </w:pPr>
-      <w:r>
-        <w:rPr>
-          <w:rFonts w:ascii="宋体" w:eastAsia="宋体" w:hAnsi="宋体"/>
-          <w:sz w:val="24"/>
-        </w:rPr>
-        <w:t>| **核心思路** | 找一款支持链接</w:t>
-      </w:r>
-      <w:proofErr w:type="spellStart"/>
-      <w:r>
-        <w:rPr>
-          <w:rFonts w:ascii="宋体" w:eastAsia="宋体" w:hAnsi="宋体"/>
-          <w:sz w:val="24"/>
-        </w:rPr>
-        <w:t>LiteLLM</w:t>
-      </w:r>
-      <w:proofErr w:type="spellEnd"/>
-      <w:r>
-        <w:rPr>
-          <w:rFonts w:ascii="宋体" w:eastAsia="宋体" w:hAnsi="宋体"/>
-          <w:sz w:val="24"/>
-        </w:rPr>
-        <w:t>、自带悬浮窗的成品软件。 | 用</w:t>
-      </w:r>
-      <w:r>
-        <w:rPr>
-          <w:rFonts w:ascii="宋体" w:eastAsia="宋体" w:hAnsi="宋体"/>
-          <w:sz w:val="24"/>
-        </w:rPr>
-        <w:lastRenderedPageBreak/>
-        <w:t>好</w:t>
-      </w:r>
-      <w:proofErr w:type="spellStart"/>
-      <w:r>
-        <w:rPr>
-          <w:rFonts w:ascii="宋体" w:eastAsia="宋体" w:hAnsi="宋体"/>
-          <w:sz w:val="24"/>
-        </w:rPr>
-        <w:t>LiteLLM</w:t>
-      </w:r>
-      <w:proofErr w:type="spellEnd"/>
-      <w:r>
-        <w:rPr>
-          <w:rFonts w:ascii="宋体" w:eastAsia="宋体" w:hAnsi="宋体"/>
-          <w:sz w:val="24"/>
-        </w:rPr>
-        <w:t>内置的管理界面，将其“伪装”成桌面应用。 | 基于</w:t>
-      </w:r>
-      <w:proofErr w:type="spellStart"/>
-      <w:r>
-        <w:rPr>
-          <w:rFonts w:ascii="宋体" w:eastAsia="宋体" w:hAnsi="宋体"/>
-          <w:sz w:val="24"/>
-        </w:rPr>
-        <w:t>Streamlit</w:t>
-      </w:r>
-      <w:proofErr w:type="spellEnd"/>
-      <w:r>
-        <w:rPr>
-          <w:rFonts w:ascii="宋体" w:eastAsia="宋体" w:hAnsi="宋体"/>
-          <w:sz w:val="24"/>
-        </w:rPr>
-        <w:t>等框架，为你的</w:t>
-      </w:r>
-      <w:proofErr w:type="spellStart"/>
-      <w:r>
-        <w:rPr>
-          <w:rFonts w:ascii="宋体" w:eastAsia="宋体" w:hAnsi="宋体"/>
-          <w:sz w:val="24"/>
-        </w:rPr>
-        <w:t>LiteLLM</w:t>
-      </w:r>
-      <w:proofErr w:type="spellEnd"/>
-      <w:r>
-        <w:rPr>
-          <w:rFonts w:ascii="宋体" w:eastAsia="宋体" w:hAnsi="宋体"/>
-          <w:sz w:val="24"/>
-        </w:rPr>
-        <w:t>量身打造轻量级桌面面板。 |</w:t>
-      </w:r>
-    </w:p>
-    <w:p>
-      <w:pPr>
-        <w:rPr>
-          <w:rFonts w:ascii="宋体" w:eastAsia="宋体" w:hAnsi="宋体"/>
-          <w:sz w:val="24"/>
-        </w:rPr>
-      </w:pPr>
-      <w:r>
-        <w:rPr>
-          <w:rFonts w:ascii="宋体" w:eastAsia="宋体" w:hAnsi="宋体"/>
-          <w:sz w:val="24"/>
-        </w:rPr>
-        <w:t>| **主要优点** | **功能全面**，开箱即用，体验流畅，省时省力。 | **部署成本最低**，无需额外开发，功能最为强大、稳定。 | **绝对可控**，可完全按自己心意设计，**最轻量**。 |</w:t>
-      </w:r>
-    </w:p>
-    <w:p>
-      <w:pPr>
-        <w:rPr>
-          <w:rFonts w:ascii="宋体" w:eastAsia="宋体" w:hAnsi="宋体"/>
-          <w:sz w:val="24"/>
-        </w:rPr>
-      </w:pPr>
-      <w:r>
-        <w:rPr>
-          <w:rFonts w:ascii="宋体" w:eastAsia="宋体" w:hAnsi="宋体"/>
-          <w:sz w:val="24"/>
-        </w:rPr>
-        <w:t>| **主要缺点** | 选择可能有限，需要甄别；可能附带额外开销。 | 本质上仍是Web页面，可能没有系统级悬浮窗那么“原生”。 | 需要投入额外的时间和精力进行开发。 |</w:t>
-      </w:r>
-    </w:p>
-    <w:p>
-      <w:pPr>
-        <w:rPr>
-          <w:rFonts w:ascii="宋体" w:eastAsia="宋体" w:hAnsi="宋体"/>
-          <w:sz w:val="24"/>
-        </w:rPr>
-      </w:pPr>
-      <w:r>
-        <w:rPr>
-          <w:rFonts w:ascii="宋体" w:eastAsia="宋体" w:hAnsi="宋体"/>
-          <w:sz w:val="24"/>
-        </w:rPr>
-        <w:t>| **适用人群** | 希望“即装即用”、追求完整桌面体验的用户。 | 希望以最快、最简单方式实现管理功能的用户。 | 享受DIY过程，对界面有独特要求的用户。 |</w:t>
-      </w:r>
-    </w:p>
-    <w:p>
-      <w:pPr>
-        <w:rPr>
-          <w:rFonts w:ascii="宋体" w:eastAsia="宋体" w:hAnsi="宋体"/>
-          <w:sz w:val="24"/>
-        </w:rPr>
-      </w:pPr>
-    </w:p>
-    <w:p>
-      <w:pPr>
-        <w:rPr>
-          <w:rFonts w:ascii="宋体" w:eastAsia="宋体" w:hAnsi="宋体"/>
-          <w:sz w:val="24"/>
-        </w:rPr>
-      </w:pPr>
-      <w:r>
-        <w:rPr>
-          <w:rFonts w:ascii="宋体" w:eastAsia="宋体" w:hAnsi="宋体"/>
-          <w:sz w:val="24"/>
-        </w:rPr>
-        <w:t>---</w:t>
-      </w:r>
-    </w:p>
-    <w:p>
-      <w:pPr>
-        <w:rPr>
-          <w:rFonts w:ascii="宋体" w:eastAsia="宋体" w:hAnsi="宋体"/>
-          <w:sz w:val="24"/>
-        </w:rPr>
-      </w:pPr>
-    </w:p>
-    <w:p>
-      <w:pPr>
-        <w:rPr>
-          <w:rFonts w:ascii="宋体" w:eastAsia="宋体" w:hAnsi="宋体"/>
-          <w:sz w:val="24"/>
-        </w:rPr>
-      </w:pPr>
-      <w:r>
-        <w:rPr>
-          <w:rFonts w:ascii="宋体" w:eastAsia="宋体" w:hAnsi="宋体"/>
-          <w:sz w:val="24"/>
-        </w:rPr>
-        <w:t xml:space="preserve">### </w:t>
-      </w:r>
-      <w:r>
-        <w:rPr>
-          <w:rFonts w:ascii="Segoe UI Emoji" w:eastAsia="宋体" w:hAnsi="Segoe UI Emoji" w:cs="Segoe UI Emoji"/>
-          <w:sz w:val="24"/>
-        </w:rPr>
-        <w:t>🥇</w:t>
-      </w:r>
-      <w:r>
-        <w:rPr>
-          <w:rFonts w:ascii="宋体" w:eastAsia="宋体" w:hAnsi="宋体"/>
-          <w:sz w:val="24"/>
-        </w:rPr>
-        <w:t xml:space="preserve"> 方案一：使用现成的桌面AI助手 (零代码，体验最佳)</w:t>
-      </w:r>
-    </w:p>
-    <w:p>
-      <w:pPr>
-        <w:rPr>
-          <w:rFonts w:ascii="宋体" w:eastAsia="宋体" w:hAnsi="宋体"/>
-          <w:sz w:val="24"/>
-        </w:rPr>
-      </w:pPr>
-    </w:p>
-    <w:p>
-      <w:pPr>
-        <w:rPr>
-          <w:rFonts w:ascii="宋体" w:eastAsia="宋体" w:hAnsi="宋体"/>
-          <w:sz w:val="24"/>
-        </w:rPr>
-      </w:pPr>
-      <w:r>
-        <w:rPr>
-          <w:rFonts w:ascii="宋体" w:eastAsia="宋体" w:hAnsi="宋体" w:hint="eastAsia"/>
-          <w:sz w:val="24"/>
-        </w:rPr>
-        <w:t>如果你想要一个开箱即用的“悬浮球”应用，最直接的方法是寻找现成的桌面</w:t>
-      </w:r>
-      <w:r>
-        <w:rPr>
-          <w:rFonts w:ascii="宋体" w:eastAsia="宋体" w:hAnsi="宋体"/>
-          <w:sz w:val="24"/>
-        </w:rPr>
-        <w:t>AI助手，例如你提到的 **`Desktop-Claw`**。这类工具本身自带悬浮窗，你只需要在它的模型配置里，将API地址指向本地</w:t>
-      </w:r>
-      <w:proofErr w:type="spellStart"/>
-      <w:r>
-        <w:rPr>
-          <w:rFonts w:ascii="宋体" w:eastAsia="宋体" w:hAnsi="宋体"/>
-          <w:sz w:val="24"/>
-        </w:rPr>
-        <w:t>LiteLLM</w:t>
-      </w:r>
-      <w:proofErr w:type="spellEnd"/>
-      <w:r>
-        <w:rPr>
-          <w:rFonts w:ascii="宋体" w:eastAsia="宋体" w:hAnsi="宋体"/>
-          <w:sz w:val="24"/>
-        </w:rPr>
-        <w:t>网关（例如 `http://localhost:4000`），它就成了</w:t>
-      </w:r>
-      <w:proofErr w:type="spellStart"/>
-      <w:r>
-        <w:rPr>
-          <w:rFonts w:ascii="宋体" w:eastAsia="宋体" w:hAnsi="宋体"/>
-          <w:sz w:val="24"/>
-        </w:rPr>
-        <w:t>LiteLLM</w:t>
-      </w:r>
-      <w:proofErr w:type="spellEnd"/>
-      <w:r>
-        <w:rPr>
-          <w:rFonts w:ascii="宋体" w:eastAsia="宋体" w:hAnsi="宋体"/>
-          <w:sz w:val="24"/>
-        </w:rPr>
-        <w:t>的专属桌面客户端。</w:t>
-      </w:r>
-    </w:p>
-    <w:p>
-      <w:pPr>
-        <w:rPr>
-          <w:rFonts w:ascii="宋体" w:eastAsia="宋体" w:hAnsi="宋体"/>
-          <w:sz w:val="24"/>
-        </w:rPr>
-      </w:pPr>
-    </w:p>
-    <w:p>
-      <w:pPr>
-        <w:rPr>
-          <w:rFonts w:ascii="宋体" w:eastAsia="宋体" w:hAnsi="宋体"/>
-          <w:sz w:val="24"/>
-        </w:rPr>
-      </w:pPr>
-      <w:r>
-        <w:rPr>
-          <w:rFonts w:ascii="宋体" w:eastAsia="宋体" w:hAnsi="宋体" w:hint="eastAsia"/>
-          <w:sz w:val="24"/>
-        </w:rPr>
-        <w:t>类似的客户端你可以在</w:t>
-      </w:r>
-      <w:r>
-        <w:rPr>
-          <w:rFonts w:ascii="宋体" w:eastAsia="宋体" w:hAnsi="宋体"/>
-          <w:sz w:val="24"/>
-        </w:rPr>
-        <w:t xml:space="preserve"> **`</w:t>
-      </w:r>
-      <w:proofErr w:type="spellStart"/>
-      <w:r>
-        <w:rPr>
-          <w:rFonts w:ascii="宋体" w:eastAsia="宋体" w:hAnsi="宋体"/>
-          <w:sz w:val="24"/>
-        </w:rPr>
-        <w:t>AgentPilot</w:t>
-      </w:r>
-      <w:proofErr w:type="spellEnd"/>
-      <w:r>
-        <w:rPr>
-          <w:rFonts w:ascii="宋体" w:eastAsia="宋体" w:hAnsi="宋体"/>
-          <w:sz w:val="24"/>
-        </w:rPr>
-        <w:t>`**、**`Agent Zero`**、**`</w:t>
-      </w:r>
-      <w:proofErr w:type="spellStart"/>
-      <w:r>
-        <w:rPr>
-          <w:rFonts w:ascii="宋体" w:eastAsia="宋体" w:hAnsi="宋体"/>
-          <w:sz w:val="24"/>
-        </w:rPr>
-        <w:t>OpenClaw</w:t>
-      </w:r>
-      <w:proofErr w:type="spellEnd"/>
-      <w:r>
-        <w:rPr>
-          <w:rFonts w:ascii="宋体" w:eastAsia="宋体" w:hAnsi="宋体"/>
-          <w:sz w:val="24"/>
-        </w:rPr>
-        <w:t>`**等相关开源项目中找到更多选择。它们通常都支持接入自定义API，能轻松与</w:t>
-      </w:r>
-      <w:proofErr w:type="spellStart"/>
-      <w:r>
-        <w:rPr>
-          <w:rFonts w:ascii="宋体" w:eastAsia="宋体" w:hAnsi="宋体"/>
-          <w:sz w:val="24"/>
-        </w:rPr>
-        <w:t>LiteLLM</w:t>
-      </w:r>
-      <w:proofErr w:type="spellEnd"/>
-      <w:r>
-        <w:rPr>
-          <w:rFonts w:ascii="宋体" w:eastAsia="宋体" w:hAnsi="宋体"/>
-          <w:sz w:val="24"/>
-        </w:rPr>
-        <w:t>集成。</w:t>
-      </w:r>
-    </w:p>
-    <w:p>
-      <w:pPr>
-        <w:rPr>
-          <w:rFonts w:ascii="宋体" w:eastAsia="宋体" w:hAnsi="宋体"/>
-          <w:sz w:val="24"/>
-        </w:rPr>
-      </w:pPr>
-    </w:p>
-    <w:p>
-      <w:pPr>
-        <w:rPr>
-          <w:rFonts w:ascii="宋体" w:eastAsia="宋体" w:hAnsi="宋体"/>
-          <w:sz w:val="24"/>
-        </w:rPr>
-      </w:pPr>
-      <w:r>
-        <w:rPr>
-          <w:rFonts w:ascii="宋体" w:eastAsia="宋体" w:hAnsi="宋体"/>
-          <w:sz w:val="24"/>
-        </w:rPr>
-        <w:t xml:space="preserve">### </w:t>
-      </w:r>
-      <w:r>
-        <w:rPr>
-          <w:rFonts w:ascii="Segoe UI Emoji" w:eastAsia="宋体" w:hAnsi="Segoe UI Emoji" w:cs="Segoe UI Emoji"/>
-          <w:sz w:val="24"/>
-        </w:rPr>
-        <w:t>🥈</w:t>
-      </w:r>
-      <w:r>
-        <w:rPr>
-          <w:rFonts w:ascii="宋体" w:eastAsia="宋体" w:hAnsi="宋体"/>
-          <w:sz w:val="24"/>
-        </w:rPr>
-        <w:t xml:space="preserve"> 方案二：使用</w:t>
-      </w:r>
-      <w:proofErr w:type="spellStart"/>
-      <w:r>
-        <w:rPr>
-          <w:rFonts w:ascii="宋体" w:eastAsia="宋体" w:hAnsi="宋体"/>
-          <w:sz w:val="24"/>
-        </w:rPr>
-        <w:t>LiteLLM</w:t>
-      </w:r>
-      <w:proofErr w:type="spellEnd"/>
-      <w:r>
-        <w:rPr>
-          <w:rFonts w:ascii="宋体" w:eastAsia="宋体" w:hAnsi="宋体"/>
-          <w:sz w:val="24"/>
-        </w:rPr>
-        <w:t>自带的Web UI (最简单，功能最强)</w:t>
-      </w:r>
-    </w:p>
-    <w:p>
-      <w:pPr>
-        <w:rPr>
-          <w:rFonts w:ascii="宋体" w:eastAsia="宋体" w:hAnsi="宋体"/>
-          <w:sz w:val="24"/>
-        </w:rPr>
-      </w:pPr>
-    </w:p>
-    <w:p>
-      <w:pPr>
-        <w:rPr>
-          <w:rFonts w:ascii="宋体" w:eastAsia="宋体" w:hAnsi="宋体"/>
-          <w:sz w:val="24"/>
-        </w:rPr>
-      </w:pPr>
-      <w:r>
-        <w:rPr>
-          <w:rFonts w:ascii="宋体" w:eastAsia="宋体" w:hAnsi="宋体" w:hint="eastAsia"/>
-          <w:sz w:val="24"/>
-        </w:rPr>
-        <w:t>如果不追求必须是“悬浮球”，</w:t>
-      </w:r>
-      <w:proofErr w:type="spellStart"/>
-      <w:r>
-        <w:rPr>
-          <w:rFonts w:ascii="宋体" w:eastAsia="宋体" w:hAnsi="宋体"/>
-          <w:sz w:val="24"/>
-        </w:rPr>
-        <w:t>LiteLLM</w:t>
-      </w:r>
-      <w:proofErr w:type="spellEnd"/>
-      <w:r>
-        <w:rPr>
-          <w:rFonts w:ascii="宋体" w:eastAsia="宋体" w:hAnsi="宋体"/>
-          <w:sz w:val="24"/>
-        </w:rPr>
-        <w:t xml:space="preserve"> Proxy自带一个功能强大的Web管理后台，启动服务后访问 `http://localhost:4000/ui` 即可使用。它能提供实时的请求日志、Token用量和花费分析，支持多模型管理。虽然它的默认界面功</w:t>
-      </w:r>
-      <w:r>
-        <w:rPr>
-          <w:rFonts w:ascii="宋体" w:eastAsia="宋体" w:hAnsi="宋体"/>
-          <w:sz w:val="24"/>
-        </w:rPr>
-        <w:lastRenderedPageBreak/>
-        <w:t>能相对基础，但可以通过集成更专业的数据可视化工具（如</w:t>
-      </w:r>
-      <w:proofErr w:type="spellStart"/>
-      <w:r>
-        <w:rPr>
-          <w:rFonts w:ascii="宋体" w:eastAsia="宋体" w:hAnsi="宋体"/>
-          <w:sz w:val="24"/>
-        </w:rPr>
-        <w:t>SigNoz</w:t>
-      </w:r>
-      <w:proofErr w:type="spellEnd"/>
-      <w:r>
-        <w:rPr>
-          <w:rFonts w:ascii="宋体" w:eastAsia="宋体" w:hAnsi="宋体"/>
-          <w:sz w:val="24"/>
-        </w:rPr>
-        <w:t>）或日志分析平台（如</w:t>
-      </w:r>
-      <w:proofErr w:type="spellStart"/>
-      <w:r>
-        <w:rPr>
-          <w:rFonts w:ascii="宋体" w:eastAsia="宋体" w:hAnsi="宋体"/>
-          <w:sz w:val="24"/>
-        </w:rPr>
-        <w:t>Langfuse</w:t>
-      </w:r>
-      <w:proofErr w:type="spellEnd"/>
-      <w:r>
-        <w:rPr>
-          <w:rFonts w:ascii="宋体" w:eastAsia="宋体" w:hAnsi="宋体"/>
-          <w:sz w:val="24"/>
-        </w:rPr>
-        <w:t>）来扩展监控能力。</w:t>
-      </w:r>
-    </w:p>
-    <w:p>
-      <w:pPr>
-        <w:rPr>
-          <w:rFonts w:ascii="宋体" w:eastAsia="宋体" w:hAnsi="宋体"/>
-          <w:sz w:val="24"/>
-        </w:rPr>
-      </w:pPr>
-    </w:p>
-    <w:p>
-      <w:pPr>
-        <w:rPr>
-          <w:rFonts w:ascii="宋体" w:eastAsia="宋体" w:hAnsi="宋体"/>
-          <w:sz w:val="24"/>
-        </w:rPr>
-      </w:pPr>
-      <w:r>
-        <w:rPr>
-          <w:rFonts w:ascii="宋体" w:eastAsia="宋体" w:hAnsi="宋体" w:hint="eastAsia"/>
-          <w:sz w:val="24"/>
-        </w:rPr>
-        <w:t>如果你想让这个</w:t>
-      </w:r>
-      <w:r>
-        <w:rPr>
-          <w:rFonts w:ascii="宋体" w:eastAsia="宋体" w:hAnsi="宋体"/>
-          <w:sz w:val="24"/>
-        </w:rPr>
-        <w:t>Web界面更像一个“桌面应用”，可以：</w:t>
-      </w:r>
-    </w:p>
-    <w:p>
-      <w:pPr>
-        <w:rPr>
-          <w:rFonts w:ascii="宋体" w:eastAsia="宋体" w:hAnsi="宋体"/>
-          <w:sz w:val="24"/>
-        </w:rPr>
-      </w:pPr>
-      <w:r>
-        <w:rPr>
-          <w:rFonts w:ascii="宋体" w:eastAsia="宋体" w:hAnsi="宋体"/>
-          <w:sz w:val="24"/>
-        </w:rPr>
-        <w:t>*   **钉在任务栏**：在浏览器中打开管理页面后，创建快捷方式或固定标签页，方便随时点开。</w:t>
-      </w:r>
-    </w:p>
-    <w:p>
-      <w:pPr>
-        <w:rPr>
-          <w:rFonts w:ascii="宋体" w:eastAsia="宋体" w:hAnsi="宋体"/>
-          <w:sz w:val="24"/>
-        </w:rPr>
-      </w:pPr>
-      <w:r>
-        <w:rPr>
-          <w:rFonts w:ascii="宋体" w:eastAsia="宋体" w:hAnsi="宋体"/>
-          <w:sz w:val="24"/>
-        </w:rPr>
-        <w:t>*   **创建独立窗口**：通过Chrome的`设置 -&gt; 更多工具 -&gt; 创建快捷方式`，或在Edge的`应用 -&gt; 将此站点作为应用安装`，把它变成一个没有地址栏的独立窗口应用。</w:t>
-      </w:r>
-    </w:p>
-    <w:p>
-      <w:pPr>
-        <w:rPr>
-          <w:rFonts w:ascii="宋体" w:eastAsia="宋体" w:hAnsi="宋体"/>
-          <w:sz w:val="24"/>
-        </w:rPr>
-      </w:pPr>
-    </w:p>
-    <w:p>
-      <w:pPr>
-        <w:rPr>
-          <w:rFonts w:ascii="宋体" w:eastAsia="宋体" w:hAnsi="宋体"/>
-          <w:sz w:val="24"/>
-        </w:rPr>
-      </w:pPr>
-      <w:r>
-        <w:rPr>
-          <w:rFonts w:ascii="宋体" w:eastAsia="宋体" w:hAnsi="宋体"/>
-          <w:sz w:val="24"/>
-        </w:rPr>
-        <w:t xml:space="preserve">### </w:t>
-      </w:r>
-      <w:r>
-        <w:rPr>
-          <w:rFonts w:ascii="Segoe UI Emoji" w:eastAsia="宋体" w:hAnsi="Segoe UI Emoji" w:cs="Segoe UI Emoji"/>
-          <w:sz w:val="24"/>
-        </w:rPr>
-        <w:t>🥉</w:t>
-      </w:r>
-      <w:r>
-        <w:rPr>
-          <w:rFonts w:ascii="宋体" w:eastAsia="宋体" w:hAnsi="宋体"/>
-          <w:sz w:val="24"/>
-        </w:rPr>
-        <w:t xml:space="preserve"> 方案三：自己动手开发 (最高定制，最轻量)</w:t>
-      </w:r>
-    </w:p>
-    <w:p>
-      <w:pPr>
-        <w:rPr>
-          <w:rFonts w:ascii="宋体" w:eastAsia="宋体" w:hAnsi="宋体"/>
-          <w:sz w:val="24"/>
-        </w:rPr>
-      </w:pPr>
-    </w:p>
-    <w:p>
-      <w:pPr>
-        <w:rPr>
-          <w:rFonts w:ascii="宋体" w:eastAsia="宋体" w:hAnsi="宋体"/>
-          <w:sz w:val="24"/>
-        </w:rPr>
-      </w:pPr>
-      <w:r>
-        <w:rPr>
-          <w:rFonts w:ascii="宋体" w:eastAsia="宋体" w:hAnsi="宋体" w:hint="eastAsia"/>
-          <w:sz w:val="24"/>
-        </w:rPr>
-        <w:t>如果以上方案都不满意，你可以使用</w:t>
-      </w:r>
-      <w:r>
-        <w:rPr>
-          <w:rFonts w:ascii="宋体" w:eastAsia="宋体" w:hAnsi="宋体"/>
-          <w:sz w:val="24"/>
-        </w:rPr>
-        <w:t xml:space="preserve"> `</w:t>
-      </w:r>
-      <w:proofErr w:type="spellStart"/>
-      <w:r>
-        <w:rPr>
-          <w:rFonts w:ascii="宋体" w:eastAsia="宋体" w:hAnsi="宋体"/>
-          <w:sz w:val="24"/>
-        </w:rPr>
-        <w:t>Streamlit</w:t>
-      </w:r>
-      <w:proofErr w:type="spellEnd"/>
-      <w:r>
-        <w:rPr>
-          <w:rFonts w:ascii="宋体" w:eastAsia="宋体" w:hAnsi="宋体"/>
-          <w:sz w:val="24"/>
-        </w:rPr>
-        <w:t>` 等框架，为你的</w:t>
-      </w:r>
-      <w:proofErr w:type="spellStart"/>
-      <w:r>
-        <w:rPr>
-          <w:rFonts w:ascii="宋体" w:eastAsia="宋体" w:hAnsi="宋体"/>
-          <w:sz w:val="24"/>
-        </w:rPr>
-        <w:t>LiteLLM</w:t>
-      </w:r>
-      <w:proofErr w:type="spellEnd"/>
-      <w:r>
-        <w:rPr>
-          <w:rFonts w:ascii="宋体" w:eastAsia="宋体" w:hAnsi="宋体"/>
-          <w:sz w:val="24"/>
-        </w:rPr>
-        <w:t>量身定做一个超轻量的桌面面板。这个面板可以只显示你关心的核心数据，比如当前使用的模型和本月Token消耗。你可以轻松地将它设置成系统级的“**置顶窗口**”，模拟悬浮窗的体验。</w:t>
-      </w:r>
-    </w:p>
-    <w:p>
-      <w:pPr>
-        <w:rPr>
-          <w:rFonts w:ascii="宋体" w:eastAsia="宋体" w:hAnsi="宋体"/>
-          <w:sz w:val="24"/>
-        </w:rPr>
-      </w:pPr>
-    </w:p>
-    <w:p>
-      <w:pPr>
-        <w:rPr>
-          <w:rFonts w:ascii="宋体" w:eastAsia="宋体" w:hAnsi="宋体"/>
-          <w:sz w:val="24"/>
-        </w:rPr>
-      </w:pPr>
-      <w:r>
-        <w:rPr>
-          <w:rFonts w:ascii="宋体" w:eastAsia="宋体" w:hAnsi="宋体"/>
-          <w:sz w:val="24"/>
-        </w:rPr>
-        <w:t>---</w:t>
-      </w:r>
-    </w:p>
-    <w:p>
-      <w:pPr>
-        <w:rPr>
-          <w:rFonts w:ascii="宋体" w:eastAsia="宋体" w:hAnsi="宋体"/>
-          <w:sz w:val="24"/>
-        </w:rPr>
-      </w:pPr>
-    </w:p>
-    <w:p>
-      <w:pPr>
-        <w:rPr>
-          <w:rFonts w:ascii="宋体" w:eastAsia="宋体" w:hAnsi="宋体"/>
-          <w:sz w:val="24"/>
-        </w:rPr>
-      </w:pPr>
-      <w:r>
-        <w:rPr>
-          <w:rFonts w:ascii="宋体" w:eastAsia="宋体" w:hAnsi="宋体"/>
-          <w:sz w:val="24"/>
-        </w:rPr>
-        <w:t xml:space="preserve">### </w:t>
-      </w:r>
-      <w:r>
-        <w:rPr>
-          <w:rFonts w:ascii="Segoe UI Emoji" w:eastAsia="宋体" w:hAnsi="Segoe UI Emoji" w:cs="Segoe UI Emoji"/>
-          <w:sz w:val="24"/>
-        </w:rPr>
-        <w:t>📌</w:t>
-      </w:r>
-      <w:r>
-        <w:rPr>
-          <w:rFonts w:ascii="宋体" w:eastAsia="宋体" w:hAnsi="宋体"/>
-          <w:sz w:val="24"/>
-        </w:rPr>
-        <w:t xml:space="preserve"> 你可能还想了解：</w:t>
-      </w:r>
-      <w:proofErr w:type="spellStart"/>
-      <w:r>
-        <w:rPr>
-          <w:rFonts w:ascii="宋体" w:eastAsia="宋体" w:hAnsi="宋体"/>
-          <w:sz w:val="24"/>
-        </w:rPr>
-        <w:t>LiteLLM</w:t>
-      </w:r>
-      <w:proofErr w:type="spellEnd"/>
-      <w:r>
-        <w:rPr>
-          <w:rFonts w:ascii="宋体" w:eastAsia="宋体" w:hAnsi="宋体"/>
-          <w:sz w:val="24"/>
-        </w:rPr>
-        <w:t>在监控方面的用法</w:t>
-      </w:r>
-    </w:p>
-    <w:p>
-      <w:pPr>
-        <w:rPr>
-          <w:rFonts w:ascii="宋体" w:eastAsia="宋体" w:hAnsi="宋体"/>
-          <w:sz w:val="24"/>
-        </w:rPr>
-      </w:pPr>
-    </w:p>
-    <w:p>
-      <w:pPr>
-        <w:rPr>
-          <w:rFonts w:ascii="宋体" w:eastAsia="宋体" w:hAnsi="宋体"/>
-          <w:sz w:val="24"/>
-        </w:rPr>
-      </w:pPr>
-      <w:r>
-        <w:rPr>
-          <w:rFonts w:ascii="宋体" w:eastAsia="宋体" w:hAnsi="宋体" w:hint="eastAsia"/>
-          <w:sz w:val="24"/>
-        </w:rPr>
-        <w:t>它实际上已经内置了非常完善的监控功能，用于满足开发者对</w:t>
-      </w:r>
-      <w:r>
-        <w:rPr>
-          <w:rFonts w:ascii="宋体" w:eastAsia="宋体" w:hAnsi="宋体"/>
-          <w:sz w:val="24"/>
-        </w:rPr>
-        <w:t>API使用情况进行追踪的需求，这与你的需求很契合：</w:t>
-      </w:r>
-    </w:p>
-    <w:p>
-      <w:pPr>
-        <w:rPr>
-          <w:rFonts w:ascii="宋体" w:eastAsia="宋体" w:hAnsi="宋体"/>
-          <w:sz w:val="24"/>
-        </w:rPr>
-      </w:pPr>
-      <w:r>
-        <w:rPr>
-          <w:rFonts w:ascii="宋体" w:eastAsia="宋体" w:hAnsi="宋体"/>
-          <w:sz w:val="24"/>
-        </w:rPr>
-        <w:t>*   **实时UI仪表盘**：</w:t>
-      </w:r>
-      <w:proofErr w:type="spellStart"/>
-      <w:r>
-        <w:rPr>
-          <w:rFonts w:ascii="宋体" w:eastAsia="宋体" w:hAnsi="宋体"/>
-          <w:sz w:val="24"/>
-        </w:rPr>
-        <w:t>LiteLLM</w:t>
-      </w:r>
-      <w:proofErr w:type="spellEnd"/>
-      <w:r>
-        <w:rPr>
-          <w:rFonts w:ascii="宋体" w:eastAsia="宋体" w:hAnsi="宋体"/>
-          <w:sz w:val="24"/>
-        </w:rPr>
         <w:t>提供了一个网络仪表盘来监控使用情况和花费，以及管理API密钥、模型和预算等。</w:t>
       </w:r>
     </w:p>
@@ -6614,7 +7242,6 @@
           <w:rFonts w:ascii="宋体" w:eastAsia="宋体" w:hAnsi="宋体" w:hint="eastAsia"/>
           <w:sz w:val="24"/>
         </w:rPr>
-        <w:lastRenderedPageBreak/>
         <w:t>另外，无论是通过</w:t>
       </w:r>
       <w:r>

--- a/设计文档/系统设计文档.docx
+++ b/设计文档/系统设计文档.docx
@@ -375,23 +375,7 @@
           <w:rFonts w:ascii="宋体" w:eastAsia="宋体" w:hAnsi="宋体" w:hint="eastAsia"/>
           <w:sz w:val="24"/>
         </w:rPr>
-        <w:t>制作个性化对话AI或者游戏/</w:t>
-      </w:r>
-      <w:proofErr w:type="gramStart"/>
-      <w:r>
-        <w:rPr>
-          <w:rFonts w:ascii="宋体" w:eastAsia="宋体" w:hAnsi="宋体" w:hint="eastAsia"/>
-          <w:sz w:val="24"/>
-        </w:rPr>
-        <w:t>动漫角色</w:t>
-      </w:r>
-      <w:proofErr w:type="gramEnd"/>
-      <w:r>
-        <w:rPr>
-          <w:rFonts w:ascii="宋体" w:eastAsia="宋体" w:hAnsi="宋体" w:hint="eastAsia"/>
-          <w:sz w:val="24"/>
-        </w:rPr>
-        <w:t>AI等（纯扩展）</w:t>
+        <w:t>制作个性化对话AI或者游戏/动漫角色AI等（纯扩展）</w:t>
       </w:r>
     </w:p>
     <w:p>
@@ -619,23 +603,7 @@
           <w:rFonts w:ascii="宋体" w:eastAsia="宋体" w:hAnsi="宋体" w:hint="eastAsia"/>
           <w:sz w:val="24"/>
         </w:rPr>
-        <w:t>模型管理（</w:t>
-      </w:r>
-      <w:proofErr w:type="spellStart"/>
-      <w:r>
-        <w:rPr>
-          <w:rFonts w:ascii="宋体" w:eastAsia="宋体" w:hAnsi="宋体" w:hint="eastAsia"/>
-          <w:sz w:val="24"/>
-        </w:rPr>
-        <w:t>LLMManager</w:t>
-      </w:r>
-      <w:proofErr w:type="spellEnd"/>
-      <w:r>
-        <w:rPr>
-          <w:rFonts w:ascii="宋体" w:eastAsia="宋体" w:hAnsi="宋体" w:hint="eastAsia"/>
-          <w:sz w:val="24"/>
-        </w:rPr>
-        <w:t>）：</w:t>
+        <w:t>模型管理（LLMManager）：</w:t>
       </w:r>
     </w:p>
     <w:p>
@@ -677,23 +645,7 @@
           <w:rFonts w:ascii="宋体" w:eastAsia="宋体" w:hAnsi="宋体" w:hint="eastAsia"/>
           <w:sz w:val="24"/>
         </w:rPr>
-        <w:t>会话管理（</w:t>
-      </w:r>
-      <w:proofErr w:type="spellStart"/>
-      <w:r>
-        <w:rPr>
-          <w:rFonts w:ascii="宋体" w:eastAsia="宋体" w:hAnsi="宋体" w:hint="eastAsia"/>
-          <w:sz w:val="24"/>
-        </w:rPr>
-        <w:t>SessonManager</w:t>
-      </w:r>
-      <w:proofErr w:type="spellEnd"/>
-      <w:r>
-        <w:rPr>
-          <w:rFonts w:ascii="宋体" w:eastAsia="宋体" w:hAnsi="宋体" w:hint="eastAsia"/>
-          <w:sz w:val="24"/>
-        </w:rPr>
-        <w:t>）：</w:t>
+        <w:t>会话管理（SessonManager）：</w:t>
       </w:r>
     </w:p>
     <w:p>
@@ -779,23 +731,7 @@
           <w:rFonts w:ascii="宋体" w:eastAsia="宋体" w:hAnsi="宋体" w:hint="eastAsia"/>
           <w:sz w:val="24"/>
         </w:rPr>
-        <w:t>对于接入云端模型，最终由</w:t>
-      </w:r>
-      <w:proofErr w:type="spellStart"/>
-      <w:r>
-        <w:rPr>
-          <w:rFonts w:ascii="宋体" w:eastAsia="宋体" w:hAnsi="宋体" w:hint="eastAsia"/>
-          <w:sz w:val="24"/>
-        </w:rPr>
-        <w:t>ChatSDK</w:t>
-      </w:r>
-      <w:proofErr w:type="spellEnd"/>
-      <w:r>
-        <w:rPr>
-          <w:rFonts w:ascii="宋体" w:eastAsia="宋体" w:hAnsi="宋体" w:hint="eastAsia"/>
-          <w:sz w:val="24"/>
-        </w:rPr>
-        <w:t>将用户的信息转发给本地安装的Ollama服务器，由这个服务器和第三方模型进行对接。</w:t>
+        <w:t>对于接入云端模型，最终由ChatSDK将用户的信息转发给本地安装的Ollama服务器，由这个服务器和第三方模型进行对接。</w:t>
       </w:r>
     </w:p>
     <w:p>
@@ -807,23 +743,13 @@
           <w:szCs w:val="32"/>
         </w:rPr>
       </w:pPr>
-      <w:proofErr w:type="gramStart"/>
       <w:r>
         <w:rPr>
           <w:rFonts w:ascii="宋体" w:eastAsia="宋体" w:hAnsi="宋体" w:hint="eastAsia"/>
           <w:sz w:val="32"/>
           <w:szCs w:val="32"/>
         </w:rPr>
-        <w:t>第三方库和</w:t>
-      </w:r>
-      <w:proofErr w:type="gramEnd"/>
-      <w:r>
-        <w:rPr>
-          <w:rFonts w:ascii="宋体" w:eastAsia="宋体" w:hAnsi="宋体" w:hint="eastAsia"/>
-          <w:sz w:val="32"/>
-          <w:szCs w:val="32"/>
-        </w:rPr>
-        <w:t>依赖的确定</w:t>
+        <w:t>第三方库和依赖的确定</w:t>
       </w:r>
     </w:p>
     <w:p/>
@@ -843,19 +769,11 @@
           <w:numId w:val="9"/>
         </w:numPr>
       </w:pPr>
-      <w:proofErr w:type="spellStart"/>
       <w:r>
         <w:rPr>
           <w:rFonts w:hint="eastAsia"/>
         </w:rPr>
-        <w:t>libgflags</w:t>
-      </w:r>
-      <w:proofErr w:type="spellEnd"/>
-      <w:r>
-        <w:rPr>
-          <w:rFonts w:hint="eastAsia"/>
-        </w:rPr>
-        <w:t>：处理C++命令行参数的库</w:t>
+        <w:t>libgflags：处理C++命令行参数的库</w:t>
       </w:r>
     </w:p>
     <w:p>
@@ -866,19 +784,11 @@
           <w:numId w:val="9"/>
         </w:numPr>
       </w:pPr>
-      <w:proofErr w:type="spellStart"/>
       <w:r>
         <w:rPr>
           <w:rFonts w:hint="eastAsia"/>
         </w:rPr>
-        <w:t>spdlog</w:t>
-      </w:r>
-      <w:proofErr w:type="spellEnd"/>
-      <w:r>
-        <w:rPr>
-          <w:rFonts w:hint="eastAsia"/>
-        </w:rPr>
-        <w:t>: C++主流日志库</w:t>
+        <w:t>spdlog: C++主流日志库</w:t>
       </w:r>
     </w:p>
     <w:p>
@@ -889,33 +799,11 @@
           <w:numId w:val="9"/>
         </w:numPr>
       </w:pPr>
-      <w:proofErr w:type="spellStart"/>
       <w:r>
         <w:rPr>
           <w:rFonts w:hint="eastAsia"/>
         </w:rPr>
-        <w:t>fmt</w:t>
-      </w:r>
-      <w:proofErr w:type="spellEnd"/>
-      <w:r>
-        <w:rPr>
-          <w:rFonts w:hint="eastAsia"/>
-        </w:rPr>
-        <w:t>: C++格式化库，代替print比</w:t>
-      </w:r>
-      <w:proofErr w:type="spellStart"/>
-      <w:r>
-        <w:rPr>
-          <w:rFonts w:hint="eastAsia"/>
-        </w:rPr>
-        <w:t>cout</w:t>
-      </w:r>
-      <w:proofErr w:type="spellEnd"/>
-      <w:r>
-        <w:rPr>
-          <w:rFonts w:hint="eastAsia"/>
-        </w:rPr>
-        <w:t>更快</w:t>
+        <w:t>fmt: C++格式化库，代替print比cout更快</w:t>
       </w:r>
     </w:p>
     <w:p>
@@ -926,19 +814,11 @@
           <w:numId w:val="9"/>
         </w:numPr>
       </w:pPr>
-      <w:proofErr w:type="spellStart"/>
       <w:r>
         <w:rPr>
           <w:rFonts w:hint="eastAsia"/>
         </w:rPr>
-        <w:t>json-cpp</w:t>
-      </w:r>
-      <w:proofErr w:type="spellEnd"/>
-      <w:r>
-        <w:rPr>
-          <w:rFonts w:hint="eastAsia"/>
-        </w:rPr>
-        <w:t>: JSON格式序列化反序列化库</w:t>
+        <w:t>json-cpp: JSON格式序列化反序列化库</w:t>
       </w:r>
     </w:p>
     <w:p/>
@@ -954,21 +834,12 @@
           <w:sz w:val="24"/>
         </w:rPr>
       </w:pPr>
-      <w:proofErr w:type="spellStart"/>
-      <w:r>
-        <w:rPr>
-          <w:rFonts w:ascii="宋体" w:eastAsia="宋体" w:hAnsi="宋体" w:hint="eastAsia"/>
-          <w:sz w:val="24"/>
-        </w:rPr>
-        <w:t>cpp-httplib</w:t>
-      </w:r>
-      <w:proofErr w:type="spellEnd"/>
-      <w:r>
-        <w:rPr>
-          <w:rFonts w:ascii="宋体" w:eastAsia="宋体" w:hAnsi="宋体" w:hint="eastAsia"/>
-          <w:sz w:val="24"/>
-        </w:rPr>
-        <w:t>：轻量级的C++ HTTP客户端/服务端的库</w:t>
+      <w:r>
+        <w:rPr>
+          <w:rFonts w:ascii="宋体" w:eastAsia="宋体" w:hAnsi="宋体" w:hint="eastAsia"/>
+          <w:sz w:val="24"/>
+        </w:rPr>
+        <w:t>cpp-httplib：轻量级的C++ HTTP客户端/服务端的库</w:t>
       </w:r>
     </w:p>
     <w:p>
@@ -983,21 +854,12 @@
           <w:sz w:val="24"/>
         </w:rPr>
       </w:pPr>
-      <w:proofErr w:type="spellStart"/>
-      <w:r>
-        <w:rPr>
-          <w:rFonts w:ascii="宋体" w:eastAsia="宋体" w:hAnsi="宋体" w:hint="eastAsia"/>
-          <w:sz w:val="24"/>
-        </w:rPr>
-        <w:t>spdlog</w:t>
-      </w:r>
-      <w:proofErr w:type="spellEnd"/>
-      <w:r>
-        <w:rPr>
-          <w:rFonts w:ascii="宋体" w:eastAsia="宋体" w:hAnsi="宋体" w:hint="eastAsia"/>
-          <w:sz w:val="24"/>
-        </w:rPr>
-        <w:t>：高性能，简单配置的C++日志库</w:t>
+      <w:r>
+        <w:rPr>
+          <w:rFonts w:ascii="宋体" w:eastAsia="宋体" w:hAnsi="宋体" w:hint="eastAsia"/>
+          <w:sz w:val="24"/>
+        </w:rPr>
+        <w:t>spdlog：高性能，简单配置的C++日志库</w:t>
       </w:r>
     </w:p>
     <w:p>
@@ -1012,37 +874,12 @@
           <w:sz w:val="24"/>
         </w:rPr>
       </w:pPr>
-      <w:proofErr w:type="spellStart"/>
-      <w:r>
-        <w:rPr>
-          <w:rFonts w:ascii="宋体" w:eastAsia="宋体" w:hAnsi="宋体" w:hint="eastAsia"/>
-          <w:sz w:val="24"/>
-        </w:rPr>
-        <w:t>jsoncpp</w:t>
-      </w:r>
-      <w:proofErr w:type="spellEnd"/>
-      <w:r>
-        <w:rPr>
-          <w:rFonts w:ascii="宋体" w:eastAsia="宋体" w:hAnsi="宋体" w:hint="eastAsia"/>
-          <w:sz w:val="24"/>
-        </w:rPr>
-        <w:t>：高性能的</w:t>
-      </w:r>
-      <w:proofErr w:type="spellStart"/>
-      <w:r>
-        <w:rPr>
-          <w:rFonts w:ascii="宋体" w:eastAsia="宋体" w:hAnsi="宋体" w:hint="eastAsia"/>
-          <w:sz w:val="24"/>
-        </w:rPr>
-        <w:t>json</w:t>
-      </w:r>
-      <w:proofErr w:type="spellEnd"/>
-      <w:r>
-        <w:rPr>
-          <w:rFonts w:ascii="宋体" w:eastAsia="宋体" w:hAnsi="宋体" w:hint="eastAsia"/>
-          <w:sz w:val="24"/>
-        </w:rPr>
-        <w:t>库，用于传输时的序列化反序列化</w:t>
+      <w:r>
+        <w:rPr>
+          <w:rFonts w:ascii="宋体" w:eastAsia="宋体" w:hAnsi="宋体" w:hint="eastAsia"/>
+          <w:sz w:val="24"/>
+        </w:rPr>
+        <w:t>jsoncpp：高性能的json库，用于传输时的序列化反序列化</w:t>
       </w:r>
     </w:p>
     <w:p>
@@ -1057,21 +894,12 @@
           <w:sz w:val="24"/>
         </w:rPr>
       </w:pPr>
-      <w:proofErr w:type="spellStart"/>
-      <w:r>
-        <w:rPr>
-          <w:rFonts w:ascii="宋体" w:eastAsia="宋体" w:hAnsi="宋体" w:hint="eastAsia"/>
-          <w:sz w:val="24"/>
-        </w:rPr>
-        <w:t>sqlite</w:t>
-      </w:r>
-      <w:proofErr w:type="spellEnd"/>
-      <w:r>
-        <w:rPr>
-          <w:rFonts w:ascii="宋体" w:eastAsia="宋体" w:hAnsi="宋体" w:hint="eastAsia"/>
-          <w:sz w:val="24"/>
-        </w:rPr>
-        <w:t>：轻量级的嵌入式关系型数据库，支持标准的SQL语句</w:t>
+      <w:r>
+        <w:rPr>
+          <w:rFonts w:ascii="宋体" w:eastAsia="宋体" w:hAnsi="宋体" w:hint="eastAsia"/>
+          <w:sz w:val="24"/>
+        </w:rPr>
+        <w:t>sqlite：轻量级的嵌入式关系型数据库，支持标准的SQL语句</w:t>
       </w:r>
     </w:p>
     <w:p>
@@ -1086,21 +914,12 @@
           <w:sz w:val="24"/>
         </w:rPr>
       </w:pPr>
-      <w:proofErr w:type="spellStart"/>
-      <w:r>
-        <w:rPr>
-          <w:rFonts w:ascii="宋体" w:eastAsia="宋体" w:hAnsi="宋体" w:hint="eastAsia"/>
-          <w:sz w:val="24"/>
-        </w:rPr>
-        <w:t>gflags</w:t>
-      </w:r>
-      <w:proofErr w:type="spellEnd"/>
-      <w:r>
-        <w:rPr>
-          <w:rFonts w:ascii="宋体" w:eastAsia="宋体" w:hAnsi="宋体" w:hint="eastAsia"/>
-          <w:sz w:val="24"/>
-        </w:rPr>
-        <w:t>：定义和解析命令行参数的C++库</w:t>
+      <w:r>
+        <w:rPr>
+          <w:rFonts w:ascii="宋体" w:eastAsia="宋体" w:hAnsi="宋体" w:hint="eastAsia"/>
+          <w:sz w:val="24"/>
+        </w:rPr>
+        <w:t>gflags：定义和解析命令行参数的C++库</w:t>
       </w:r>
     </w:p>
     <w:p>
@@ -1115,21 +934,12 @@
           <w:sz w:val="24"/>
         </w:rPr>
       </w:pPr>
-      <w:proofErr w:type="spellStart"/>
-      <w:r>
-        <w:rPr>
-          <w:rFonts w:ascii="宋体" w:eastAsia="宋体" w:hAnsi="宋体" w:hint="eastAsia"/>
-          <w:sz w:val="24"/>
-        </w:rPr>
-        <w:t>gtest</w:t>
-      </w:r>
-      <w:proofErr w:type="spellEnd"/>
-      <w:r>
-        <w:rPr>
-          <w:rFonts w:ascii="宋体" w:eastAsia="宋体" w:hAnsi="宋体" w:hint="eastAsia"/>
-          <w:sz w:val="24"/>
-        </w:rPr>
-        <w:t>：跨平台的C++单元测试框架</w:t>
+      <w:r>
+        <w:rPr>
+          <w:rFonts w:ascii="宋体" w:eastAsia="宋体" w:hAnsi="宋体" w:hint="eastAsia"/>
+          <w:sz w:val="24"/>
+        </w:rPr>
+        <w:t>gtest：跨平台的C++单元测试框架</w:t>
       </w:r>
     </w:p>
     <w:p>
@@ -1149,23 +959,7 @@
           <w:rFonts w:ascii="宋体" w:eastAsia="宋体" w:hAnsi="宋体" w:hint="eastAsia"/>
           <w:sz w:val="24"/>
         </w:rPr>
-        <w:t>curl：</w:t>
-      </w:r>
-      <w:proofErr w:type="gramStart"/>
-      <w:r>
-        <w:rPr>
-          <w:rFonts w:ascii="宋体" w:eastAsia="宋体" w:hAnsi="宋体" w:hint="eastAsia"/>
-          <w:sz w:val="24"/>
-        </w:rPr>
-        <w:t>一块强大</w:t>
-      </w:r>
-      <w:proofErr w:type="gramEnd"/>
-      <w:r>
-        <w:rPr>
-          <w:rFonts w:ascii="宋体" w:eastAsia="宋体" w:hAnsi="宋体" w:hint="eastAsia"/>
-          <w:sz w:val="24"/>
-        </w:rPr>
-        <w:t>的命令行工具，支持HTTPS,HTTP,FTP等协议</w:t>
+        <w:t>curl：一块强大的命令行工具，支持HTTPS,HTTP,FTP等协议</w:t>
       </w:r>
     </w:p>
     <w:p>
@@ -1180,21 +974,12 @@
           <w:sz w:val="24"/>
         </w:rPr>
       </w:pPr>
-      <w:proofErr w:type="spellStart"/>
-      <w:r>
-        <w:rPr>
-          <w:rFonts w:ascii="宋体" w:eastAsia="宋体" w:hAnsi="宋体" w:hint="eastAsia"/>
-          <w:sz w:val="24"/>
-        </w:rPr>
-        <w:t>apifox</w:t>
-      </w:r>
-      <w:proofErr w:type="spellEnd"/>
-      <w:r>
-        <w:rPr>
-          <w:rFonts w:ascii="宋体" w:eastAsia="宋体" w:hAnsi="宋体" w:hint="eastAsia"/>
-          <w:sz w:val="24"/>
-        </w:rPr>
-        <w:t>：自动化测试工具</w:t>
+      <w:r>
+        <w:rPr>
+          <w:rFonts w:ascii="宋体" w:eastAsia="宋体" w:hAnsi="宋体" w:hint="eastAsia"/>
+          <w:sz w:val="24"/>
+        </w:rPr>
+        <w:t>apifox：自动化测试工具</w:t>
       </w:r>
     </w:p>
     <w:p>
@@ -1209,21 +994,12 @@
           <w:sz w:val="24"/>
         </w:rPr>
       </w:pPr>
-      <w:proofErr w:type="spellStart"/>
-      <w:r>
-        <w:rPr>
-          <w:rFonts w:ascii="宋体" w:eastAsia="宋体" w:hAnsi="宋体" w:hint="eastAsia"/>
-          <w:sz w:val="24"/>
-        </w:rPr>
-        <w:t>CMake</w:t>
-      </w:r>
-      <w:proofErr w:type="spellEnd"/>
-      <w:r>
-        <w:rPr>
-          <w:rFonts w:ascii="宋体" w:eastAsia="宋体" w:hAnsi="宋体" w:hint="eastAsia"/>
-          <w:sz w:val="24"/>
-        </w:rPr>
-        <w:t>：程序构建工具</w:t>
+      <w:r>
+        <w:rPr>
+          <w:rFonts w:ascii="宋体" w:eastAsia="宋体" w:hAnsi="宋体" w:hint="eastAsia"/>
+          <w:sz w:val="24"/>
+        </w:rPr>
+        <w:t>CMake：程序构建工具</w:t>
       </w:r>
     </w:p>
     <w:p>
@@ -1392,21 +1168,12 @@
           <w:sz w:val="24"/>
         </w:rPr>
       </w:pPr>
-      <w:proofErr w:type="spellStart"/>
-      <w:r>
-        <w:rPr>
-          <w:rFonts w:ascii="宋体" w:eastAsia="宋体" w:hAnsi="宋体"/>
-          <w:sz w:val="24"/>
-        </w:rPr>
-        <w:t>CMake</w:t>
-      </w:r>
-      <w:proofErr w:type="spellEnd"/>
-      <w:r>
-        <w:rPr>
-          <w:rFonts w:ascii="宋体" w:eastAsia="宋体" w:hAnsi="宋体"/>
-          <w:sz w:val="24"/>
-        </w:rPr>
-        <w:t xml:space="preserve"> 构建与编译环境说明</w:t>
+      <w:r>
+        <w:rPr>
+          <w:rFonts w:ascii="宋体" w:eastAsia="宋体" w:hAnsi="宋体"/>
+          <w:sz w:val="24"/>
+        </w:rPr>
+        <w:t>CMake 构建与编译环境说明</w:t>
       </w:r>
       <w:r>
         <w:rPr>
@@ -1589,29 +1356,13 @@
           <w:rFonts w:ascii="宋体" w:eastAsia="宋体" w:hAnsi="宋体" w:hint="eastAsia"/>
           <w:sz w:val="24"/>
         </w:rPr>
-        <w:t>管理模型</w:t>
-      </w:r>
-      <w:proofErr w:type="gramStart"/>
-      <w:r>
-        <w:rPr>
-          <w:rFonts w:ascii="宋体" w:eastAsia="宋体" w:hAnsi="宋体" w:hint="eastAsia"/>
-          <w:sz w:val="24"/>
-        </w:rPr>
-        <w:t>最</w:t>
-      </w:r>
-      <w:proofErr w:type="gramEnd"/>
-      <w:r>
-        <w:rPr>
-          <w:rFonts w:ascii="宋体" w:eastAsia="宋体" w:hAnsi="宋体" w:hint="eastAsia"/>
-          <w:sz w:val="24"/>
-        </w:rPr>
-        <w:t>基础的基类。</w:t>
-      </w:r>
-    </w:p>
-    <w:p>
-      <w:pPr>
-        <w:rPr>
-          <w:rFonts w:ascii="宋体" w:eastAsia="宋体" w:hAnsi="宋体" w:hint="eastAsia"/>
+        <w:t>管理模型最基础的基类。</w:t>
+      </w:r>
+    </w:p>
+    <w:p>
+      <w:pPr>
+        <w:rPr>
+          <w:rFonts w:ascii="宋体" w:eastAsia="宋体" w:hAnsi="宋体"/>
           <w:sz w:val="24"/>
         </w:rPr>
       </w:pPr>
@@ -1657,31 +1408,15 @@
           <w:rFonts w:ascii="宋体" w:eastAsia="宋体" w:hAnsi="宋体" w:hint="eastAsia"/>
           <w:sz w:val="24"/>
         </w:rPr>
-        <w:t>(</w:t>
-      </w:r>
-      <w:proofErr w:type="spellStart"/>
-      <w:r>
-        <w:rPr>
-          <w:rFonts w:ascii="宋体" w:eastAsia="宋体" w:hAnsi="宋体" w:hint="eastAsia"/>
-          <w:sz w:val="24"/>
-        </w:rPr>
-        <w:t>API</w:t>
-      </w:r>
-      <w:r>
-        <w:rPr>
-          <w:rFonts w:ascii="宋体" w:eastAsia="宋体" w:hAnsi="宋体" w:hint="eastAsia"/>
-          <w:sz w:val="24"/>
-        </w:rPr>
-        <w:t>c</w:t>
-      </w:r>
-      <w:r>
-        <w:rPr>
-          <w:rFonts w:ascii="宋体" w:eastAsia="宋体" w:hAnsi="宋体" w:hint="eastAsia"/>
-          <w:sz w:val="24"/>
-        </w:rPr>
-        <w:t>onfig</w:t>
-      </w:r>
-      <w:proofErr w:type="spellEnd"/>
+        <w:t>(API</w:t>
+      </w:r>
+      <w:r>
+        <w:rPr>
+          <w:rFonts w:ascii="宋体" w:eastAsia="宋体" w:hAnsi="宋体" w:hint="eastAsia"/>
+          <w:sz w:val="24"/>
+        </w:rPr>
+        <w:t>config</w:t>
+      </w:r>
       <w:r>
         <w:rPr>
           <w:rFonts w:ascii="宋体" w:eastAsia="宋体" w:hAnsi="宋体" w:hint="eastAsia"/>
@@ -1709,23 +1444,7 @@
           <w:rFonts w:ascii="宋体" w:eastAsia="宋体" w:hAnsi="宋体" w:hint="eastAsia"/>
           <w:sz w:val="24"/>
         </w:rPr>
-        <w:t>成员变量：</w:t>
-      </w:r>
-      <w:proofErr w:type="spellStart"/>
-      <w:r>
-        <w:rPr>
-          <w:rFonts w:ascii="宋体" w:eastAsia="宋体" w:hAnsi="宋体" w:hint="eastAsia"/>
-          <w:sz w:val="24"/>
-        </w:rPr>
-        <w:t>api</w:t>
-      </w:r>
-      <w:proofErr w:type="spellEnd"/>
-      <w:r>
-        <w:rPr>
-          <w:rFonts w:ascii="宋体" w:eastAsia="宋体" w:hAnsi="宋体" w:hint="eastAsia"/>
-          <w:sz w:val="24"/>
-        </w:rPr>
-        <w:t xml:space="preserve"> key</w:t>
+        <w:t>成员变量：api key</w:t>
       </w:r>
     </w:p>
     <w:p>
@@ -1761,46 +1480,30 @@
     <w:p>
       <w:pPr>
         <w:rPr>
-          <w:rFonts w:ascii="宋体" w:eastAsia="宋体" w:hAnsi="宋体" w:hint="eastAsia"/>
-          <w:sz w:val="24"/>
-        </w:rPr>
-      </w:pPr>
-      <w:r>
-        <w:rPr>
-          <w:rFonts w:ascii="宋体" w:eastAsia="宋体" w:hAnsi="宋体" w:hint="eastAsia"/>
-          <w:sz w:val="24"/>
-        </w:rPr>
-        <w:t>成员变量：</w:t>
-      </w:r>
-      <w:proofErr w:type="spellStart"/>
-      <w:r>
-        <w:rPr>
-          <w:rFonts w:ascii="宋体" w:eastAsia="宋体" w:hAnsi="宋体" w:hint="eastAsia"/>
-          <w:sz w:val="24"/>
-        </w:rPr>
-        <w:t>ollama</w:t>
-      </w:r>
-      <w:proofErr w:type="spellEnd"/>
-      <w:r>
-        <w:rPr>
-          <w:rFonts w:ascii="宋体" w:eastAsia="宋体" w:hAnsi="宋体" w:hint="eastAsia"/>
-          <w:sz w:val="24"/>
-        </w:rPr>
-        <w:t xml:space="preserve"> 的配置</w:t>
-      </w:r>
-    </w:p>
-    <w:p>
-      <w:pPr>
-        <w:rPr>
-          <w:rFonts w:ascii="宋体" w:eastAsia="宋体" w:hAnsi="宋体"/>
-          <w:sz w:val="24"/>
-        </w:rPr>
-      </w:pPr>
-    </w:p>
-    <w:p>
-      <w:pPr>
-        <w:rPr>
-          <w:rFonts w:ascii="宋体" w:eastAsia="宋体" w:hAnsi="宋体" w:hint="eastAsia"/>
+          <w:rFonts w:ascii="宋体" w:eastAsia="宋体" w:hAnsi="宋体"/>
+          <w:sz w:val="24"/>
+        </w:rPr>
+      </w:pPr>
+      <w:r>
+        <w:rPr>
+          <w:rFonts w:ascii="宋体" w:eastAsia="宋体" w:hAnsi="宋体" w:hint="eastAsia"/>
+          <w:sz w:val="24"/>
+        </w:rPr>
+        <w:t>成员变量：ollama 的配置</w:t>
+      </w:r>
+    </w:p>
+    <w:p>
+      <w:pPr>
+        <w:rPr>
+          <w:rFonts w:ascii="宋体" w:eastAsia="宋体" w:hAnsi="宋体"/>
+          <w:sz w:val="24"/>
+        </w:rPr>
+      </w:pPr>
+    </w:p>
+    <w:p>
+      <w:pPr>
+        <w:rPr>
+          <w:rFonts w:ascii="宋体" w:eastAsia="宋体" w:hAnsi="宋体"/>
           <w:sz w:val="24"/>
         </w:rPr>
       </w:pPr>
@@ -1816,23 +1519,7 @@
           <w:rFonts w:ascii="宋体" w:eastAsia="宋体" w:hAnsi="宋体" w:hint="eastAsia"/>
           <w:sz w:val="24"/>
         </w:rPr>
-        <w:t>(</w:t>
-      </w:r>
-      <w:proofErr w:type="spellStart"/>
-      <w:r>
-        <w:rPr>
-          <w:rFonts w:ascii="宋体" w:eastAsia="宋体" w:hAnsi="宋体" w:hint="eastAsia"/>
-          <w:sz w:val="24"/>
-        </w:rPr>
-        <w:t>ModelInfo</w:t>
-      </w:r>
-      <w:proofErr w:type="spellEnd"/>
-      <w:r>
-        <w:rPr>
-          <w:rFonts w:ascii="宋体" w:eastAsia="宋体" w:hAnsi="宋体" w:hint="eastAsia"/>
-          <w:sz w:val="24"/>
-        </w:rPr>
-        <w:t>)</w:t>
+        <w:t>(ModelInfo)</w:t>
       </w:r>
       <w:r>
         <w:rPr>
@@ -1911,7 +1598,7 @@
     <w:p>
       <w:pPr>
         <w:rPr>
-          <w:rFonts w:ascii="宋体" w:eastAsia="宋体" w:hAnsi="宋体" w:hint="eastAsia"/>
+          <w:rFonts w:ascii="宋体" w:eastAsia="宋体" w:hAnsi="宋体"/>
           <w:sz w:val="24"/>
         </w:rPr>
       </w:pPr>
@@ -1926,16 +1613,238 @@
     <w:p>
       <w:pPr>
         <w:rPr>
-          <w:rFonts w:ascii="宋体" w:eastAsia="宋体" w:hAnsi="宋体" w:hint="eastAsia"/>
-          <w:sz w:val="24"/>
-        </w:rPr>
-      </w:pPr>
-      <w:r>
-        <w:rPr>
-          <w:rFonts w:ascii="宋体" w:eastAsia="宋体" w:hAnsi="宋体" w:hint="eastAsia"/>
-          <w:sz w:val="24"/>
-        </w:rPr>
-        <w:t xml:space="preserve"> </w:t>
+          <w:rFonts w:ascii="宋体" w:eastAsia="宋体" w:hAnsi="宋体"/>
+          <w:sz w:val="24"/>
+        </w:rPr>
+      </w:pPr>
+    </w:p>
+    <w:p>
+      <w:pPr>
+        <w:rPr>
+          <w:rFonts w:ascii="宋体" w:eastAsia="宋体" w:hAnsi="宋体"/>
+          <w:sz w:val="24"/>
+        </w:rPr>
+      </w:pPr>
+    </w:p>
+    <w:p>
+      <w:pPr>
+        <w:rPr>
+          <w:rFonts w:ascii="宋体" w:eastAsia="宋体" w:hAnsi="宋体"/>
+          <w:sz w:val="24"/>
+        </w:rPr>
+      </w:pPr>
+    </w:p>
+    <w:p>
+      <w:pPr>
+        <w:rPr>
+          <w:rFonts w:ascii="宋体" w:eastAsia="宋体" w:hAnsi="宋体"/>
+          <w:sz w:val="24"/>
+        </w:rPr>
+      </w:pPr>
+    </w:p>
+    <w:p>
+      <w:pPr>
+        <w:rPr>
+          <w:rFonts w:ascii="宋体" w:eastAsia="宋体" w:hAnsi="宋体" w:hint="eastAsia"/>
+          <w:sz w:val="24"/>
+        </w:rPr>
+      </w:pPr>
+      <w:r>
+        <w:rPr>
+          <w:rFonts w:ascii="宋体" w:eastAsia="宋体" w:hAnsi="宋体" w:hint="eastAsia"/>
+          <w:sz w:val="24"/>
+        </w:rPr>
+        <w:lastRenderedPageBreak/>
+        <w:t>日志库文件：</w:t>
+      </w:r>
+    </w:p>
+    <w:p>
+      <w:pPr>
+        <w:rPr>
+          <w:rFonts w:ascii="宋体" w:eastAsia="宋体" w:hAnsi="宋体"/>
+          <w:sz w:val="24"/>
+        </w:rPr>
+      </w:pPr>
+      <w:r>
+        <w:rPr>
+          <w:rFonts w:ascii="宋体" w:eastAsia="宋体" w:hAnsi="宋体" w:hint="eastAsia"/>
+          <w:sz w:val="24"/>
+        </w:rPr>
+        <w:t>日志等级：</w:t>
+      </w:r>
+    </w:p>
+    <w:p>
+      <w:pPr>
+        <w:rPr>
+          <w:rFonts w:ascii="宋体" w:eastAsia="宋体" w:hAnsi="宋体"/>
+          <w:sz w:val="24"/>
+        </w:rPr>
+      </w:pPr>
+      <w:r>
+        <w:rPr>
+          <w:rFonts w:ascii="宋体" w:eastAsia="宋体" w:hAnsi="宋体" w:hint="eastAsia"/>
+          <w:sz w:val="24"/>
+        </w:rPr>
+        <w:t>TRACE：最详细的跟踪信息，用于最终程序执行流程（细致到函数的进入退出，变量的执行路径）。</w:t>
+      </w:r>
+    </w:p>
+    <w:p>
+      <w:pPr>
+        <w:rPr>
+          <w:rFonts w:ascii="宋体" w:eastAsia="宋体" w:hAnsi="宋体"/>
+          <w:sz w:val="24"/>
+        </w:rPr>
+      </w:pPr>
+      <w:r>
+        <w:rPr>
+          <w:rFonts w:ascii="宋体" w:eastAsia="宋体" w:hAnsi="宋体" w:hint="eastAsia"/>
+          <w:sz w:val="24"/>
+        </w:rPr>
+        <w:t>DEBUG：调试信息，帮助开发者了解程序运行状态。</w:t>
+      </w:r>
+    </w:p>
+    <w:p>
+      <w:pPr>
+        <w:rPr>
+          <w:rFonts w:ascii="宋体" w:eastAsia="宋体" w:hAnsi="宋体"/>
+          <w:sz w:val="24"/>
+        </w:rPr>
+      </w:pPr>
+      <w:r>
+        <w:rPr>
+          <w:rFonts w:ascii="宋体" w:eastAsia="宋体" w:hAnsi="宋体" w:hint="eastAsia"/>
+          <w:sz w:val="24"/>
+        </w:rPr>
+        <w:t>INFO：运行时的重要运行信息，系统启动，配置加载。</w:t>
+      </w:r>
+    </w:p>
+    <w:p>
+      <w:pPr>
+        <w:rPr>
+          <w:rFonts w:ascii="宋体" w:eastAsia="宋体" w:hAnsi="宋体"/>
+          <w:sz w:val="24"/>
+        </w:rPr>
+      </w:pPr>
+      <w:r>
+        <w:rPr>
+          <w:rFonts w:ascii="宋体" w:eastAsia="宋体" w:hAnsi="宋体" w:hint="eastAsia"/>
+          <w:sz w:val="24"/>
+        </w:rPr>
+        <w:t>WARN：警告信息。</w:t>
+      </w:r>
+    </w:p>
+    <w:p>
+      <w:pPr>
+        <w:rPr>
+          <w:rFonts w:ascii="宋体" w:eastAsia="宋体" w:hAnsi="宋体"/>
+          <w:sz w:val="24"/>
+        </w:rPr>
+      </w:pPr>
+      <w:r>
+        <w:rPr>
+          <w:rFonts w:ascii="宋体" w:eastAsia="宋体" w:hAnsi="宋体" w:hint="eastAsia"/>
+          <w:sz w:val="24"/>
+        </w:rPr>
+        <w:t>ERROR: 程序运行出错，影响特定功能，但是程序仍旧可以正常运行。</w:t>
+      </w:r>
+    </w:p>
+    <w:p>
+      <w:pPr>
+        <w:rPr>
+          <w:rFonts w:ascii="宋体" w:eastAsia="宋体" w:hAnsi="宋体"/>
+          <w:sz w:val="24"/>
+        </w:rPr>
+      </w:pPr>
+      <w:r>
+        <w:rPr>
+          <w:rFonts w:ascii="宋体" w:eastAsia="宋体" w:hAnsi="宋体" w:hint="eastAsia"/>
+          <w:sz w:val="24"/>
+        </w:rPr>
+        <w:t>CRITICAL：严重错误，程序被迫停止，内存泄露，程序损坏等。</w:t>
+      </w:r>
+    </w:p>
+    <w:p>
+      <w:pPr>
+        <w:rPr>
+          <w:rFonts w:ascii="宋体" w:eastAsia="宋体" w:hAnsi="宋体"/>
+          <w:sz w:val="24"/>
+        </w:rPr>
+      </w:pPr>
+    </w:p>
+    <w:p>
+      <w:pPr>
+        <w:rPr>
+          <w:rFonts w:ascii="宋体" w:eastAsia="宋体" w:hAnsi="宋体"/>
+          <w:sz w:val="24"/>
+        </w:rPr>
+      </w:pPr>
+      <w:r>
+        <w:rPr>
+          <w:rFonts w:ascii="宋体" w:eastAsia="宋体" w:hAnsi="宋体" w:hint="eastAsia"/>
+          <w:sz w:val="24"/>
+        </w:rPr>
+        <w:t>优先级 上面最小下面最大</w:t>
+      </w:r>
+    </w:p>
+    <w:p>
+      <w:pPr>
+        <w:rPr>
+          <w:rFonts w:ascii="宋体" w:eastAsia="宋体" w:hAnsi="宋体"/>
+          <w:sz w:val="24"/>
+        </w:rPr>
+      </w:pPr>
+    </w:p>
+    <w:p>
+      <w:pPr>
+        <w:rPr>
+          <w:rFonts w:ascii="宋体" w:eastAsia="宋体" w:hAnsi="宋体"/>
+          <w:sz w:val="24"/>
+        </w:rPr>
+      </w:pPr>
+      <w:r>
+        <w:rPr>
+          <w:rFonts w:ascii="宋体" w:eastAsia="宋体" w:hAnsi="宋体" w:hint="eastAsia"/>
+          <w:sz w:val="24"/>
+        </w:rPr>
+        <w:t>封装目的：</w:t>
+      </w:r>
+    </w:p>
+    <w:p>
+      <w:pPr>
+        <w:rPr>
+          <w:rFonts w:ascii="宋体" w:eastAsia="宋体" w:hAnsi="宋体"/>
+          <w:sz w:val="24"/>
+        </w:rPr>
+      </w:pPr>
+      <w:r>
+        <w:rPr>
+          <w:rFonts w:ascii="宋体" w:eastAsia="宋体" w:hAnsi="宋体" w:hint="eastAsia"/>
+          <w:sz w:val="24"/>
+        </w:rPr>
+        <w:t>自定义管理级别，在不同环境中设置不同级别，自定义统一具体日志格式，日志的存储管理，线程安全，异步提升性能。</w:t>
+      </w:r>
+    </w:p>
+    <w:p>
+      <w:pPr>
+        <w:rPr>
+          <w:rFonts w:ascii="宋体" w:eastAsia="宋体" w:hAnsi="宋体"/>
+          <w:sz w:val="24"/>
+        </w:rPr>
+      </w:pPr>
+    </w:p>
+    <w:p>
+      <w:pPr>
+        <w:rPr>
+          <w:rFonts w:ascii="宋体" w:eastAsia="宋体" w:hAnsi="宋体" w:hint="eastAsia"/>
+          <w:sz w:val="24"/>
+        </w:rPr>
+      </w:pPr>
+      <w:r>
+        <w:rPr>
+          <w:rFonts w:ascii="宋体" w:eastAsia="宋体" w:hAnsi="宋体" w:hint="eastAsia"/>
+          <w:sz w:val="24"/>
+        </w:rPr>
+        <w:t>将其封装为单例模式，方便管理。</w:t>
       </w:r>
     </w:p>
     <w:p>
@@ -2389,23 +2298,7 @@
           <w:rFonts w:ascii="宋体" w:eastAsia="宋体" w:hAnsi="宋体"/>
           <w:sz w:val="24"/>
         </w:rPr>
-        <w:t xml:space="preserve">  │ 命令行(</w:t>
-      </w:r>
-      <w:proofErr w:type="spellStart"/>
-      <w:r>
-        <w:rPr>
-          <w:rFonts w:ascii="宋体" w:eastAsia="宋体" w:hAnsi="宋体"/>
-          <w:sz w:val="24"/>
-        </w:rPr>
-        <w:t>Xshell</w:t>
-      </w:r>
-      <w:proofErr w:type="spellEnd"/>
-      <w:r>
-        <w:rPr>
-          <w:rFonts w:ascii="宋体" w:eastAsia="宋体" w:hAnsi="宋体"/>
-          <w:sz w:val="24"/>
-        </w:rPr>
-        <w:t>)│  │</w:t>
+        <w:t xml:space="preserve">  │ 命令行(Xshell)│  │</w:t>
       </w:r>
     </w:p>
     <w:p>
@@ -2509,23 +2402,7 @@
           <w:rFonts w:ascii="宋体" w:eastAsia="宋体" w:hAnsi="宋体"/>
           <w:sz w:val="24"/>
         </w:rPr>
-        <w:t xml:space="preserve">  统一网关 (</w:t>
-      </w:r>
-      <w:proofErr w:type="spellStart"/>
-      <w:r>
-        <w:rPr>
-          <w:rFonts w:ascii="宋体" w:eastAsia="宋体" w:hAnsi="宋体"/>
-          <w:sz w:val="24"/>
-        </w:rPr>
-        <w:t>LiteLLM</w:t>
-      </w:r>
-      <w:proofErr w:type="spellEnd"/>
-      <w:r>
-        <w:rPr>
-          <w:rFonts w:ascii="宋体" w:eastAsia="宋体" w:hAnsi="宋体"/>
-          <w:sz w:val="24"/>
-        </w:rPr>
-        <w:t>)  │</w:t>
+        <w:t xml:space="preserve">  统一网关 (LiteLLM)  │</w:t>
       </w:r>
     </w:p>
     <w:p>
@@ -2771,7 +2648,6 @@
           <w:sz w:val="24"/>
         </w:rPr>
       </w:pPr>
-      <w:proofErr w:type="gramStart"/>
       <w:r>
         <w:rPr>
           <w:rFonts w:ascii="宋体" w:eastAsia="宋体" w:hAnsi="宋体" w:hint="eastAsia"/>
@@ -2784,25 +2660,16 @@
           <w:rFonts w:ascii="宋体" w:eastAsia="宋体" w:hAnsi="宋体"/>
           <w:sz w:val="24"/>
         </w:rPr>
-        <w:t xml:space="preserve">  │  </w:t>
-      </w:r>
-      <w:proofErr w:type="gramEnd"/>
-      <w:r>
-        <w:rPr>
-          <w:rFonts w:ascii="宋体" w:eastAsia="宋体" w:hAnsi="宋体"/>
-          <w:sz w:val="24"/>
-        </w:rPr>
-        <w:t>Claude,     │    │</w:t>
-      </w:r>
-    </w:p>
-    <w:p>
-      <w:pPr>
-        <w:rPr>
-          <w:rFonts w:ascii="宋体" w:eastAsia="宋体" w:hAnsi="宋体"/>
-          <w:sz w:val="24"/>
-        </w:rPr>
-      </w:pPr>
-      <w:proofErr w:type="gramStart"/>
+        <w:t xml:space="preserve">  │  Claude,     │    │</w:t>
+      </w:r>
+    </w:p>
+    <w:p>
+      <w:pPr>
+        <w:rPr>
+          <w:rFonts w:ascii="宋体" w:eastAsia="宋体" w:hAnsi="宋体"/>
+          <w:sz w:val="24"/>
+        </w:rPr>
+      </w:pPr>
       <w:r>
         <w:rPr>
           <w:rFonts w:ascii="宋体" w:eastAsia="宋体" w:hAnsi="宋体" w:hint="eastAsia"/>
@@ -2815,15 +2682,7 @@
           <w:rFonts w:ascii="宋体" w:eastAsia="宋体" w:hAnsi="宋体"/>
           <w:sz w:val="24"/>
         </w:rPr>
-        <w:t xml:space="preserve">  │  </w:t>
-      </w:r>
-      <w:proofErr w:type="gramEnd"/>
-      <w:r>
-        <w:rPr>
-          <w:rFonts w:ascii="宋体" w:eastAsia="宋体" w:hAnsi="宋体"/>
-          <w:sz w:val="24"/>
-        </w:rPr>
-        <w:t>DeepSeek)   │    │</w:t>
+        <w:t xml:space="preserve">  │  DeepSeek)   │    │</w:t>
       </w:r>
     </w:p>
     <w:p>
@@ -2889,17 +2748,8 @@
           <w:rFonts w:ascii="宋体" w:eastAsia="宋体" w:hAnsi="宋体"/>
           <w:sz w:val="24"/>
         </w:rPr>
-        <w:t xml:space="preserve">  │ (Ollama)</w:t>
-      </w:r>
-      <w:proofErr w:type="gramStart"/>
-      <w:r>
-        <w:rPr>
-          <w:rFonts w:ascii="宋体" w:eastAsia="宋体" w:hAnsi="宋体"/>
-          <w:sz w:val="24"/>
-        </w:rPr>
-        <w:t xml:space="preserve">    │    │</w:t>
-      </w:r>
-      <w:proofErr w:type="gramEnd"/>
+        <w:t xml:space="preserve">  │ (Ollama)    │    │</w:t>
+      </w:r>
     </w:p>
     <w:p>
       <w:pPr>
@@ -3020,55 +2870,30 @@
           <w:rFonts w:ascii="宋体" w:eastAsia="宋体" w:hAnsi="宋体"/>
           <w:sz w:val="24"/>
         </w:rPr>
-        <w:t>### 3.1 网关：</w:t>
-      </w:r>
-      <w:proofErr w:type="spellStart"/>
-      <w:r>
-        <w:rPr>
-          <w:rFonts w:ascii="宋体" w:eastAsia="宋体" w:hAnsi="宋体"/>
-          <w:sz w:val="24"/>
-        </w:rPr>
-        <w:t>LiteLLM</w:t>
-      </w:r>
-      <w:proofErr w:type="spellEnd"/>
-    </w:p>
-    <w:p>
-      <w:pPr>
-        <w:rPr>
-          <w:rFonts w:ascii="宋体" w:eastAsia="宋体" w:hAnsi="宋体"/>
-          <w:sz w:val="24"/>
-        </w:rPr>
-      </w:pPr>
-    </w:p>
-    <w:p>
-      <w:pPr>
-        <w:rPr>
-          <w:rFonts w:ascii="宋体" w:eastAsia="宋体" w:hAnsi="宋体"/>
-          <w:sz w:val="24"/>
-        </w:rPr>
-      </w:pPr>
-      <w:r>
-        <w:rPr>
-          <w:rFonts w:ascii="宋体" w:eastAsia="宋体" w:hAnsi="宋体"/>
-          <w:sz w:val="24"/>
-        </w:rPr>
-        <w:t xml:space="preserve">**为什么选 </w:t>
-      </w:r>
-      <w:proofErr w:type="spellStart"/>
-      <w:r>
-        <w:rPr>
-          <w:rFonts w:ascii="宋体" w:eastAsia="宋体" w:hAnsi="宋体"/>
-          <w:sz w:val="24"/>
-        </w:rPr>
-        <w:t>LiteLLM</w:t>
-      </w:r>
-      <w:proofErr w:type="spellEnd"/>
-      <w:r>
-        <w:rPr>
-          <w:rFonts w:ascii="宋体" w:eastAsia="宋体" w:hAnsi="宋体"/>
-          <w:sz w:val="24"/>
-        </w:rPr>
-        <w:t>？**</w:t>
+        <w:t>### 3.1 网关：LiteLLM</w:t>
+      </w:r>
+    </w:p>
+    <w:p>
+      <w:pPr>
+        <w:rPr>
+          <w:rFonts w:ascii="宋体" w:eastAsia="宋体" w:hAnsi="宋体"/>
+          <w:sz w:val="24"/>
+        </w:rPr>
+      </w:pPr>
+    </w:p>
+    <w:p>
+      <w:pPr>
+        <w:rPr>
+          <w:rFonts w:ascii="宋体" w:eastAsia="宋体" w:hAnsi="宋体"/>
+          <w:sz w:val="24"/>
+        </w:rPr>
+      </w:pPr>
+      <w:r>
+        <w:rPr>
+          <w:rFonts w:ascii="宋体" w:eastAsia="宋体" w:hAnsi="宋体"/>
+          <w:sz w:val="24"/>
+        </w:rPr>
+        <w:t>**为什么选 LiteLLM？**</w:t>
       </w:r>
     </w:p>
     <w:p>
@@ -3212,23 +3037,7 @@
           <w:rFonts w:ascii="宋体" w:eastAsia="宋体" w:hAnsi="宋体"/>
           <w:sz w:val="24"/>
         </w:rPr>
-        <w:t xml:space="preserve">  --name </w:t>
-      </w:r>
-      <w:proofErr w:type="spellStart"/>
-      <w:r>
-        <w:rPr>
-          <w:rFonts w:ascii="宋体" w:eastAsia="宋体" w:hAnsi="宋体"/>
-          <w:sz w:val="24"/>
-        </w:rPr>
-        <w:t>litellm</w:t>
-      </w:r>
-      <w:proofErr w:type="spellEnd"/>
-      <w:r>
-        <w:rPr>
-          <w:rFonts w:ascii="宋体" w:eastAsia="宋体" w:hAnsi="宋体"/>
-          <w:sz w:val="24"/>
-        </w:rPr>
-        <w:t xml:space="preserve"> \</w:t>
+        <w:t xml:space="preserve">  --name litellm \</w:t>
       </w:r>
     </w:p>
     <w:p>
@@ -3258,89 +3067,23 @@
           <w:rFonts w:ascii="宋体" w:eastAsia="宋体" w:hAnsi="宋体"/>
           <w:sz w:val="24"/>
         </w:rPr>
-        <w:t xml:space="preserve">  -v ./</w:t>
-      </w:r>
-      <w:proofErr w:type="spellStart"/>
-      <w:r>
-        <w:rPr>
-          <w:rFonts w:ascii="宋体" w:eastAsia="宋体" w:hAnsi="宋体"/>
-          <w:sz w:val="24"/>
-        </w:rPr>
-        <w:t>litellm_config.yaml</w:t>
-      </w:r>
-      <w:proofErr w:type="spellEnd"/>
-      <w:r>
-        <w:rPr>
-          <w:rFonts w:ascii="宋体" w:eastAsia="宋体" w:hAnsi="宋体"/>
-          <w:sz w:val="24"/>
-        </w:rPr>
-        <w:t>:/app/</w:t>
-      </w:r>
-      <w:proofErr w:type="spellStart"/>
-      <w:r>
-        <w:rPr>
-          <w:rFonts w:ascii="宋体" w:eastAsia="宋体" w:hAnsi="宋体"/>
-          <w:sz w:val="24"/>
-        </w:rPr>
-        <w:t>config.yaml</w:t>
-      </w:r>
-      <w:proofErr w:type="spellEnd"/>
-      <w:r>
-        <w:rPr>
-          <w:rFonts w:ascii="宋体" w:eastAsia="宋体" w:hAnsi="宋体"/>
-          <w:sz w:val="24"/>
-        </w:rPr>
-        <w:t xml:space="preserve"> \</w:t>
-      </w:r>
-    </w:p>
-    <w:p>
-      <w:pPr>
-        <w:rPr>
-          <w:rFonts w:ascii="宋体" w:eastAsia="宋体" w:hAnsi="宋体"/>
-          <w:sz w:val="24"/>
-        </w:rPr>
-      </w:pPr>
-      <w:r>
-        <w:rPr>
-          <w:rFonts w:ascii="宋体" w:eastAsia="宋体" w:hAnsi="宋体"/>
-          <w:sz w:val="24"/>
-        </w:rPr>
-        <w:t xml:space="preserve">  ghcr.io/</w:t>
-      </w:r>
-      <w:proofErr w:type="spellStart"/>
-      <w:r>
-        <w:rPr>
-          <w:rFonts w:ascii="宋体" w:eastAsia="宋体" w:hAnsi="宋体"/>
-          <w:sz w:val="24"/>
-        </w:rPr>
-        <w:t>berriai</w:t>
-      </w:r>
-      <w:proofErr w:type="spellEnd"/>
-      <w:r>
-        <w:rPr>
-          <w:rFonts w:ascii="宋体" w:eastAsia="宋体" w:hAnsi="宋体"/>
-          <w:sz w:val="24"/>
-        </w:rPr>
-        <w:t>/</w:t>
-      </w:r>
-      <w:proofErr w:type="spellStart"/>
-      <w:proofErr w:type="gramStart"/>
-      <w:r>
-        <w:rPr>
-          <w:rFonts w:ascii="宋体" w:eastAsia="宋体" w:hAnsi="宋体"/>
-          <w:sz w:val="24"/>
-        </w:rPr>
-        <w:t>litellm:main</w:t>
-      </w:r>
-      <w:proofErr w:type="gramEnd"/>
-      <w:r>
-        <w:rPr>
-          <w:rFonts w:ascii="宋体" w:eastAsia="宋体" w:hAnsi="宋体"/>
-          <w:sz w:val="24"/>
-        </w:rPr>
-        <w:t>-latest</w:t>
-      </w:r>
-      <w:proofErr w:type="spellEnd"/>
+        <w:t xml:space="preserve">  -v ./litellm_config.yaml:/app/config.yaml \</w:t>
+      </w:r>
+    </w:p>
+    <w:p>
+      <w:pPr>
+        <w:rPr>
+          <w:rFonts w:ascii="宋体" w:eastAsia="宋体" w:hAnsi="宋体"/>
+          <w:sz w:val="24"/>
+        </w:rPr>
+      </w:pPr>
+      <w:r>
+        <w:rPr>
+          <w:rFonts w:ascii="宋体" w:eastAsia="宋体" w:hAnsi="宋体"/>
+          <w:sz w:val="24"/>
+        </w:rPr>
+        <w:t xml:space="preserve">  ghcr.io/berriai/litellm:main-latest</w:t>
+      </w:r>
     </w:p>
     <w:p>
       <w:pPr>
@@ -3378,32 +3121,424 @@
           <w:sz w:val="24"/>
         </w:rPr>
         <w:lastRenderedPageBreak/>
-        <w:t>**基础配置文件 `</w:t>
-      </w:r>
-      <w:proofErr w:type="spellStart"/>
-      <w:r>
-        <w:rPr>
-          <w:rFonts w:ascii="宋体" w:eastAsia="宋体" w:hAnsi="宋体"/>
-          <w:sz w:val="24"/>
-        </w:rPr>
-        <w:t>litellm_config.yaml</w:t>
-      </w:r>
-      <w:proofErr w:type="spellEnd"/>
-      <w:r>
-        <w:rPr>
-          <w:rFonts w:ascii="宋体" w:eastAsia="宋体" w:hAnsi="宋体"/>
-          <w:sz w:val="24"/>
-        </w:rPr>
-        <w:t>`**：</w:t>
-      </w:r>
-    </w:p>
-    <w:p>
-      <w:pPr>
-        <w:rPr>
-          <w:rFonts w:ascii="宋体" w:eastAsia="宋体" w:hAnsi="宋体"/>
-          <w:sz w:val="24"/>
-        </w:rPr>
-      </w:pPr>
+        <w:t>**基础配置文件 `litellm_config.yaml`**：</w:t>
+      </w:r>
+    </w:p>
+    <w:p>
+      <w:pPr>
+        <w:rPr>
+          <w:rFonts w:ascii="宋体" w:eastAsia="宋体" w:hAnsi="宋体"/>
+          <w:sz w:val="24"/>
+        </w:rPr>
+      </w:pPr>
+    </w:p>
+    <w:p>
+      <w:pPr>
+        <w:rPr>
+          <w:rFonts w:ascii="宋体" w:eastAsia="宋体" w:hAnsi="宋体"/>
+          <w:sz w:val="24"/>
+        </w:rPr>
+      </w:pPr>
+      <w:r>
+        <w:rPr>
+          <w:rFonts w:ascii="宋体" w:eastAsia="宋体" w:hAnsi="宋体"/>
+          <w:sz w:val="24"/>
+        </w:rPr>
+        <w:t>```yaml</w:t>
+      </w:r>
+    </w:p>
+    <w:p>
+      <w:pPr>
+        <w:rPr>
+          <w:rFonts w:ascii="宋体" w:eastAsia="宋体" w:hAnsi="宋体"/>
+          <w:sz w:val="24"/>
+        </w:rPr>
+      </w:pPr>
+      <w:r>
+        <w:rPr>
+          <w:rFonts w:ascii="宋体" w:eastAsia="宋体" w:hAnsi="宋体"/>
+          <w:sz w:val="24"/>
+        </w:rPr>
+        <w:t>general_settings:</w:t>
+      </w:r>
+    </w:p>
+    <w:p>
+      <w:pPr>
+        <w:rPr>
+          <w:rFonts w:ascii="宋体" w:eastAsia="宋体" w:hAnsi="宋体"/>
+          <w:sz w:val="24"/>
+        </w:rPr>
+      </w:pPr>
+      <w:r>
+        <w:rPr>
+          <w:rFonts w:ascii="宋体" w:eastAsia="宋体" w:hAnsi="宋体"/>
+          <w:sz w:val="24"/>
+        </w:rPr>
+        <w:t xml:space="preserve">  master_key: sk-your-master-key   # 网关主密钥</w:t>
+      </w:r>
+    </w:p>
+    <w:p>
+      <w:pPr>
+        <w:rPr>
+          <w:rFonts w:ascii="宋体" w:eastAsia="宋体" w:hAnsi="宋体"/>
+          <w:sz w:val="24"/>
+        </w:rPr>
+      </w:pPr>
+    </w:p>
+    <w:p>
+      <w:pPr>
+        <w:rPr>
+          <w:rFonts w:ascii="宋体" w:eastAsia="宋体" w:hAnsi="宋体"/>
+          <w:sz w:val="24"/>
+        </w:rPr>
+      </w:pPr>
+      <w:r>
+        <w:rPr>
+          <w:rFonts w:ascii="宋体" w:eastAsia="宋体" w:hAnsi="宋体"/>
+          <w:sz w:val="24"/>
+        </w:rPr>
+        <w:t>model_list:</w:t>
+      </w:r>
+    </w:p>
+    <w:p>
+      <w:pPr>
+        <w:rPr>
+          <w:rFonts w:ascii="宋体" w:eastAsia="宋体" w:hAnsi="宋体"/>
+          <w:sz w:val="24"/>
+        </w:rPr>
+      </w:pPr>
+      <w:r>
+        <w:rPr>
+          <w:rFonts w:ascii="宋体" w:eastAsia="宋体" w:hAnsi="宋体"/>
+          <w:sz w:val="24"/>
+        </w:rPr>
+        <w:t xml:space="preserve">  # OpenAI 官方模型</w:t>
+      </w:r>
+    </w:p>
+    <w:p>
+      <w:pPr>
+        <w:rPr>
+          <w:rFonts w:ascii="宋体" w:eastAsia="宋体" w:hAnsi="宋体"/>
+          <w:sz w:val="24"/>
+        </w:rPr>
+      </w:pPr>
+      <w:r>
+        <w:rPr>
+          <w:rFonts w:ascii="宋体" w:eastAsia="宋体" w:hAnsi="宋体"/>
+          <w:sz w:val="24"/>
+        </w:rPr>
+        <w:t xml:space="preserve">  - model_name: gpt-4o</w:t>
+      </w:r>
+    </w:p>
+    <w:p>
+      <w:pPr>
+        <w:rPr>
+          <w:rFonts w:ascii="宋体" w:eastAsia="宋体" w:hAnsi="宋体"/>
+          <w:sz w:val="24"/>
+        </w:rPr>
+      </w:pPr>
+      <w:r>
+        <w:rPr>
+          <w:rFonts w:ascii="宋体" w:eastAsia="宋体" w:hAnsi="宋体"/>
+          <w:sz w:val="24"/>
+        </w:rPr>
+        <w:t xml:space="preserve">    litellm_params:</w:t>
+      </w:r>
+    </w:p>
+    <w:p>
+      <w:pPr>
+        <w:rPr>
+          <w:rFonts w:ascii="宋体" w:eastAsia="宋体" w:hAnsi="宋体"/>
+          <w:sz w:val="24"/>
+        </w:rPr>
+      </w:pPr>
+      <w:r>
+        <w:rPr>
+          <w:rFonts w:ascii="宋体" w:eastAsia="宋体" w:hAnsi="宋体"/>
+          <w:sz w:val="24"/>
+        </w:rPr>
+        <w:t xml:space="preserve">      model: openai/gpt-4o</w:t>
+      </w:r>
+    </w:p>
+    <w:p>
+      <w:pPr>
+        <w:rPr>
+          <w:rFonts w:ascii="宋体" w:eastAsia="宋体" w:hAnsi="宋体"/>
+          <w:sz w:val="24"/>
+        </w:rPr>
+      </w:pPr>
+      <w:r>
+        <w:rPr>
+          <w:rFonts w:ascii="宋体" w:eastAsia="宋体" w:hAnsi="宋体"/>
+          <w:sz w:val="24"/>
+        </w:rPr>
+        <w:t xml:space="preserve">      api_key: sk-your-openai-api-key</w:t>
+      </w:r>
+    </w:p>
+    <w:p>
+      <w:pPr>
+        <w:rPr>
+          <w:rFonts w:ascii="宋体" w:eastAsia="宋体" w:hAnsi="宋体"/>
+          <w:sz w:val="24"/>
+        </w:rPr>
+      </w:pPr>
+    </w:p>
+    <w:p>
+      <w:pPr>
+        <w:rPr>
+          <w:rFonts w:ascii="宋体" w:eastAsia="宋体" w:hAnsi="宋体"/>
+          <w:sz w:val="24"/>
+        </w:rPr>
+      </w:pPr>
+      <w:r>
+        <w:rPr>
+          <w:rFonts w:ascii="宋体" w:eastAsia="宋体" w:hAnsi="宋体"/>
+          <w:sz w:val="24"/>
+        </w:rPr>
+        <w:t xml:space="preserve">  # Anthropic Claude</w:t>
+      </w:r>
+    </w:p>
+    <w:p>
+      <w:pPr>
+        <w:rPr>
+          <w:rFonts w:ascii="宋体" w:eastAsia="宋体" w:hAnsi="宋体"/>
+          <w:sz w:val="24"/>
+        </w:rPr>
+      </w:pPr>
+      <w:r>
+        <w:rPr>
+          <w:rFonts w:ascii="宋体" w:eastAsia="宋体" w:hAnsi="宋体"/>
+          <w:sz w:val="24"/>
+        </w:rPr>
+        <w:t xml:space="preserve">  - model_name: claude-sonnet</w:t>
+      </w:r>
+    </w:p>
+    <w:p>
+      <w:pPr>
+        <w:rPr>
+          <w:rFonts w:ascii="宋体" w:eastAsia="宋体" w:hAnsi="宋体"/>
+          <w:sz w:val="24"/>
+        </w:rPr>
+      </w:pPr>
+      <w:r>
+        <w:rPr>
+          <w:rFonts w:ascii="宋体" w:eastAsia="宋体" w:hAnsi="宋体"/>
+          <w:sz w:val="24"/>
+        </w:rPr>
+        <w:t xml:space="preserve">    litellm_params:</w:t>
+      </w:r>
+    </w:p>
+    <w:p>
+      <w:pPr>
+        <w:rPr>
+          <w:rFonts w:ascii="宋体" w:eastAsia="宋体" w:hAnsi="宋体"/>
+          <w:sz w:val="24"/>
+        </w:rPr>
+      </w:pPr>
+      <w:r>
+        <w:rPr>
+          <w:rFonts w:ascii="宋体" w:eastAsia="宋体" w:hAnsi="宋体"/>
+          <w:sz w:val="24"/>
+        </w:rPr>
+        <w:t xml:space="preserve">      model: anthropic/claude-3-5-sonnet-20241022</w:t>
+      </w:r>
+    </w:p>
+    <w:p>
+      <w:pPr>
+        <w:rPr>
+          <w:rFonts w:ascii="宋体" w:eastAsia="宋体" w:hAnsi="宋体"/>
+          <w:sz w:val="24"/>
+        </w:rPr>
+      </w:pPr>
+      <w:r>
+        <w:rPr>
+          <w:rFonts w:ascii="宋体" w:eastAsia="宋体" w:hAnsi="宋体"/>
+          <w:sz w:val="24"/>
+        </w:rPr>
+        <w:t xml:space="preserve">      api_key: sk-your-anthropic-api-key</w:t>
+      </w:r>
+    </w:p>
+    <w:p>
+      <w:pPr>
+        <w:rPr>
+          <w:rFonts w:ascii="宋体" w:eastAsia="宋体" w:hAnsi="宋体"/>
+          <w:sz w:val="24"/>
+        </w:rPr>
+      </w:pPr>
+    </w:p>
+    <w:p>
+      <w:pPr>
+        <w:rPr>
+          <w:rFonts w:ascii="宋体" w:eastAsia="宋体" w:hAnsi="宋体"/>
+          <w:sz w:val="24"/>
+        </w:rPr>
+      </w:pPr>
+      <w:r>
+        <w:rPr>
+          <w:rFonts w:ascii="宋体" w:eastAsia="宋体" w:hAnsi="宋体"/>
+          <w:sz w:val="24"/>
+        </w:rPr>
+        <w:t xml:space="preserve">  # DeepSeek</w:t>
+      </w:r>
+    </w:p>
+    <w:p>
+      <w:pPr>
+        <w:rPr>
+          <w:rFonts w:ascii="宋体" w:eastAsia="宋体" w:hAnsi="宋体"/>
+          <w:sz w:val="24"/>
+        </w:rPr>
+      </w:pPr>
+      <w:r>
+        <w:rPr>
+          <w:rFonts w:ascii="宋体" w:eastAsia="宋体" w:hAnsi="宋体"/>
+          <w:sz w:val="24"/>
+        </w:rPr>
+        <w:t xml:space="preserve">  - model_name: deepseek-chat</w:t>
+      </w:r>
+    </w:p>
+    <w:p>
+      <w:pPr>
+        <w:rPr>
+          <w:rFonts w:ascii="宋体" w:eastAsia="宋体" w:hAnsi="宋体"/>
+          <w:sz w:val="24"/>
+        </w:rPr>
+      </w:pPr>
+      <w:r>
+        <w:rPr>
+          <w:rFonts w:ascii="宋体" w:eastAsia="宋体" w:hAnsi="宋体"/>
+          <w:sz w:val="24"/>
+        </w:rPr>
+        <w:t xml:space="preserve">    litellm_params:</w:t>
+      </w:r>
+    </w:p>
+    <w:p>
+      <w:pPr>
+        <w:rPr>
+          <w:rFonts w:ascii="宋体" w:eastAsia="宋体" w:hAnsi="宋体"/>
+          <w:sz w:val="24"/>
+        </w:rPr>
+      </w:pPr>
+      <w:r>
+        <w:rPr>
+          <w:rFonts w:ascii="宋体" w:eastAsia="宋体" w:hAnsi="宋体"/>
+          <w:sz w:val="24"/>
+        </w:rPr>
+        <w:t xml:space="preserve">      model: deepseek/deepseek-chat</w:t>
+      </w:r>
+    </w:p>
+    <w:p>
+      <w:pPr>
+        <w:rPr>
+          <w:rFonts w:ascii="宋体" w:eastAsia="宋体" w:hAnsi="宋体"/>
+          <w:sz w:val="24"/>
+        </w:rPr>
+      </w:pPr>
+      <w:r>
+        <w:rPr>
+          <w:rFonts w:ascii="宋体" w:eastAsia="宋体" w:hAnsi="宋体"/>
+          <w:sz w:val="24"/>
+        </w:rPr>
+        <w:t xml:space="preserve">      api_base: https://api.deepseek.com/v1</w:t>
+      </w:r>
+    </w:p>
+    <w:p>
+      <w:pPr>
+        <w:rPr>
+          <w:rFonts w:ascii="宋体" w:eastAsia="宋体" w:hAnsi="宋体"/>
+          <w:sz w:val="24"/>
+        </w:rPr>
+      </w:pPr>
+      <w:r>
+        <w:rPr>
+          <w:rFonts w:ascii="宋体" w:eastAsia="宋体" w:hAnsi="宋体"/>
+          <w:sz w:val="24"/>
+        </w:rPr>
+        <w:t xml:space="preserve">      api_key: sk-your-deepseek-api-key</w:t>
+      </w:r>
+    </w:p>
+    <w:p>
+      <w:pPr>
+        <w:rPr>
+          <w:rFonts w:ascii="宋体" w:eastAsia="宋体" w:hAnsi="宋体"/>
+          <w:sz w:val="24"/>
+        </w:rPr>
+      </w:pPr>
+    </w:p>
+    <w:p>
+      <w:pPr>
+        <w:rPr>
+          <w:rFonts w:ascii="宋体" w:eastAsia="宋体" w:hAnsi="宋体"/>
+          <w:sz w:val="24"/>
+        </w:rPr>
+      </w:pPr>
+      <w:r>
+        <w:rPr>
+          <w:rFonts w:ascii="宋体" w:eastAsia="宋体" w:hAnsi="宋体"/>
+          <w:sz w:val="24"/>
+        </w:rPr>
+        <w:t xml:space="preserve">  # 本地 Ollama 模型</w:t>
+      </w:r>
+    </w:p>
+    <w:p>
+      <w:pPr>
+        <w:rPr>
+          <w:rFonts w:ascii="宋体" w:eastAsia="宋体" w:hAnsi="宋体"/>
+          <w:sz w:val="24"/>
+        </w:rPr>
+      </w:pPr>
+      <w:r>
+        <w:rPr>
+          <w:rFonts w:ascii="宋体" w:eastAsia="宋体" w:hAnsi="宋体"/>
+          <w:sz w:val="24"/>
+        </w:rPr>
+        <w:lastRenderedPageBreak/>
+        <w:t xml:space="preserve">  - model_name: local-codellama</w:t>
+      </w:r>
+    </w:p>
+    <w:p>
+      <w:pPr>
+        <w:rPr>
+          <w:rFonts w:ascii="宋体" w:eastAsia="宋体" w:hAnsi="宋体"/>
+          <w:sz w:val="24"/>
+        </w:rPr>
+      </w:pPr>
+      <w:r>
+        <w:rPr>
+          <w:rFonts w:ascii="宋体" w:eastAsia="宋体" w:hAnsi="宋体"/>
+          <w:sz w:val="24"/>
+        </w:rPr>
+        <w:t xml:space="preserve">    litellm_params:</w:t>
+      </w:r>
+    </w:p>
+    <w:p>
+      <w:pPr>
+        <w:rPr>
+          <w:rFonts w:ascii="宋体" w:eastAsia="宋体" w:hAnsi="宋体"/>
+          <w:sz w:val="24"/>
+        </w:rPr>
+      </w:pPr>
+      <w:r>
+        <w:rPr>
+          <w:rFonts w:ascii="宋体" w:eastAsia="宋体" w:hAnsi="宋体"/>
+          <w:sz w:val="24"/>
+        </w:rPr>
+        <w:t xml:space="preserve">      model: ollama/codellama:7b</w:t>
+      </w:r>
+    </w:p>
+    <w:p>
+      <w:pPr>
+        <w:rPr>
+          <w:rFonts w:ascii="宋体" w:eastAsia="宋体" w:hAnsi="宋体"/>
+          <w:sz w:val="24"/>
+        </w:rPr>
+      </w:pPr>
+      <w:r>
+        <w:rPr>
+          <w:rFonts w:ascii="宋体" w:eastAsia="宋体" w:hAnsi="宋体"/>
+          <w:sz w:val="24"/>
+        </w:rPr>
+        <w:t xml:space="preserve">      api_base: http://localhost:11434</w:t>
+      </w:r>
     </w:p>
     <w:p>
       <w:pPr>
@@ -3419,914 +3554,6 @@
         </w:rPr>
         <w:t>```</w:t>
       </w:r>
-      <w:proofErr w:type="spellStart"/>
-      <w:r>
-        <w:rPr>
-          <w:rFonts w:ascii="宋体" w:eastAsia="宋体" w:hAnsi="宋体"/>
-          <w:sz w:val="24"/>
-        </w:rPr>
-        <w:t>yaml</w:t>
-      </w:r>
-      <w:proofErr w:type="spellEnd"/>
-    </w:p>
-    <w:p>
-      <w:pPr>
-        <w:rPr>
-          <w:rFonts w:ascii="宋体" w:eastAsia="宋体" w:hAnsi="宋体"/>
-          <w:sz w:val="24"/>
-        </w:rPr>
-      </w:pPr>
-      <w:proofErr w:type="spellStart"/>
-      <w:r>
-        <w:rPr>
-          <w:rFonts w:ascii="宋体" w:eastAsia="宋体" w:hAnsi="宋体"/>
-          <w:sz w:val="24"/>
-        </w:rPr>
-        <w:t>general_settings</w:t>
-      </w:r>
-      <w:proofErr w:type="spellEnd"/>
-      <w:r>
-        <w:rPr>
-          <w:rFonts w:ascii="宋体" w:eastAsia="宋体" w:hAnsi="宋体"/>
-          <w:sz w:val="24"/>
-        </w:rPr>
-        <w:t>:</w:t>
-      </w:r>
-    </w:p>
-    <w:p>
-      <w:pPr>
-        <w:rPr>
-          <w:rFonts w:ascii="宋体" w:eastAsia="宋体" w:hAnsi="宋体"/>
-          <w:sz w:val="24"/>
-        </w:rPr>
-      </w:pPr>
-      <w:r>
-        <w:rPr>
-          <w:rFonts w:ascii="宋体" w:eastAsia="宋体" w:hAnsi="宋体"/>
-          <w:sz w:val="24"/>
-        </w:rPr>
-        <w:t xml:space="preserve">  </w:t>
-      </w:r>
-      <w:proofErr w:type="spellStart"/>
-      <w:r>
-        <w:rPr>
-          <w:rFonts w:ascii="宋体" w:eastAsia="宋体" w:hAnsi="宋体"/>
-          <w:sz w:val="24"/>
-        </w:rPr>
-        <w:t>master_key</w:t>
-      </w:r>
-      <w:proofErr w:type="spellEnd"/>
-      <w:r>
-        <w:rPr>
-          <w:rFonts w:ascii="宋体" w:eastAsia="宋体" w:hAnsi="宋体"/>
-          <w:sz w:val="24"/>
-        </w:rPr>
-        <w:t xml:space="preserve">: </w:t>
-      </w:r>
-      <w:proofErr w:type="spellStart"/>
-      <w:r>
-        <w:rPr>
-          <w:rFonts w:ascii="宋体" w:eastAsia="宋体" w:hAnsi="宋体"/>
-          <w:sz w:val="24"/>
-        </w:rPr>
-        <w:t>sk</w:t>
-      </w:r>
-      <w:proofErr w:type="spellEnd"/>
-      <w:r>
-        <w:rPr>
-          <w:rFonts w:ascii="宋体" w:eastAsia="宋体" w:hAnsi="宋体"/>
-          <w:sz w:val="24"/>
-        </w:rPr>
-        <w:t>-your-master-key   # 网关主密钥</w:t>
-      </w:r>
-    </w:p>
-    <w:p>
-      <w:pPr>
-        <w:rPr>
-          <w:rFonts w:ascii="宋体" w:eastAsia="宋体" w:hAnsi="宋体"/>
-          <w:sz w:val="24"/>
-        </w:rPr>
-      </w:pPr>
-    </w:p>
-    <w:p>
-      <w:pPr>
-        <w:rPr>
-          <w:rFonts w:ascii="宋体" w:eastAsia="宋体" w:hAnsi="宋体"/>
-          <w:sz w:val="24"/>
-        </w:rPr>
-      </w:pPr>
-      <w:proofErr w:type="spellStart"/>
-      <w:r>
-        <w:rPr>
-          <w:rFonts w:ascii="宋体" w:eastAsia="宋体" w:hAnsi="宋体"/>
-          <w:sz w:val="24"/>
-        </w:rPr>
-        <w:t>model_list</w:t>
-      </w:r>
-      <w:proofErr w:type="spellEnd"/>
-      <w:r>
-        <w:rPr>
-          <w:rFonts w:ascii="宋体" w:eastAsia="宋体" w:hAnsi="宋体"/>
-          <w:sz w:val="24"/>
-        </w:rPr>
-        <w:t>:</w:t>
-      </w:r>
-    </w:p>
-    <w:p>
-      <w:pPr>
-        <w:rPr>
-          <w:rFonts w:ascii="宋体" w:eastAsia="宋体" w:hAnsi="宋体"/>
-          <w:sz w:val="24"/>
-        </w:rPr>
-      </w:pPr>
-      <w:r>
-        <w:rPr>
-          <w:rFonts w:ascii="宋体" w:eastAsia="宋体" w:hAnsi="宋体"/>
-          <w:sz w:val="24"/>
-        </w:rPr>
-        <w:t xml:space="preserve">  # OpenAI 官方模型</w:t>
-      </w:r>
-    </w:p>
-    <w:p>
-      <w:pPr>
-        <w:rPr>
-          <w:rFonts w:ascii="宋体" w:eastAsia="宋体" w:hAnsi="宋体"/>
-          <w:sz w:val="24"/>
-        </w:rPr>
-      </w:pPr>
-      <w:r>
-        <w:rPr>
-          <w:rFonts w:ascii="宋体" w:eastAsia="宋体" w:hAnsi="宋体"/>
-          <w:sz w:val="24"/>
-        </w:rPr>
-        <w:t xml:space="preserve">  - </w:t>
-      </w:r>
-      <w:proofErr w:type="spellStart"/>
-      <w:r>
-        <w:rPr>
-          <w:rFonts w:ascii="宋体" w:eastAsia="宋体" w:hAnsi="宋体"/>
-          <w:sz w:val="24"/>
-        </w:rPr>
-        <w:t>model_name</w:t>
-      </w:r>
-      <w:proofErr w:type="spellEnd"/>
-      <w:r>
-        <w:rPr>
-          <w:rFonts w:ascii="宋体" w:eastAsia="宋体" w:hAnsi="宋体"/>
-          <w:sz w:val="24"/>
-        </w:rPr>
-        <w:t>: gpt-4o</w:t>
-      </w:r>
-    </w:p>
-    <w:p>
-      <w:pPr>
-        <w:rPr>
-          <w:rFonts w:ascii="宋体" w:eastAsia="宋体" w:hAnsi="宋体"/>
-          <w:sz w:val="24"/>
-        </w:rPr>
-      </w:pPr>
-      <w:r>
-        <w:rPr>
-          <w:rFonts w:ascii="宋体" w:eastAsia="宋体" w:hAnsi="宋体"/>
-          <w:sz w:val="24"/>
-        </w:rPr>
-        <w:t xml:space="preserve">    </w:t>
-      </w:r>
-      <w:proofErr w:type="spellStart"/>
-      <w:r>
-        <w:rPr>
-          <w:rFonts w:ascii="宋体" w:eastAsia="宋体" w:hAnsi="宋体"/>
-          <w:sz w:val="24"/>
-        </w:rPr>
-        <w:t>litellm_params</w:t>
-      </w:r>
-      <w:proofErr w:type="spellEnd"/>
-      <w:r>
-        <w:rPr>
-          <w:rFonts w:ascii="宋体" w:eastAsia="宋体" w:hAnsi="宋体"/>
-          <w:sz w:val="24"/>
-        </w:rPr>
-        <w:t>:</w:t>
-      </w:r>
-    </w:p>
-    <w:p>
-      <w:pPr>
-        <w:rPr>
-          <w:rFonts w:ascii="宋体" w:eastAsia="宋体" w:hAnsi="宋体"/>
-          <w:sz w:val="24"/>
-        </w:rPr>
-      </w:pPr>
-      <w:r>
-        <w:rPr>
-          <w:rFonts w:ascii="宋体" w:eastAsia="宋体" w:hAnsi="宋体"/>
-          <w:sz w:val="24"/>
-        </w:rPr>
-        <w:t xml:space="preserve">      model: </w:t>
-      </w:r>
-      <w:proofErr w:type="spellStart"/>
-      <w:r>
-        <w:rPr>
-          <w:rFonts w:ascii="宋体" w:eastAsia="宋体" w:hAnsi="宋体"/>
-          <w:sz w:val="24"/>
-        </w:rPr>
-        <w:t>openai</w:t>
-      </w:r>
-      <w:proofErr w:type="spellEnd"/>
-      <w:r>
-        <w:rPr>
-          <w:rFonts w:ascii="宋体" w:eastAsia="宋体" w:hAnsi="宋体"/>
-          <w:sz w:val="24"/>
-        </w:rPr>
-        <w:t>/gpt-4o</w:t>
-      </w:r>
-    </w:p>
-    <w:p>
-      <w:pPr>
-        <w:rPr>
-          <w:rFonts w:ascii="宋体" w:eastAsia="宋体" w:hAnsi="宋体"/>
-          <w:sz w:val="24"/>
-        </w:rPr>
-      </w:pPr>
-      <w:r>
-        <w:rPr>
-          <w:rFonts w:ascii="宋体" w:eastAsia="宋体" w:hAnsi="宋体"/>
-          <w:sz w:val="24"/>
-        </w:rPr>
-        <w:t xml:space="preserve">      </w:t>
-      </w:r>
-      <w:proofErr w:type="spellStart"/>
-      <w:r>
-        <w:rPr>
-          <w:rFonts w:ascii="宋体" w:eastAsia="宋体" w:hAnsi="宋体"/>
-          <w:sz w:val="24"/>
-        </w:rPr>
-        <w:t>api_key</w:t>
-      </w:r>
-      <w:proofErr w:type="spellEnd"/>
-      <w:r>
-        <w:rPr>
-          <w:rFonts w:ascii="宋体" w:eastAsia="宋体" w:hAnsi="宋体"/>
-          <w:sz w:val="24"/>
-        </w:rPr>
-        <w:t xml:space="preserve">: </w:t>
-      </w:r>
-      <w:proofErr w:type="spellStart"/>
-      <w:r>
-        <w:rPr>
-          <w:rFonts w:ascii="宋体" w:eastAsia="宋体" w:hAnsi="宋体"/>
-          <w:sz w:val="24"/>
-        </w:rPr>
-        <w:t>sk</w:t>
-      </w:r>
-      <w:proofErr w:type="spellEnd"/>
-      <w:r>
-        <w:rPr>
-          <w:rFonts w:ascii="宋体" w:eastAsia="宋体" w:hAnsi="宋体"/>
-          <w:sz w:val="24"/>
-        </w:rPr>
-        <w:t>-your-</w:t>
-      </w:r>
-      <w:proofErr w:type="spellStart"/>
-      <w:r>
-        <w:rPr>
-          <w:rFonts w:ascii="宋体" w:eastAsia="宋体" w:hAnsi="宋体"/>
-          <w:sz w:val="24"/>
-        </w:rPr>
-        <w:t>openai</w:t>
-      </w:r>
-      <w:proofErr w:type="spellEnd"/>
-      <w:r>
-        <w:rPr>
-          <w:rFonts w:ascii="宋体" w:eastAsia="宋体" w:hAnsi="宋体"/>
-          <w:sz w:val="24"/>
-        </w:rPr>
-        <w:t>-</w:t>
-      </w:r>
-      <w:proofErr w:type="spellStart"/>
-      <w:r>
-        <w:rPr>
-          <w:rFonts w:ascii="宋体" w:eastAsia="宋体" w:hAnsi="宋体"/>
-          <w:sz w:val="24"/>
-        </w:rPr>
-        <w:t>api</w:t>
-      </w:r>
-      <w:proofErr w:type="spellEnd"/>
-      <w:r>
-        <w:rPr>
-          <w:rFonts w:ascii="宋体" w:eastAsia="宋体" w:hAnsi="宋体"/>
-          <w:sz w:val="24"/>
-        </w:rPr>
-        <w:t>-key</w:t>
-      </w:r>
-    </w:p>
-    <w:p>
-      <w:pPr>
-        <w:rPr>
-          <w:rFonts w:ascii="宋体" w:eastAsia="宋体" w:hAnsi="宋体"/>
-          <w:sz w:val="24"/>
-        </w:rPr>
-      </w:pPr>
-    </w:p>
-    <w:p>
-      <w:pPr>
-        <w:rPr>
-          <w:rFonts w:ascii="宋体" w:eastAsia="宋体" w:hAnsi="宋体"/>
-          <w:sz w:val="24"/>
-        </w:rPr>
-      </w:pPr>
-      <w:r>
-        <w:rPr>
-          <w:rFonts w:ascii="宋体" w:eastAsia="宋体" w:hAnsi="宋体"/>
-          <w:sz w:val="24"/>
-        </w:rPr>
-        <w:t xml:space="preserve">  # Anthropic Claude</w:t>
-      </w:r>
-    </w:p>
-    <w:p>
-      <w:pPr>
-        <w:rPr>
-          <w:rFonts w:ascii="宋体" w:eastAsia="宋体" w:hAnsi="宋体"/>
-          <w:sz w:val="24"/>
-        </w:rPr>
-      </w:pPr>
-      <w:r>
-        <w:rPr>
-          <w:rFonts w:ascii="宋体" w:eastAsia="宋体" w:hAnsi="宋体"/>
-          <w:sz w:val="24"/>
-        </w:rPr>
-        <w:t xml:space="preserve">  - </w:t>
-      </w:r>
-      <w:proofErr w:type="spellStart"/>
-      <w:r>
-        <w:rPr>
-          <w:rFonts w:ascii="宋体" w:eastAsia="宋体" w:hAnsi="宋体"/>
-          <w:sz w:val="24"/>
-        </w:rPr>
-        <w:t>model_name</w:t>
-      </w:r>
-      <w:proofErr w:type="spellEnd"/>
-      <w:r>
-        <w:rPr>
-          <w:rFonts w:ascii="宋体" w:eastAsia="宋体" w:hAnsi="宋体"/>
-          <w:sz w:val="24"/>
-        </w:rPr>
-        <w:t xml:space="preserve">: </w:t>
-      </w:r>
-      <w:proofErr w:type="spellStart"/>
-      <w:r>
-        <w:rPr>
-          <w:rFonts w:ascii="宋体" w:eastAsia="宋体" w:hAnsi="宋体"/>
-          <w:sz w:val="24"/>
-        </w:rPr>
-        <w:t>claude</w:t>
-      </w:r>
-      <w:proofErr w:type="spellEnd"/>
-      <w:r>
-        <w:rPr>
-          <w:rFonts w:ascii="宋体" w:eastAsia="宋体" w:hAnsi="宋体"/>
-          <w:sz w:val="24"/>
-        </w:rPr>
-        <w:t>-sonnet</w:t>
-      </w:r>
-    </w:p>
-    <w:p>
-      <w:pPr>
-        <w:rPr>
-          <w:rFonts w:ascii="宋体" w:eastAsia="宋体" w:hAnsi="宋体"/>
-          <w:sz w:val="24"/>
-        </w:rPr>
-      </w:pPr>
-      <w:r>
-        <w:rPr>
-          <w:rFonts w:ascii="宋体" w:eastAsia="宋体" w:hAnsi="宋体"/>
-          <w:sz w:val="24"/>
-        </w:rPr>
-        <w:t xml:space="preserve">    </w:t>
-      </w:r>
-      <w:proofErr w:type="spellStart"/>
-      <w:r>
-        <w:rPr>
-          <w:rFonts w:ascii="宋体" w:eastAsia="宋体" w:hAnsi="宋体"/>
-          <w:sz w:val="24"/>
-        </w:rPr>
-        <w:t>litellm_params</w:t>
-      </w:r>
-      <w:proofErr w:type="spellEnd"/>
-      <w:r>
-        <w:rPr>
-          <w:rFonts w:ascii="宋体" w:eastAsia="宋体" w:hAnsi="宋体"/>
-          <w:sz w:val="24"/>
-        </w:rPr>
-        <w:t>:</w:t>
-      </w:r>
-    </w:p>
-    <w:p>
-      <w:pPr>
-        <w:rPr>
-          <w:rFonts w:ascii="宋体" w:eastAsia="宋体" w:hAnsi="宋体"/>
-          <w:sz w:val="24"/>
-        </w:rPr>
-      </w:pPr>
-      <w:r>
-        <w:rPr>
-          <w:rFonts w:ascii="宋体" w:eastAsia="宋体" w:hAnsi="宋体"/>
-          <w:sz w:val="24"/>
-        </w:rPr>
-        <w:t xml:space="preserve">      model: anthropic/claude-3-5-sonnet-20241022</w:t>
-      </w:r>
-    </w:p>
-    <w:p>
-      <w:pPr>
-        <w:rPr>
-          <w:rFonts w:ascii="宋体" w:eastAsia="宋体" w:hAnsi="宋体"/>
-          <w:sz w:val="24"/>
-        </w:rPr>
-      </w:pPr>
-      <w:r>
-        <w:rPr>
-          <w:rFonts w:ascii="宋体" w:eastAsia="宋体" w:hAnsi="宋体"/>
-          <w:sz w:val="24"/>
-        </w:rPr>
-        <w:t xml:space="preserve">      </w:t>
-      </w:r>
-      <w:proofErr w:type="spellStart"/>
-      <w:r>
-        <w:rPr>
-          <w:rFonts w:ascii="宋体" w:eastAsia="宋体" w:hAnsi="宋体"/>
-          <w:sz w:val="24"/>
-        </w:rPr>
-        <w:t>api_key</w:t>
-      </w:r>
-      <w:proofErr w:type="spellEnd"/>
-      <w:r>
-        <w:rPr>
-          <w:rFonts w:ascii="宋体" w:eastAsia="宋体" w:hAnsi="宋体"/>
-          <w:sz w:val="24"/>
-        </w:rPr>
-        <w:t xml:space="preserve">: </w:t>
-      </w:r>
-      <w:proofErr w:type="spellStart"/>
-      <w:r>
-        <w:rPr>
-          <w:rFonts w:ascii="宋体" w:eastAsia="宋体" w:hAnsi="宋体"/>
-          <w:sz w:val="24"/>
-        </w:rPr>
-        <w:t>sk</w:t>
-      </w:r>
-      <w:proofErr w:type="spellEnd"/>
-      <w:r>
-        <w:rPr>
-          <w:rFonts w:ascii="宋体" w:eastAsia="宋体" w:hAnsi="宋体"/>
-          <w:sz w:val="24"/>
-        </w:rPr>
-        <w:t>-your-anthropic-</w:t>
-      </w:r>
-      <w:proofErr w:type="spellStart"/>
-      <w:r>
-        <w:rPr>
-          <w:rFonts w:ascii="宋体" w:eastAsia="宋体" w:hAnsi="宋体"/>
-          <w:sz w:val="24"/>
-        </w:rPr>
-        <w:t>api</w:t>
-      </w:r>
-      <w:proofErr w:type="spellEnd"/>
-      <w:r>
-        <w:rPr>
-          <w:rFonts w:ascii="宋体" w:eastAsia="宋体" w:hAnsi="宋体"/>
-          <w:sz w:val="24"/>
-        </w:rPr>
-        <w:t>-key</w:t>
-      </w:r>
-    </w:p>
-    <w:p>
-      <w:pPr>
-        <w:rPr>
-          <w:rFonts w:ascii="宋体" w:eastAsia="宋体" w:hAnsi="宋体"/>
-          <w:sz w:val="24"/>
-        </w:rPr>
-      </w:pPr>
-    </w:p>
-    <w:p>
-      <w:pPr>
-        <w:rPr>
-          <w:rFonts w:ascii="宋体" w:eastAsia="宋体" w:hAnsi="宋体"/>
-          <w:sz w:val="24"/>
-        </w:rPr>
-      </w:pPr>
-      <w:r>
-        <w:rPr>
-          <w:rFonts w:ascii="宋体" w:eastAsia="宋体" w:hAnsi="宋体"/>
-          <w:sz w:val="24"/>
-        </w:rPr>
-        <w:t xml:space="preserve">  # DeepSeek</w:t>
-      </w:r>
-    </w:p>
-    <w:p>
-      <w:pPr>
-        <w:rPr>
-          <w:rFonts w:ascii="宋体" w:eastAsia="宋体" w:hAnsi="宋体"/>
-          <w:sz w:val="24"/>
-        </w:rPr>
-      </w:pPr>
-      <w:r>
-        <w:rPr>
-          <w:rFonts w:ascii="宋体" w:eastAsia="宋体" w:hAnsi="宋体"/>
-          <w:sz w:val="24"/>
-        </w:rPr>
-        <w:t xml:space="preserve">  - </w:t>
-      </w:r>
-      <w:proofErr w:type="spellStart"/>
-      <w:r>
-        <w:rPr>
-          <w:rFonts w:ascii="宋体" w:eastAsia="宋体" w:hAnsi="宋体"/>
-          <w:sz w:val="24"/>
-        </w:rPr>
-        <w:t>model_name</w:t>
-      </w:r>
-      <w:proofErr w:type="spellEnd"/>
-      <w:r>
-        <w:rPr>
-          <w:rFonts w:ascii="宋体" w:eastAsia="宋体" w:hAnsi="宋体"/>
-          <w:sz w:val="24"/>
-        </w:rPr>
-        <w:t xml:space="preserve">: </w:t>
-      </w:r>
-      <w:proofErr w:type="spellStart"/>
-      <w:r>
-        <w:rPr>
-          <w:rFonts w:ascii="宋体" w:eastAsia="宋体" w:hAnsi="宋体"/>
-          <w:sz w:val="24"/>
-        </w:rPr>
-        <w:t>deepseek</w:t>
-      </w:r>
-      <w:proofErr w:type="spellEnd"/>
-      <w:r>
-        <w:rPr>
-          <w:rFonts w:ascii="宋体" w:eastAsia="宋体" w:hAnsi="宋体"/>
-          <w:sz w:val="24"/>
-        </w:rPr>
-        <w:t>-chat</w:t>
-      </w:r>
-    </w:p>
-    <w:p>
-      <w:pPr>
-        <w:rPr>
-          <w:rFonts w:ascii="宋体" w:eastAsia="宋体" w:hAnsi="宋体"/>
-          <w:sz w:val="24"/>
-        </w:rPr>
-      </w:pPr>
-      <w:r>
-        <w:rPr>
-          <w:rFonts w:ascii="宋体" w:eastAsia="宋体" w:hAnsi="宋体"/>
-          <w:sz w:val="24"/>
-        </w:rPr>
-        <w:t xml:space="preserve">    </w:t>
-      </w:r>
-      <w:proofErr w:type="spellStart"/>
-      <w:r>
-        <w:rPr>
-          <w:rFonts w:ascii="宋体" w:eastAsia="宋体" w:hAnsi="宋体"/>
-          <w:sz w:val="24"/>
-        </w:rPr>
-        <w:t>litellm_params</w:t>
-      </w:r>
-      <w:proofErr w:type="spellEnd"/>
-      <w:r>
-        <w:rPr>
-          <w:rFonts w:ascii="宋体" w:eastAsia="宋体" w:hAnsi="宋体"/>
-          <w:sz w:val="24"/>
-        </w:rPr>
-        <w:t>:</w:t>
-      </w:r>
-    </w:p>
-    <w:p>
-      <w:pPr>
-        <w:rPr>
-          <w:rFonts w:ascii="宋体" w:eastAsia="宋体" w:hAnsi="宋体"/>
-          <w:sz w:val="24"/>
-        </w:rPr>
-      </w:pPr>
-      <w:r>
-        <w:rPr>
-          <w:rFonts w:ascii="宋体" w:eastAsia="宋体" w:hAnsi="宋体"/>
-          <w:sz w:val="24"/>
-        </w:rPr>
-        <w:t xml:space="preserve">      model: </w:t>
-      </w:r>
-      <w:proofErr w:type="spellStart"/>
-      <w:r>
-        <w:rPr>
-          <w:rFonts w:ascii="宋体" w:eastAsia="宋体" w:hAnsi="宋体"/>
-          <w:sz w:val="24"/>
-        </w:rPr>
-        <w:t>deepseek</w:t>
-      </w:r>
-      <w:proofErr w:type="spellEnd"/>
-      <w:r>
-        <w:rPr>
-          <w:rFonts w:ascii="宋体" w:eastAsia="宋体" w:hAnsi="宋体"/>
-          <w:sz w:val="24"/>
-        </w:rPr>
-        <w:t>/</w:t>
-      </w:r>
-      <w:proofErr w:type="spellStart"/>
-      <w:r>
-        <w:rPr>
-          <w:rFonts w:ascii="宋体" w:eastAsia="宋体" w:hAnsi="宋体"/>
-          <w:sz w:val="24"/>
-        </w:rPr>
-        <w:t>deepseek</w:t>
-      </w:r>
-      <w:proofErr w:type="spellEnd"/>
-      <w:r>
-        <w:rPr>
-          <w:rFonts w:ascii="宋体" w:eastAsia="宋体" w:hAnsi="宋体"/>
-          <w:sz w:val="24"/>
-        </w:rPr>
-        <w:t>-chat</w:t>
-      </w:r>
-    </w:p>
-    <w:p>
-      <w:pPr>
-        <w:rPr>
-          <w:rFonts w:ascii="宋体" w:eastAsia="宋体" w:hAnsi="宋体"/>
-          <w:sz w:val="24"/>
-        </w:rPr>
-      </w:pPr>
-      <w:r>
-        <w:rPr>
-          <w:rFonts w:ascii="宋体" w:eastAsia="宋体" w:hAnsi="宋体"/>
-          <w:sz w:val="24"/>
-        </w:rPr>
-        <w:t xml:space="preserve">      </w:t>
-      </w:r>
-      <w:proofErr w:type="spellStart"/>
-      <w:r>
-        <w:rPr>
-          <w:rFonts w:ascii="宋体" w:eastAsia="宋体" w:hAnsi="宋体"/>
-          <w:sz w:val="24"/>
-        </w:rPr>
-        <w:t>api_base</w:t>
-      </w:r>
-      <w:proofErr w:type="spellEnd"/>
-      <w:r>
-        <w:rPr>
-          <w:rFonts w:ascii="宋体" w:eastAsia="宋体" w:hAnsi="宋体"/>
-          <w:sz w:val="24"/>
-        </w:rPr>
-        <w:t>: https://api.deepseek.com/v1</w:t>
-      </w:r>
-    </w:p>
-    <w:p>
-      <w:pPr>
-        <w:rPr>
-          <w:rFonts w:ascii="宋体" w:eastAsia="宋体" w:hAnsi="宋体"/>
-          <w:sz w:val="24"/>
-        </w:rPr>
-      </w:pPr>
-      <w:r>
-        <w:rPr>
-          <w:rFonts w:ascii="宋体" w:eastAsia="宋体" w:hAnsi="宋体"/>
-          <w:sz w:val="24"/>
-        </w:rPr>
-        <w:t xml:space="preserve">      </w:t>
-      </w:r>
-      <w:proofErr w:type="spellStart"/>
-      <w:r>
-        <w:rPr>
-          <w:rFonts w:ascii="宋体" w:eastAsia="宋体" w:hAnsi="宋体"/>
-          <w:sz w:val="24"/>
-        </w:rPr>
-        <w:t>api_key</w:t>
-      </w:r>
-      <w:proofErr w:type="spellEnd"/>
-      <w:r>
-        <w:rPr>
-          <w:rFonts w:ascii="宋体" w:eastAsia="宋体" w:hAnsi="宋体"/>
-          <w:sz w:val="24"/>
-        </w:rPr>
-        <w:t xml:space="preserve">: </w:t>
-      </w:r>
-      <w:proofErr w:type="spellStart"/>
-      <w:r>
-        <w:rPr>
-          <w:rFonts w:ascii="宋体" w:eastAsia="宋体" w:hAnsi="宋体"/>
-          <w:sz w:val="24"/>
-        </w:rPr>
-        <w:t>sk</w:t>
-      </w:r>
-      <w:proofErr w:type="spellEnd"/>
-      <w:r>
-        <w:rPr>
-          <w:rFonts w:ascii="宋体" w:eastAsia="宋体" w:hAnsi="宋体"/>
-          <w:sz w:val="24"/>
-        </w:rPr>
-        <w:t>-your-</w:t>
-      </w:r>
-      <w:proofErr w:type="spellStart"/>
-      <w:r>
-        <w:rPr>
-          <w:rFonts w:ascii="宋体" w:eastAsia="宋体" w:hAnsi="宋体"/>
-          <w:sz w:val="24"/>
-        </w:rPr>
-        <w:t>deepseek</w:t>
-      </w:r>
-      <w:proofErr w:type="spellEnd"/>
-      <w:r>
-        <w:rPr>
-          <w:rFonts w:ascii="宋体" w:eastAsia="宋体" w:hAnsi="宋体"/>
-          <w:sz w:val="24"/>
-        </w:rPr>
-        <w:t>-</w:t>
-      </w:r>
-      <w:proofErr w:type="spellStart"/>
-      <w:r>
-        <w:rPr>
-          <w:rFonts w:ascii="宋体" w:eastAsia="宋体" w:hAnsi="宋体"/>
-          <w:sz w:val="24"/>
-        </w:rPr>
-        <w:t>api</w:t>
-      </w:r>
-      <w:proofErr w:type="spellEnd"/>
-      <w:r>
-        <w:rPr>
-          <w:rFonts w:ascii="宋体" w:eastAsia="宋体" w:hAnsi="宋体"/>
-          <w:sz w:val="24"/>
-        </w:rPr>
-        <w:t>-key</w:t>
-      </w:r>
-    </w:p>
-    <w:p>
-      <w:pPr>
-        <w:rPr>
-          <w:rFonts w:ascii="宋体" w:eastAsia="宋体" w:hAnsi="宋体"/>
-          <w:sz w:val="24"/>
-        </w:rPr>
-      </w:pPr>
-    </w:p>
-    <w:p>
-      <w:pPr>
-        <w:rPr>
-          <w:rFonts w:ascii="宋体" w:eastAsia="宋体" w:hAnsi="宋体"/>
-          <w:sz w:val="24"/>
-        </w:rPr>
-      </w:pPr>
-      <w:r>
-        <w:rPr>
-          <w:rFonts w:ascii="宋体" w:eastAsia="宋体" w:hAnsi="宋体"/>
-          <w:sz w:val="24"/>
-        </w:rPr>
-        <w:t xml:space="preserve">  # 本地 Ollama 模型</w:t>
-      </w:r>
-    </w:p>
-    <w:p>
-      <w:pPr>
-        <w:rPr>
-          <w:rFonts w:ascii="宋体" w:eastAsia="宋体" w:hAnsi="宋体"/>
-          <w:sz w:val="24"/>
-        </w:rPr>
-      </w:pPr>
-      <w:r>
-        <w:rPr>
-          <w:rFonts w:ascii="宋体" w:eastAsia="宋体" w:hAnsi="宋体"/>
-          <w:sz w:val="24"/>
-        </w:rPr>
-        <w:lastRenderedPageBreak/>
-        <w:t xml:space="preserve">  - </w:t>
-      </w:r>
-      <w:proofErr w:type="spellStart"/>
-      <w:r>
-        <w:rPr>
-          <w:rFonts w:ascii="宋体" w:eastAsia="宋体" w:hAnsi="宋体"/>
-          <w:sz w:val="24"/>
-        </w:rPr>
-        <w:t>model_name</w:t>
-      </w:r>
-      <w:proofErr w:type="spellEnd"/>
-      <w:r>
-        <w:rPr>
-          <w:rFonts w:ascii="宋体" w:eastAsia="宋体" w:hAnsi="宋体"/>
-          <w:sz w:val="24"/>
-        </w:rPr>
-        <w:t>: local-</w:t>
-      </w:r>
-      <w:proofErr w:type="spellStart"/>
-      <w:r>
-        <w:rPr>
-          <w:rFonts w:ascii="宋体" w:eastAsia="宋体" w:hAnsi="宋体"/>
-          <w:sz w:val="24"/>
-        </w:rPr>
-        <w:t>codellama</w:t>
-      </w:r>
-      <w:proofErr w:type="spellEnd"/>
-    </w:p>
-    <w:p>
-      <w:pPr>
-        <w:rPr>
-          <w:rFonts w:ascii="宋体" w:eastAsia="宋体" w:hAnsi="宋体"/>
-          <w:sz w:val="24"/>
-        </w:rPr>
-      </w:pPr>
-      <w:r>
-        <w:rPr>
-          <w:rFonts w:ascii="宋体" w:eastAsia="宋体" w:hAnsi="宋体"/>
-          <w:sz w:val="24"/>
-        </w:rPr>
-        <w:t xml:space="preserve">    </w:t>
-      </w:r>
-      <w:proofErr w:type="spellStart"/>
-      <w:r>
-        <w:rPr>
-          <w:rFonts w:ascii="宋体" w:eastAsia="宋体" w:hAnsi="宋体"/>
-          <w:sz w:val="24"/>
-        </w:rPr>
-        <w:t>litellm_params</w:t>
-      </w:r>
-      <w:proofErr w:type="spellEnd"/>
-      <w:r>
-        <w:rPr>
-          <w:rFonts w:ascii="宋体" w:eastAsia="宋体" w:hAnsi="宋体"/>
-          <w:sz w:val="24"/>
-        </w:rPr>
-        <w:t>:</w:t>
-      </w:r>
-    </w:p>
-    <w:p>
-      <w:pPr>
-        <w:rPr>
-          <w:rFonts w:ascii="宋体" w:eastAsia="宋体" w:hAnsi="宋体"/>
-          <w:sz w:val="24"/>
-        </w:rPr>
-      </w:pPr>
-      <w:r>
-        <w:rPr>
-          <w:rFonts w:ascii="宋体" w:eastAsia="宋体" w:hAnsi="宋体"/>
-          <w:sz w:val="24"/>
-        </w:rPr>
-        <w:t xml:space="preserve">      model: </w:t>
-      </w:r>
-      <w:proofErr w:type="spellStart"/>
-      <w:r>
-        <w:rPr>
-          <w:rFonts w:ascii="宋体" w:eastAsia="宋体" w:hAnsi="宋体"/>
-          <w:sz w:val="24"/>
-        </w:rPr>
-        <w:t>ollama</w:t>
-      </w:r>
-      <w:proofErr w:type="spellEnd"/>
-      <w:r>
-        <w:rPr>
-          <w:rFonts w:ascii="宋体" w:eastAsia="宋体" w:hAnsi="宋体"/>
-          <w:sz w:val="24"/>
-        </w:rPr>
-        <w:t>/codellama:7b</w:t>
-      </w:r>
-    </w:p>
-    <w:p>
-      <w:pPr>
-        <w:rPr>
-          <w:rFonts w:ascii="宋体" w:eastAsia="宋体" w:hAnsi="宋体"/>
-          <w:sz w:val="24"/>
-        </w:rPr>
-      </w:pPr>
-      <w:r>
-        <w:rPr>
-          <w:rFonts w:ascii="宋体" w:eastAsia="宋体" w:hAnsi="宋体"/>
-          <w:sz w:val="24"/>
-        </w:rPr>
-        <w:t xml:space="preserve">      </w:t>
-      </w:r>
-      <w:proofErr w:type="spellStart"/>
-      <w:r>
-        <w:rPr>
-          <w:rFonts w:ascii="宋体" w:eastAsia="宋体" w:hAnsi="宋体"/>
-          <w:sz w:val="24"/>
-        </w:rPr>
-        <w:t>api_base</w:t>
-      </w:r>
-      <w:proofErr w:type="spellEnd"/>
-      <w:r>
-        <w:rPr>
-          <w:rFonts w:ascii="宋体" w:eastAsia="宋体" w:hAnsi="宋体"/>
-          <w:sz w:val="24"/>
-        </w:rPr>
-        <w:t>: http://localhost:11434</w:t>
-      </w:r>
-    </w:p>
-    <w:p>
-      <w:pPr>
-        <w:rPr>
-          <w:rFonts w:ascii="宋体" w:eastAsia="宋体" w:hAnsi="宋体"/>
-          <w:sz w:val="24"/>
-        </w:rPr>
-      </w:pPr>
-      <w:r>
-        <w:rPr>
-          <w:rFonts w:ascii="宋体" w:eastAsia="宋体" w:hAnsi="宋体"/>
-          <w:sz w:val="24"/>
-        </w:rPr>
-        <w:t>```</w:t>
-      </w:r>
     </w:p>
     <w:p>
       <w:pPr>
@@ -4538,56 +3765,31 @@
           <w:rFonts w:ascii="宋体" w:eastAsia="宋体" w:hAnsi="宋体"/>
           <w:sz w:val="24"/>
         </w:rPr>
-        <w:t xml:space="preserve"> Continue 设置 (</w:t>
-      </w:r>
-      <w:proofErr w:type="spellStart"/>
-      <w:r>
-        <w:rPr>
-          <w:rFonts w:ascii="宋体" w:eastAsia="宋体" w:hAnsi="宋体"/>
-          <w:sz w:val="24"/>
-        </w:rPr>
-        <w:t>config.json</w:t>
-      </w:r>
-      <w:proofErr w:type="spellEnd"/>
-      <w:r>
-        <w:rPr>
-          <w:rFonts w:ascii="宋体" w:eastAsia="宋体" w:hAnsi="宋体"/>
-          <w:sz w:val="24"/>
-        </w:rPr>
-        <w:t>)，填入：</w:t>
-      </w:r>
-    </w:p>
-    <w:p>
-      <w:pPr>
-        <w:rPr>
-          <w:rFonts w:ascii="宋体" w:eastAsia="宋体" w:hAnsi="宋体"/>
-          <w:sz w:val="24"/>
-        </w:rPr>
-      </w:pPr>
-    </w:p>
-    <w:p>
-      <w:pPr>
-        <w:rPr>
-          <w:rFonts w:ascii="宋体" w:eastAsia="宋体" w:hAnsi="宋体"/>
-          <w:sz w:val="24"/>
-        </w:rPr>
-      </w:pPr>
-      <w:r>
-        <w:rPr>
-          <w:rFonts w:ascii="宋体" w:eastAsia="宋体" w:hAnsi="宋体"/>
-          <w:sz w:val="24"/>
-        </w:rPr>
-        <w:t>```</w:t>
-      </w:r>
-      <w:proofErr w:type="spellStart"/>
-      <w:r>
-        <w:rPr>
-          <w:rFonts w:ascii="宋体" w:eastAsia="宋体" w:hAnsi="宋体"/>
-          <w:sz w:val="24"/>
-        </w:rPr>
-        <w:t>json</w:t>
-      </w:r>
-      <w:proofErr w:type="spellEnd"/>
+        <w:t xml:space="preserve"> Continue 设置 (config.json)，填入：</w:t>
+      </w:r>
+    </w:p>
+    <w:p>
+      <w:pPr>
+        <w:rPr>
+          <w:rFonts w:ascii="宋体" w:eastAsia="宋体" w:hAnsi="宋体"/>
+          <w:sz w:val="24"/>
+        </w:rPr>
+      </w:pPr>
+    </w:p>
+    <w:p>
+      <w:pPr>
+        <w:rPr>
+          <w:rFonts w:ascii="宋体" w:eastAsia="宋体" w:hAnsi="宋体"/>
+          <w:sz w:val="24"/>
+        </w:rPr>
+      </w:pPr>
+      <w:r>
+        <w:rPr>
+          <w:rFonts w:ascii="宋体" w:eastAsia="宋体" w:hAnsi="宋体"/>
+          <w:sz w:val="24"/>
+        </w:rPr>
+        <w:t>```json</w:t>
+      </w:r>
     </w:p>
     <w:p>
       <w:pPr>
@@ -4662,23 +3864,7 @@
           <w:rFonts w:ascii="宋体" w:eastAsia="宋体" w:hAnsi="宋体"/>
           <w:sz w:val="24"/>
         </w:rPr>
-        <w:t xml:space="preserve">      "provider": "</w:t>
-      </w:r>
-      <w:proofErr w:type="spellStart"/>
-      <w:r>
-        <w:rPr>
-          <w:rFonts w:ascii="宋体" w:eastAsia="宋体" w:hAnsi="宋体"/>
-          <w:sz w:val="24"/>
-        </w:rPr>
-        <w:t>openai</w:t>
-      </w:r>
-      <w:proofErr w:type="spellEnd"/>
-      <w:r>
-        <w:rPr>
-          <w:rFonts w:ascii="宋体" w:eastAsia="宋体" w:hAnsi="宋体"/>
-          <w:sz w:val="24"/>
-        </w:rPr>
-        <w:t>",</w:t>
+        <w:t xml:space="preserve">      "provider": "openai",</w:t>
       </w:r>
     </w:p>
     <w:p>
@@ -4708,86 +3894,22 @@
           <w:rFonts w:ascii="宋体" w:eastAsia="宋体" w:hAnsi="宋体"/>
           <w:sz w:val="24"/>
         </w:rPr>
-        <w:t xml:space="preserve">      "</w:t>
-      </w:r>
-      <w:proofErr w:type="spellStart"/>
-      <w:r>
-        <w:rPr>
-          <w:rFonts w:ascii="宋体" w:eastAsia="宋体" w:hAnsi="宋体"/>
-          <w:sz w:val="24"/>
-        </w:rPr>
-        <w:t>apiBase</w:t>
-      </w:r>
-      <w:proofErr w:type="spellEnd"/>
-      <w:r>
-        <w:rPr>
-          <w:rFonts w:ascii="宋体" w:eastAsia="宋体" w:hAnsi="宋体"/>
-          <w:sz w:val="24"/>
-        </w:rPr>
-        <w:t>": "http://localhost:4000",</w:t>
-      </w:r>
-    </w:p>
-    <w:p>
-      <w:pPr>
-        <w:rPr>
-          <w:rFonts w:ascii="宋体" w:eastAsia="宋体" w:hAnsi="宋体"/>
-          <w:sz w:val="24"/>
-        </w:rPr>
-      </w:pPr>
-      <w:r>
-        <w:rPr>
-          <w:rFonts w:ascii="宋体" w:eastAsia="宋体" w:hAnsi="宋体"/>
-          <w:sz w:val="24"/>
-        </w:rPr>
-        <w:t xml:space="preserve">      "</w:t>
-      </w:r>
-      <w:proofErr w:type="spellStart"/>
-      <w:r>
-        <w:rPr>
-          <w:rFonts w:ascii="宋体" w:eastAsia="宋体" w:hAnsi="宋体"/>
-          <w:sz w:val="24"/>
-        </w:rPr>
-        <w:t>apiKey</w:t>
-      </w:r>
-      <w:proofErr w:type="spellEnd"/>
-      <w:r>
-        <w:rPr>
-          <w:rFonts w:ascii="宋体" w:eastAsia="宋体" w:hAnsi="宋体"/>
-          <w:sz w:val="24"/>
-        </w:rPr>
-        <w:t>": "</w:t>
-      </w:r>
-      <w:proofErr w:type="spellStart"/>
-      <w:r>
-        <w:rPr>
-          <w:rFonts w:ascii="宋体" w:eastAsia="宋体" w:hAnsi="宋体"/>
-          <w:sz w:val="24"/>
-        </w:rPr>
-        <w:t>sk</w:t>
-      </w:r>
-      <w:proofErr w:type="spellEnd"/>
-      <w:r>
-        <w:rPr>
-          <w:rFonts w:ascii="宋体" w:eastAsia="宋体" w:hAnsi="宋体"/>
-          <w:sz w:val="24"/>
-        </w:rPr>
-        <w:t>-your-gateway-</w:t>
-      </w:r>
-      <w:proofErr w:type="spellStart"/>
-      <w:r>
-        <w:rPr>
-          <w:rFonts w:ascii="宋体" w:eastAsia="宋体" w:hAnsi="宋体"/>
-          <w:sz w:val="24"/>
-        </w:rPr>
-        <w:t>api</w:t>
-      </w:r>
-      <w:proofErr w:type="spellEnd"/>
-      <w:r>
-        <w:rPr>
-          <w:rFonts w:ascii="宋体" w:eastAsia="宋体" w:hAnsi="宋体"/>
-          <w:sz w:val="24"/>
-        </w:rPr>
-        <w:t>-key"</w:t>
+        <w:t xml:space="preserve">      "apiBase": "http://localhost:4000",</w:t>
+      </w:r>
+    </w:p>
+    <w:p>
+      <w:pPr>
+        <w:rPr>
+          <w:rFonts w:ascii="宋体" w:eastAsia="宋体" w:hAnsi="宋体"/>
+          <w:sz w:val="24"/>
+        </w:rPr>
+      </w:pPr>
+      <w:r>
+        <w:rPr>
+          <w:rFonts w:ascii="宋体" w:eastAsia="宋体" w:hAnsi="宋体"/>
+          <w:sz w:val="24"/>
+        </w:rPr>
+        <w:t xml:space="preserve">      "apiKey": "sk-your-gateway-api-key"</w:t>
       </w:r>
     </w:p>
     <w:p>
@@ -5045,23 +4167,7 @@
           <w:rFonts w:ascii="宋体" w:eastAsia="宋体" w:hAnsi="宋体"/>
           <w:sz w:val="24"/>
         </w:rPr>
-        <w:t xml:space="preserve">#### 3.2.4 </w:t>
-      </w:r>
-      <w:proofErr w:type="spellStart"/>
-      <w:r>
-        <w:rPr>
-          <w:rFonts w:ascii="宋体" w:eastAsia="宋体" w:hAnsi="宋体"/>
-          <w:sz w:val="24"/>
-        </w:rPr>
-        <w:t>Xshell</w:t>
-      </w:r>
-      <w:proofErr w:type="spellEnd"/>
-      <w:r>
-        <w:rPr>
-          <w:rFonts w:ascii="宋体" w:eastAsia="宋体" w:hAnsi="宋体"/>
-          <w:sz w:val="24"/>
-        </w:rPr>
-        <w:t xml:space="preserve"> / 命令行</w:t>
+        <w:t>#### 3.2.4 Xshell / 命令行</w:t>
       </w:r>
     </w:p>
     <w:p>
@@ -5144,39 +4250,7 @@
           <w:rFonts w:ascii="宋体" w:eastAsia="宋体" w:hAnsi="宋体"/>
           <w:sz w:val="24"/>
         </w:rPr>
-        <w:t>export ANTHROPIC_API_KEY=</w:t>
-      </w:r>
-      <w:proofErr w:type="spellStart"/>
-      <w:r>
-        <w:rPr>
-          <w:rFonts w:ascii="宋体" w:eastAsia="宋体" w:hAnsi="宋体"/>
-          <w:sz w:val="24"/>
-        </w:rPr>
-        <w:t>sk</w:t>
-      </w:r>
-      <w:proofErr w:type="spellEnd"/>
-      <w:r>
-        <w:rPr>
-          <w:rFonts w:ascii="宋体" w:eastAsia="宋体" w:hAnsi="宋体"/>
-          <w:sz w:val="24"/>
-        </w:rPr>
-        <w:t>-your-gateway-</w:t>
-      </w:r>
-      <w:proofErr w:type="spellStart"/>
-      <w:r>
-        <w:rPr>
-          <w:rFonts w:ascii="宋体" w:eastAsia="宋体" w:hAnsi="宋体"/>
-          <w:sz w:val="24"/>
-        </w:rPr>
-        <w:t>api</w:t>
-      </w:r>
-      <w:proofErr w:type="spellEnd"/>
-      <w:r>
-        <w:rPr>
-          <w:rFonts w:ascii="宋体" w:eastAsia="宋体" w:hAnsi="宋体"/>
-          <w:sz w:val="24"/>
-        </w:rPr>
-        <w:t>-key</w:t>
+        <w:t>export ANTHROPIC_API_KEY=sk-your-gateway-api-key</w:t>
       </w:r>
     </w:p>
     <w:p>
@@ -5351,54 +4425,22 @@
           <w:rFonts w:ascii="宋体" w:eastAsia="宋体" w:hAnsi="宋体"/>
           <w:sz w:val="24"/>
         </w:rPr>
-        <w:t xml:space="preserve">| 国内商业 API | DeepSeek, </w:t>
-      </w:r>
-      <w:proofErr w:type="gramStart"/>
-      <w:r>
-        <w:rPr>
-          <w:rFonts w:ascii="宋体" w:eastAsia="宋体" w:hAnsi="宋体"/>
-          <w:sz w:val="24"/>
-        </w:rPr>
-        <w:t>智谱</w:t>
-      </w:r>
-      <w:proofErr w:type="gramEnd"/>
-      <w:r>
-        <w:rPr>
-          <w:rFonts w:ascii="宋体" w:eastAsia="宋体" w:hAnsi="宋体"/>
-          <w:sz w:val="24"/>
-        </w:rPr>
-        <w:t xml:space="preserve"> GLM | 性价比高，中文友好 |</w:t>
-      </w:r>
-    </w:p>
-    <w:p>
-      <w:pPr>
-        <w:rPr>
-          <w:rFonts w:ascii="宋体" w:eastAsia="宋体" w:hAnsi="宋体"/>
-          <w:sz w:val="24"/>
-        </w:rPr>
-      </w:pPr>
-      <w:r>
-        <w:rPr>
-          <w:rFonts w:ascii="宋体" w:eastAsia="宋体" w:hAnsi="宋体"/>
-          <w:sz w:val="24"/>
-        </w:rPr>
-        <w:t xml:space="preserve">| 本地模型 | Ollama (Llama 3, </w:t>
-      </w:r>
-      <w:proofErr w:type="spellStart"/>
-      <w:r>
-        <w:rPr>
-          <w:rFonts w:ascii="宋体" w:eastAsia="宋体" w:hAnsi="宋体"/>
-          <w:sz w:val="24"/>
-        </w:rPr>
-        <w:t>CodeLlama</w:t>
-      </w:r>
-      <w:proofErr w:type="spellEnd"/>
-      <w:r>
-        <w:rPr>
-          <w:rFonts w:ascii="宋体" w:eastAsia="宋体" w:hAnsi="宋体"/>
-          <w:sz w:val="24"/>
-        </w:rPr>
-        <w:t>) | 免费、离线、隐私敏感任务 |</w:t>
+        <w:t>| 国内商业 API | DeepSeek, 智谱 GLM | 性价比高，中文友好 |</w:t>
+      </w:r>
+    </w:p>
+    <w:p>
+      <w:pPr>
+        <w:rPr>
+          <w:rFonts w:ascii="宋体" w:eastAsia="宋体" w:hAnsi="宋体"/>
+          <w:sz w:val="24"/>
+        </w:rPr>
+      </w:pPr>
+      <w:r>
+        <w:rPr>
+          <w:rFonts w:ascii="宋体" w:eastAsia="宋体" w:hAnsi="宋体"/>
+          <w:sz w:val="24"/>
+        </w:rPr>
+        <w:t>| 本地模型 | Ollama (Llama 3, CodeLlama) | 免费、离线、隐私敏感任务 |</w:t>
       </w:r>
     </w:p>
     <w:p>
@@ -5527,23 +4569,7 @@
           <w:rFonts w:ascii="宋体" w:eastAsia="宋体" w:hAnsi="宋体"/>
           <w:sz w:val="24"/>
         </w:rPr>
-        <w:t xml:space="preserve">| </w:t>
-      </w:r>
-      <w:proofErr w:type="gramStart"/>
-      <w:r>
-        <w:rPr>
-          <w:rFonts w:ascii="宋体" w:eastAsia="宋体" w:hAnsi="宋体"/>
-          <w:sz w:val="24"/>
-        </w:rPr>
-        <w:t>通义灵码</w:t>
-      </w:r>
-      <w:proofErr w:type="gramEnd"/>
-      <w:r>
-        <w:rPr>
-          <w:rFonts w:ascii="宋体" w:eastAsia="宋体" w:hAnsi="宋体"/>
-          <w:sz w:val="24"/>
-        </w:rPr>
-        <w:t xml:space="preserve"> | </w:t>
+        <w:t xml:space="preserve">| 通义灵码 | </w:t>
       </w:r>
       <w:r>
         <w:rPr>
@@ -5672,23 +4698,7 @@
           <w:rFonts w:ascii="宋体" w:eastAsia="宋体" w:hAnsi="宋体"/>
           <w:sz w:val="24"/>
         </w:rPr>
-        <w:t xml:space="preserve">| 能力 | Copilot / </w:t>
-      </w:r>
-      <w:proofErr w:type="gramStart"/>
-      <w:r>
-        <w:rPr>
-          <w:rFonts w:ascii="宋体" w:eastAsia="宋体" w:hAnsi="宋体"/>
-          <w:sz w:val="24"/>
-        </w:rPr>
-        <w:t>灵码</w:t>
-      </w:r>
-      <w:proofErr w:type="gramEnd"/>
-      <w:r>
-        <w:rPr>
-          <w:rFonts w:ascii="宋体" w:eastAsia="宋体" w:hAnsi="宋体"/>
-          <w:sz w:val="24"/>
-        </w:rPr>
-        <w:t xml:space="preserve"> | 你的自定义网关方案 |</w:t>
+        <w:t>| 能力 | Copilot / 灵码 | 你的自定义网关方案 |</w:t>
       </w:r>
     </w:p>
     <w:p>
@@ -5863,23 +4873,7 @@
           <w:rFonts w:ascii="宋体" w:eastAsia="宋体" w:hAnsi="宋体"/>
           <w:sz w:val="24"/>
         </w:rPr>
-        <w:t xml:space="preserve">1. **部署网关**：在本地或服务器上通过 Docker 启动 </w:t>
-      </w:r>
-      <w:proofErr w:type="spellStart"/>
-      <w:r>
-        <w:rPr>
-          <w:rFonts w:ascii="宋体" w:eastAsia="宋体" w:hAnsi="宋体"/>
-          <w:sz w:val="24"/>
-        </w:rPr>
-        <w:t>LiteLLM</w:t>
-      </w:r>
-      <w:proofErr w:type="spellEnd"/>
-      <w:r>
-        <w:rPr>
-          <w:rFonts w:ascii="宋体" w:eastAsia="宋体" w:hAnsi="宋体"/>
-          <w:sz w:val="24"/>
-        </w:rPr>
-        <w:t>，配置好至少一个商业 API（如 DeepSeek）和一个本地 Ollama 模型。</w:t>
+        <w:t>1. **部署网关**：在本地或服务器上通过 Docker 启动 LiteLLM，配置好至少一个商业 API（如 DeepSeek）和一个本地 Ollama 模型。</w:t>
       </w:r>
     </w:p>
     <w:p>
@@ -5939,23 +4933,7 @@
           <w:rFonts w:ascii="宋体" w:eastAsia="宋体" w:hAnsi="宋体"/>
           <w:sz w:val="24"/>
         </w:rPr>
-        <w:t xml:space="preserve">5. **配置路由策略**：在网关中设置价格最低的路由优先级，或配置 fallback（如 DeepSeek </w:t>
-      </w:r>
-      <w:proofErr w:type="gramStart"/>
-      <w:r>
-        <w:rPr>
-          <w:rFonts w:ascii="宋体" w:eastAsia="宋体" w:hAnsi="宋体"/>
-          <w:sz w:val="24"/>
-        </w:rPr>
-        <w:t>不</w:t>
-      </w:r>
-      <w:proofErr w:type="gramEnd"/>
-      <w:r>
-        <w:rPr>
-          <w:rFonts w:ascii="宋体" w:eastAsia="宋体" w:hAnsi="宋体"/>
-          <w:sz w:val="24"/>
-        </w:rPr>
-        <w:t>可用时自动切到本地模型）。</w:t>
+        <w:t>5. **配置路由策略**：在网关中设置价格最低的路由优先级，或配置 fallback（如 DeepSeek 不可用时自动切到本地模型）。</w:t>
       </w:r>
     </w:p>
     <w:p>
@@ -6054,23 +5032,7 @@
           <w:rFonts w:ascii="宋体" w:eastAsia="宋体" w:hAnsi="宋体"/>
           <w:sz w:val="24"/>
         </w:rPr>
-        <w:t>A：切换的是发给网关的“模型名”（如 `</w:t>
-      </w:r>
-      <w:proofErr w:type="spellStart"/>
-      <w:r>
-        <w:rPr>
-          <w:rFonts w:ascii="宋体" w:eastAsia="宋体" w:hAnsi="宋体"/>
-          <w:sz w:val="24"/>
-        </w:rPr>
-        <w:t>deepseek</w:t>
-      </w:r>
-      <w:proofErr w:type="spellEnd"/>
-      <w:r>
-        <w:rPr>
-          <w:rFonts w:ascii="宋体" w:eastAsia="宋体" w:hAnsi="宋体"/>
-          <w:sz w:val="24"/>
-        </w:rPr>
-        <w:t>-chat`），网关根据这个名字路由到真实模型后端。</w:t>
+        <w:t>A：切换的是发给网关的“模型名”（如 `deepseek-chat`），网关根据这个名字路由到真实模型后端。</w:t>
       </w:r>
     </w:p>
     <w:p>
@@ -6108,23 +5070,7 @@
           <w:rFonts w:ascii="宋体" w:eastAsia="宋体" w:hAnsi="宋体"/>
           <w:sz w:val="24"/>
         </w:rPr>
-        <w:t>A：</w:t>
-      </w:r>
-      <w:proofErr w:type="spellStart"/>
-      <w:r>
-        <w:rPr>
-          <w:rFonts w:ascii="宋体" w:eastAsia="宋体" w:hAnsi="宋体"/>
-          <w:sz w:val="24"/>
-        </w:rPr>
-        <w:t>LiteLLM</w:t>
-      </w:r>
-      <w:proofErr w:type="spellEnd"/>
-      <w:r>
-        <w:rPr>
-          <w:rFonts w:ascii="宋体" w:eastAsia="宋体" w:hAnsi="宋体"/>
-          <w:sz w:val="24"/>
-        </w:rPr>
-        <w:t xml:space="preserve"> 在普通机器上可处理 1000 QPS，自身延迟亚毫秒级，基本无感知。开启语义缓存后还能大幅加速重复请求。</w:t>
+        <w:t>A：LiteLLM 在普通机器上可处理 1000 QPS，自身延迟亚毫秒级，基本无感知。开启语义缓存后还能大幅加速重复请求。</w:t>
       </w:r>
     </w:p>
     <w:p>
@@ -6234,21 +5180,12 @@
           <w:sz w:val="24"/>
         </w:rPr>
       </w:pPr>
-      <w:proofErr w:type="spellStart"/>
-      <w:r>
-        <w:rPr>
-          <w:rFonts w:ascii="宋体" w:eastAsia="宋体" w:hAnsi="宋体"/>
-          <w:sz w:val="24"/>
-        </w:rPr>
-        <w:t>LiteLLM</w:t>
-      </w:r>
-      <w:proofErr w:type="spellEnd"/>
-      <w:r>
-        <w:rPr>
-          <w:rFonts w:ascii="宋体" w:eastAsia="宋体" w:hAnsi="宋体"/>
-          <w:sz w:val="24"/>
-        </w:rPr>
-        <w:t>的核心是一个强大的后端网关服务，并没有官方的桌面悬浮窗组件。</w:t>
+      <w:r>
+        <w:rPr>
+          <w:rFonts w:ascii="宋体" w:eastAsia="宋体" w:hAnsi="宋体"/>
+          <w:sz w:val="24"/>
+        </w:rPr>
+        <w:t>LiteLLM的核心是一个强大的后端网关服务，并没有官方的桌面悬浮窗组件。</w:t>
       </w:r>
     </w:p>
     <w:p>
@@ -6345,23 +5282,7 @@
           <w:rFonts w:ascii="宋体" w:eastAsia="宋体" w:hAnsi="宋体"/>
           <w:sz w:val="24"/>
         </w:rPr>
-        <w:t xml:space="preserve"> 方案</w:t>
-      </w:r>
-      <w:proofErr w:type="gramStart"/>
-      <w:r>
-        <w:rPr>
-          <w:rFonts w:ascii="宋体" w:eastAsia="宋体" w:hAnsi="宋体"/>
-          <w:sz w:val="24"/>
-        </w:rPr>
-        <w:t>一</w:t>
-      </w:r>
-      <w:proofErr w:type="gramEnd"/>
-      <w:r>
-        <w:rPr>
-          <w:rFonts w:ascii="宋体" w:eastAsia="宋体" w:hAnsi="宋体"/>
-          <w:sz w:val="24"/>
-        </w:rPr>
-        <w:t xml:space="preserve">：使用现成桌面AI助手 | </w:t>
+        <w:t xml:space="preserve"> 方案一：使用现成桌面AI助手 | </w:t>
       </w:r>
       <w:r>
         <w:rPr>
@@ -6375,23 +5296,7 @@
           <w:rFonts w:ascii="宋体" w:eastAsia="宋体" w:hAnsi="宋体"/>
           <w:sz w:val="24"/>
         </w:rPr>
-        <w:t xml:space="preserve"> 方案二：</w:t>
-      </w:r>
-      <w:proofErr w:type="spellStart"/>
-      <w:r>
-        <w:rPr>
-          <w:rFonts w:ascii="宋体" w:eastAsia="宋体" w:hAnsi="宋体"/>
-          <w:sz w:val="24"/>
-        </w:rPr>
-        <w:t>LiteLLM</w:t>
-      </w:r>
-      <w:proofErr w:type="spellEnd"/>
-      <w:r>
-        <w:rPr>
-          <w:rFonts w:ascii="宋体" w:eastAsia="宋体" w:hAnsi="宋体"/>
-          <w:sz w:val="24"/>
-        </w:rPr>
-        <w:t xml:space="preserve">自带的Web仪表盘 | </w:t>
+        <w:t xml:space="preserve"> 方案二：LiteLLM自带的Web仪表盘 | </w:t>
       </w:r>
       <w:r>
         <w:rPr>
@@ -6435,71 +5340,7 @@
           <w:rFonts w:ascii="宋体" w:eastAsia="宋体" w:hAnsi="宋体"/>
           <w:sz w:val="24"/>
         </w:rPr>
-        <w:t>| **核心思路** | 找一款支持链接</w:t>
-      </w:r>
-      <w:proofErr w:type="spellStart"/>
-      <w:r>
-        <w:rPr>
-          <w:rFonts w:ascii="宋体" w:eastAsia="宋体" w:hAnsi="宋体"/>
-          <w:sz w:val="24"/>
-        </w:rPr>
-        <w:t>LiteLLM</w:t>
-      </w:r>
-      <w:proofErr w:type="spellEnd"/>
-      <w:r>
-        <w:rPr>
-          <w:rFonts w:ascii="宋体" w:eastAsia="宋体" w:hAnsi="宋体"/>
-          <w:sz w:val="24"/>
-        </w:rPr>
-        <w:t>、自带悬浮窗的成品软件。 | 用好</w:t>
-      </w:r>
-      <w:proofErr w:type="spellStart"/>
-      <w:r>
-        <w:rPr>
-          <w:rFonts w:ascii="宋体" w:eastAsia="宋体" w:hAnsi="宋体"/>
-          <w:sz w:val="24"/>
-        </w:rPr>
-        <w:t>LiteLLM</w:t>
-      </w:r>
-      <w:proofErr w:type="spellEnd"/>
-      <w:r>
-        <w:rPr>
-          <w:rFonts w:ascii="宋体" w:eastAsia="宋体" w:hAnsi="宋体"/>
-          <w:sz w:val="24"/>
-        </w:rPr>
-        <w:t>内置的管理界面，将其“伪装”成桌面应用。 | 基于</w:t>
-      </w:r>
-      <w:proofErr w:type="spellStart"/>
-      <w:r>
-        <w:rPr>
-          <w:rFonts w:ascii="宋体" w:eastAsia="宋体" w:hAnsi="宋体"/>
-          <w:sz w:val="24"/>
-        </w:rPr>
-        <w:t>Streamlit</w:t>
-      </w:r>
-      <w:proofErr w:type="spellEnd"/>
-      <w:r>
-        <w:rPr>
-          <w:rFonts w:ascii="宋体" w:eastAsia="宋体" w:hAnsi="宋体"/>
-          <w:sz w:val="24"/>
-        </w:rPr>
-        <w:t>等框架，为你的</w:t>
-      </w:r>
-      <w:proofErr w:type="spellStart"/>
-      <w:r>
-        <w:rPr>
-          <w:rFonts w:ascii="宋体" w:eastAsia="宋体" w:hAnsi="宋体"/>
-          <w:sz w:val="24"/>
-        </w:rPr>
-        <w:t>LiteLLM</w:t>
-      </w:r>
-      <w:proofErr w:type="spellEnd"/>
-      <w:r>
-        <w:rPr>
-          <w:rFonts w:ascii="宋体" w:eastAsia="宋体" w:hAnsi="宋体"/>
-          <w:sz w:val="24"/>
-        </w:rPr>
-        <w:t>量身打造轻量级桌面面板。 |</w:t>
+        <w:t>| **核心思路** | 找一款支持链接LiteLLM、自带悬浮窗的成品软件。 | 用好LiteLLM内置的管理界面，将其“伪装”成桌面应用。 | 基于Streamlit等框架，为你的LiteLLM量身打造轻量级桌面面板。 |</w:t>
       </w:r>
     </w:p>
     <w:p>
@@ -6529,23 +5370,7 @@
           <w:rFonts w:ascii="宋体" w:eastAsia="宋体" w:hAnsi="宋体"/>
           <w:sz w:val="24"/>
         </w:rPr>
-        <w:t>| **主要缺点** | 选择可能有限，需要甄别；可能附带额外开销。 | 本质上仍是Web页面，可能没有系统级悬浮</w:t>
-      </w:r>
-      <w:proofErr w:type="gramStart"/>
-      <w:r>
-        <w:rPr>
-          <w:rFonts w:ascii="宋体" w:eastAsia="宋体" w:hAnsi="宋体"/>
-          <w:sz w:val="24"/>
-        </w:rPr>
-        <w:t>窗那么</w:t>
-      </w:r>
-      <w:proofErr w:type="gramEnd"/>
-      <w:r>
-        <w:rPr>
-          <w:rFonts w:ascii="宋体" w:eastAsia="宋体" w:hAnsi="宋体"/>
-          <w:sz w:val="24"/>
-        </w:rPr>
-        <w:t>“原生”。 | 需要投入额外的时间和精力进行开发。 |</w:t>
+        <w:t>| **主要缺点** | 选择可能有限，需要甄别；可能附带额外开销。 | 本质上仍是Web页面，可能没有系统级悬浮窗那么“原生”。 | 需要投入额外的时间和精力进行开发。 |</w:t>
       </w:r>
     </w:p>
     <w:p>
@@ -6628,23 +5453,7 @@
           <w:rFonts w:ascii="宋体" w:eastAsia="宋体" w:hAnsi="宋体"/>
           <w:sz w:val="24"/>
         </w:rPr>
-        <w:t xml:space="preserve"> 方案</w:t>
-      </w:r>
-      <w:proofErr w:type="gramStart"/>
-      <w:r>
-        <w:rPr>
-          <w:rFonts w:ascii="宋体" w:eastAsia="宋体" w:hAnsi="宋体"/>
-          <w:sz w:val="24"/>
-        </w:rPr>
-        <w:t>一</w:t>
-      </w:r>
-      <w:proofErr w:type="gramEnd"/>
-      <w:r>
-        <w:rPr>
-          <w:rFonts w:ascii="宋体" w:eastAsia="宋体" w:hAnsi="宋体"/>
-          <w:sz w:val="24"/>
-        </w:rPr>
-        <w:t>：使用现成的桌面AI助手 (零代码，体验最佳)</w:t>
+        <w:t xml:space="preserve"> 方案一：使用现成的桌面AI助手 (零代码，体验最佳)</w:t>
       </w:r>
     </w:p>
     <w:p>
@@ -6674,39 +5483,7 @@
           <w:rFonts w:ascii="宋体" w:eastAsia="宋体" w:hAnsi="宋体"/>
           <w:sz w:val="24"/>
         </w:rPr>
-        <w:t>AI助手，例如你提到的 **`Desktop-Claw`**。这类工具本身自带悬浮窗，你只需要在它的模型配置里，将API地址指向本地</w:t>
-      </w:r>
-      <w:proofErr w:type="spellStart"/>
-      <w:r>
-        <w:rPr>
-          <w:rFonts w:ascii="宋体" w:eastAsia="宋体" w:hAnsi="宋体"/>
-          <w:sz w:val="24"/>
-        </w:rPr>
-        <w:t>LiteLLM</w:t>
-      </w:r>
-      <w:proofErr w:type="spellEnd"/>
-      <w:r>
-        <w:rPr>
-          <w:rFonts w:ascii="宋体" w:eastAsia="宋体" w:hAnsi="宋体"/>
-          <w:sz w:val="24"/>
-        </w:rPr>
-        <w:t>网关（例如 `http://localhost:4000`），它就成了</w:t>
-      </w:r>
-      <w:proofErr w:type="spellStart"/>
-      <w:r>
-        <w:rPr>
-          <w:rFonts w:ascii="宋体" w:eastAsia="宋体" w:hAnsi="宋体"/>
-          <w:sz w:val="24"/>
-        </w:rPr>
-        <w:t>LiteLLM</w:t>
-      </w:r>
-      <w:proofErr w:type="spellEnd"/>
-      <w:r>
-        <w:rPr>
-          <w:rFonts w:ascii="宋体" w:eastAsia="宋体" w:hAnsi="宋体"/>
-          <w:sz w:val="24"/>
-        </w:rPr>
-        <w:t>的专属桌面客户端。</w:t>
+        <w:t>AI助手，例如你提到的 **`Desktop-Claw`**。这类工具本身自带悬浮窗，你只需要在它的模型配置里，将API地址指向本地LiteLLM网关（例如 `http://localhost:4000`），它就成了LiteLLM的专属桌面客户端。</w:t>
       </w:r>
     </w:p>
     <w:p>
@@ -6736,55 +5513,7 @@
           <w:rFonts w:ascii="宋体" w:eastAsia="宋体" w:hAnsi="宋体"/>
           <w:sz w:val="24"/>
         </w:rPr>
-        <w:t xml:space="preserve"> **`</w:t>
-      </w:r>
-      <w:proofErr w:type="spellStart"/>
-      <w:r>
-        <w:rPr>
-          <w:rFonts w:ascii="宋体" w:eastAsia="宋体" w:hAnsi="宋体"/>
-          <w:sz w:val="24"/>
-        </w:rPr>
-        <w:t>AgentPilot</w:t>
-      </w:r>
-      <w:proofErr w:type="spellEnd"/>
-      <w:r>
-        <w:rPr>
-          <w:rFonts w:ascii="宋体" w:eastAsia="宋体" w:hAnsi="宋体"/>
-          <w:sz w:val="24"/>
-        </w:rPr>
-        <w:t>`**、**`Agent Zero`**、**`</w:t>
-      </w:r>
-      <w:proofErr w:type="spellStart"/>
-      <w:r>
-        <w:rPr>
-          <w:rFonts w:ascii="宋体" w:eastAsia="宋体" w:hAnsi="宋体"/>
-          <w:sz w:val="24"/>
-        </w:rPr>
-        <w:t>OpenClaw</w:t>
-      </w:r>
-      <w:proofErr w:type="spellEnd"/>
-      <w:r>
-        <w:rPr>
-          <w:rFonts w:ascii="宋体" w:eastAsia="宋体" w:hAnsi="宋体"/>
-          <w:sz w:val="24"/>
-        </w:rPr>
-        <w:t>`**等相关开源项目中找到更多选择。它们通常都支持接入自定义API，能轻松与</w:t>
-      </w:r>
-      <w:proofErr w:type="spellStart"/>
-      <w:r>
-        <w:rPr>
-          <w:rFonts w:ascii="宋体" w:eastAsia="宋体" w:hAnsi="宋体"/>
-          <w:sz w:val="24"/>
-        </w:rPr>
-        <w:t>LiteLLM</w:t>
-      </w:r>
-      <w:proofErr w:type="spellEnd"/>
-      <w:r>
-        <w:rPr>
-          <w:rFonts w:ascii="宋体" w:eastAsia="宋体" w:hAnsi="宋体"/>
-          <w:sz w:val="24"/>
-        </w:rPr>
-        <w:t>集成。</w:t>
+        <w:t xml:space="preserve"> **`AgentPilot`**、**`Agent Zero`**、**`OpenClaw`**等相关开源项目中找到更多选择。它们通常都支持接入自定义API，能轻松与LiteLLM集成。</w:t>
       </w:r>
     </w:p>
     <w:p>
@@ -6821,23 +5550,7 @@
           <w:rFonts w:ascii="宋体" w:eastAsia="宋体" w:hAnsi="宋体"/>
           <w:sz w:val="24"/>
         </w:rPr>
-        <w:t xml:space="preserve"> 方案二：使用</w:t>
-      </w:r>
-      <w:proofErr w:type="spellStart"/>
-      <w:r>
-        <w:rPr>
-          <w:rFonts w:ascii="宋体" w:eastAsia="宋体" w:hAnsi="宋体"/>
-          <w:sz w:val="24"/>
-        </w:rPr>
-        <w:t>LiteLLM</w:t>
-      </w:r>
-      <w:proofErr w:type="spellEnd"/>
-      <w:r>
-        <w:rPr>
-          <w:rFonts w:ascii="宋体" w:eastAsia="宋体" w:hAnsi="宋体"/>
-          <w:sz w:val="24"/>
-        </w:rPr>
-        <w:t>自带的Web UI (最简单，功能最强)</w:t>
+        <w:t xml:space="preserve"> 方案二：使用LiteLLM自带的Web UI (最简单，功能最强)</w:t>
       </w:r>
     </w:p>
     <w:p>
@@ -6862,53 +5575,12 @@
         </w:rPr>
         <w:t>如果不追求必须是“悬浮球”，</w:t>
       </w:r>
-      <w:proofErr w:type="spellStart"/>
-      <w:r>
-        <w:rPr>
-          <w:rFonts w:ascii="宋体" w:eastAsia="宋体" w:hAnsi="宋体"/>
-          <w:sz w:val="24"/>
-        </w:rPr>
-        <w:t>LiteLLM</w:t>
-      </w:r>
-      <w:proofErr w:type="spellEnd"/>
-      <w:r>
-        <w:rPr>
-          <w:rFonts w:ascii="宋体" w:eastAsia="宋体" w:hAnsi="宋体"/>
-          <w:sz w:val="24"/>
-        </w:rPr>
-        <w:t xml:space="preserve"> Proxy自带一个功能强大的Web管理后台，启动服务后访问 `http://localhost:4000/ui` 即可使用。它能提供实时的请求日志、Token用量和花费分析，支持多模型管理。虽然它的默认界面功能相对基础，但可以通过集成更专业的数据可视化工具（如</w:t>
-      </w:r>
-      <w:proofErr w:type="spellStart"/>
-      <w:r>
-        <w:rPr>
-          <w:rFonts w:ascii="宋体" w:eastAsia="宋体" w:hAnsi="宋体"/>
-          <w:sz w:val="24"/>
-        </w:rPr>
-        <w:t>SigNoz</w:t>
-      </w:r>
-      <w:proofErr w:type="spellEnd"/>
-      <w:r>
-        <w:rPr>
-          <w:rFonts w:ascii="宋体" w:eastAsia="宋体" w:hAnsi="宋体"/>
-          <w:sz w:val="24"/>
-        </w:rPr>
-        <w:t>）或日志分析平台（如</w:t>
-      </w:r>
-      <w:proofErr w:type="spellStart"/>
-      <w:r>
-        <w:rPr>
-          <w:rFonts w:ascii="宋体" w:eastAsia="宋体" w:hAnsi="宋体"/>
-          <w:sz w:val="24"/>
-        </w:rPr>
-        <w:t>Langfuse</w:t>
-      </w:r>
-      <w:proofErr w:type="spellEnd"/>
-      <w:r>
-        <w:rPr>
-          <w:rFonts w:ascii="宋体" w:eastAsia="宋体" w:hAnsi="宋体"/>
-          <w:sz w:val="24"/>
-        </w:rPr>
-        <w:t>）来扩展监控能力。</w:t>
+      <w:r>
+        <w:rPr>
+          <w:rFonts w:ascii="宋体" w:eastAsia="宋体" w:hAnsi="宋体"/>
+          <w:sz w:val="24"/>
+        </w:rPr>
+        <w:t>LiteLLM Proxy自带一个功能强大的Web管理后台，启动服务后访问 `http://localhost:4000/ui` 即可使用。它能提供实时的请求日志、Token用量和花费分析，支持多模型管理。虽然它的默认界面功能相对基础，但可以通过集成更专业的数据可视化工具（如SigNoz）或日志分析平台（如Langfuse）来扩展监控能力。</w:t>
       </w:r>
     </w:p>
     <w:p>
@@ -7035,39 +5707,7 @@
           <w:rFonts w:ascii="宋体" w:eastAsia="宋体" w:hAnsi="宋体"/>
           <w:sz w:val="24"/>
         </w:rPr>
-        <w:t xml:space="preserve"> `</w:t>
-      </w:r>
-      <w:proofErr w:type="spellStart"/>
-      <w:r>
-        <w:rPr>
-          <w:rFonts w:ascii="宋体" w:eastAsia="宋体" w:hAnsi="宋体"/>
-          <w:sz w:val="24"/>
-        </w:rPr>
-        <w:t>Streamlit</w:t>
-      </w:r>
-      <w:proofErr w:type="spellEnd"/>
-      <w:r>
-        <w:rPr>
-          <w:rFonts w:ascii="宋体" w:eastAsia="宋体" w:hAnsi="宋体"/>
-          <w:sz w:val="24"/>
-        </w:rPr>
-        <w:t>` 等框架，为你的</w:t>
-      </w:r>
-      <w:proofErr w:type="spellStart"/>
-      <w:r>
-        <w:rPr>
-          <w:rFonts w:ascii="宋体" w:eastAsia="宋体" w:hAnsi="宋体"/>
-          <w:sz w:val="24"/>
-        </w:rPr>
-        <w:t>LiteLLM</w:t>
-      </w:r>
-      <w:proofErr w:type="spellEnd"/>
-      <w:r>
-        <w:rPr>
-          <w:rFonts w:ascii="宋体" w:eastAsia="宋体" w:hAnsi="宋体"/>
-          <w:sz w:val="24"/>
-        </w:rPr>
-        <w:t>量身定做一个超轻量的桌面面板。这个面板可以只显示你关心的核心数据，比如当前使用的模型和本月Token消耗。你可以轻松地将它设置成系统级的“**置顶窗口**”，模拟悬浮窗的体验。</w:t>
+        <w:t xml:space="preserve"> `Streamlit` 等框架，为你的LiteLLM量身定做一个超轻量的桌面面板。这个面板可以只显示你关心的核心数据，比如当前使用的模型和本月Token消耗。你可以轻松地将它设置成系统级的“**置顶窗口**”，模拟悬浮窗的体验。</w:t>
       </w:r>
     </w:p>
     <w:p>
@@ -7127,23 +5767,7 @@
           <w:rFonts w:ascii="宋体" w:eastAsia="宋体" w:hAnsi="宋体"/>
           <w:sz w:val="24"/>
         </w:rPr>
-        <w:t xml:space="preserve"> 你可能还想了解：</w:t>
-      </w:r>
-      <w:proofErr w:type="spellStart"/>
-      <w:r>
-        <w:rPr>
-          <w:rFonts w:ascii="宋体" w:eastAsia="宋体" w:hAnsi="宋体"/>
-          <w:sz w:val="24"/>
-        </w:rPr>
-        <w:t>LiteLLM</w:t>
-      </w:r>
-      <w:proofErr w:type="spellEnd"/>
-      <w:r>
-        <w:rPr>
-          <w:rFonts w:ascii="宋体" w:eastAsia="宋体" w:hAnsi="宋体"/>
-          <w:sz w:val="24"/>
-        </w:rPr>
-        <w:t>在监控方面的用法</w:t>
+        <w:t xml:space="preserve"> 你可能还想了解：LiteLLM在监控方面的用法</w:t>
       </w:r>
     </w:p>
     <w:p>
@@ -7188,23 +5812,7 @@
           <w:rFonts w:ascii="宋体" w:eastAsia="宋体" w:hAnsi="宋体"/>
           <w:sz w:val="24"/>
         </w:rPr>
-        <w:t>*   **实时UI仪表盘**：</w:t>
-      </w:r>
-      <w:proofErr w:type="spellStart"/>
-      <w:r>
-        <w:rPr>
-          <w:rFonts w:ascii="宋体" w:eastAsia="宋体" w:hAnsi="宋体"/>
-          <w:sz w:val="24"/>
-        </w:rPr>
-        <w:t>LiteLLM</w:t>
-      </w:r>
-      <w:proofErr w:type="spellEnd"/>
-      <w:r>
-        <w:rPr>
-          <w:rFonts w:ascii="宋体" w:eastAsia="宋体" w:hAnsi="宋体"/>
-          <w:sz w:val="24"/>
-        </w:rPr>
-        <w:t>提供了一个网络仪表盘来监控使用情况和花费，以及管理API密钥、模型和预算等。</w:t>
+        <w:t>*   **实时UI仪表盘**：LiteLLM提供了一个网络仪表盘来监控使用情况和花费，以及管理API密钥、模型和预算等。</w:t>
       </w:r>
     </w:p>
     <w:p>
